--- a/交付成果/第三轮修订版/第三轮4周版/读书会02_慈心禅修习_4周资料包（第三版修订）/Word版/第3周_慈心的扩展与四无量心_学员版.docx
+++ b/交付成果/第三轮修订版/第三轮4周版/读书会02_慈心禅修习_4周资料包（第三版修订）/Word版/第3周_慈心的扩展与四无量心_学员版.docx
@@ -4,18 +4,14 @@
   <w:body>
     <w:p>
       <w:pPr>
-        <w:spacing w:after="200"/>
-        <w:jc w:val="center"/>
-      </w:pPr>
-      <w:r>
-        <w:rPr>
-          <w:rFonts w:ascii="微软雅黑" w:hAnsi="微软雅黑" w:eastAsia="微软雅黑"/>
-          <w:b w:val="0"/>
-          <w:i w:val="0"/>
-          <w:color w:val="1E5631"/>
-          <w:sz w:val="36"/>
-        </w:rPr>
-        <w:t>第3周：慈心的扩展与四无量心（学员版）</w:t>
+        <w:jc w:val="right"/>
+      </w:pPr>
+      <w:r>
+        <w:rPr>
+          <w:color w:val="808080"/>
+          <w:sz w:val="16"/>
+        </w:rPr>
+        <w:t>📅 最近更新：2026-09-22 17:16　|　学员版（第三版修订 · 4周版）</w:t>
       </w:r>
     </w:p>
     <w:p>
@@ -24,11 +20,19 @@
       </w:pPr>
       <w:r>
         <w:rPr>
-          <w:rFonts w:ascii="微软雅黑" w:hAnsi="微软雅黑" w:eastAsia="微软雅黑"/>
-          <w:b w:val="0"/>
-          <w:i w:val="0"/>
-          <w:color w:val="1E5631"/>
-          <w:sz w:val="28"/>
+          <w:b/>
+          <w:color w:val="1E4620"/>
+          <w:sz w:val="30"/>
+        </w:rPr>
+        <w:t>第3周：慈心的扩展与四无量心（学员版）</w:t>
+      </w:r>
+    </w:p>
+    <w:p>
+      <w:r>
+        <w:rPr>
+          <w:b/>
+          <w:color w:val="1E4620"/>
+          <w:sz w:val="26"/>
         </w:rPr>
         <w:t>📋 本周信息卡</w:t>
       </w:r>
@@ -37,7 +41,6 @@
       <w:tblPr>
         <w:tblStyle w:val="TableGrid"/>
         <w:tblW w:type="auto" w:w="0"/>
-        <w:jc w:val="center"/>
         <w:tblLook w:firstColumn="1" w:firstRow="1" w:lastColumn="0" w:lastRow="0" w:noHBand="0" w:noVBand="1" w:val="04A0"/>
       </w:tblPr>
       <w:tblGrid>
@@ -48,17 +51,19 @@
         <w:tc>
           <w:tcPr>
             <w:tcW w:type="dxa" w:w="4819"/>
-            <w:shd w:val="clear" w:color="auto" w:fill="1E5631"/>
+            <w:shd w:val="clear" w:fill="1E4620"/>
           </w:tcPr>
           <w:p>
-            <w:r/>
             <w:r>
               <w:rPr>
-                <w:rFonts w:ascii="微软雅黑" w:hAnsi="微软雅黑" w:eastAsia="微软雅黑"/>
+                <w:sz w:val="18"/>
+              </w:rPr>
+            </w:r>
+            <w:r>
+              <w:rPr>
                 <w:b w:val="0"/>
-                <w:i w:val="0"/>
                 <w:color w:val="FFFFFF"/>
-                <w:sz w:val="20"/>
+                <w:sz w:val="18"/>
               </w:rPr>
               <w:t>项目</w:t>
             </w:r>
@@ -67,17 +72,19 @@
         <w:tc>
           <w:tcPr>
             <w:tcW w:type="dxa" w:w="4819"/>
-            <w:shd w:val="clear" w:color="auto" w:fill="1E5631"/>
+            <w:shd w:val="clear" w:fill="1E4620"/>
           </w:tcPr>
           <w:p>
-            <w:r/>
             <w:r>
               <w:rPr>
-                <w:rFonts w:ascii="微软雅黑" w:hAnsi="微软雅黑" w:eastAsia="微软雅黑"/>
+                <w:sz w:val="18"/>
+              </w:rPr>
+            </w:r>
+            <w:r>
+              <w:rPr>
                 <w:b w:val="0"/>
-                <w:i w:val="0"/>
                 <w:color w:val="FFFFFF"/>
-                <w:sz w:val="20"/>
+                <w:sz w:val="18"/>
               </w:rPr>
               <w:t>内容</w:t>
             </w:r>
@@ -90,13 +97,15 @@
             <w:tcW w:type="dxa" w:w="4819"/>
           </w:tcPr>
           <w:p>
-            <w:r/>
             <w:r>
               <w:rPr>
-                <w:rFonts w:ascii="宋体" w:hAnsi="宋体" w:eastAsia="宋体"/>
+                <w:sz w:val="18"/>
+              </w:rPr>
+            </w:r>
+            <w:r>
+              <w:rPr>
                 <w:b w:val="0"/>
-                <w:i w:val="0"/>
-                <w:sz w:val="20"/>
+                <w:sz w:val="18"/>
               </w:rPr>
               <w:t>时长</w:t>
             </w:r>
@@ -107,13 +116,15 @@
             <w:tcW w:type="dxa" w:w="4819"/>
           </w:tcPr>
           <w:p>
-            <w:r/>
             <w:r>
               <w:rPr>
-                <w:rFonts w:ascii="宋体" w:hAnsi="宋体" w:eastAsia="宋体"/>
+                <w:sz w:val="18"/>
+              </w:rPr>
+            </w:r>
+            <w:r>
+              <w:rPr>
                 <w:b w:val="0"/>
-                <w:i w:val="0"/>
-                <w:sz w:val="20"/>
+                <w:sz w:val="18"/>
               </w:rPr>
               <w:t>120分钟（4周版 · 9环节）</w:t>
             </w:r>
@@ -124,16 +135,18 @@
         <w:tc>
           <w:tcPr>
             <w:tcW w:type="dxa" w:w="4819"/>
-            <w:shd w:val="clear" w:color="auto" w:fill="F8FAFC"/>
+            <w:shd w:val="clear" w:fill="F2F5FA"/>
           </w:tcPr>
           <w:p>
-            <w:r/>
             <w:r>
               <w:rPr>
-                <w:rFonts w:ascii="宋体" w:hAnsi="宋体" w:eastAsia="宋体"/>
+                <w:sz w:val="18"/>
+              </w:rPr>
+            </w:r>
+            <w:r>
+              <w:rPr>
                 <w:b w:val="0"/>
-                <w:i w:val="0"/>
-                <w:sz w:val="20"/>
+                <w:sz w:val="18"/>
               </w:rPr>
               <w:t>核心问题</w:t>
             </w:r>
@@ -142,18 +155,20 @@
         <w:tc>
           <w:tcPr>
             <w:tcW w:type="dxa" w:w="4819"/>
-            <w:shd w:val="clear" w:color="auto" w:fill="F8FAFC"/>
+            <w:shd w:val="clear" w:fill="F2F5FA"/>
           </w:tcPr>
           <w:p>
-            <w:r/>
             <w:r>
               <w:rPr>
-                <w:rFonts w:ascii="宋体" w:hAnsi="宋体" w:eastAsia="宋体"/>
+                <w:sz w:val="18"/>
+              </w:rPr>
+            </w:r>
+            <w:r>
+              <w:rPr>
                 <w:b w:val="0"/>
-                <w:i w:val="0"/>
-                <w:sz w:val="20"/>
+                <w:sz w:val="18"/>
               </w:rPr>
-              <w:t>"破除界限"是什么意思？528种遍满慈怎么算？为什么慈心最高只能证到第三禅？；慈悲喜舍各是什么？它们之间有什么区别？</w:t>
+              <w:t>；</w:t>
             </w:r>
           </w:p>
         </w:tc>
@@ -164,13 +179,15 @@
             <w:tcW w:type="dxa" w:w="4819"/>
           </w:tcPr>
           <w:p>
-            <w:r/>
             <w:r>
               <w:rPr>
-                <w:rFonts w:ascii="宋体" w:hAnsi="宋体" w:eastAsia="宋体"/>
+                <w:sz w:val="18"/>
+              </w:rPr>
+            </w:r>
+            <w:r>
+              <w:rPr>
                 <w:b w:val="0"/>
-                <w:i w:val="0"/>
-                <w:sz w:val="20"/>
+                <w:sz w:val="18"/>
               </w:rPr>
               <w:t>共读原文</w:t>
             </w:r>
@@ -181,15 +198,17 @@
             <w:tcW w:type="dxa" w:w="4819"/>
           </w:tcPr>
           <w:p>
-            <w:r/>
             <w:r>
               <w:rPr>
-                <w:rFonts w:ascii="宋体" w:hAnsi="宋体" w:eastAsia="宋体"/>
+                <w:sz w:val="18"/>
+              </w:rPr>
+            </w:r>
+            <w:r>
+              <w:rPr>
                 <w:b w:val="0"/>
-                <w:i w:val="0"/>
-                <w:sz w:val="20"/>
+                <w:sz w:val="18"/>
               </w:rPr>
-              <w:t>共读原文1：① 第189讲·五盖(三)（PDF课件：遍满慈与528方向）② 如来禅修学体系81（PDF课件：十方散播文）③ 破除界限、528遍满与慈心禅那（《智慧之光》）　｜　共读原文2：① 第90讲·命根2&amp;慈1（PDF课件：四梵住总说）② 第91讲·悲（PDF课件：悲心所）③ 第60课·嫉1&amp;随喜1（PDF课件：喜）④ 如来禅修学体系73（PDF课件：舍）⑤ 如来禅修学体系81（PDF课件：对治总览）</w:t>
+              <w:t>共读原文1：　｜　共读原文2：</w:t>
             </w:r>
           </w:p>
         </w:tc>
@@ -198,16 +217,18 @@
         <w:tc>
           <w:tcPr>
             <w:tcW w:type="dxa" w:w="4819"/>
-            <w:shd w:val="clear" w:color="auto" w:fill="F8FAFC"/>
+            <w:shd w:val="clear" w:fill="F2F5FA"/>
           </w:tcPr>
           <w:p>
-            <w:r/>
             <w:r>
               <w:rPr>
-                <w:rFonts w:ascii="宋体" w:hAnsi="宋体" w:eastAsia="宋体"/>
+                <w:sz w:val="18"/>
+              </w:rPr>
+            </w:r>
+            <w:r>
+              <w:rPr>
                 <w:b w:val="0"/>
-                <w:i w:val="0"/>
-                <w:sz w:val="20"/>
+                <w:sz w:val="18"/>
               </w:rPr>
               <w:t>本周作业</w:t>
             </w:r>
@@ -216,4098 +237,1311 @@
         <w:tc>
           <w:tcPr>
             <w:tcW w:type="dxa" w:w="4819"/>
-            <w:shd w:val="clear" w:color="auto" w:fill="F8FAFC"/>
+            <w:shd w:val="clear" w:fill="F2F5FA"/>
           </w:tcPr>
           <w:p>
-            <w:r/>
-          </w:p>
-        </w:tc>
-      </w:tr>
-    </w:tbl>
-    <w:p>
-      <w:pPr>
-        <w:spacing w:after="40"/>
-      </w:pPr>
-    </w:p>
-    <w:p>
-      <w:pPr>
-        <w:spacing w:before="200"/>
-      </w:pPr>
-      <w:r>
-        <w:rPr>
-          <w:rFonts w:ascii="微软雅黑" w:hAnsi="微软雅黑" w:eastAsia="微软雅黑"/>
-          <w:b w:val="0"/>
-          <w:i w:val="0"/>
-          <w:color w:val="1E5631"/>
-          <w:sz w:val="28"/>
-        </w:rPr>
-        <w:t>🧘 静心开场（10 min）</w:t>
-      </w:r>
-    </w:p>
-    <w:p>
-      <w:r>
-        <w:rPr>
-          <w:rFonts w:ascii="宋体" w:hAnsi="宋体" w:eastAsia="宋体"/>
-          <w:b/>
-          <w:i w:val="0"/>
-          <w:sz w:val="22"/>
-        </w:rPr>
-        <w:t>请跟随引导静心</w:t>
-      </w:r>
-      <w:r>
-        <w:rPr>
-          <w:rFonts w:ascii="宋体" w:hAnsi="宋体" w:eastAsia="宋体"/>
-          <w:b w:val="0"/>
-          <w:i w:val="0"/>
-          <w:sz w:val="22"/>
-        </w:rPr>
-        <w:t>：</w:t>
-      </w:r>
-    </w:p>
-    <w:tbl>
-      <w:tblPr>
-        <w:tblW w:type="auto" w:w="0"/>
-        <w:jc w:val="center"/>
-        <w:tblLook w:firstColumn="1" w:firstRow="1" w:lastColumn="0" w:lastRow="0" w:noHBand="0" w:noVBand="1" w:val="04A0"/>
-      </w:tblPr>
-      <w:tblGrid>
-        <w:gridCol w:w="9638"/>
-      </w:tblGrid>
-      <w:tr>
-        <w:tc>
-          <w:tcPr>
-            <w:tcW w:type="dxa" w:w="9638"/>
-            <w:shd w:val="clear" w:color="auto" w:fill="F2F8F4"/>
-            <w:tcBorders>
-              <w:start w:val="single" w:sz="24" w:color="2E7D4F"/>
-            </w:tcBorders>
-            <w:tcMar>
-              <w:top w:w="40" w:type="dxa"/>
-              <w:bottom w:w="40" w:type="dxa"/>
-              <w:start w:w="120" w:type="dxa"/>
-              <w:end w:w="120" w:type="dxa"/>
-            </w:tcMar>
-          </w:tcPr>
-          <w:p>
-            <w:pPr>
-              <w:spacing w:line="324" w:lineRule="auto" w:after="60"/>
-            </w:pPr>
-            <w:r/>
             <w:r>
               <w:rPr>
-                <w:rFonts w:ascii="宋体" w:hAnsi="宋体" w:eastAsia="宋体"/>
-                <w:b w:val="0"/>
-                <w:i w:val="0"/>
-                <w:color w:val="333333"/>
-                <w:sz w:val="22"/>
+                <w:sz w:val="18"/>
               </w:rPr>
-              <w:t>先静坐一分钟。（停顿）</w:t>
             </w:r>
-          </w:p>
-          <w:p>
-            <w:pPr>
-              <w:spacing w:line="324" w:lineRule="auto" w:after="60"/>
-            </w:pPr>
             <w:r>
               <w:rPr>
-                <w:rFonts w:ascii="宋体" w:hAnsi="宋体" w:eastAsia="宋体"/>
                 <w:b w:val="0"/>
-                <w:i w:val="0"/>
-                <w:color w:val="333333"/>
-                <w:sz w:val="22"/>
+                <w:sz w:val="18"/>
               </w:rPr>
-              <w:t>前四周，我们从自己开始，到亲爱的人，到中性人，再到难相处的人。今天我们试试更大的扩展：把慈爱送给那些我们根本不认识的人——公司里没说过话的同事、街上擦肩而过的陌生人、甚至整个世界。</w:t>
+              <w:t>；</w:t>
             </w:r>
           </w:p>
         </w:tc>
       </w:tr>
     </w:tbl>
     <w:p>
-      <w:pPr>
-        <w:spacing w:after="40"/>
-      </w:pPr>
-    </w:p>
-    <w:tbl>
-      <w:tblPr>
-        <w:tblW w:type="auto" w:w="0"/>
-        <w:jc w:val="center"/>
-        <w:tblLook w:firstColumn="1" w:firstRow="1" w:lastColumn="0" w:lastRow="0" w:noHBand="0" w:noVBand="1" w:val="04A0"/>
-      </w:tblPr>
-      <w:tblGrid>
-        <w:gridCol w:w="9638"/>
-      </w:tblGrid>
-      <w:tr>
-        <w:tc>
-          <w:tcPr>
-            <w:tcW w:type="dxa" w:w="9638"/>
-            <w:shd w:val="clear" w:color="auto" w:fill="F2F8F4"/>
-            <w:tcBorders>
-              <w:start w:val="single" w:sz="24" w:color="2E7D4F"/>
-            </w:tcBorders>
-            <w:tcMar>
-              <w:top w:w="40" w:type="dxa"/>
-              <w:bottom w:w="40" w:type="dxa"/>
-              <w:start w:w="120" w:type="dxa"/>
-              <w:end w:w="120" w:type="dxa"/>
-            </w:tcMar>
-          </w:tcPr>
-          <w:p>
-            <w:pPr>
-              <w:spacing w:line="324" w:lineRule="auto" w:after="60"/>
-            </w:pPr>
-            <w:r/>
-            <w:r>
-              <w:rPr>
-                <w:rFonts w:ascii="宋体" w:hAnsi="宋体" w:eastAsia="宋体"/>
-                <w:b w:val="0"/>
-                <w:i w:val="0"/>
-                <w:color w:val="333333"/>
-                <w:sz w:val="22"/>
-              </w:rPr>
-              <w:t xml:space="preserve">💬 </w:t>
-            </w:r>
-            <w:r>
-              <w:rPr>
-                <w:rFonts w:ascii="宋体" w:hAnsi="宋体" w:eastAsia="宋体"/>
-                <w:b/>
-                <w:i w:val="0"/>
-                <w:color w:val="333333"/>
-                <w:sz w:val="22"/>
-              </w:rPr>
-              <w:t>破冰｜3–5分钟</w:t>
-            </w:r>
-            <w:r>
-              <w:rPr>
-                <w:rFonts w:ascii="宋体" w:hAnsi="宋体" w:eastAsia="宋体"/>
-                <w:b w:val="0"/>
-                <w:i w:val="0"/>
-                <w:color w:val="333333"/>
-                <w:sz w:val="22"/>
-              </w:rPr>
-              <w:t>：这周，你有没有对完全陌生的人，生出过一点点善意？（比如让路、道谢）</w:t>
-            </w:r>
-          </w:p>
-        </w:tc>
-      </w:tr>
-    </w:tbl>
-    <w:p>
-      <w:pPr>
-        <w:spacing w:after="40"/>
-      </w:pPr>
-    </w:p>
-    <w:tbl>
-      <w:tblPr>
-        <w:tblW w:type="auto" w:w="0"/>
-        <w:jc w:val="center"/>
-        <w:tblLook w:firstColumn="1" w:firstRow="1" w:lastColumn="0" w:lastRow="0" w:noHBand="0" w:noVBand="1" w:val="04A0"/>
-      </w:tblPr>
-      <w:tblGrid>
-        <w:gridCol w:w="9638"/>
-      </w:tblGrid>
-      <w:tr>
-        <w:tc>
-          <w:tcPr>
-            <w:tcW w:type="dxa" w:w="9638"/>
-            <w:shd w:val="clear" w:color="auto" w:fill="F2F8F4"/>
-            <w:tcBorders>
-              <w:start w:val="single" w:sz="24" w:color="2E7D4F"/>
-            </w:tcBorders>
-            <w:tcMar>
-              <w:top w:w="40" w:type="dxa"/>
-              <w:bottom w:w="40" w:type="dxa"/>
-              <w:start w:w="120" w:type="dxa"/>
-              <w:end w:w="120" w:type="dxa"/>
-            </w:tcMar>
-          </w:tcPr>
-          <w:p>
-            <w:pPr>
-              <w:spacing w:line="324" w:lineRule="auto" w:after="60"/>
-            </w:pPr>
-            <w:r/>
-            <w:r>
-              <w:rPr>
-                <w:rFonts w:ascii="宋体" w:hAnsi="宋体" w:eastAsia="宋体"/>
-                <w:b w:val="0"/>
-                <w:i w:val="0"/>
-                <w:color w:val="333333"/>
-                <w:sz w:val="22"/>
-              </w:rPr>
-              <w:t xml:space="preserve">🛡️ </w:t>
-            </w:r>
-            <w:r>
-              <w:rPr>
-                <w:rFonts w:ascii="宋体" w:hAnsi="宋体" w:eastAsia="宋体"/>
-                <w:b/>
-                <w:i w:val="0"/>
-                <w:color w:val="333333"/>
-                <w:sz w:val="22"/>
-              </w:rPr>
-              <w:t>心理安全三约定</w:t>
-            </w:r>
-            <w:r>
-              <w:rPr>
-                <w:rFonts w:ascii="宋体" w:hAnsi="宋体" w:eastAsia="宋体"/>
-                <w:b w:val="0"/>
-                <w:i w:val="0"/>
-                <w:color w:val="333333"/>
-                <w:sz w:val="22"/>
-              </w:rPr>
-              <w:t xml:space="preserve">（每次开场在心里过一遍）：① </w:t>
-            </w:r>
-            <w:r>
-              <w:rPr>
-                <w:rFonts w:ascii="宋体" w:hAnsi="宋体" w:eastAsia="宋体"/>
-                <w:b/>
-                <w:i w:val="0"/>
-                <w:color w:val="333333"/>
-                <w:sz w:val="22"/>
-              </w:rPr>
-              <w:t>保密</w:t>
-            </w:r>
-            <w:r>
-              <w:rPr>
-                <w:rFonts w:ascii="宋体" w:hAnsi="宋体" w:eastAsia="宋体"/>
-                <w:b w:val="0"/>
-                <w:i w:val="0"/>
-                <w:color w:val="333333"/>
-                <w:sz w:val="22"/>
-              </w:rPr>
-              <w:t xml:space="preserve">——这里说的话不出这间屋子；② </w:t>
-            </w:r>
-            <w:r>
-              <w:rPr>
-                <w:rFonts w:ascii="宋体" w:hAnsi="宋体" w:eastAsia="宋体"/>
-                <w:b/>
-                <w:i w:val="0"/>
-                <w:color w:val="333333"/>
-                <w:sz w:val="22"/>
-              </w:rPr>
-              <w:t>不评判</w:t>
-            </w:r>
-            <w:r>
-              <w:rPr>
-                <w:rFonts w:ascii="宋体" w:hAnsi="宋体" w:eastAsia="宋体"/>
-                <w:b w:val="0"/>
-                <w:i w:val="0"/>
-                <w:color w:val="333333"/>
-                <w:sz w:val="22"/>
-              </w:rPr>
-              <w:t xml:space="preserve">——不评价任何人的分享，也不急着评价自己；③ </w:t>
-            </w:r>
-            <w:r>
-              <w:rPr>
-                <w:rFonts w:ascii="宋体" w:hAnsi="宋体" w:eastAsia="宋体"/>
-                <w:b/>
-                <w:i w:val="0"/>
-                <w:color w:val="333333"/>
-                <w:sz w:val="22"/>
-              </w:rPr>
-              <w:t>可随时暂停</w:t>
-            </w:r>
-            <w:r>
-              <w:rPr>
-                <w:rFonts w:ascii="宋体" w:hAnsi="宋体" w:eastAsia="宋体"/>
-                <w:b w:val="0"/>
-                <w:i w:val="0"/>
-                <w:color w:val="333333"/>
-                <w:sz w:val="22"/>
-              </w:rPr>
-              <w:t>——任何时候觉得不舒服，都可以停下来休息、喝水或离开，不需要解释。</w:t>
-            </w:r>
-          </w:p>
-        </w:tc>
-      </w:tr>
-    </w:tbl>
-    <w:p>
-      <w:pPr>
-        <w:spacing w:after="40"/>
-      </w:pPr>
+      <w:r>
+        <w:rPr>
+          <w:b/>
+          <w:color w:val="1E4620"/>
+          <w:sz w:val="26"/>
+        </w:rPr>
+        <w:t>🧘 静心开场（10 min）</w:t>
+      </w:r>
     </w:p>
     <w:p>
-      <w:pPr>
-        <w:spacing w:before="200"/>
-      </w:pPr>
-      <w:r>
-        <w:rPr>
-          <w:rFonts w:ascii="微软雅黑" w:hAnsi="微软雅黑" w:eastAsia="微软雅黑"/>
+      <w:r>
+        <w:rPr>
+          <w:b/>
+        </w:rPr>
+        <w:t>请跟随引导静心</w:t>
+      </w:r>
+      <w:r>
+        <w:rPr>
           <w:b w:val="0"/>
-          <w:i w:val="0"/>
-          <w:color w:val="1E5631"/>
-          <w:sz w:val="28"/>
-        </w:rPr>
-        <w:t>📖 共读原文1（20 min）</w:t>
-      </w:r>
-    </w:p>
-    <w:tbl>
-      <w:tblPr>
-        <w:tblW w:type="auto" w:w="0"/>
-        <w:jc w:val="center"/>
-        <w:tblLook w:firstColumn="1" w:firstRow="1" w:lastColumn="0" w:lastRow="0" w:noHBand="0" w:noVBand="1" w:val="04A0"/>
-      </w:tblPr>
-      <w:tblGrid>
-        <w:gridCol w:w="9638"/>
-      </w:tblGrid>
-      <w:tr>
-        <w:tc>
-          <w:tcPr>
-            <w:tcW w:type="dxa" w:w="9638"/>
-            <w:shd w:val="clear" w:color="auto" w:fill="F2F8F4"/>
-            <w:tcBorders>
-              <w:start w:val="single" w:sz="24" w:color="2E7D4F"/>
-            </w:tcBorders>
-            <w:tcMar>
-              <w:top w:w="40" w:type="dxa"/>
-              <w:bottom w:w="40" w:type="dxa"/>
-              <w:start w:w="120" w:type="dxa"/>
-              <w:end w:w="120" w:type="dxa"/>
-            </w:tcMar>
-          </w:tcPr>
-          <w:p>
-            <w:pPr>
-              <w:spacing w:line="324" w:lineRule="auto" w:after="60"/>
-            </w:pPr>
-            <w:r/>
-            <w:r>
-              <w:rPr>
-                <w:rFonts w:ascii="宋体" w:hAnsi="宋体" w:eastAsia="宋体"/>
-                <w:b w:val="0"/>
-                <w:i w:val="0"/>
-                <w:color w:val="333333"/>
-                <w:sz w:val="22"/>
-              </w:rPr>
-              <w:t xml:space="preserve">🎤 </w:t>
-            </w:r>
-            <w:r>
-              <w:rPr>
-                <w:rFonts w:ascii="宋体" w:hAnsi="宋体" w:eastAsia="宋体"/>
-                <w:b/>
-                <w:i w:val="0"/>
-                <w:color w:val="333333"/>
-                <w:sz w:val="22"/>
-              </w:rPr>
-              <w:t>本周朗读段</w:t>
-            </w:r>
-            <w:r>
-              <w:rPr>
-                <w:rFonts w:ascii="宋体" w:hAnsi="宋体" w:eastAsia="宋体"/>
-                <w:b w:val="0"/>
-                <w:i w:val="0"/>
-                <w:color w:val="333333"/>
-                <w:sz w:val="22"/>
-              </w:rPr>
-              <w:t>（★核心段落｜约 916 字｜中等稍慢约 5 分钟；本讲共读原文正文合计约 1275 字）：先朗读全部★核心段落；◈扩展段落及补充原文作默读／选读／延伸。</w:t>
-            </w:r>
-          </w:p>
-        </w:tc>
-      </w:tr>
-    </w:tbl>
-    <w:p>
-      <w:pPr>
-        <w:spacing w:after="40"/>
-      </w:pPr>
+        </w:rPr>
+        <w:t>：</w:t>
+      </w:r>
     </w:p>
     <w:p>
       <w:pPr>
-        <w:spacing w:before="120"/>
-      </w:pPr>
-      <w:r>
-        <w:rPr>
-          <w:rFonts w:ascii="微软雅黑" w:hAnsi="微软雅黑" w:eastAsia="微软雅黑"/>
+        <w:ind w:left="170"/>
+        <w:pBdr>
+          <w:left w:val="single" w:sz="18" w:space="4" w:color="1E4620"/>
+        </w:pBdr>
+        <w:shd w:val="clear" w:fill="F2F5FA"/>
+      </w:pPr>
+      <w:r>
+        <w:rPr>
           <w:b w:val="0"/>
-          <w:i w:val="0"/>
-          <w:color w:val="1E5631"/>
-          <w:sz w:val="24"/>
-        </w:rPr>
-        <w:t>原文材料①：遍满慈的正确修习方式</w:t>
+        </w:rPr>
+        <w:t>先静坐一分钟。（停顿）</w:t>
       </w:r>
     </w:p>
     <w:p>
       <w:pPr>
-        <w:pStyle w:val="ListBullet"/>
-      </w:pPr>
-      <w:r>
-        <w:rPr>
-          <w:rFonts w:ascii="宋体" w:hAnsi="宋体" w:eastAsia="宋体"/>
+        <w:ind w:left="170"/>
+        <w:pBdr>
+          <w:left w:val="single" w:sz="18" w:space="4" w:color="1E4620"/>
+        </w:pBdr>
+        <w:shd w:val="clear" w:fill="F2F5FA"/>
+      </w:pPr>
+      <w:r>
+        <w:rPr>
           <w:b w:val="0"/>
-          <w:i w:val="0"/>
-          <w:sz w:val="22"/>
-        </w:rPr>
-        <w:t xml:space="preserve">📌 </w:t>
-      </w:r>
-      <w:r>
-        <w:rPr>
-          <w:rFonts w:ascii="宋体" w:hAnsi="宋体" w:eastAsia="宋体"/>
-          <w:b/>
-          <w:i w:val="0"/>
-          <w:sz w:val="22"/>
-        </w:rPr>
-        <w:t>完整原文见《原文全集》第二部分（第189讲）·（二）如何让慈心遍满</w:t>
+        </w:rPr>
+        <w:t>前四周，我们从自己开始，到亲爱的人，到中性人，再到难相处的人。今天我们试试更大的扩展：把慈爱送给那些我们根本不认识的人——公司里没说过话的同事、街上擦肩而过的陌生人、甚至整个世界。</w:t>
       </w:r>
     </w:p>
     <w:p>
-      <w:r>
-        <w:rPr>
-          <w:rFonts w:ascii="宋体" w:hAnsi="宋体" w:eastAsia="宋体"/>
+      <w:pPr>
+        <w:ind w:left="170"/>
+        <w:pBdr>
+          <w:left w:val="single" w:sz="18" w:space="4" w:color="1E4620"/>
+        </w:pBdr>
+        <w:shd w:val="clear" w:fill="F2F5FA"/>
+      </w:pPr>
+      <w:r>
+        <w:rPr>
+          <w:b w:val="0"/>
+        </w:rPr>
+        <w:t xml:space="preserve">💬 </w:t>
+      </w:r>
+      <w:r>
+        <w:rPr>
           <w:b/>
-          <w:i w:val="0"/>
-          <w:sz w:val="22"/>
-        </w:rPr>
-        <w:t>原文摘录（共读用）——完整原文（复制自《原文全集》第二部分，未作删改）</w:t>
-      </w:r>
-      <w:r>
-        <w:rPr>
-          <w:rFonts w:ascii="宋体" w:hAnsi="宋体" w:eastAsia="宋体"/>
+        </w:rPr>
+        <w:t>破冰｜3–5分钟</w:t>
+      </w:r>
+      <w:r>
+        <w:rPr>
           <w:b w:val="0"/>
-          <w:i w:val="0"/>
-          <w:sz w:val="22"/>
-        </w:rPr>
-        <w:t>：</w:t>
+        </w:rPr>
+        <w:t>：这周，你有没有对完全陌生的人，生出过一点点善意？（比如让路、道谢）</w:t>
       </w:r>
     </w:p>
     <w:p>
-      <w:r>
-        <w:rPr>
-          <w:rFonts w:ascii="宋体" w:hAnsi="宋体" w:eastAsia="宋体"/>
+      <w:pPr>
+        <w:ind w:left="170"/>
+        <w:pBdr>
+          <w:left w:val="single" w:sz="18" w:space="4" w:color="1E4620"/>
+        </w:pBdr>
+        <w:shd w:val="clear" w:fill="F2F5FA"/>
+      </w:pPr>
+      <w:r>
+        <w:rPr>
+          <w:b w:val="0"/>
+        </w:rPr>
+        <w:t xml:space="preserve">🛡️ </w:t>
+      </w:r>
+      <w:r>
+        <w:rPr>
           <w:b/>
-          <w:i w:val="0"/>
-          <w:sz w:val="22"/>
-        </w:rPr>
-        <w:t>★核心段落（必读）</w:t>
-      </w:r>
-      <w:r>
-        <w:rPr>
-          <w:rFonts w:ascii="宋体" w:hAnsi="宋体" w:eastAsia="宋体"/>
+        </w:rPr>
+        <w:t>心理安全三约定</w:t>
+      </w:r>
+      <w:r>
+        <w:rPr>
           <w:b w:val="0"/>
-          <w:i w:val="0"/>
-          <w:sz w:val="22"/>
-        </w:rPr>
-        <w:t>【本周朗读段】</w:t>
-      </w:r>
-    </w:p>
-    <w:tbl>
-      <w:tblPr>
-        <w:tblW w:type="auto" w:w="0"/>
-        <w:jc w:val="center"/>
-        <w:tblLook w:firstColumn="1" w:firstRow="1" w:lastColumn="0" w:lastRow="0" w:noHBand="0" w:noVBand="1" w:val="04A0"/>
-      </w:tblPr>
-      <w:tblGrid>
-        <w:gridCol w:w="9638"/>
-      </w:tblGrid>
-      <w:tr>
-        <w:tc>
-          <w:tcPr>
-            <w:tcW w:type="dxa" w:w="9638"/>
-            <w:shd w:val="clear" w:color="auto" w:fill="F2F8F4"/>
-            <w:tcBorders>
-              <w:start w:val="single" w:sz="24" w:color="2E7D4F"/>
-            </w:tcBorders>
-            <w:tcMar>
-              <w:top w:w="40" w:type="dxa"/>
-              <w:bottom w:w="40" w:type="dxa"/>
-              <w:start w:w="120" w:type="dxa"/>
-              <w:end w:w="120" w:type="dxa"/>
-            </w:tcMar>
-          </w:tcPr>
-          <w:p>
-            <w:pPr>
-              <w:spacing w:line="324" w:lineRule="auto" w:after="60"/>
-            </w:pPr>
-            <w:r/>
-            <w:r>
-              <w:rPr>
-                <w:rFonts w:ascii="宋体" w:hAnsi="宋体" w:eastAsia="宋体"/>
-                <w:b/>
-                <w:i w:val="0"/>
-                <w:color w:val="333333"/>
-                <w:sz w:val="22"/>
-              </w:rPr>
-              <w:t>（二）如何让慈心遍满</w:t>
-            </w:r>
-          </w:p>
-          <w:p>
-            <w:pPr>
-              <w:spacing w:line="324" w:lineRule="auto" w:after="60"/>
-            </w:pPr>
-          </w:p>
-          <w:p>
-            <w:pPr>
-              <w:spacing w:line="324" w:lineRule="auto" w:after="60"/>
-            </w:pPr>
-            <w:r>
-              <w:rPr>
-                <w:rFonts w:ascii="宋体" w:hAnsi="宋体" w:eastAsia="宋体"/>
-                <w:b w:val="0"/>
-                <w:i w:val="0"/>
-                <w:color w:val="333333"/>
-                <w:sz w:val="22"/>
-              </w:rPr>
-              <w:t>我们也学习了如何修习慈心遍满，共有五百二十八种遍满慈的修习方式。经常有人说："这人很慈悲"、"我们应该慈悲"、"这个人的慈悲心很强。"但往往会发现有很多人对一类人慈悲，对另一类人无法慈悲；对一类众生慈悲，对另一类众生无法慈悲。比如动物保护者提倡保护老虎，但老虎需要掠食，他们一看到老虎没有吃的就很心痛，而对于被老虎吃的那个动物，却没有想过是否应该被吃，这是慈悲还是不慈悲呢？真正的遍满慈是对一切众生的慈悲。</w:t>
-            </w:r>
-          </w:p>
-        </w:tc>
-      </w:tr>
-    </w:tbl>
-    <w:p>
-      <w:pPr>
-        <w:spacing w:after="40"/>
-      </w:pPr>
+        </w:rPr>
+        <w:t xml:space="preserve">（每次开场在心里过一遍）：① </w:t>
+      </w:r>
+      <w:r>
+        <w:rPr>
+          <w:b/>
+        </w:rPr>
+        <w:t>保密</w:t>
+      </w:r>
+      <w:r>
+        <w:rPr>
+          <w:b w:val="0"/>
+        </w:rPr>
+        <w:t xml:space="preserve">——这里说的话不出这间屋子；② </w:t>
+      </w:r>
+      <w:r>
+        <w:rPr>
+          <w:b/>
+        </w:rPr>
+        <w:t>不评判</w:t>
+      </w:r>
+      <w:r>
+        <w:rPr>
+          <w:b w:val="0"/>
+        </w:rPr>
+        <w:t xml:space="preserve">——不评价任何人的分享，也不急着评价自己；③ </w:t>
+      </w:r>
+      <w:r>
+        <w:rPr>
+          <w:b/>
+        </w:rPr>
+        <w:t>可随时暂停</w:t>
+      </w:r>
+      <w:r>
+        <w:rPr>
+          <w:b w:val="0"/>
+        </w:rPr>
+        <w:t>——任何时候觉得不舒服，都可以停下来休息、喝水或离开，不需要解释。</w:t>
+      </w:r>
     </w:p>
     <w:p>
       <w:r>
         <w:rPr>
-          <w:rFonts w:ascii="宋体" w:hAnsi="宋体" w:eastAsia="宋体"/>
           <w:b/>
-          <w:i w:val="0"/>
-          <w:sz w:val="22"/>
-        </w:rPr>
-        <w:t>★核心段落（必读）</w:t>
-      </w:r>
-      <w:r>
-        <w:rPr>
-          <w:rFonts w:ascii="宋体" w:hAnsi="宋体" w:eastAsia="宋体"/>
-          <w:b w:val="0"/>
-          <w:i w:val="0"/>
-          <w:sz w:val="22"/>
-        </w:rPr>
-        <w:t>【本周朗读段】</w:t>
-      </w:r>
-    </w:p>
-    <w:tbl>
-      <w:tblPr>
-        <w:tblW w:type="auto" w:w="0"/>
-        <w:jc w:val="center"/>
-        <w:tblLook w:firstColumn="1" w:firstRow="1" w:lastColumn="0" w:lastRow="0" w:noHBand="0" w:noVBand="1" w:val="04A0"/>
-      </w:tblPr>
-      <w:tblGrid>
-        <w:gridCol w:w="9638"/>
-      </w:tblGrid>
-      <w:tr>
-        <w:tc>
-          <w:tcPr>
-            <w:tcW w:type="dxa" w:w="9638"/>
-            <w:shd w:val="clear" w:color="auto" w:fill="F2F8F4"/>
-            <w:tcBorders>
-              <w:start w:val="single" w:sz="24" w:color="2E7D4F"/>
-            </w:tcBorders>
-            <w:tcMar>
-              <w:top w:w="40" w:type="dxa"/>
-              <w:bottom w:w="40" w:type="dxa"/>
-              <w:start w:w="120" w:type="dxa"/>
-              <w:end w:w="120" w:type="dxa"/>
-            </w:tcMar>
-          </w:tcPr>
-          <w:p>
-            <w:pPr>
-              <w:spacing w:line="324" w:lineRule="auto" w:after="60"/>
-            </w:pPr>
-            <w:r/>
-            <w:r>
-              <w:rPr>
-                <w:rFonts w:ascii="宋体" w:hAnsi="宋体" w:eastAsia="宋体"/>
-                <w:b w:val="0"/>
-                <w:i w:val="0"/>
-                <w:color w:val="333333"/>
-                <w:sz w:val="22"/>
-              </w:rPr>
-              <w:t>对众生慈悲的修习应从对自己开始，首先能够对自己散播慈爱，然后对自己尊敬的亲人散播慈爱，对普通的朋友、无感的人散播慈爱，对自己不喜欢的、讨厌的乃至于仇敌也能够散播慈爱，再扩展出来到五百二十八个方向的众生，都能够对他们散播慈爱，这才算是慈心修习的圆满。</w:t>
-            </w:r>
-          </w:p>
-        </w:tc>
-      </w:tr>
-    </w:tbl>
-    <w:p>
-      <w:pPr>
-        <w:spacing w:after="40"/>
-      </w:pPr>
+          <w:color w:val="1E4620"/>
+          <w:sz w:val="26"/>
+        </w:rPr>
+        <w:t>📖 共读原文1（20 min）</w:t>
+      </w:r>
     </w:p>
     <w:p>
-      <w:r>
-        <w:rPr>
-          <w:rFonts w:ascii="宋体" w:hAnsi="宋体" w:eastAsia="宋体"/>
+      <w:pPr>
+        <w:ind w:left="170"/>
+        <w:pBdr>
+          <w:left w:val="single" w:sz="18" w:space="4" w:color="1E4620"/>
+        </w:pBdr>
+        <w:shd w:val="clear" w:fill="F2F5FA"/>
+      </w:pPr>
+      <w:r>
+        <w:rPr>
+          <w:b w:val="0"/>
+        </w:rPr>
+        <w:t xml:space="preserve">🎤 </w:t>
+      </w:r>
+      <w:r>
+        <w:rPr>
           <w:b/>
-          <w:i w:val="0"/>
-          <w:sz w:val="22"/>
-        </w:rPr>
-        <w:t>◈扩展段落（可选）</w:t>
-      </w:r>
-      <w:r>
-        <w:rPr>
-          <w:rFonts w:ascii="宋体" w:hAnsi="宋体" w:eastAsia="宋体"/>
+        </w:rPr>
+        <w:t>本周朗读段</w:t>
+      </w:r>
+      <w:r>
+        <w:rPr>
           <w:b w:val="0"/>
-          <w:i w:val="0"/>
-          <w:sz w:val="22"/>
-        </w:rPr>
-        <w:t>【默读／选读／延伸】</w:t>
-      </w:r>
-    </w:p>
-    <w:tbl>
-      <w:tblPr>
-        <w:tblW w:type="auto" w:w="0"/>
-        <w:jc w:val="center"/>
-        <w:tblLook w:firstColumn="1" w:firstRow="1" w:lastColumn="0" w:lastRow="0" w:noHBand="0" w:noVBand="1" w:val="04A0"/>
-      </w:tblPr>
-      <w:tblGrid>
-        <w:gridCol w:w="9638"/>
-      </w:tblGrid>
-      <w:tr>
-        <w:tc>
-          <w:tcPr>
-            <w:tcW w:type="dxa" w:w="9638"/>
-            <w:shd w:val="clear" w:color="auto" w:fill="F2F8F4"/>
-            <w:tcBorders>
-              <w:start w:val="single" w:sz="24" w:color="2E7D4F"/>
-            </w:tcBorders>
-            <w:tcMar>
-              <w:top w:w="40" w:type="dxa"/>
-              <w:bottom w:w="40" w:type="dxa"/>
-              <w:start w:w="120" w:type="dxa"/>
-              <w:end w:w="120" w:type="dxa"/>
-            </w:tcMar>
-          </w:tcPr>
-          <w:p>
-            <w:pPr>
-              <w:spacing w:line="324" w:lineRule="auto" w:after="60"/>
-            </w:pPr>
-            <w:r/>
-            <w:r>
-              <w:rPr>
-                <w:rFonts w:ascii="宋体" w:hAnsi="宋体" w:eastAsia="宋体"/>
-                <w:b w:val="0"/>
-                <w:i w:val="0"/>
-                <w:color w:val="333333"/>
-                <w:sz w:val="22"/>
-              </w:rPr>
-              <w:t>佛教界中，常听人说："你有没有修慈悲心啊？"真正的慈悲心应如此修才算圆满，即使很多修课程修到遍满慈程度的人也会发现：在修慈时感觉比较好，但下坐以后该对谁生气还照样生气，这就是慈心不能持续。</w:t>
-            </w:r>
-          </w:p>
-        </w:tc>
-      </w:tr>
-    </w:tbl>
-    <w:p>
-      <w:pPr>
-        <w:spacing w:after="40"/>
-      </w:pPr>
+        </w:rPr>
+        <w:t>（★核心段落｜约 916 字｜中等稍慢约 5 分钟；本讲共读原文正文合计约 1275 字）：先朗读全部★核心段落；◈扩展段落及补充原文作默读／选读／延伸。</w:t>
+      </w:r>
     </w:p>
     <w:p>
       <w:r>
         <w:rPr>
-          <w:rFonts w:ascii="宋体" w:hAnsi="宋体" w:eastAsia="宋体"/>
           <w:b/>
-          <w:i w:val="0"/>
-          <w:sz w:val="22"/>
-        </w:rPr>
-        <w:t>★核心段落（必读）</w:t>
-      </w:r>
-      <w:r>
-        <w:rPr>
-          <w:rFonts w:ascii="宋体" w:hAnsi="宋体" w:eastAsia="宋体"/>
-          <w:b w:val="0"/>
-          <w:i w:val="0"/>
-          <w:sz w:val="22"/>
-        </w:rPr>
-        <w:t>【本周朗读段】</w:t>
-      </w:r>
-    </w:p>
-    <w:tbl>
-      <w:tblPr>
-        <w:tblW w:type="auto" w:w="0"/>
-        <w:jc w:val="center"/>
-        <w:tblLook w:firstColumn="1" w:firstRow="1" w:lastColumn="0" w:lastRow="0" w:noHBand="0" w:noVBand="1" w:val="04A0"/>
-      </w:tblPr>
-      <w:tblGrid>
-        <w:gridCol w:w="9638"/>
-      </w:tblGrid>
-      <w:tr>
-        <w:tc>
-          <w:tcPr>
-            <w:tcW w:type="dxa" w:w="9638"/>
-            <w:shd w:val="clear" w:color="auto" w:fill="F2F8F4"/>
-            <w:tcBorders>
-              <w:start w:val="single" w:sz="24" w:color="2E7D4F"/>
-            </w:tcBorders>
-            <w:tcMar>
-              <w:top w:w="40" w:type="dxa"/>
-              <w:bottom w:w="40" w:type="dxa"/>
-              <w:start w:w="120" w:type="dxa"/>
-              <w:end w:w="120" w:type="dxa"/>
-            </w:tcMar>
-          </w:tcPr>
-          <w:p>
-            <w:pPr>
-              <w:spacing w:line="324" w:lineRule="auto" w:after="60"/>
-            </w:pPr>
-            <w:r/>
-            <w:r>
-              <w:rPr>
-                <w:rFonts w:ascii="宋体" w:hAnsi="宋体" w:eastAsia="宋体"/>
-                <w:b w:val="0"/>
-                <w:i w:val="0"/>
-                <w:color w:val="333333"/>
-                <w:sz w:val="22"/>
-              </w:rPr>
-              <w:t>如何让慈心遍满，且在一切时处都能够生起慈心呢？应于一切时处练习。作为修慈心的人要受持慈心九戒，以慈具之心遍满一切众生类而住，即一整天的行住坐卧都在慈心里面，慈心才能够持续地被生起。</w:t>
-            </w:r>
-          </w:p>
-        </w:tc>
-      </w:tr>
-    </w:tbl>
-    <w:p>
-      <w:pPr>
-        <w:spacing w:after="40"/>
-      </w:pPr>
+          <w:color w:val="1E4620"/>
+          <w:sz w:val="23"/>
+        </w:rPr>
+        <w:t>原文材料①：遍满慈的正确修习方式</w:t>
+      </w:r>
     </w:p>
     <w:p>
       <w:pPr>
-        <w:spacing w:before="120"/>
-      </w:pPr>
-      <w:r>
-        <w:rPr>
-          <w:rFonts w:ascii="微软雅黑" w:hAnsi="微软雅黑" w:eastAsia="微软雅黑"/>
+        <w:pStyle w:val="ListBullet"/>
+      </w:pPr>
+      <w:r>
+        <w:rPr>
           <w:b w:val="0"/>
-          <w:i w:val="0"/>
-          <w:color w:val="1E5631"/>
-          <w:sz w:val="24"/>
-        </w:rPr>
-        <w:t>原文材料②：向十方众生散播慈爱（念诵文）</w:t>
+        </w:rPr>
+        <w:t xml:space="preserve">📌 </w:t>
+      </w:r>
+      <w:r>
+        <w:rPr>
+          <w:b/>
+        </w:rPr>
+        <w:t>完整原文见《原文全集》第二部分（第189讲）·（二）如何让慈心遍满</w:t>
       </w:r>
     </w:p>
     <w:p>
-      <w:pPr>
-        <w:pStyle w:val="ListBullet"/>
-      </w:pPr>
-      <w:r>
-        <w:rPr>
-          <w:rFonts w:ascii="宋体" w:hAnsi="宋体" w:eastAsia="宋体"/>
+      <w:r>
+        <w:rPr>
+          <w:b/>
+        </w:rPr>
+        <w:t>原文摘录（共读用）——完整原文（复制自《原文全集》第二部分，未作删改）</w:t>
+      </w:r>
+      <w:r>
+        <w:rPr>
           <w:b w:val="0"/>
-          <w:i w:val="0"/>
-          <w:sz w:val="22"/>
-        </w:rPr>
-        <w:t xml:space="preserve">📌 </w:t>
-      </w:r>
-      <w:r>
-        <w:rPr>
-          <w:rFonts w:ascii="宋体" w:hAnsi="宋体" w:eastAsia="宋体"/>
-          <w:b/>
-          <w:i w:val="0"/>
-          <w:sz w:val="22"/>
-        </w:rPr>
-        <w:t>完整原文见《原文全集》第九部分（天湖寺早晚课诵本）·（三）散播慈爱与发愿（Mettābhāvanā ca Patthanā ca）——十方散播部分</w:t>
-      </w:r>
-      <w:r>
-        <w:rPr>
-          <w:rFonts w:ascii="宋体" w:hAnsi="宋体" w:eastAsia="宋体"/>
-          <w:b w:val="0"/>
-          <w:i w:val="0"/>
-          <w:sz w:val="22"/>
-        </w:rPr>
-        <w:t>（十方散播文全文，巴利+中文）</w:t>
+        </w:rPr>
+        <w:t>：</w:t>
       </w:r>
     </w:p>
     <w:p>
       <w:r>
         <w:rPr>
-          <w:rFonts w:ascii="宋体" w:hAnsi="宋体" w:eastAsia="宋体"/>
           <w:b/>
-          <w:i w:val="0"/>
-          <w:sz w:val="22"/>
-        </w:rPr>
-        <w:t>原文摘录（共读用）——十方散播文（完整原文，复制自《原文全集》第九部分，未作删改）</w:t>
-      </w:r>
-      <w:r>
-        <w:rPr>
-          <w:rFonts w:ascii="宋体" w:hAnsi="宋体" w:eastAsia="宋体"/>
+        </w:rPr>
+        <w:t>★核心段落（必读）</w:t>
+      </w:r>
+      <w:r>
+        <w:rPr>
           <w:b w:val="0"/>
-          <w:i w:val="0"/>
-          <w:sz w:val="22"/>
-        </w:rPr>
-        <w:t>：</w:t>
+        </w:rPr>
+        <w:t>【本周朗读段】</w:t>
       </w:r>
     </w:p>
     <w:p>
-      <w:r>
-        <w:rPr>
-          <w:rFonts w:ascii="宋体" w:hAnsi="宋体" w:eastAsia="宋体"/>
+      <w:pPr>
+        <w:ind w:left="170"/>
+        <w:pBdr>
+          <w:left w:val="single" w:sz="18" w:space="4" w:color="1E4620"/>
+        </w:pBdr>
+        <w:shd w:val="clear" w:fill="F2F5FA"/>
+      </w:pPr>
+      <w:r>
+        <w:rPr>
           <w:b/>
-          <w:i w:val="0"/>
-          <w:sz w:val="22"/>
-        </w:rPr>
-        <w:t>★核心段落（必读）</w:t>
-      </w:r>
-      <w:r>
-        <w:rPr>
-          <w:rFonts w:ascii="宋体" w:hAnsi="宋体" w:eastAsia="宋体"/>
-          <w:b w:val="0"/>
-          <w:i w:val="0"/>
-          <w:sz w:val="22"/>
-        </w:rPr>
-        <w:t>【本周朗读段】</w:t>
-      </w:r>
-    </w:p>
-    <w:tbl>
-      <w:tblPr>
-        <w:tblW w:type="auto" w:w="0"/>
-        <w:jc w:val="center"/>
-        <w:tblLook w:firstColumn="1" w:firstRow="1" w:lastColumn="0" w:lastRow="0" w:noHBand="0" w:noVBand="1" w:val="04A0"/>
-      </w:tblPr>
-      <w:tblGrid>
-        <w:gridCol w:w="9638"/>
-      </w:tblGrid>
-      <w:tr>
-        <w:tc>
-          <w:tcPr>
-            <w:tcW w:type="dxa" w:w="9638"/>
-            <w:shd w:val="clear" w:color="auto" w:fill="F2F8F4"/>
-            <w:tcBorders>
-              <w:start w:val="single" w:sz="24" w:color="2E7D4F"/>
-            </w:tcBorders>
-            <w:tcMar>
-              <w:top w:w="40" w:type="dxa"/>
-              <w:bottom w:w="40" w:type="dxa"/>
-              <w:start w:w="120" w:type="dxa"/>
-              <w:end w:w="120" w:type="dxa"/>
-            </w:tcMar>
-          </w:tcPr>
-          <w:p>
-            <w:pPr>
-              <w:spacing w:line="324" w:lineRule="auto" w:after="60"/>
-            </w:pPr>
-            <w:r/>
-            <w:r>
-              <w:rPr>
-                <w:rFonts w:ascii="宋体" w:hAnsi="宋体" w:eastAsia="宋体"/>
-                <w:b/>
-                <w:i w:val="0"/>
-                <w:color w:val="333333"/>
-                <w:sz w:val="22"/>
-              </w:rPr>
-              <w:t>（三）散播慈爱与发愿（Mettābhāvanā ca Patthanā ca，每晚在结束一天的修行生活前念诵）——十方散播部分</w:t>
-            </w:r>
-          </w:p>
-          <w:p>
-            <w:pPr>
-              <w:spacing w:line="324" w:lineRule="auto" w:after="60"/>
-            </w:pPr>
-          </w:p>
-          <w:p>
-            <w:pPr>
-              <w:spacing w:line="324" w:lineRule="auto" w:after="60"/>
-            </w:pPr>
-            <w:r>
-              <w:rPr>
-                <w:rFonts w:ascii="宋体" w:hAnsi="宋体" w:eastAsia="宋体"/>
-                <w:b w:val="0"/>
-                <w:i w:val="0"/>
-                <w:color w:val="333333"/>
-                <w:sz w:val="22"/>
-              </w:rPr>
-              <w:t>Sabbe sattā, sabbe pāṇā, sabbe bhūtā, sabbe puggalā,</w:t>
-            </w:r>
-          </w:p>
-          <w:p>
-            <w:pPr>
-              <w:spacing w:line="324" w:lineRule="auto" w:after="60"/>
-            </w:pPr>
-            <w:r>
-              <w:rPr>
-                <w:rFonts w:ascii="宋体" w:hAnsi="宋体" w:eastAsia="宋体"/>
-                <w:b w:val="0"/>
-                <w:i w:val="0"/>
-                <w:color w:val="333333"/>
-                <w:sz w:val="22"/>
-              </w:rPr>
-              <w:t>愿一切有情、一切众生、一切生类、一切个体、</w:t>
-            </w:r>
-          </w:p>
-          <w:p>
-            <w:pPr>
-              <w:spacing w:line="324" w:lineRule="auto" w:after="60"/>
-            </w:pPr>
-            <w:r>
-              <w:rPr>
-                <w:rFonts w:ascii="宋体" w:hAnsi="宋体" w:eastAsia="宋体"/>
-                <w:b w:val="0"/>
-                <w:i w:val="0"/>
-                <w:color w:val="333333"/>
-                <w:sz w:val="22"/>
-              </w:rPr>
-              <w:t>sabbe attabhāvapariyāpannā, sabbā itthiyo, sabbe purisā,</w:t>
-            </w:r>
-          </w:p>
-          <w:p>
-            <w:pPr>
-              <w:spacing w:line="324" w:lineRule="auto" w:after="60"/>
-            </w:pPr>
-            <w:r>
-              <w:rPr>
-                <w:rFonts w:ascii="宋体" w:hAnsi="宋体" w:eastAsia="宋体"/>
-                <w:b w:val="0"/>
-                <w:i w:val="0"/>
-                <w:color w:val="333333"/>
-                <w:sz w:val="22"/>
-              </w:rPr>
-              <w:t>一切拥有自体者；一切女性、一切男性、</w:t>
-            </w:r>
-          </w:p>
-          <w:p>
-            <w:pPr>
-              <w:spacing w:line="324" w:lineRule="auto" w:after="60"/>
-            </w:pPr>
-            <w:r>
-              <w:rPr>
-                <w:rFonts w:ascii="宋体" w:hAnsi="宋体" w:eastAsia="宋体"/>
-                <w:b w:val="0"/>
-                <w:i w:val="0"/>
-                <w:color w:val="333333"/>
-                <w:sz w:val="22"/>
-              </w:rPr>
-              <w:t>sabbe ariyā, sabbe anariyā, sabbe devā, sabbe manussā, sabbe vinipātikā.</w:t>
-            </w:r>
-          </w:p>
-          <w:p>
-            <w:pPr>
-              <w:spacing w:line="324" w:lineRule="auto" w:after="60"/>
-            </w:pPr>
-            <w:r>
-              <w:rPr>
-                <w:rFonts w:ascii="宋体" w:hAnsi="宋体" w:eastAsia="宋体"/>
-                <w:b w:val="0"/>
-                <w:i w:val="0"/>
-                <w:color w:val="333333"/>
-                <w:sz w:val="22"/>
-              </w:rPr>
-              <w:t>一切圣者、一切非圣者、一切诸天、一切人类、一切堕苦处者。</w:t>
-            </w:r>
-          </w:p>
-          <w:p>
-            <w:pPr>
-              <w:spacing w:line="324" w:lineRule="auto" w:after="60"/>
-            </w:pPr>
-            <w:r>
-              <w:rPr>
-                <w:rFonts w:ascii="宋体" w:hAnsi="宋体" w:eastAsia="宋体"/>
-                <w:b w:val="0"/>
-                <w:i w:val="0"/>
-                <w:color w:val="333333"/>
-                <w:sz w:val="22"/>
-              </w:rPr>
-              <w:t>Averā hontu, abyāpajjā hontu, anīghā hontu, sukhī attānaṃ pariharantu.</w:t>
-            </w:r>
-          </w:p>
-          <w:p>
-            <w:pPr>
-              <w:spacing w:line="324" w:lineRule="auto" w:after="60"/>
-            </w:pPr>
-            <w:r>
-              <w:rPr>
-                <w:rFonts w:ascii="宋体" w:hAnsi="宋体" w:eastAsia="宋体"/>
-                <w:b w:val="0"/>
-                <w:i w:val="0"/>
-                <w:color w:val="333333"/>
-                <w:sz w:val="22"/>
-              </w:rPr>
-              <w:t>无怨敌，无瞋害，无恼乱，保持自己的快乐！</w:t>
-            </w:r>
-          </w:p>
-          <w:p>
-            <w:pPr>
-              <w:spacing w:line="324" w:lineRule="auto" w:after="60"/>
-            </w:pPr>
-            <w:r>
-              <w:rPr>
-                <w:rFonts w:ascii="宋体" w:hAnsi="宋体" w:eastAsia="宋体"/>
-                <w:b w:val="0"/>
-                <w:i w:val="0"/>
-                <w:color w:val="333333"/>
-                <w:sz w:val="22"/>
-              </w:rPr>
-              <w:t>Dukkhā muccantu, yathāladdhasampattito māvigacchantu, kammassakā.</w:t>
-            </w:r>
-          </w:p>
-          <w:p>
-            <w:pPr>
-              <w:spacing w:line="324" w:lineRule="auto" w:after="60"/>
-            </w:pPr>
-            <w:r>
-              <w:rPr>
-                <w:rFonts w:ascii="宋体" w:hAnsi="宋体" w:eastAsia="宋体"/>
-                <w:b w:val="0"/>
-                <w:i w:val="0"/>
-                <w:color w:val="333333"/>
-                <w:sz w:val="22"/>
-              </w:rPr>
-              <w:t>脱离诸苦，不失去所得的成就。［他们］是业的所有者！</w:t>
-            </w:r>
-          </w:p>
-        </w:tc>
-      </w:tr>
-    </w:tbl>
-    <w:p>
-      <w:pPr>
-        <w:spacing w:after="40"/>
-      </w:pPr>
+        </w:rPr>
+        <w:t>（二）如何让慈心遍满</w:t>
+      </w:r>
     </w:p>
     <w:p>
-      <w:r>
-        <w:rPr>
-          <w:rFonts w:ascii="宋体" w:hAnsi="宋体" w:eastAsia="宋体"/>
-          <w:b/>
-          <w:i w:val="0"/>
-          <w:sz w:val="22"/>
-        </w:rPr>
-        <w:t>★核心段落（必读）</w:t>
-      </w:r>
-      <w:r>
-        <w:rPr>
-          <w:rFonts w:ascii="宋体" w:hAnsi="宋体" w:eastAsia="宋体"/>
+      <w:pPr>
+        <w:ind w:left="170"/>
+        <w:pBdr>
+          <w:left w:val="single" w:sz="18" w:space="4" w:color="1E4620"/>
+        </w:pBdr>
+        <w:shd w:val="clear" w:fill="F2F5FA"/>
+      </w:pPr>
+      <w:r>
+        <w:rPr>
           <w:b w:val="0"/>
-          <w:i w:val="0"/>
-          <w:sz w:val="22"/>
-        </w:rPr>
-        <w:t>【本周朗读段】</w:t>
-      </w:r>
-    </w:p>
-    <w:tbl>
-      <w:tblPr>
-        <w:tblW w:type="auto" w:w="0"/>
-        <w:jc w:val="center"/>
-        <w:tblLook w:firstColumn="1" w:firstRow="1" w:lastColumn="0" w:lastRow="0" w:noHBand="0" w:noVBand="1" w:val="04A0"/>
-      </w:tblPr>
-      <w:tblGrid>
-        <w:gridCol w:w="9638"/>
-      </w:tblGrid>
-      <w:tr>
-        <w:tc>
-          <w:tcPr>
-            <w:tcW w:type="dxa" w:w="9638"/>
-            <w:shd w:val="clear" w:color="auto" w:fill="F2F8F4"/>
-            <w:tcBorders>
-              <w:start w:val="single" w:sz="24" w:color="2E7D4F"/>
-            </w:tcBorders>
-            <w:tcMar>
-              <w:top w:w="40" w:type="dxa"/>
-              <w:bottom w:w="40" w:type="dxa"/>
-              <w:start w:w="120" w:type="dxa"/>
-              <w:end w:w="120" w:type="dxa"/>
-            </w:tcMar>
-          </w:tcPr>
-          <w:p>
-            <w:pPr>
-              <w:spacing w:line="324" w:lineRule="auto" w:after="60"/>
-            </w:pPr>
-            <w:r/>
-            <w:r>
-              <w:rPr>
-                <w:rFonts w:ascii="宋体" w:hAnsi="宋体" w:eastAsia="宋体"/>
-                <w:b w:val="0"/>
-                <w:i w:val="0"/>
-                <w:color w:val="333333"/>
-                <w:sz w:val="22"/>
-              </w:rPr>
-              <w:t>Puratthimāya disāya, pacchimāya disāya, uttarāya disāya, dakkhiṇāya disāya,</w:t>
-            </w:r>
-          </w:p>
-          <w:p>
-            <w:pPr>
-              <w:spacing w:line="324" w:lineRule="auto" w:after="60"/>
-            </w:pPr>
-            <w:r>
-              <w:rPr>
-                <w:rFonts w:ascii="宋体" w:hAnsi="宋体" w:eastAsia="宋体"/>
-                <w:b w:val="0"/>
-                <w:i w:val="0"/>
-                <w:color w:val="333333"/>
-                <w:sz w:val="22"/>
-              </w:rPr>
-              <w:t>愿东方、西方、北方、南方，</w:t>
-            </w:r>
-          </w:p>
-          <w:p>
-            <w:pPr>
-              <w:spacing w:line="324" w:lineRule="auto" w:after="60"/>
-            </w:pPr>
-            <w:r>
-              <w:rPr>
-                <w:rFonts w:ascii="宋体" w:hAnsi="宋体" w:eastAsia="宋体"/>
-                <w:b w:val="0"/>
-                <w:i w:val="0"/>
-                <w:color w:val="333333"/>
-                <w:sz w:val="22"/>
-              </w:rPr>
-              <w:t>puratthimāya anudisāya, pacchimāya anudisāya, uttarāya anudisāya, dakkhiṇāya anudisāya,</w:t>
-            </w:r>
-          </w:p>
-          <w:p>
-            <w:pPr>
-              <w:spacing w:line="324" w:lineRule="auto" w:after="60"/>
-            </w:pPr>
-            <w:r>
-              <w:rPr>
-                <w:rFonts w:ascii="宋体" w:hAnsi="宋体" w:eastAsia="宋体"/>
-                <w:b w:val="0"/>
-                <w:i w:val="0"/>
-                <w:color w:val="333333"/>
-                <w:sz w:val="22"/>
-              </w:rPr>
-              <w:t>东南方、西北方、东北方、西南方，</w:t>
-            </w:r>
-          </w:p>
-          <w:p>
-            <w:pPr>
-              <w:spacing w:line="324" w:lineRule="auto" w:after="60"/>
-            </w:pPr>
-            <w:r>
-              <w:rPr>
-                <w:rFonts w:ascii="宋体" w:hAnsi="宋体" w:eastAsia="宋体"/>
-                <w:b w:val="0"/>
-                <w:i w:val="0"/>
-                <w:color w:val="333333"/>
-                <w:sz w:val="22"/>
-              </w:rPr>
-              <w:t>heṭṭhimāya disāya, uparimāya disāya. Sabbe sattā, sabbe pāṇā,</w:t>
-            </w:r>
-          </w:p>
-          <w:p>
-            <w:pPr>
-              <w:spacing w:line="324" w:lineRule="auto" w:after="60"/>
-            </w:pPr>
-            <w:r>
-              <w:rPr>
-                <w:rFonts w:ascii="宋体" w:hAnsi="宋体" w:eastAsia="宋体"/>
-                <w:b w:val="0"/>
-                <w:i w:val="0"/>
-                <w:color w:val="333333"/>
-                <w:sz w:val="22"/>
-              </w:rPr>
-              <w:t>下方、上方的一切有情、一切众生、</w:t>
-            </w:r>
-          </w:p>
-          <w:p>
-            <w:pPr>
-              <w:spacing w:line="324" w:lineRule="auto" w:after="60"/>
-            </w:pPr>
-            <w:r>
-              <w:rPr>
-                <w:rFonts w:ascii="宋体" w:hAnsi="宋体" w:eastAsia="宋体"/>
-                <w:b w:val="0"/>
-                <w:i w:val="0"/>
-                <w:color w:val="333333"/>
-                <w:sz w:val="22"/>
-              </w:rPr>
-              <w:t>sabbe bhūtā, sabbe puggalā, sabbe attabhāvapariyāpannā,</w:t>
-            </w:r>
-          </w:p>
-          <w:p>
-            <w:pPr>
-              <w:spacing w:line="324" w:lineRule="auto" w:after="60"/>
-            </w:pPr>
-            <w:r>
-              <w:rPr>
-                <w:rFonts w:ascii="宋体" w:hAnsi="宋体" w:eastAsia="宋体"/>
-                <w:b w:val="0"/>
-                <w:i w:val="0"/>
-                <w:color w:val="333333"/>
-                <w:sz w:val="22"/>
-              </w:rPr>
-              <w:t>一切生类、一切个体、一切拥有自体者；</w:t>
-            </w:r>
-          </w:p>
-          <w:p>
-            <w:pPr>
-              <w:spacing w:line="324" w:lineRule="auto" w:after="60"/>
-            </w:pPr>
-            <w:r>
-              <w:rPr>
-                <w:rFonts w:ascii="宋体" w:hAnsi="宋体" w:eastAsia="宋体"/>
-                <w:b w:val="0"/>
-                <w:i w:val="0"/>
-                <w:color w:val="333333"/>
-                <w:sz w:val="22"/>
-              </w:rPr>
-              <w:t>sabbā itthiyo, sabbe purisā, sabbe ariyā, sabbe anariyā,</w:t>
-            </w:r>
-          </w:p>
-          <w:p>
-            <w:pPr>
-              <w:spacing w:line="324" w:lineRule="auto" w:after="60"/>
-            </w:pPr>
-            <w:r>
-              <w:rPr>
-                <w:rFonts w:ascii="宋体" w:hAnsi="宋体" w:eastAsia="宋体"/>
-                <w:b w:val="0"/>
-                <w:i w:val="0"/>
-                <w:color w:val="333333"/>
-                <w:sz w:val="22"/>
-              </w:rPr>
-              <w:t>一切女性、一切男性、一切圣者、一切非圣者、</w:t>
-            </w:r>
-          </w:p>
-          <w:p>
-            <w:pPr>
-              <w:spacing w:line="324" w:lineRule="auto" w:after="60"/>
-            </w:pPr>
-            <w:r>
-              <w:rPr>
-                <w:rFonts w:ascii="宋体" w:hAnsi="宋体" w:eastAsia="宋体"/>
-                <w:b w:val="0"/>
-                <w:i w:val="0"/>
-                <w:color w:val="333333"/>
-                <w:sz w:val="22"/>
-              </w:rPr>
-              <w:t>sabbe devā, sabbe manussā, sabbe vinipātikā.</w:t>
-            </w:r>
-          </w:p>
-          <w:p>
-            <w:pPr>
-              <w:spacing w:line="324" w:lineRule="auto" w:after="60"/>
-            </w:pPr>
-            <w:r>
-              <w:rPr>
-                <w:rFonts w:ascii="宋体" w:hAnsi="宋体" w:eastAsia="宋体"/>
-                <w:b w:val="0"/>
-                <w:i w:val="0"/>
-                <w:color w:val="333333"/>
-                <w:sz w:val="22"/>
-              </w:rPr>
-              <w:t>一切诸天、一切人类、一切堕苦处者。</w:t>
-            </w:r>
-          </w:p>
-          <w:p>
-            <w:pPr>
-              <w:spacing w:line="324" w:lineRule="auto" w:after="60"/>
-            </w:pPr>
-            <w:r>
-              <w:rPr>
-                <w:rFonts w:ascii="宋体" w:hAnsi="宋体" w:eastAsia="宋体"/>
-                <w:b w:val="0"/>
-                <w:i w:val="0"/>
-                <w:color w:val="333333"/>
-                <w:sz w:val="22"/>
-              </w:rPr>
-              <w:t>Averā hontu, abyāpajjā hontu, anīghā hontu, sukhī attānaṃ pariharantu,</w:t>
-            </w:r>
-          </w:p>
-          <w:p>
-            <w:pPr>
-              <w:spacing w:line="324" w:lineRule="auto" w:after="60"/>
-            </w:pPr>
-            <w:r>
-              <w:rPr>
-                <w:rFonts w:ascii="宋体" w:hAnsi="宋体" w:eastAsia="宋体"/>
-                <w:b w:val="0"/>
-                <w:i w:val="0"/>
-                <w:color w:val="333333"/>
-                <w:sz w:val="22"/>
-              </w:rPr>
-              <w:t>无怨敌，无瞋害，无恼乱，保持自己的快乐，</w:t>
-            </w:r>
-          </w:p>
-          <w:p>
-            <w:pPr>
-              <w:spacing w:line="324" w:lineRule="auto" w:after="60"/>
-            </w:pPr>
-            <w:r>
-              <w:rPr>
-                <w:rFonts w:ascii="宋体" w:hAnsi="宋体" w:eastAsia="宋体"/>
-                <w:b w:val="0"/>
-                <w:i w:val="0"/>
-                <w:color w:val="333333"/>
-                <w:sz w:val="22"/>
-              </w:rPr>
-              <w:t>Dukkhā muccantu, yathāladdhasampattito māvigacchantu, kammassakā.</w:t>
-            </w:r>
-          </w:p>
-          <w:p>
-            <w:pPr>
-              <w:spacing w:line="324" w:lineRule="auto" w:after="60"/>
-            </w:pPr>
-            <w:r>
-              <w:rPr>
-                <w:rFonts w:ascii="宋体" w:hAnsi="宋体" w:eastAsia="宋体"/>
-                <w:b w:val="0"/>
-                <w:i w:val="0"/>
-                <w:color w:val="333333"/>
-                <w:sz w:val="22"/>
-              </w:rPr>
-              <w:t>脱离诸苦，不失去所得的成就。［他们］是业的所有者！</w:t>
-            </w:r>
-          </w:p>
-        </w:tc>
-      </w:tr>
-    </w:tbl>
-    <w:p>
-      <w:pPr>
-        <w:spacing w:after="40"/>
-      </w:pPr>
+        </w:rPr>
+        <w:t>我们也学习了如何修习慈心遍满，共有五百二十八种遍满慈的修习方式。经常有人说："这人很慈悲"、"我们应该慈悲"、"这个人的慈悲心很强。"但往往会发现有很多人对一类人慈悲，对另一类人无法慈悲；对一类众生慈悲，对另一类众生无法慈悲。比如动物保护者提倡保护老虎，但老虎需要掠食，他们一看到老虎没有吃的就很心痛，而对于被老虎吃的那个动物，却没有想过是否应该被吃，这是慈悲还是不慈悲呢？真正的遍满慈是对一切众生的慈悲。</w:t>
+      </w:r>
     </w:p>
     <w:p>
       <w:r>
         <w:rPr>
-          <w:rFonts w:ascii="宋体" w:hAnsi="宋体" w:eastAsia="宋体"/>
           <w:b/>
-          <w:i w:val="0"/>
-          <w:sz w:val="22"/>
-        </w:rPr>
-        <w:t>◈扩展段落（可选）</w:t>
-      </w:r>
-      <w:r>
-        <w:rPr>
-          <w:rFonts w:ascii="宋体" w:hAnsi="宋体" w:eastAsia="宋体"/>
+        </w:rPr>
+        <w:t>★核心段落（必读）</w:t>
+      </w:r>
+      <w:r>
+        <w:rPr>
           <w:b w:val="0"/>
-          <w:i w:val="0"/>
-          <w:sz w:val="22"/>
-        </w:rPr>
-        <w:t>【默读／选读／延伸】</w:t>
-      </w:r>
-    </w:p>
-    <w:tbl>
-      <w:tblPr>
-        <w:tblW w:type="auto" w:w="0"/>
-        <w:jc w:val="center"/>
-        <w:tblLook w:firstColumn="1" w:firstRow="1" w:lastColumn="0" w:lastRow="0" w:noHBand="0" w:noVBand="1" w:val="04A0"/>
-      </w:tblPr>
-      <w:tblGrid>
-        <w:gridCol w:w="9638"/>
-      </w:tblGrid>
-      <w:tr>
-        <w:tc>
-          <w:tcPr>
-            <w:tcW w:type="dxa" w:w="9638"/>
-            <w:shd w:val="clear" w:color="auto" w:fill="F2F8F4"/>
-            <w:tcBorders>
-              <w:start w:val="single" w:sz="24" w:color="2E7D4F"/>
-            </w:tcBorders>
-            <w:tcMar>
-              <w:top w:w="40" w:type="dxa"/>
-              <w:bottom w:w="40" w:type="dxa"/>
-              <w:start w:w="120" w:type="dxa"/>
-              <w:end w:w="120" w:type="dxa"/>
-            </w:tcMar>
-          </w:tcPr>
-          <w:p>
-            <w:pPr>
-              <w:spacing w:line="324" w:lineRule="auto" w:after="60"/>
-            </w:pPr>
-            <w:r/>
-            <w:r>
-              <w:rPr>
-                <w:rFonts w:ascii="宋体" w:hAnsi="宋体" w:eastAsia="宋体"/>
-                <w:b w:val="0"/>
-                <w:i w:val="0"/>
-                <w:color w:val="333333"/>
-                <w:sz w:val="22"/>
-              </w:rPr>
-              <w:t>Uddhaṃ yāva bhavaggā ca, adho yāva avīcito;</w:t>
-            </w:r>
-          </w:p>
-          <w:p>
-            <w:pPr>
-              <w:spacing w:line="324" w:lineRule="auto" w:after="60"/>
-            </w:pPr>
-            <w:r>
-              <w:rPr>
-                <w:rFonts w:ascii="宋体" w:hAnsi="宋体" w:eastAsia="宋体"/>
-                <w:b w:val="0"/>
-                <w:i w:val="0"/>
-                <w:color w:val="333333"/>
-                <w:sz w:val="22"/>
-              </w:rPr>
-              <w:t>上至有顶天，下至无间狱，</w:t>
-            </w:r>
-          </w:p>
-          <w:p>
-            <w:pPr>
-              <w:spacing w:line="324" w:lineRule="auto" w:after="60"/>
-            </w:pPr>
-            <w:r>
-              <w:rPr>
-                <w:rFonts w:ascii="宋体" w:hAnsi="宋体" w:eastAsia="宋体"/>
-                <w:b w:val="0"/>
-                <w:i w:val="0"/>
-                <w:color w:val="333333"/>
-                <w:sz w:val="22"/>
-              </w:rPr>
-              <w:t>Samantā cakkavāḷesu, ye sattā pathavīcarā;</w:t>
-            </w:r>
-          </w:p>
-          <w:p>
-            <w:pPr>
-              <w:spacing w:line="324" w:lineRule="auto" w:after="60"/>
-            </w:pPr>
-            <w:r>
-              <w:rPr>
-                <w:rFonts w:ascii="宋体" w:hAnsi="宋体" w:eastAsia="宋体"/>
-                <w:b w:val="0"/>
-                <w:i w:val="0"/>
-                <w:color w:val="333333"/>
-                <w:sz w:val="22"/>
-              </w:rPr>
-              <w:t>于普轮围界，地上走有情，</w:t>
-            </w:r>
-          </w:p>
-          <w:p>
-            <w:pPr>
-              <w:spacing w:line="324" w:lineRule="auto" w:after="60"/>
-            </w:pPr>
-            <w:r>
-              <w:rPr>
-                <w:rFonts w:ascii="宋体" w:hAnsi="宋体" w:eastAsia="宋体"/>
-                <w:b w:val="0"/>
-                <w:i w:val="0"/>
-                <w:color w:val="333333"/>
-                <w:sz w:val="22"/>
-              </w:rPr>
-              <w:t>Abyāpajjā niverā ca, niddukkhā ca' anuppaddavā.</w:t>
-            </w:r>
-          </w:p>
-          <w:p>
-            <w:pPr>
-              <w:spacing w:line="324" w:lineRule="auto" w:after="60"/>
-            </w:pPr>
-            <w:r>
-              <w:rPr>
-                <w:rFonts w:ascii="宋体" w:hAnsi="宋体" w:eastAsia="宋体"/>
-                <w:b w:val="0"/>
-                <w:i w:val="0"/>
-                <w:color w:val="333333"/>
-                <w:sz w:val="22"/>
-              </w:rPr>
-              <w:t>愿无瞋、无怨，无苦及无难！</w:t>
-            </w:r>
-          </w:p>
-          <w:p>
-            <w:pPr>
-              <w:spacing w:line="324" w:lineRule="auto" w:after="60"/>
-            </w:pPr>
-            <w:r>
-              <w:rPr>
-                <w:rFonts w:ascii="宋体" w:hAnsi="宋体" w:eastAsia="宋体"/>
-                <w:b w:val="0"/>
-                <w:i w:val="0"/>
-                <w:color w:val="333333"/>
-                <w:sz w:val="22"/>
-              </w:rPr>
-              <w:t>Uddhaṃ yāva bhavaggā ca, adho yāva avīcito;</w:t>
-            </w:r>
-          </w:p>
-          <w:p>
-            <w:pPr>
-              <w:spacing w:line="324" w:lineRule="auto" w:after="60"/>
-            </w:pPr>
-            <w:r>
-              <w:rPr>
-                <w:rFonts w:ascii="宋体" w:hAnsi="宋体" w:eastAsia="宋体"/>
-                <w:b w:val="0"/>
-                <w:i w:val="0"/>
-                <w:color w:val="333333"/>
-                <w:sz w:val="22"/>
-              </w:rPr>
-              <w:t>上至有顶天，下至无间狱，</w:t>
-            </w:r>
-          </w:p>
-          <w:p>
-            <w:pPr>
-              <w:spacing w:line="324" w:lineRule="auto" w:after="60"/>
-            </w:pPr>
-            <w:r>
-              <w:rPr>
-                <w:rFonts w:ascii="宋体" w:hAnsi="宋体" w:eastAsia="宋体"/>
-                <w:b w:val="0"/>
-                <w:i w:val="0"/>
-                <w:color w:val="333333"/>
-                <w:sz w:val="22"/>
-              </w:rPr>
-              <w:t>Samantā cakkavāḷesu, ye sattā udake carā;</w:t>
-            </w:r>
-          </w:p>
-          <w:p>
-            <w:pPr>
-              <w:spacing w:line="324" w:lineRule="auto" w:after="60"/>
-            </w:pPr>
-            <w:r>
-              <w:rPr>
-                <w:rFonts w:ascii="宋体" w:hAnsi="宋体" w:eastAsia="宋体"/>
-                <w:b w:val="0"/>
-                <w:i w:val="0"/>
-                <w:color w:val="333333"/>
-                <w:sz w:val="22"/>
-              </w:rPr>
-              <w:t>于普轮围界，水中游有情，</w:t>
-            </w:r>
-          </w:p>
-          <w:p>
-            <w:pPr>
-              <w:spacing w:line="324" w:lineRule="auto" w:after="60"/>
-            </w:pPr>
-            <w:r>
-              <w:rPr>
-                <w:rFonts w:ascii="宋体" w:hAnsi="宋体" w:eastAsia="宋体"/>
-                <w:b w:val="0"/>
-                <w:i w:val="0"/>
-                <w:color w:val="333333"/>
-                <w:sz w:val="22"/>
-              </w:rPr>
-              <w:t>Abyāpajjā niverā ca, niddukkhā ca' anuppaddavā.</w:t>
-            </w:r>
-          </w:p>
-          <w:p>
-            <w:pPr>
-              <w:spacing w:line="324" w:lineRule="auto" w:after="60"/>
-            </w:pPr>
-            <w:r>
-              <w:rPr>
-                <w:rFonts w:ascii="宋体" w:hAnsi="宋体" w:eastAsia="宋体"/>
-                <w:b w:val="0"/>
-                <w:i w:val="0"/>
-                <w:color w:val="333333"/>
-                <w:sz w:val="22"/>
-              </w:rPr>
-              <w:t>愿无瞋、无怨，无苦及无难！</w:t>
-            </w:r>
-          </w:p>
-          <w:p>
-            <w:pPr>
-              <w:spacing w:line="324" w:lineRule="auto" w:after="60"/>
-            </w:pPr>
-            <w:r>
-              <w:rPr>
-                <w:rFonts w:ascii="宋体" w:hAnsi="宋体" w:eastAsia="宋体"/>
-                <w:b w:val="0"/>
-                <w:i w:val="0"/>
-                <w:color w:val="333333"/>
-                <w:sz w:val="22"/>
-              </w:rPr>
-              <w:t>Uddhaṃ yāva bhavaggā ca, adho yāva avīcito;</w:t>
-            </w:r>
-          </w:p>
-          <w:p>
-            <w:pPr>
-              <w:spacing w:line="324" w:lineRule="auto" w:after="60"/>
-            </w:pPr>
-            <w:r>
-              <w:rPr>
-                <w:rFonts w:ascii="宋体" w:hAnsi="宋体" w:eastAsia="宋体"/>
-                <w:b w:val="0"/>
-                <w:i w:val="0"/>
-                <w:color w:val="333333"/>
-                <w:sz w:val="22"/>
-              </w:rPr>
-              <w:t>上至有顶天，下至无间狱，</w:t>
-            </w:r>
-          </w:p>
-          <w:p>
-            <w:pPr>
-              <w:spacing w:line="324" w:lineRule="auto" w:after="60"/>
-            </w:pPr>
-            <w:r>
-              <w:rPr>
-                <w:rFonts w:ascii="宋体" w:hAnsi="宋体" w:eastAsia="宋体"/>
-                <w:b w:val="0"/>
-                <w:i w:val="0"/>
-                <w:color w:val="333333"/>
-                <w:sz w:val="22"/>
-              </w:rPr>
-              <w:t>Samantā cakkavāḷesu, ye sattā ākāsecarā;</w:t>
-            </w:r>
-          </w:p>
-          <w:p>
-            <w:pPr>
-              <w:spacing w:line="324" w:lineRule="auto" w:after="60"/>
-            </w:pPr>
-            <w:r>
-              <w:rPr>
-                <w:rFonts w:ascii="宋体" w:hAnsi="宋体" w:eastAsia="宋体"/>
-                <w:b w:val="0"/>
-                <w:i w:val="0"/>
-                <w:color w:val="333333"/>
-                <w:sz w:val="22"/>
-              </w:rPr>
-              <w:t>于普轮围界，空中飞有情，</w:t>
-            </w:r>
-          </w:p>
-          <w:p>
-            <w:pPr>
-              <w:spacing w:line="324" w:lineRule="auto" w:after="60"/>
-            </w:pPr>
-            <w:r>
-              <w:rPr>
-                <w:rFonts w:ascii="宋体" w:hAnsi="宋体" w:eastAsia="宋体"/>
-                <w:b w:val="0"/>
-                <w:i w:val="0"/>
-                <w:color w:val="333333"/>
-                <w:sz w:val="22"/>
-              </w:rPr>
-              <w:t>Abyāpajjā niverā ca, niddukkhā ca' anuppaddavā.</w:t>
-            </w:r>
-          </w:p>
-          <w:p>
-            <w:pPr>
-              <w:spacing w:line="324" w:lineRule="auto" w:after="60"/>
-            </w:pPr>
-            <w:r>
-              <w:rPr>
-                <w:rFonts w:ascii="宋体" w:hAnsi="宋体" w:eastAsia="宋体"/>
-                <w:b w:val="0"/>
-                <w:i w:val="0"/>
-                <w:color w:val="333333"/>
-                <w:sz w:val="22"/>
-              </w:rPr>
-              <w:t>愿无瞋、无怨，无苦及无难！</w:t>
-            </w:r>
-          </w:p>
-        </w:tc>
-      </w:tr>
-    </w:tbl>
-    <w:p>
-      <w:pPr>
-        <w:spacing w:after="40"/>
-      </w:pPr>
+        </w:rPr>
+        <w:t>【本周朗读段】</w:t>
+      </w:r>
     </w:p>
     <w:p>
       <w:pPr>
-        <w:spacing w:before="120"/>
-      </w:pPr>
-      <w:r>
-        <w:rPr>
-          <w:rFonts w:ascii="微软雅黑" w:hAnsi="微软雅黑" w:eastAsia="微软雅黑"/>
+        <w:ind w:left="170"/>
+        <w:pBdr>
+          <w:left w:val="single" w:sz="18" w:space="4" w:color="1E4620"/>
+        </w:pBdr>
+        <w:shd w:val="clear" w:fill="F2F5FA"/>
+      </w:pPr>
+      <w:r>
+        <w:rPr>
           <w:b w:val="0"/>
-          <w:i w:val="0"/>
-          <w:color w:val="1E5631"/>
-          <w:sz w:val="24"/>
-        </w:rPr>
-        <w:t>原文材料③：破除界限、528遍满与慈心禅那</w:t>
+        </w:rPr>
+        <w:t>对众生慈悲的修习应从对自己开始，首先能够对自己散播慈爱，然后对自己尊敬的亲人散播慈爱，对普通的朋友、无感的人散播慈爱，对自己不喜欢的、讨厌的乃至于仇敌也能够散播慈爱，再扩展出来到五百二十八个方向的众生，都能够对他们散播慈爱，这才算是慈心修习的圆满。</w:t>
       </w:r>
     </w:p>
     <w:p>
       <w:r>
         <w:rPr>
-          <w:rFonts w:ascii="宋体" w:hAnsi="宋体" w:eastAsia="宋体"/>
           <w:b/>
-          <w:i w:val="0"/>
-          <w:sz w:val="22"/>
-        </w:rPr>
-        <w:t>★核心段落（必读）</w:t>
-      </w:r>
-      <w:r>
-        <w:rPr>
-          <w:rFonts w:ascii="宋体" w:hAnsi="宋体" w:eastAsia="宋体"/>
+        </w:rPr>
+        <w:t>◈扩展段落（可选）</w:t>
+      </w:r>
+      <w:r>
+        <w:rPr>
           <w:b w:val="0"/>
-          <w:i w:val="0"/>
-          <w:sz w:val="22"/>
-        </w:rPr>
-        <w:t>【本周朗读段】</w:t>
-      </w:r>
-    </w:p>
-    <w:tbl>
-      <w:tblPr>
-        <w:tblW w:type="auto" w:w="0"/>
-        <w:jc w:val="center"/>
-        <w:tblLook w:firstColumn="1" w:firstRow="1" w:lastColumn="0" w:lastRow="0" w:noHBand="0" w:noVBand="1" w:val="04A0"/>
-      </w:tblPr>
-      <w:tblGrid>
-        <w:gridCol w:w="9638"/>
-      </w:tblGrid>
-      <w:tr>
-        <w:tc>
-          <w:tcPr>
-            <w:tcW w:type="dxa" w:w="9638"/>
-            <w:shd w:val="clear" w:color="auto" w:fill="F2F8F4"/>
-            <w:tcBorders>
-              <w:start w:val="single" w:sz="24" w:color="2E7D4F"/>
-            </w:tcBorders>
-            <w:tcMar>
-              <w:top w:w="40" w:type="dxa"/>
-              <w:bottom w:w="40" w:type="dxa"/>
-              <w:start w:w="120" w:type="dxa"/>
-              <w:end w:w="120" w:type="dxa"/>
-            </w:tcMar>
-          </w:tcPr>
-          <w:p>
-            <w:pPr>
-              <w:spacing w:line="324" w:lineRule="auto" w:after="60"/>
-            </w:pPr>
-            <w:r/>
-            <w:r>
-              <w:rPr>
-                <w:rFonts w:ascii="宋体" w:hAnsi="宋体" w:eastAsia="宋体"/>
-                <w:b w:val="0"/>
-                <w:i w:val="0"/>
-                <w:color w:val="333333"/>
-                <w:sz w:val="22"/>
-              </w:rPr>
-              <w:t>只有在破除界限之后，你才可转修五种"无制限遍满慈"（anodhiso-pharaṇa mettā）及七种"有制限遍满慈"（odhiso-pharaṇa mettā）。在还未破除界限时，若你以"愿一切有情……"的方式来散播慈爱是不能证得慈心禅那的。</w:t>
-            </w:r>
-          </w:p>
-        </w:tc>
-      </w:tr>
-    </w:tbl>
-    <w:p>
-      <w:pPr>
-        <w:spacing w:after="40"/>
-      </w:pPr>
+        </w:rPr>
+        <w:t>【默读／选读／延伸】</w:t>
+      </w:r>
     </w:p>
     <w:p>
-      <w:r>
-        <w:rPr>
-          <w:rFonts w:ascii="宋体" w:hAnsi="宋体" w:eastAsia="宋体"/>
+      <w:pPr>
+        <w:ind w:left="170"/>
+        <w:pBdr>
+          <w:left w:val="single" w:sz="18" w:space="4" w:color="1E4620"/>
+        </w:pBdr>
+        <w:shd w:val="clear" w:fill="F2F5FA"/>
+      </w:pPr>
+      <w:r>
+        <w:rPr>
           <w:b w:val="0"/>
-          <w:i w:val="0"/>
-          <w:sz w:val="22"/>
-        </w:rPr>
-        <w:t>五种无制限遍满慈的对象是：一切有情（sabbe sattā）、一切有息者（sabbe pāṇā）、一切生物（sabbe bhūtā）、一切个人（sabbe puggalā）及一切有生命者（sabbe attabhāvapariyāpanna）。</w:t>
+        </w:rPr>
+        <w:t>佛教界中，常听人说："你有没有修慈悲心啊？"真正的慈悲心应如此修才算圆满，即使很多修课程修到遍满慈程度的人也会发现：在修慈时感觉比较好，但下坐以后该对谁生气还照样生气，这就是慈心不能持续。</w:t>
       </w:r>
     </w:p>
     <w:p>
       <w:r>
         <w:rPr>
-          <w:rFonts w:ascii="宋体" w:hAnsi="宋体" w:eastAsia="宋体"/>
+          <w:b/>
+        </w:rPr>
+        <w:t>★核心段落（必读）</w:t>
+      </w:r>
+      <w:r>
+        <w:rPr>
           <w:b w:val="0"/>
-          <w:i w:val="0"/>
-          <w:sz w:val="22"/>
-        </w:rPr>
-        <w:t>七种有制限遍满慈的对象则是：一切女人（sabbā itthiyo）、一切男人（sabbe purisā）、一切圣者（sabbe ariyā）、一切非圣者（sabbe anariyā）、一切天神（sabbe devā）、一切人（sabbe manussā）、一切恶道众生（sabbe vinipātikā）。在此，"制限"（odhiso）是指限定哪一类众生。</w:t>
+        </w:rPr>
+        <w:t>【本周朗读段】</w:t>
       </w:r>
     </w:p>
     <w:p>
-      <w:r>
-        <w:rPr>
-          <w:rFonts w:ascii="宋体" w:hAnsi="宋体" w:eastAsia="宋体"/>
+      <w:pPr>
+        <w:ind w:left="170"/>
+        <w:pBdr>
+          <w:left w:val="single" w:sz="18" w:space="4" w:color="1E4620"/>
+        </w:pBdr>
+        <w:shd w:val="clear" w:fill="F2F5FA"/>
+      </w:pPr>
+      <w:r>
+        <w:rPr>
           <w:b w:val="0"/>
-          <w:i w:val="0"/>
-          <w:sz w:val="22"/>
-        </w:rPr>
-        <w:t>首先以"愿一切有情没有仇敌，没有内心的痛苦，没有身体上的痛苦，愉快地自珍自重"这四种方式培育慈爱。……由于你已成功破除界限，此时是很容易证得慈心禅那的。以"没有仇敌"的方式修到第三禅后，再逐一以"没有内心的痛苦"、"没有身体上的痛苦"及"愉快地自珍自重"三种方式修到第三禅。你必须逐一地用四种方式散播慈爱给：一切有情、一切有息者、一切生物、一切个人及一切有生命者。如此培育的慈爱名为"无制限慈"……成功修完这五组之后，再进一步修习七种有制限遍满慈……逐一地以上述四种方式散播慈爱给他们，直到都证得第三禅。</w:t>
+        </w:rPr>
+        <w:t>如何让慈心遍满，且在一切时处都能够生起慈心呢？应于一切时处练习。作为修慈心的人要受持慈心九戒，以慈具之心遍满一切众生类而住，即一整天的行住坐卧都在慈心里面，慈心才能够持续地被生起。</w:t>
       </w:r>
     </w:p>
     <w:p>
       <w:r>
         <w:rPr>
-          <w:rFonts w:ascii="宋体" w:hAnsi="宋体" w:eastAsia="宋体"/>
-          <w:b w:val="0"/>
-          <w:i w:val="0"/>
-          <w:sz w:val="22"/>
-        </w:rPr>
-        <w:t>对于五种无制限遍满慈与七种有制限遍满慈，每一种都有四个散播慈爱的方式。因此，对这寺院范围里的众生，一共有四十八个散播慈爱的方式。如此修行成功之后，你可以把范围扩大至二或三间寺院……成功后，再渐次地把范围扩大至一个村子，两个村子，一个市镇……之后再扩大至整个国家，整个地球，三十一界（cakkavāḷa），乃至无边世界（anantacakkavāḷa）。一组的三十一界即是一个世界，而世界是无数的，所以应以四十八种方式把慈爱散播至无边世界。</w:t>
+          <w:b/>
+          <w:color w:val="1E4620"/>
+          <w:sz w:val="23"/>
+        </w:rPr>
+        <w:t>原文材料②：向十方众生散播慈爱（念诵文）</w:t>
       </w:r>
     </w:p>
     <w:p>
-      <w:r>
-        <w:rPr>
-          <w:rFonts w:ascii="宋体" w:hAnsi="宋体" w:eastAsia="宋体"/>
+      <w:pPr>
+        <w:pStyle w:val="ListBullet"/>
+      </w:pPr>
+      <w:r>
+        <w:rPr>
+          <w:b w:val="0"/>
+        </w:rPr>
+        <w:t xml:space="preserve">📌 </w:t>
+      </w:r>
+      <w:r>
+        <w:rPr>
           <w:b/>
-          <w:i w:val="0"/>
-          <w:sz w:val="22"/>
-        </w:rPr>
-        <w:t>◈扩展段落（可选）</w:t>
-      </w:r>
-      <w:r>
-        <w:rPr>
-          <w:rFonts w:ascii="宋体" w:hAnsi="宋体" w:eastAsia="宋体"/>
+        </w:rPr>
+        <w:t>完整原文见《原文全集》第九部分（天湖寺早晚课诵本）·（三）散播慈爱与发愿（Mettābhāvanā ca Patthanā ca）——十方散播部分</w:t>
+      </w:r>
+      <w:r>
+        <w:rPr>
           <w:b w:val="0"/>
-          <w:i w:val="0"/>
-          <w:sz w:val="22"/>
-        </w:rPr>
-        <w:t>【默读／选读／延伸】</w:t>
+        </w:rPr>
+        <w:t>（十方散播文全文，巴利+中文）</w:t>
       </w:r>
     </w:p>
     <w:p>
       <w:r>
         <w:rPr>
-          <w:rFonts w:ascii="宋体" w:hAnsi="宋体" w:eastAsia="宋体"/>
+          <w:b/>
+        </w:rPr>
+        <w:t>原文摘录（共读用）——十方散播文（完整原文，复制自《原文全集》第九部分，未作删改）</w:t>
+      </w:r>
+      <w:r>
+        <w:rPr>
           <w:b w:val="0"/>
-          <w:i w:val="0"/>
-          <w:sz w:val="22"/>
-        </w:rPr>
-        <w:t>这遍满无边世界一切有情、强有力的慈心称为"遍满"（vipphāra），又名"无量"（aparimāṇa），即慈无量心。……再把慈爱散播至无边世界后，再修习把慈爱向十方散播，即"方向遍满慈"（disā pharaṇa mettā）。先把光照向东方的无边世界，然后以四十八种方式把慈爱散播至东方无边世界的一切众生。之后再以同样的方法把慈爱散播至西方、北方、南方、东南方、西北方、东北方、西南方、下方与上方的无边世界。如是，一共有四百八十种依十个方向散播慈爱的方式。前面已提及四十八种无指定方向地把慈爱散播至无边世界的方式，所以一共有五百二十八种散播慈爱的方式。</w:t>
+        </w:rPr>
+        <w:t>：</w:t>
       </w:r>
     </w:p>
     <w:p>
       <w:r>
         <w:rPr>
-          <w:rFonts w:ascii="宋体" w:hAnsi="宋体" w:eastAsia="宋体"/>
           <w:b/>
-          <w:i w:val="0"/>
-          <w:sz w:val="22"/>
         </w:rPr>
         <w:t>★核心段落（必读）</w:t>
       </w:r>
       <w:r>
         <w:rPr>
-          <w:rFonts w:ascii="宋体" w:hAnsi="宋体" w:eastAsia="宋体"/>
           <w:b w:val="0"/>
-          <w:i w:val="0"/>
-          <w:sz w:val="22"/>
         </w:rPr>
         <w:t>【本周朗读段】</w:t>
       </w:r>
-    </w:p>
-    <w:tbl>
-      <w:tblPr>
-        <w:tblW w:type="auto" w:w="0"/>
-        <w:jc w:val="center"/>
-        <w:tblLook w:firstColumn="1" w:firstRow="1" w:lastColumn="0" w:lastRow="0" w:noHBand="0" w:noVBand="1" w:val="04A0"/>
-      </w:tblPr>
-      <w:tblGrid>
-        <w:gridCol w:w="9638"/>
-      </w:tblGrid>
-      <w:tr>
-        <w:tc>
-          <w:tcPr>
-            <w:tcW w:type="dxa" w:w="9638"/>
-            <w:shd w:val="clear" w:color="auto" w:fill="F2F8F4"/>
-            <w:tcBorders>
-              <w:start w:val="single" w:sz="24" w:color="2E7D4F"/>
-            </w:tcBorders>
-            <w:tcMar>
-              <w:top w:w="40" w:type="dxa"/>
-              <w:bottom w:w="40" w:type="dxa"/>
-              <w:start w:w="120" w:type="dxa"/>
-              <w:end w:w="120" w:type="dxa"/>
-            </w:tcMar>
-          </w:tcPr>
-          <w:p>
-            <w:pPr>
-              <w:spacing w:line="324" w:lineRule="auto" w:after="60"/>
-            </w:pPr>
-            <w:r/>
-            <w:r>
-              <w:rPr>
-                <w:rFonts w:ascii="宋体" w:hAnsi="宋体" w:eastAsia="宋体"/>
-                <w:b w:val="0"/>
-                <w:i w:val="0"/>
-                <w:color w:val="333333"/>
-                <w:sz w:val="22"/>
-              </w:rPr>
-              <w:t>若能够以"愿此善者没有内心的痛苦"的方式专注于有情的概念超过一小时，寻、伺、喜、乐、一境性五禅支就会很清晰地呈现于心，即已证得初禅。……若你曾修习白遍至第四禅，那是很容易更进一步证得慈心第二禅的。只要除去初禅的寻、伺，即能证得第二禅；若再进一步除去第二禅的喜，即能证得只拥有乐与一境性两个禅支的第三禅。修习慈心是不能够证得第四禅的。为什么呢？当心在希望别人"没有仇敌，没有内心的痛苦，没有身体上的痛苦"时，是否能够安住于舍（upekkhā）呢？是不可能的。因此修习慈心只能够证得第三禅。</w:t>
-            </w:r>
-          </w:p>
-        </w:tc>
-      </w:tr>
-    </w:tbl>
-    <w:p>
-      <w:pPr>
-        <w:spacing w:after="40"/>
-      </w:pPr>
     </w:p>
     <w:p>
       <w:pPr>
-        <w:spacing w:before="200"/>
-      </w:pPr>
-      <w:r>
-        <w:rPr>
-          <w:rFonts w:ascii="微软雅黑" w:hAnsi="微软雅黑" w:eastAsia="微软雅黑"/>
-          <w:b w:val="0"/>
-          <w:i w:val="0"/>
-          <w:color w:val="1E5631"/>
-          <w:sz w:val="28"/>
-        </w:rPr>
-        <w:t>💬 第一轮分享（10 min）</w:t>
-      </w:r>
-    </w:p>
-    <w:tbl>
-      <w:tblPr>
-        <w:tblW w:type="auto" w:w="0"/>
-        <w:jc w:val="center"/>
-        <w:tblLook w:firstColumn="1" w:firstRow="1" w:lastColumn="0" w:lastRow="0" w:noHBand="0" w:noVBand="1" w:val="04A0"/>
-      </w:tblPr>
-      <w:tblGrid>
-        <w:gridCol w:w="9638"/>
-      </w:tblGrid>
-      <w:tr>
-        <w:tc>
-          <w:tcPr>
-            <w:tcW w:type="dxa" w:w="9638"/>
-            <w:shd w:val="clear" w:color="auto" w:fill="F2F8F4"/>
-            <w:tcBorders>
-              <w:start w:val="single" w:sz="24" w:color="2E7D4F"/>
-            </w:tcBorders>
-            <w:tcMar>
-              <w:top w:w="40" w:type="dxa"/>
-              <w:bottom w:w="40" w:type="dxa"/>
-              <w:start w:w="120" w:type="dxa"/>
-              <w:end w:w="120" w:type="dxa"/>
-            </w:tcMar>
-          </w:tcPr>
-          <w:p>
-            <w:pPr>
-              <w:spacing w:line="324" w:lineRule="auto" w:after="60"/>
-            </w:pPr>
-            <w:r/>
-            <w:r>
-              <w:rPr>
-                <w:rFonts w:ascii="宋体" w:hAnsi="宋体" w:eastAsia="宋体"/>
-                <w:b w:val="0"/>
-                <w:i w:val="0"/>
-                <w:color w:val="333333"/>
-                <w:sz w:val="22"/>
-              </w:rPr>
-              <w:t>请大家轮流分享：读到"五百二十八个方向""上至有顶天，下至无间狱"，你心里有什么感觉？会不会觉得心一下子"变大"了？</w:t>
-            </w:r>
-          </w:p>
-        </w:tc>
-      </w:tr>
-    </w:tbl>
-    <w:p>
-      <w:pPr>
-        <w:spacing w:after="40"/>
-      </w:pPr>
+        <w:ind w:left="170"/>
+        <w:pBdr>
+          <w:left w:val="single" w:sz="18" w:space="4" w:color="1E4620"/>
+        </w:pBdr>
+        <w:shd w:val="clear" w:fill="F2F5FA"/>
+      </w:pPr>
+      <w:r>
+        <w:rPr>
+          <w:b/>
+        </w:rPr>
+        <w:t>（三）散播慈爱与发愿（Mettābhāvanā ca Patthanā ca，每晚在结束一天的修行生活前念诵）——十方散播部分</w:t>
+      </w:r>
     </w:p>
     <w:p>
       <w:pPr>
-        <w:spacing w:before="200"/>
-      </w:pPr>
-      <w:r>
-        <w:rPr>
-          <w:rFonts w:ascii="微软雅黑" w:hAnsi="微软雅黑" w:eastAsia="微软雅黑"/>
+        <w:ind w:left="170"/>
+        <w:pBdr>
+          <w:left w:val="single" w:sz="18" w:space="4" w:color="1E4620"/>
+        </w:pBdr>
+        <w:shd w:val="clear" w:fill="F2F5FA"/>
+      </w:pPr>
+      <w:r>
+        <w:rPr>
           <w:b w:val="0"/>
-          <w:i w:val="0"/>
-          <w:color w:val="1E5631"/>
-          <w:sz w:val="28"/>
-        </w:rPr>
-        <w:t>🎯 第一轮主题讨论（10 min）</w:t>
+        </w:rPr>
+        <w:t>Sabbe sattā, sabbe pāṇā, sabbe bhūtā, sabbe puggalā,</w:t>
       </w:r>
     </w:p>
     <w:p>
-      <w:r>
-        <w:rPr>
-          <w:rFonts w:ascii="宋体" w:hAnsi="宋体" w:eastAsia="宋体"/>
-          <w:b/>
-          <w:i w:val="0"/>
-          <w:sz w:val="22"/>
-        </w:rPr>
-        <w:t>讨论问题（按优先级）</w:t>
-      </w:r>
-      <w:r>
-        <w:rPr>
-          <w:rFonts w:ascii="宋体" w:hAnsi="宋体" w:eastAsia="宋体"/>
+      <w:pPr>
+        <w:ind w:left="170"/>
+        <w:pBdr>
+          <w:left w:val="single" w:sz="18" w:space="4" w:color="1E4620"/>
+        </w:pBdr>
+        <w:shd w:val="clear" w:fill="F2F5FA"/>
+      </w:pPr>
+      <w:r>
+        <w:rPr>
           <w:b w:val="0"/>
-          <w:i w:val="0"/>
-          <w:sz w:val="22"/>
-        </w:rPr>
-        <w:t>：</w:t>
+        </w:rPr>
+        <w:t>愿一切有情、一切众生、一切生类、一切个体、</w:t>
       </w:r>
     </w:p>
     <w:p>
       <w:pPr>
-        <w:pStyle w:val="ListBullet"/>
-      </w:pPr>
-      <w:r>
-        <w:rPr>
-          <w:rFonts w:ascii="宋体" w:hAnsi="宋体" w:eastAsia="宋体"/>
+        <w:ind w:left="170"/>
+        <w:pBdr>
+          <w:left w:val="single" w:sz="18" w:space="4" w:color="1E4620"/>
+        </w:pBdr>
+        <w:shd w:val="clear" w:fill="F2F5FA"/>
+      </w:pPr>
+      <w:r>
+        <w:rPr>
           <w:b w:val="0"/>
-          <w:i w:val="0"/>
-          <w:sz w:val="22"/>
-        </w:rPr>
-        <w:t>问题①（★必答，时间不够时只讨论这个）</w:t>
+        </w:rPr>
+        <w:t>sabbe attabhāvapariyāpannā, sabbā itthiyo, sabbe purisā,</w:t>
       </w:r>
     </w:p>
     <w:p>
       <w:pPr>
-        <w:pStyle w:val="ListBullet"/>
-      </w:pPr>
-      <w:r>
-        <w:rPr>
-          <w:rFonts w:ascii="宋体" w:hAnsi="宋体" w:eastAsia="宋体"/>
+        <w:ind w:left="170"/>
+        <w:pBdr>
+          <w:left w:val="single" w:sz="18" w:space="4" w:color="1E4620"/>
+        </w:pBdr>
+        <w:shd w:val="clear" w:fill="F2F5FA"/>
+      </w:pPr>
+      <w:r>
+        <w:rPr>
           <w:b w:val="0"/>
-          <w:i w:val="0"/>
-          <w:sz w:val="22"/>
-        </w:rPr>
-        <w:t>问题②（◈选答）</w:t>
+        </w:rPr>
+        <w:t>一切拥有自体者；一切女性、一切男性、</w:t>
       </w:r>
     </w:p>
     <w:p>
       <w:pPr>
-        <w:pStyle w:val="ListBullet"/>
-      </w:pPr>
-      <w:r>
-        <w:rPr>
-          <w:rFonts w:ascii="宋体" w:hAnsi="宋体" w:eastAsia="宋体"/>
+        <w:ind w:left="170"/>
+        <w:pBdr>
+          <w:left w:val="single" w:sz="18" w:space="4" w:color="1E4620"/>
+        </w:pBdr>
+        <w:shd w:val="clear" w:fill="F2F5FA"/>
+      </w:pPr>
+      <w:r>
+        <w:rPr>
           <w:b w:val="0"/>
-          <w:i w:val="0"/>
-          <w:sz w:val="22"/>
-        </w:rPr>
-        <w:t>问题③（◈选答，时间富余或大家感兴趣时讨论）</w:t>
+        </w:rPr>
+        <w:t>sabbe ariyā, sabbe anariyā, sabbe devā, sabbe manussā, sabbe vinipātikā.</w:t>
       </w:r>
     </w:p>
     <w:p>
       <w:pPr>
-        <w:pStyle w:val="ListNumber"/>
-      </w:pPr>
-      <w:r>
-        <w:rPr>
-          <w:rFonts w:ascii="宋体" w:hAnsi="宋体" w:eastAsia="宋体"/>
+        <w:ind w:left="170"/>
+        <w:pBdr>
+          <w:left w:val="single" w:sz="18" w:space="4" w:color="1E4620"/>
+        </w:pBdr>
+        <w:shd w:val="clear" w:fill="F2F5FA"/>
+      </w:pPr>
+      <w:r>
+        <w:rPr>
           <w:b w:val="0"/>
-          <w:i w:val="0"/>
-          <w:sz w:val="22"/>
-        </w:rPr>
-        <w:t>【问题①★必答】想象一下：对你根本不认识的"一组人"（比如你公司的全体员工）散播慈爱，和对你讨厌的某个人散播慈爱，哪个更容易？为什么？</w:t>
+        </w:rPr>
+        <w:t>一切圣者、一切非圣者、一切诸天、一切人类、一切堕苦处者。</w:t>
       </w:r>
     </w:p>
     <w:p>
       <w:pPr>
-        <w:pStyle w:val="ListNumber"/>
-      </w:pPr>
-      <w:r>
-        <w:rPr>
-          <w:rFonts w:ascii="宋体" w:hAnsi="宋体" w:eastAsia="宋体"/>
+        <w:ind w:left="170"/>
+        <w:pBdr>
+          <w:left w:val="single" w:sz="18" w:space="4" w:color="1E4620"/>
+        </w:pBdr>
+        <w:shd w:val="clear" w:fill="F2F5FA"/>
+      </w:pPr>
+      <w:r>
+        <w:rPr>
           <w:b w:val="0"/>
-          <w:i w:val="0"/>
-          <w:sz w:val="22"/>
-        </w:rPr>
-        <w:t>【问题②◈选答】《智慧之光》说"在还未破除界限时，以'愿一切有情……'的方式散播慈爱是不能证得慈心禅那的"——你觉得"破除界限"破的是什么？为什么没破界限就证不了禅那？</w:t>
+        </w:rPr>
+        <w:t>Averā hontu, abyāpajjā hontu, anīghā hontu, sukhī attānaṃ pariharantu.</w:t>
       </w:r>
     </w:p>
     <w:p>
       <w:pPr>
-        <w:pStyle w:val="ListNumber"/>
-      </w:pPr>
-      <w:r>
-        <w:rPr>
-          <w:rFonts w:ascii="宋体" w:hAnsi="宋体" w:eastAsia="宋体"/>
+        <w:ind w:left="170"/>
+        <w:pBdr>
+          <w:left w:val="single" w:sz="18" w:space="4" w:color="1E4620"/>
+        </w:pBdr>
+        <w:shd w:val="clear" w:fill="F2F5FA"/>
+      </w:pPr>
+      <w:r>
+        <w:rPr>
           <w:b w:val="0"/>
-          <w:i w:val="0"/>
-          <w:sz w:val="22"/>
-        </w:rPr>
-        <w:t>【问题③◈选答】528种遍满方式、十方世界、"上至有顶天，下至无间狱"——把所有众生都算进祝福对象，包括你讨厌的、害怕的、不认识的。你愿意吗？心里有没有一丝"不情愿"？</w:t>
+        </w:rPr>
+        <w:t>无怨敌，无瞋害，无恼乱，保持自己的快乐！</w:t>
       </w:r>
     </w:p>
     <w:p>
       <w:pPr>
-        <w:pStyle w:val="ListNumber"/>
-      </w:pPr>
-      <w:r>
-        <w:rPr>
-          <w:rFonts w:ascii="宋体" w:hAnsi="宋体" w:eastAsia="宋体"/>
+        <w:ind w:left="170"/>
+        <w:pBdr>
+          <w:left w:val="single" w:sz="18" w:space="4" w:color="1E4620"/>
+        </w:pBdr>
+        <w:shd w:val="clear" w:fill="F2F5FA"/>
+      </w:pPr>
+      <w:r>
+        <w:rPr>
           <w:b w:val="0"/>
-          <w:i w:val="0"/>
-          <w:sz w:val="22"/>
-        </w:rPr>
-        <w:t>【问题④◈选答】慈心最高只能证到第三禅（因为祝福的心安住不了"舍"），你觉得这说明慈心这种修法的"性格"是什么样的？</w:t>
-      </w:r>
-    </w:p>
-    <w:tbl>
-      <w:tblPr>
-        <w:tblW w:type="auto" w:w="0"/>
-        <w:jc w:val="center"/>
-        <w:tblLook w:firstColumn="1" w:firstRow="1" w:lastColumn="0" w:lastRow="0" w:noHBand="0" w:noVBand="1" w:val="04A0"/>
-      </w:tblPr>
-      <w:tblGrid>
-        <w:gridCol w:w="9638"/>
-      </w:tblGrid>
-      <w:tr>
-        <w:tc>
-          <w:tcPr>
-            <w:tcW w:type="dxa" w:w="9638"/>
-            <w:shd w:val="clear" w:color="auto" w:fill="F2F8F4"/>
-            <w:tcBorders>
-              <w:start w:val="single" w:sz="24" w:color="2E7D4F"/>
-            </w:tcBorders>
-            <w:tcMar>
-              <w:top w:w="40" w:type="dxa"/>
-              <w:bottom w:w="40" w:type="dxa"/>
-              <w:start w:w="120" w:type="dxa"/>
-              <w:end w:w="120" w:type="dxa"/>
-            </w:tcMar>
-          </w:tcPr>
-          <w:p>
-            <w:pPr>
-              <w:spacing w:line="324" w:lineRule="auto" w:after="60"/>
-            </w:pPr>
-            <w:r/>
-            <w:r>
-              <w:rPr>
-                <w:rFonts w:ascii="宋体" w:hAnsi="宋体" w:eastAsia="宋体"/>
-                <w:b/>
-                <w:i w:val="0"/>
-                <w:color w:val="333333"/>
-                <w:sz w:val="22"/>
-              </w:rPr>
-              <w:t>分层追问</w:t>
-            </w:r>
-            <w:r>
-              <w:rPr>
-                <w:rFonts w:ascii="宋体" w:hAnsi="宋体" w:eastAsia="宋体"/>
-                <w:b w:val="0"/>
-                <w:i w:val="0"/>
-                <w:color w:val="333333"/>
-                <w:sz w:val="22"/>
-              </w:rPr>
-              <w:t>（可视时间取用，由浅入深）：</w:t>
-            </w:r>
-          </w:p>
-          <w:p>
-            <w:pPr>
-              <w:spacing w:line="324" w:lineRule="auto" w:after="60"/>
-            </w:pPr>
-            <w:r>
-              <w:rPr>
-                <w:rFonts w:ascii="宋体" w:hAnsi="宋体" w:eastAsia="宋体"/>
-                <w:b w:val="0"/>
-                <w:i w:val="0"/>
-                <w:color w:val="333333"/>
-                <w:sz w:val="22"/>
-              </w:rPr>
-              <w:t>- 【现象】把慈心送给「完全不认识的人」，你的第一反应是自然，还是别扭？</w:t>
-            </w:r>
-          </w:p>
-          <w:p>
-            <w:pPr>
-              <w:spacing w:line="324" w:lineRule="auto" w:after="60"/>
-            </w:pPr>
-            <w:r>
-              <w:rPr>
-                <w:rFonts w:ascii="宋体" w:hAnsi="宋体" w:eastAsia="宋体"/>
-                <w:b w:val="0"/>
-                <w:i w:val="0"/>
-                <w:color w:val="333333"/>
-                <w:sz w:val="22"/>
-              </w:rPr>
-              <w:t>- 【影响】如果一个人的善意只给「自己人」，长期下去会怎样？</w:t>
-            </w:r>
-          </w:p>
-          <w:p>
-            <w:pPr>
-              <w:spacing w:line="324" w:lineRule="auto" w:after="60"/>
-            </w:pPr>
-            <w:r>
-              <w:rPr>
-                <w:rFonts w:ascii="宋体" w:hAnsi="宋体" w:eastAsia="宋体"/>
-                <w:b w:val="0"/>
-                <w:i w:val="0"/>
-                <w:color w:val="333333"/>
-                <w:sz w:val="22"/>
-              </w:rPr>
-              <w:t>- 【应对】这周出门时，你可以选哪一个具体时刻（等电梯、排队），来练一练「经过即祝福」？</w:t>
-            </w:r>
-          </w:p>
-        </w:tc>
-      </w:tr>
-    </w:tbl>
-    <w:p>
-      <w:pPr>
-        <w:spacing w:after="40"/>
-      </w:pPr>
+        </w:rPr>
+        <w:t>Dukkhā muccantu, yathāladdhasampattito māvigacchantu, kammassakā.</w:t>
+      </w:r>
     </w:p>
     <w:p>
       <w:pPr>
-        <w:spacing w:before="200"/>
-      </w:pPr>
-      <w:r>
-        <w:rPr>
-          <w:rFonts w:ascii="微软雅黑" w:hAnsi="微软雅黑" w:eastAsia="微软雅黑"/>
+        <w:ind w:left="170"/>
+        <w:pBdr>
+          <w:left w:val="single" w:sz="18" w:space="4" w:color="1E4620"/>
+        </w:pBdr>
+        <w:shd w:val="clear" w:fill="F2F5FA"/>
+      </w:pPr>
+      <w:r>
+        <w:rPr>
           <w:b w:val="0"/>
-          <w:i w:val="0"/>
-          <w:color w:val="1E5631"/>
-          <w:sz w:val="28"/>
-        </w:rPr>
-        <w:t>🧘 禅修练习（15 min）</w:t>
-      </w:r>
-    </w:p>
-    <w:tbl>
-      <w:tblPr>
-        <w:tblW w:type="auto" w:w="0"/>
-        <w:jc w:val="center"/>
-        <w:tblLook w:firstColumn="1" w:firstRow="1" w:lastColumn="0" w:lastRow="0" w:noHBand="0" w:noVBand="1" w:val="04A0"/>
-      </w:tblPr>
-      <w:tblGrid>
-        <w:gridCol w:w="9638"/>
-      </w:tblGrid>
-      <w:tr>
-        <w:tc>
-          <w:tcPr>
-            <w:tcW w:type="dxa" w:w="9638"/>
-            <w:shd w:val="clear" w:color="auto" w:fill="F2F8F4"/>
-            <w:tcBorders>
-              <w:start w:val="single" w:sz="24" w:color="2E7D4F"/>
-            </w:tcBorders>
-            <w:tcMar>
-              <w:top w:w="40" w:type="dxa"/>
-              <w:bottom w:w="40" w:type="dxa"/>
-              <w:start w:w="120" w:type="dxa"/>
-              <w:end w:w="120" w:type="dxa"/>
-            </w:tcMar>
-          </w:tcPr>
-          <w:p>
-            <w:pPr>
-              <w:spacing w:line="324" w:lineRule="auto" w:after="60"/>
-            </w:pPr>
-            <w:r/>
-            <w:r>
-              <w:rPr>
-                <w:rFonts w:ascii="宋体" w:hAnsi="宋体" w:eastAsia="宋体"/>
-                <w:b w:val="0"/>
-                <w:i w:val="0"/>
-                <w:color w:val="333333"/>
-                <w:sz w:val="22"/>
-              </w:rPr>
-              <w:t>💡 本周由连续两周合并，含两段禅修练习引导词；时间紧可读其一，或各取前半段（合计约15分钟）。</w:t>
-            </w:r>
-          </w:p>
-        </w:tc>
-      </w:tr>
-    </w:tbl>
-    <w:p>
-      <w:pPr>
-        <w:spacing w:after="40"/>
-      </w:pPr>
-    </w:p>
-    <w:tbl>
-      <w:tblPr>
-        <w:tblW w:type="auto" w:w="0"/>
-        <w:jc w:val="center"/>
-        <w:tblLook w:firstColumn="1" w:firstRow="1" w:lastColumn="0" w:lastRow="0" w:noHBand="0" w:noVBand="1" w:val="04A0"/>
-      </w:tblPr>
-      <w:tblGrid>
-        <w:gridCol w:w="9638"/>
-      </w:tblGrid>
-      <w:tr>
-        <w:tc>
-          <w:tcPr>
-            <w:tcW w:type="dxa" w:w="9638"/>
-            <w:shd w:val="clear" w:color="auto" w:fill="F2F8F4"/>
-            <w:tcBorders>
-              <w:start w:val="single" w:sz="24" w:color="2E7D4F"/>
-            </w:tcBorders>
-            <w:tcMar>
-              <w:top w:w="40" w:type="dxa"/>
-              <w:bottom w:w="40" w:type="dxa"/>
-              <w:start w:w="120" w:type="dxa"/>
-              <w:end w:w="120" w:type="dxa"/>
-            </w:tcMar>
-          </w:tcPr>
-          <w:p>
-            <w:pPr>
-              <w:spacing w:line="324" w:lineRule="auto" w:after="60"/>
-            </w:pPr>
-            <w:r/>
-            <w:r>
-              <w:rPr>
-                <w:rFonts w:ascii="宋体" w:hAnsi="宋体" w:eastAsia="宋体"/>
-                <w:b w:val="0"/>
-                <w:i w:val="0"/>
-                <w:color w:val="333333"/>
-                <w:sz w:val="22"/>
-              </w:rPr>
-              <w:t xml:space="preserve">⚠️ </w:t>
-            </w:r>
-            <w:r>
-              <w:rPr>
-                <w:rFonts w:ascii="宋体" w:hAnsi="宋体" w:eastAsia="宋体"/>
-                <w:b/>
-                <w:i w:val="0"/>
-                <w:color w:val="333333"/>
-                <w:sz w:val="22"/>
-              </w:rPr>
-              <w:t>禅修禁忌提示</w:t>
-            </w:r>
-            <w:r>
-              <w:rPr>
-                <w:rFonts w:ascii="宋体" w:hAnsi="宋体" w:eastAsia="宋体"/>
-                <w:b w:val="0"/>
-                <w:i w:val="0"/>
-                <w:color w:val="333333"/>
-                <w:sz w:val="22"/>
-              </w:rPr>
-              <w:t>：若你正处在严重抑郁、焦虑、创伤后应激，或精神类疾病的发作／用药期，或正经历强烈的情绪危机，请先咨询医生或心理师，再决定是否练习；练习中若出现明显不适（如心悸、胸闷、情绪失控），请立即停止，睁开眼睛，把注意力放回呼吸与身体，必要时离场休息。</w:t>
-            </w:r>
-          </w:p>
-        </w:tc>
-      </w:tr>
-    </w:tbl>
-    <w:p>
-      <w:pPr>
-        <w:spacing w:after="40"/>
-      </w:pPr>
+        </w:rPr>
+        <w:t>脱离诸苦，不失去所得的成就。［他们］是业的所有者！</w:t>
+      </w:r>
     </w:p>
     <w:p>
       <w:r>
         <w:rPr>
-          <w:rFonts w:ascii="宋体" w:hAnsi="宋体" w:eastAsia="宋体"/>
           <w:b/>
-          <w:i w:val="0"/>
-          <w:sz w:val="22"/>
-        </w:rPr>
-        <w:t>引导词</w:t>
-      </w:r>
-      <w:r>
-        <w:rPr>
-          <w:rFonts w:ascii="宋体" w:hAnsi="宋体" w:eastAsia="宋体"/>
+        </w:rPr>
+        <w:t>★核心段落（必读）</w:t>
+      </w:r>
+      <w:r>
+        <w:rPr>
           <w:b w:val="0"/>
-          <w:i w:val="0"/>
-          <w:sz w:val="22"/>
-        </w:rPr>
-        <w:t>：</w:t>
-      </w:r>
-    </w:p>
-    <w:tbl>
-      <w:tblPr>
-        <w:tblW w:type="auto" w:w="0"/>
-        <w:jc w:val="center"/>
-        <w:tblLook w:firstColumn="1" w:firstRow="1" w:lastColumn="0" w:lastRow="0" w:noHBand="0" w:noVBand="1" w:val="04A0"/>
-      </w:tblPr>
-      <w:tblGrid>
-        <w:gridCol w:w="9638"/>
-      </w:tblGrid>
-      <w:tr>
-        <w:tc>
-          <w:tcPr>
-            <w:tcW w:type="dxa" w:w="9638"/>
-            <w:shd w:val="clear" w:color="auto" w:fill="F2F8F4"/>
-            <w:tcBorders>
-              <w:start w:val="single" w:sz="24" w:color="2E7D4F"/>
-            </w:tcBorders>
-            <w:tcMar>
-              <w:top w:w="40" w:type="dxa"/>
-              <w:bottom w:w="40" w:type="dxa"/>
-              <w:start w:w="120" w:type="dxa"/>
-              <w:end w:w="120" w:type="dxa"/>
-            </w:tcMar>
-          </w:tcPr>
-          <w:p>
-            <w:pPr>
-              <w:spacing w:line="324" w:lineRule="auto" w:after="60"/>
-            </w:pPr>
-            <w:r/>
-            <w:r>
-              <w:rPr>
-                <w:rFonts w:ascii="宋体" w:hAnsi="宋体" w:eastAsia="宋体"/>
-                <w:b w:val="0"/>
-                <w:i w:val="0"/>
-                <w:color w:val="333333"/>
-                <w:sz w:val="22"/>
-              </w:rPr>
-              <w:t>闭上眼睛，先对自己散播慈爱：愿我快乐，愿我平安，愿我健康。（停顿）</w:t>
-            </w:r>
-          </w:p>
-          <w:p>
-            <w:pPr>
-              <w:spacing w:line="324" w:lineRule="auto" w:after="60"/>
-            </w:pPr>
-          </w:p>
-          <w:p>
-            <w:pPr>
-              <w:spacing w:line="324" w:lineRule="auto" w:after="60"/>
-            </w:pPr>
-            <w:r>
-              <w:rPr>
-                <w:rFonts w:ascii="宋体" w:hAnsi="宋体" w:eastAsia="宋体"/>
-                <w:b w:val="0"/>
-                <w:i w:val="0"/>
-                <w:color w:val="333333"/>
-                <w:sz w:val="22"/>
-              </w:rPr>
-              <w:t>现在，把心扩展到你的家人——愿我的家人远离危难，身体健康，内心愉悦，保有快乐。（停顿）</w:t>
-            </w:r>
-          </w:p>
-          <w:p>
-            <w:pPr>
-              <w:spacing w:line="324" w:lineRule="auto" w:after="60"/>
-            </w:pPr>
-          </w:p>
-          <w:p>
-            <w:pPr>
-              <w:spacing w:line="324" w:lineRule="auto" w:after="60"/>
-            </w:pPr>
-            <w:r>
-              <w:rPr>
-                <w:rFonts w:ascii="宋体" w:hAnsi="宋体" w:eastAsia="宋体"/>
-                <w:b w:val="0"/>
-                <w:i w:val="0"/>
-                <w:color w:val="333333"/>
-                <w:sz w:val="22"/>
-              </w:rPr>
-              <w:t>扩展到你的同事、朋友——愿我所有的同事、朋友，以及一切有缘的人，远离危难，身体健康，内心愉悦，保有快乐。（停顿）</w:t>
-            </w:r>
-          </w:p>
-          <w:p>
-            <w:pPr>
-              <w:spacing w:line="324" w:lineRule="auto" w:after="60"/>
-            </w:pPr>
-          </w:p>
-          <w:p>
-            <w:pPr>
-              <w:spacing w:line="324" w:lineRule="auto" w:after="60"/>
-            </w:pPr>
-            <w:r>
-              <w:rPr>
-                <w:rFonts w:ascii="宋体" w:hAnsi="宋体" w:eastAsia="宋体"/>
-                <w:b w:val="0"/>
-                <w:i w:val="0"/>
-                <w:color w:val="333333"/>
-                <w:sz w:val="22"/>
-              </w:rPr>
-              <w:t>扩展到北方的一切众生——愿北方的一切众生，没有危难，身体健康，内心愉悦，保有快乐。</w:t>
-            </w:r>
-          </w:p>
-          <w:p>
-            <w:pPr>
-              <w:spacing w:line="324" w:lineRule="auto" w:after="60"/>
-            </w:pPr>
-            <w:r>
-              <w:rPr>
-                <w:rFonts w:ascii="宋体" w:hAnsi="宋体" w:eastAsia="宋体"/>
-                <w:b w:val="0"/>
-                <w:i w:val="0"/>
-                <w:color w:val="333333"/>
-                <w:sz w:val="22"/>
-              </w:rPr>
-              <w:t>扩展到南方的一切众生——愿南方的一切众生……（停顿，可依次东西方、上下方）</w:t>
-            </w:r>
-          </w:p>
-          <w:p>
-            <w:pPr>
-              <w:spacing w:line="324" w:lineRule="auto" w:after="60"/>
-            </w:pPr>
-          </w:p>
-          <w:p>
-            <w:pPr>
-              <w:spacing w:line="324" w:lineRule="auto" w:after="60"/>
-            </w:pPr>
-            <w:r>
-              <w:rPr>
-                <w:rFonts w:ascii="宋体" w:hAnsi="宋体" w:eastAsia="宋体"/>
-                <w:b w:val="0"/>
-                <w:i w:val="0"/>
-                <w:color w:val="333333"/>
-                <w:sz w:val="22"/>
-              </w:rPr>
-              <w:t>扩展到十方的一切众生、一切女性、一切男性、一切圣者、一切非圣者、一切诸天、一切人类、一切堕苦处者——愿他们都没有危难，身体健康，内心愉悦，保有快乐。（停顿）</w:t>
-            </w:r>
-          </w:p>
-          <w:p>
-            <w:pPr>
-              <w:spacing w:line="324" w:lineRule="auto" w:after="60"/>
-            </w:pPr>
-          </w:p>
-          <w:p>
-            <w:pPr>
-              <w:spacing w:line="324" w:lineRule="auto" w:after="60"/>
-            </w:pPr>
-            <w:r>
-              <w:rPr>
-                <w:rFonts w:ascii="宋体" w:hAnsi="宋体" w:eastAsia="宋体"/>
-                <w:b w:val="0"/>
-                <w:i w:val="0"/>
-                <w:color w:val="333333"/>
-                <w:sz w:val="22"/>
-              </w:rPr>
-              <w:t>上至有顶天，下至无间狱——地上走的、水里游的、空中飞的一切有情，愿无瞋、无怨，无苦及无难。（停顿）</w:t>
-            </w:r>
-          </w:p>
-          <w:p>
-            <w:pPr>
-              <w:spacing w:line="324" w:lineRule="auto" w:after="60"/>
-            </w:pPr>
-          </w:p>
-          <w:p>
-            <w:pPr>
-              <w:spacing w:line="324" w:lineRule="auto" w:after="60"/>
-            </w:pPr>
-            <w:r>
-              <w:rPr>
-                <w:rFonts w:ascii="宋体" w:hAnsi="宋体" w:eastAsia="宋体"/>
-                <w:b w:val="0"/>
-                <w:i w:val="0"/>
-                <w:color w:val="333333"/>
-                <w:sz w:val="22"/>
-              </w:rPr>
-              <w:t>最后回到呼吸。愿我快乐，愿一切众生快乐。</w:t>
-            </w:r>
-          </w:p>
-          <w:p>
-            <w:pPr>
-              <w:spacing w:line="324" w:lineRule="auto" w:after="60"/>
-            </w:pPr>
-            <w:r>
-              <w:rPr>
-                <w:rFonts w:ascii="宋体" w:hAnsi="宋体" w:eastAsia="宋体"/>
-                <w:b w:val="0"/>
-                <w:i w:val="0"/>
-                <w:color w:val="333333"/>
-                <w:sz w:val="22"/>
-              </w:rPr>
-              <w:t>好，慢慢睁开眼睛。</w:t>
-            </w:r>
-          </w:p>
-        </w:tc>
-      </w:tr>
-    </w:tbl>
-    <w:p>
-      <w:pPr>
-        <w:spacing w:after="40"/>
-      </w:pPr>
+        </w:rPr>
+        <w:t>【本周朗读段】</w:t>
+      </w:r>
     </w:p>
     <w:p>
-      <w:r>
-        <w:rPr>
-          <w:rFonts w:ascii="宋体" w:hAnsi="宋体" w:eastAsia="宋体"/>
-          <w:b/>
-          <w:i w:val="0"/>
-          <w:sz w:val="22"/>
-        </w:rPr>
-        <w:t>引导词</w:t>
-      </w:r>
-      <w:r>
-        <w:rPr>
-          <w:rFonts w:ascii="宋体" w:hAnsi="宋体" w:eastAsia="宋体"/>
+      <w:pPr>
+        <w:ind w:left="170"/>
+        <w:pBdr>
+          <w:left w:val="single" w:sz="18" w:space="4" w:color="1E4620"/>
+        </w:pBdr>
+        <w:shd w:val="clear" w:fill="F2F5FA"/>
+      </w:pPr>
+      <w:r>
+        <w:rPr>
           <w:b w:val="0"/>
-          <w:i w:val="0"/>
-          <w:sz w:val="22"/>
-        </w:rPr>
-        <w:t>：</w:t>
-      </w:r>
-    </w:p>
-    <w:tbl>
-      <w:tblPr>
-        <w:tblW w:type="auto" w:w="0"/>
-        <w:jc w:val="center"/>
-        <w:tblLook w:firstColumn="1" w:firstRow="1" w:lastColumn="0" w:lastRow="0" w:noHBand="0" w:noVBand="1" w:val="04A0"/>
-      </w:tblPr>
-      <w:tblGrid>
-        <w:gridCol w:w="9638"/>
-      </w:tblGrid>
-      <w:tr>
-        <w:tc>
-          <w:tcPr>
-            <w:tcW w:type="dxa" w:w="9638"/>
-            <w:shd w:val="clear" w:color="auto" w:fill="F2F8F4"/>
-            <w:tcBorders>
-              <w:start w:val="single" w:sz="24" w:color="2E7D4F"/>
-            </w:tcBorders>
-            <w:tcMar>
-              <w:top w:w="40" w:type="dxa"/>
-              <w:bottom w:w="40" w:type="dxa"/>
-              <w:start w:w="120" w:type="dxa"/>
-              <w:end w:w="120" w:type="dxa"/>
-            </w:tcMar>
-          </w:tcPr>
-          <w:p>
-            <w:pPr>
-              <w:spacing w:line="324" w:lineRule="auto" w:after="60"/>
-            </w:pPr>
-            <w:r/>
-            <w:r>
-              <w:rPr>
-                <w:rFonts w:ascii="宋体" w:hAnsi="宋体" w:eastAsia="宋体"/>
-                <w:b w:val="0"/>
-                <w:i w:val="0"/>
-                <w:color w:val="333333"/>
-                <w:sz w:val="22"/>
-              </w:rPr>
-              <w:t>闭上眼睛。先对自己散播慈爱：愿我快乐，愿我平安，愿我健康。（停顿）</w:t>
-            </w:r>
-          </w:p>
-          <w:p>
-            <w:pPr>
-              <w:spacing w:line="324" w:lineRule="auto" w:after="60"/>
-            </w:pPr>
-          </w:p>
-          <w:p>
-            <w:pPr>
-              <w:spacing w:line="324" w:lineRule="auto" w:after="60"/>
-            </w:pPr>
-            <w:r>
-              <w:rPr>
-                <w:rFonts w:ascii="宋体" w:hAnsi="宋体" w:eastAsia="宋体"/>
-                <w:b/>
-                <w:i w:val="0"/>
-                <w:color w:val="333333"/>
-                <w:sz w:val="22"/>
-              </w:rPr>
-              <w:t>慈</w:t>
-            </w:r>
-            <w:r>
-              <w:rPr>
-                <w:rFonts w:ascii="宋体" w:hAnsi="宋体" w:eastAsia="宋体"/>
-                <w:b w:val="0"/>
-                <w:i w:val="0"/>
-                <w:color w:val="333333"/>
-                <w:sz w:val="22"/>
-              </w:rPr>
-              <w:t>——想一位你关爱的朋友，愿他快乐，愿他平安，愿他健康。（停顿）</w:t>
-            </w:r>
-          </w:p>
-          <w:p>
-            <w:pPr>
-              <w:spacing w:line="324" w:lineRule="auto" w:after="60"/>
-            </w:pPr>
-          </w:p>
-          <w:p>
-            <w:pPr>
-              <w:spacing w:line="324" w:lineRule="auto" w:after="60"/>
-            </w:pPr>
-            <w:r>
-              <w:rPr>
-                <w:rFonts w:ascii="宋体" w:hAnsi="宋体" w:eastAsia="宋体"/>
-                <w:b/>
-                <w:i w:val="0"/>
-                <w:color w:val="333333"/>
-                <w:sz w:val="22"/>
-              </w:rPr>
-              <w:t>悲</w:t>
-            </w:r>
-            <w:r>
-              <w:rPr>
-                <w:rFonts w:ascii="宋体" w:hAnsi="宋体" w:eastAsia="宋体"/>
-                <w:b w:val="0"/>
-                <w:i w:val="0"/>
-                <w:color w:val="333333"/>
-                <w:sz w:val="22"/>
-              </w:rPr>
-              <w:t>——想一位正在经历困难的人，或者你看到过的受苦的众生，愿他离苦，愿他不再被痛苦折磨，愿他早日解脱。（停顿）</w:t>
-            </w:r>
-          </w:p>
-          <w:p>
-            <w:pPr>
-              <w:spacing w:line="324" w:lineRule="auto" w:after="60"/>
-            </w:pPr>
-          </w:p>
-          <w:p>
-            <w:pPr>
-              <w:spacing w:line="324" w:lineRule="auto" w:after="60"/>
-            </w:pPr>
-            <w:r>
-              <w:rPr>
-                <w:rFonts w:ascii="宋体" w:hAnsi="宋体" w:eastAsia="宋体"/>
-                <w:b/>
-                <w:i w:val="0"/>
-                <w:color w:val="333333"/>
-                <w:sz w:val="22"/>
-              </w:rPr>
-              <w:t>喜</w:t>
-            </w:r>
-            <w:r>
-              <w:rPr>
-                <w:rFonts w:ascii="宋体" w:hAnsi="宋体" w:eastAsia="宋体"/>
-                <w:b w:val="0"/>
-                <w:i w:val="0"/>
-                <w:color w:val="333333"/>
-                <w:sz w:val="22"/>
-              </w:rPr>
-              <w:t>——想一位最近取得成就、过得很好的朋友，真心为他高兴，随喜他的成功，愿他越来越好。（停顿）</w:t>
-            </w:r>
-          </w:p>
-          <w:p>
-            <w:pPr>
-              <w:spacing w:line="324" w:lineRule="auto" w:after="60"/>
-            </w:pPr>
-          </w:p>
-          <w:p>
-            <w:pPr>
-              <w:spacing w:line="324" w:lineRule="auto" w:after="60"/>
-            </w:pPr>
-            <w:r>
-              <w:rPr>
-                <w:rFonts w:ascii="宋体" w:hAnsi="宋体" w:eastAsia="宋体"/>
-                <w:b/>
-                <w:i w:val="0"/>
-                <w:color w:val="333333"/>
-                <w:sz w:val="22"/>
-              </w:rPr>
-              <w:t>舍</w:t>
-            </w:r>
-            <w:r>
-              <w:rPr>
-                <w:rFonts w:ascii="宋体" w:hAnsi="宋体" w:eastAsia="宋体"/>
-                <w:b w:val="0"/>
-                <w:i w:val="0"/>
-                <w:color w:val="333333"/>
-                <w:sz w:val="22"/>
-              </w:rPr>
-              <w:t>——想一想那些与你无关的人：地铁里的人、路上的人，愿他们各自安好，不执著、不排斥，平等地祝福。（停顿）</w:t>
-            </w:r>
-          </w:p>
-          <w:p>
-            <w:pPr>
-              <w:spacing w:line="324" w:lineRule="auto" w:after="60"/>
-            </w:pPr>
-          </w:p>
-          <w:p>
-            <w:pPr>
-              <w:spacing w:line="324" w:lineRule="auto" w:after="60"/>
-            </w:pPr>
-            <w:r>
-              <w:rPr>
-                <w:rFonts w:ascii="宋体" w:hAnsi="宋体" w:eastAsia="宋体"/>
-                <w:b w:val="0"/>
-                <w:i w:val="0"/>
-                <w:color w:val="333333"/>
-                <w:sz w:val="22"/>
-              </w:rPr>
-              <w:t>最后回到呼吸。愿我快乐，愿一切众生快乐。</w:t>
-            </w:r>
-          </w:p>
-          <w:p>
-            <w:pPr>
-              <w:spacing w:line="324" w:lineRule="auto" w:after="60"/>
-            </w:pPr>
-            <w:r>
-              <w:rPr>
-                <w:rFonts w:ascii="宋体" w:hAnsi="宋体" w:eastAsia="宋体"/>
-                <w:b w:val="0"/>
-                <w:i w:val="0"/>
-                <w:color w:val="333333"/>
-                <w:sz w:val="22"/>
-              </w:rPr>
-              <w:t>好，慢慢睁开眼睛。</w:t>
-            </w:r>
-          </w:p>
-        </w:tc>
-      </w:tr>
-    </w:tbl>
-    <w:p>
-      <w:pPr>
-        <w:spacing w:after="40"/>
-      </w:pPr>
+        </w:rPr>
+        <w:t>Puratthimāya disāya, pacchimāya disāya, uttarāya disāya, dakkhiṇāya disāya,</w:t>
+      </w:r>
     </w:p>
     <w:p>
       <w:pPr>
-        <w:spacing w:before="200"/>
-      </w:pPr>
-      <w:r>
-        <w:rPr>
-          <w:rFonts w:ascii="微软雅黑" w:hAnsi="微软雅黑" w:eastAsia="微软雅黑"/>
+        <w:ind w:left="170"/>
+        <w:pBdr>
+          <w:left w:val="single" w:sz="18" w:space="4" w:color="1E4620"/>
+        </w:pBdr>
+        <w:shd w:val="clear" w:fill="F2F5FA"/>
+      </w:pPr>
+      <w:r>
+        <w:rPr>
           <w:b w:val="0"/>
-          <w:i w:val="0"/>
-          <w:color w:val="1E5631"/>
-          <w:sz w:val="28"/>
-        </w:rPr>
-        <w:t>📖 共读原文2（20 min）</w:t>
-      </w:r>
-    </w:p>
-    <w:tbl>
-      <w:tblPr>
-        <w:tblW w:type="auto" w:w="0"/>
-        <w:jc w:val="center"/>
-        <w:tblLook w:firstColumn="1" w:firstRow="1" w:lastColumn="0" w:lastRow="0" w:noHBand="0" w:noVBand="1" w:val="04A0"/>
-      </w:tblPr>
-      <w:tblGrid>
-        <w:gridCol w:w="9638"/>
-      </w:tblGrid>
-      <w:tr>
-        <w:tc>
-          <w:tcPr>
-            <w:tcW w:type="dxa" w:w="9638"/>
-            <w:shd w:val="clear" w:color="auto" w:fill="F2F8F4"/>
-            <w:tcBorders>
-              <w:start w:val="single" w:sz="24" w:color="2E7D4F"/>
-            </w:tcBorders>
-            <w:tcMar>
-              <w:top w:w="40" w:type="dxa"/>
-              <w:bottom w:w="40" w:type="dxa"/>
-              <w:start w:w="120" w:type="dxa"/>
-              <w:end w:w="120" w:type="dxa"/>
-            </w:tcMar>
-          </w:tcPr>
-          <w:p>
-            <w:pPr>
-              <w:spacing w:line="324" w:lineRule="auto" w:after="60"/>
-            </w:pPr>
-            <w:r/>
-            <w:r>
-              <w:rPr>
-                <w:rFonts w:ascii="宋体" w:hAnsi="宋体" w:eastAsia="宋体"/>
-                <w:b w:val="0"/>
-                <w:i w:val="0"/>
-                <w:color w:val="333333"/>
-                <w:sz w:val="22"/>
-              </w:rPr>
-              <w:t xml:space="preserve">🎤 </w:t>
-            </w:r>
-            <w:r>
-              <w:rPr>
-                <w:rFonts w:ascii="宋体" w:hAnsi="宋体" w:eastAsia="宋体"/>
-                <w:b/>
-                <w:i w:val="0"/>
-                <w:color w:val="333333"/>
-                <w:sz w:val="22"/>
-              </w:rPr>
-              <w:t>本周朗读段</w:t>
-            </w:r>
-            <w:r>
-              <w:rPr>
-                <w:rFonts w:ascii="宋体" w:hAnsi="宋体" w:eastAsia="宋体"/>
-                <w:b w:val="0"/>
-                <w:i w:val="0"/>
-                <w:color w:val="333333"/>
-                <w:sz w:val="22"/>
-              </w:rPr>
-              <w:t>（★核心段落｜约 496 字｜中等稍慢约 3 分钟；本讲共读原文正文合计约 2161 字）：先朗读全部★核心段落；◈扩展段落及补充原文作默读／选读／延伸。</w:t>
-            </w:r>
-          </w:p>
-        </w:tc>
-      </w:tr>
-    </w:tbl>
-    <w:p>
-      <w:pPr>
-        <w:spacing w:after="40"/>
-      </w:pPr>
+        </w:rPr>
+        <w:t>愿东方、西方、北方、南方，</w:t>
+      </w:r>
     </w:p>
     <w:p>
       <w:pPr>
-        <w:spacing w:before="120"/>
-      </w:pPr>
-      <w:r>
-        <w:rPr>
-          <w:rFonts w:ascii="微软雅黑" w:hAnsi="微软雅黑" w:eastAsia="微软雅黑"/>
+        <w:ind w:left="170"/>
+        <w:pBdr>
+          <w:left w:val="single" w:sz="18" w:space="4" w:color="1E4620"/>
+        </w:pBdr>
+        <w:shd w:val="clear" w:fill="F2F5FA"/>
+      </w:pPr>
+      <w:r>
+        <w:rPr>
           <w:b w:val="0"/>
-          <w:i w:val="0"/>
-          <w:color w:val="1E5631"/>
-          <w:sz w:val="24"/>
-        </w:rPr>
-        <w:t>原文材料①：四梵住总说——慈悲喜舍</w:t>
+        </w:rPr>
+        <w:t>puratthimāya anudisāya, pacchimāya anudisāya, uttarāya anudisāya, dakkhiṇāya anudisāya,</w:t>
       </w:r>
     </w:p>
     <w:p>
-      <w:r>
-        <w:rPr>
-          <w:rFonts w:ascii="宋体" w:hAnsi="宋体" w:eastAsia="宋体"/>
-          <w:b/>
-          <w:i w:val="0"/>
-          <w:sz w:val="22"/>
-        </w:rPr>
-        <w:t>★核心段落（必读）</w:t>
-      </w:r>
-      <w:r>
-        <w:rPr>
-          <w:rFonts w:ascii="宋体" w:hAnsi="宋体" w:eastAsia="宋体"/>
+      <w:pPr>
+        <w:ind w:left="170"/>
+        <w:pBdr>
+          <w:left w:val="single" w:sz="18" w:space="4" w:color="1E4620"/>
+        </w:pBdr>
+        <w:shd w:val="clear" w:fill="F2F5FA"/>
+      </w:pPr>
+      <w:r>
+        <w:rPr>
           <w:b w:val="0"/>
-          <w:i w:val="0"/>
-          <w:sz w:val="22"/>
-        </w:rPr>
-        <w:t>【本周朗读段】</w:t>
-      </w:r>
-    </w:p>
-    <w:tbl>
-      <w:tblPr>
-        <w:tblW w:type="auto" w:w="0"/>
-        <w:jc w:val="center"/>
-        <w:tblLook w:firstColumn="1" w:firstRow="1" w:lastColumn="0" w:lastRow="0" w:noHBand="0" w:noVBand="1" w:val="04A0"/>
-      </w:tblPr>
-      <w:tblGrid>
-        <w:gridCol w:w="9638"/>
-      </w:tblGrid>
-      <w:tr>
-        <w:tc>
-          <w:tcPr>
-            <w:tcW w:type="dxa" w:w="9638"/>
-            <w:shd w:val="clear" w:color="auto" w:fill="F2F8F4"/>
-            <w:tcBorders>
-              <w:start w:val="single" w:sz="24" w:color="2E7D4F"/>
-            </w:tcBorders>
-            <w:tcMar>
-              <w:top w:w="40" w:type="dxa"/>
-              <w:bottom w:w="40" w:type="dxa"/>
-              <w:start w:w="120" w:type="dxa"/>
-              <w:end w:w="120" w:type="dxa"/>
-            </w:tcMar>
-          </w:tcPr>
-          <w:p>
-            <w:pPr>
-              <w:spacing w:line="324" w:lineRule="auto" w:after="60"/>
-            </w:pPr>
-            <w:r/>
-            <w:r>
-              <w:rPr>
-                <w:rFonts w:ascii="宋体" w:hAnsi="宋体" w:eastAsia="宋体"/>
-                <w:b/>
-                <w:i w:val="0"/>
-                <w:color w:val="333333"/>
-                <w:sz w:val="22"/>
-              </w:rPr>
-              <w:t>慈悲喜舍的定义</w:t>
-            </w:r>
-          </w:p>
-          <w:p>
-            <w:pPr>
-              <w:spacing w:line="324" w:lineRule="auto" w:after="60"/>
-            </w:pPr>
-          </w:p>
-          <w:p>
-            <w:pPr>
-              <w:spacing w:line="324" w:lineRule="auto" w:after="60"/>
-            </w:pPr>
-            <w:r>
-              <w:rPr>
-                <w:rFonts w:ascii="宋体" w:hAnsi="宋体" w:eastAsia="宋体"/>
-                <w:b w:val="0"/>
-                <w:i w:val="0"/>
-                <w:color w:val="333333"/>
-                <w:sz w:val="22"/>
-              </w:rPr>
-              <w:t>"慈悲喜舍"其实它是指在我们的心流里面，也就是在我们的心的素质里面，你存有要促进众生的利益的倾向那是</w:t>
-            </w:r>
-            <w:r>
-              <w:rPr>
-                <w:rFonts w:ascii="宋体" w:hAnsi="宋体" w:eastAsia="宋体"/>
-                <w:b/>
-                <w:i w:val="0"/>
-                <w:color w:val="333333"/>
-                <w:sz w:val="22"/>
-              </w:rPr>
-              <w:t>慈</w:t>
-            </w:r>
-            <w:r>
-              <w:rPr>
-                <w:rFonts w:ascii="宋体" w:hAnsi="宋体" w:eastAsia="宋体"/>
-                <w:b w:val="0"/>
-                <w:i w:val="0"/>
-                <w:color w:val="333333"/>
-                <w:sz w:val="22"/>
-              </w:rPr>
-              <w:t>；想拔除众生的痛苦，这是</w:t>
-            </w:r>
-            <w:r>
-              <w:rPr>
-                <w:rFonts w:ascii="宋体" w:hAnsi="宋体" w:eastAsia="宋体"/>
-                <w:b/>
-                <w:i w:val="0"/>
-                <w:color w:val="333333"/>
-                <w:sz w:val="22"/>
-              </w:rPr>
-              <w:t>悲</w:t>
-            </w:r>
-            <w:r>
-              <w:rPr>
-                <w:rFonts w:ascii="宋体" w:hAnsi="宋体" w:eastAsia="宋体"/>
-                <w:b w:val="0"/>
-                <w:i w:val="0"/>
-                <w:color w:val="333333"/>
-                <w:sz w:val="22"/>
-              </w:rPr>
-              <w:t>；你随喜众生的成就，这是</w:t>
-            </w:r>
-            <w:r>
-              <w:rPr>
-                <w:rFonts w:ascii="宋体" w:hAnsi="宋体" w:eastAsia="宋体"/>
-                <w:b/>
-                <w:i w:val="0"/>
-                <w:color w:val="333333"/>
-                <w:sz w:val="22"/>
-              </w:rPr>
-              <w:t>喜</w:t>
-            </w:r>
-            <w:r>
-              <w:rPr>
-                <w:rFonts w:ascii="宋体" w:hAnsi="宋体" w:eastAsia="宋体"/>
-                <w:b w:val="0"/>
-                <w:i w:val="0"/>
-                <w:color w:val="333333"/>
-                <w:sz w:val="22"/>
-              </w:rPr>
-              <w:t>；你以中捨的态度对待所有的众生，这是</w:t>
-            </w:r>
-            <w:r>
-              <w:rPr>
-                <w:rFonts w:ascii="宋体" w:hAnsi="宋体" w:eastAsia="宋体"/>
-                <w:b/>
-                <w:i w:val="0"/>
-                <w:color w:val="333333"/>
-                <w:sz w:val="22"/>
-              </w:rPr>
-              <w:t>捨</w:t>
-            </w:r>
-            <w:r>
-              <w:rPr>
-                <w:rFonts w:ascii="宋体" w:hAnsi="宋体" w:eastAsia="宋体"/>
-                <w:b w:val="0"/>
-                <w:i w:val="0"/>
-                <w:color w:val="333333"/>
-                <w:sz w:val="22"/>
-              </w:rPr>
-              <w:t>，这四种高尚的素质，我们被称为"慈悲喜舍"。</w:t>
-            </w:r>
-          </w:p>
-        </w:tc>
-      </w:tr>
-    </w:tbl>
-    <w:p>
-      <w:pPr>
-        <w:spacing w:after="40"/>
-      </w:pPr>
+        </w:rPr>
+        <w:t>东南方、西北方、东北方、西南方，</w:t>
+      </w:r>
     </w:p>
     <w:p>
-      <w:r>
-        <w:rPr>
-          <w:rFonts w:ascii="宋体" w:hAnsi="宋体" w:eastAsia="宋体"/>
-          <w:b/>
-          <w:i w:val="0"/>
-          <w:sz w:val="22"/>
-        </w:rPr>
-        <w:t>★核心段落（必读）</w:t>
-      </w:r>
-      <w:r>
-        <w:rPr>
-          <w:rFonts w:ascii="宋体" w:hAnsi="宋体" w:eastAsia="宋体"/>
+      <w:pPr>
+        <w:ind w:left="170"/>
+        <w:pBdr>
+          <w:left w:val="single" w:sz="18" w:space="4" w:color="1E4620"/>
+        </w:pBdr>
+        <w:shd w:val="clear" w:fill="F2F5FA"/>
+      </w:pPr>
+      <w:r>
+        <w:rPr>
           <w:b w:val="0"/>
-          <w:i w:val="0"/>
-          <w:sz w:val="22"/>
-        </w:rPr>
-        <w:t>【本周朗读段】</w:t>
-      </w:r>
-    </w:p>
-    <w:tbl>
-      <w:tblPr>
-        <w:tblW w:type="auto" w:w="0"/>
-        <w:jc w:val="center"/>
-        <w:tblLook w:firstColumn="1" w:firstRow="1" w:lastColumn="0" w:lastRow="0" w:noHBand="0" w:noVBand="1" w:val="04A0"/>
-      </w:tblPr>
-      <w:tblGrid>
-        <w:gridCol w:w="9638"/>
-      </w:tblGrid>
-      <w:tr>
-        <w:tc>
-          <w:tcPr>
-            <w:tcW w:type="dxa" w:w="9638"/>
-            <w:shd w:val="clear" w:color="auto" w:fill="F2F8F4"/>
-            <w:tcBorders>
-              <w:start w:val="single" w:sz="24" w:color="2E7D4F"/>
-            </w:tcBorders>
-            <w:tcMar>
-              <w:top w:w="40" w:type="dxa"/>
-              <w:bottom w:w="40" w:type="dxa"/>
-              <w:start w:w="120" w:type="dxa"/>
-              <w:end w:w="120" w:type="dxa"/>
-            </w:tcMar>
-          </w:tcPr>
-          <w:p>
-            <w:pPr>
-              <w:spacing w:line="324" w:lineRule="auto" w:after="60"/>
-            </w:pPr>
-            <w:r/>
-            <w:r>
-              <w:rPr>
-                <w:rFonts w:ascii="宋体" w:hAnsi="宋体" w:eastAsia="宋体"/>
-                <w:b/>
-                <w:i w:val="0"/>
-                <w:color w:val="333333"/>
-                <w:sz w:val="22"/>
-              </w:rPr>
-              <w:t>两种层次</w:t>
-            </w:r>
-          </w:p>
-          <w:p>
-            <w:pPr>
-              <w:spacing w:line="324" w:lineRule="auto" w:after="60"/>
-            </w:pPr>
-          </w:p>
-          <w:p>
-            <w:pPr>
-              <w:spacing w:line="324" w:lineRule="auto" w:after="60"/>
-            </w:pPr>
-            <w:r>
-              <w:rPr>
-                <w:rFonts w:ascii="宋体" w:hAnsi="宋体" w:eastAsia="宋体"/>
-                <w:b w:val="0"/>
-                <w:i w:val="0"/>
-                <w:color w:val="333333"/>
-                <w:sz w:val="22"/>
-              </w:rPr>
-              <w:t>这些心理素质就大的范围、种类来分可以分为两种层次，一种称为初级的心理素质，这个叫 pubbabhāga，有人把它翻译成叫"初级"，有人把它翻译成叫"前分"，是指"慈悲喜舍"四梵住，在欲界生起来的心，就是我们日常生活中生起来的慈悲喜舍，那是属于欲界心。然后如果我们去练习慈悲喜舍的禅那，而证得禅那，那是色界的心。从色界、欲界两个界的角度上来分有两种。</w:t>
-            </w:r>
-          </w:p>
-          <w:p>
-            <w:pPr>
-              <w:spacing w:line="324" w:lineRule="auto" w:after="60"/>
-            </w:pPr>
-          </w:p>
-          <w:p>
-            <w:pPr>
-              <w:spacing w:line="324" w:lineRule="auto" w:after="60"/>
-            </w:pPr>
-            <w:r>
-              <w:rPr>
-                <w:rFonts w:ascii="宋体" w:hAnsi="宋体" w:eastAsia="宋体"/>
-                <w:b w:val="0"/>
-                <w:i w:val="0"/>
-                <w:color w:val="333333"/>
-                <w:sz w:val="22"/>
-              </w:rPr>
-              <w:t>"慈悲喜"梵住可以证得初禅、二禅、三禅；而舍呢，只有第四禅。</w:t>
-            </w:r>
-          </w:p>
-        </w:tc>
-      </w:tr>
-    </w:tbl>
-    <w:p>
-      <w:pPr>
-        <w:spacing w:after="40"/>
-      </w:pPr>
+        </w:rPr>
+        <w:t>heṭṭhimāya disāya, uparimāya disāya. Sabbe sattā, sabbe pāṇā,</w:t>
+      </w:r>
     </w:p>
     <w:p>
-      <w:r>
-        <w:rPr>
-          <w:rFonts w:ascii="宋体" w:hAnsi="宋体" w:eastAsia="宋体"/>
-          <w:b/>
-          <w:i w:val="0"/>
-          <w:sz w:val="22"/>
-        </w:rPr>
-        <w:t>◈扩展段落（可选）</w:t>
-      </w:r>
-      <w:r>
-        <w:rPr>
-          <w:rFonts w:ascii="宋体" w:hAnsi="宋体" w:eastAsia="宋体"/>
+      <w:pPr>
+        <w:ind w:left="170"/>
+        <w:pBdr>
+          <w:left w:val="single" w:sz="18" w:space="4" w:color="1E4620"/>
+        </w:pBdr>
+        <w:shd w:val="clear" w:fill="F2F5FA"/>
+      </w:pPr>
+      <w:r>
+        <w:rPr>
           <w:b w:val="0"/>
-          <w:i w:val="0"/>
-          <w:sz w:val="22"/>
-        </w:rPr>
-        <w:t>【默读／选读／延伸】</w:t>
-      </w:r>
-    </w:p>
-    <w:tbl>
-      <w:tblPr>
-        <w:tblW w:type="auto" w:w="0"/>
-        <w:jc w:val="center"/>
-        <w:tblLook w:firstColumn="1" w:firstRow="1" w:lastColumn="0" w:lastRow="0" w:noHBand="0" w:noVBand="1" w:val="04A0"/>
-      </w:tblPr>
-      <w:tblGrid>
-        <w:gridCol w:w="9638"/>
-      </w:tblGrid>
-      <w:tr>
-        <w:tc>
-          <w:tcPr>
-            <w:tcW w:type="dxa" w:w="9638"/>
-            <w:shd w:val="clear" w:color="auto" w:fill="F2F8F4"/>
-            <w:tcBorders>
-              <w:start w:val="single" w:sz="24" w:color="2E7D4F"/>
-            </w:tcBorders>
-            <w:tcMar>
-              <w:top w:w="40" w:type="dxa"/>
-              <w:bottom w:w="40" w:type="dxa"/>
-              <w:start w:w="120" w:type="dxa"/>
-              <w:end w:w="120" w:type="dxa"/>
-            </w:tcMar>
-          </w:tcPr>
-          <w:p>
-            <w:pPr>
-              <w:spacing w:line="324" w:lineRule="auto" w:after="60"/>
-            </w:pPr>
-            <w:r/>
-            <w:r>
-              <w:rPr>
-                <w:rFonts w:ascii="宋体" w:hAnsi="宋体" w:eastAsia="宋体"/>
-                <w:b/>
-                <w:i w:val="0"/>
-                <w:color w:val="333333"/>
-                <w:sz w:val="22"/>
-              </w:rPr>
-              <w:t>什么是梵住</w:t>
-            </w:r>
-          </w:p>
-          <w:p>
-            <w:pPr>
-              <w:spacing w:line="324" w:lineRule="auto" w:after="60"/>
-            </w:pPr>
-          </w:p>
-          <w:p>
-            <w:pPr>
-              <w:spacing w:line="324" w:lineRule="auto" w:after="60"/>
-            </w:pPr>
-            <w:r>
-              <w:rPr>
-                <w:rFonts w:ascii="宋体" w:hAnsi="宋体" w:eastAsia="宋体"/>
-                <w:b w:val="0"/>
-                <w:i w:val="0"/>
-                <w:color w:val="333333"/>
-                <w:sz w:val="22"/>
-              </w:rPr>
-              <w:t>佛陀教导这四种崇高的心理素质或者心灵的境界。Mettā，karunā，muditā，upekkhā，慈、悲、喜、舍。在巴利经典里面，这四者被称为叫梵住，brahmavihāra。你的心超越了一般人的这种状态，它是一种崇高的、卓越的心理状态。那这种状态呢，就像这个梵一样，就像梵天一样，你的心像梵天一样。那么你的心住在跟梵天一样这种心的状态呢，称为梵住，你的心跟梵天一样的安住。</w:t>
-            </w:r>
-          </w:p>
-        </w:tc>
-      </w:tr>
-    </w:tbl>
-    <w:p>
-      <w:pPr>
-        <w:spacing w:after="40"/>
-      </w:pPr>
+        </w:rPr>
+        <w:t>下方、上方的一切有情、一切众生、</w:t>
+      </w:r>
     </w:p>
     <w:p>
-      <w:r>
-        <w:rPr>
-          <w:rFonts w:ascii="宋体" w:hAnsi="宋体" w:eastAsia="宋体"/>
-          <w:b/>
-          <w:i w:val="0"/>
-          <w:sz w:val="22"/>
-        </w:rPr>
-        <w:t>★核心段落（必读）</w:t>
-      </w:r>
-      <w:r>
-        <w:rPr>
-          <w:rFonts w:ascii="宋体" w:hAnsi="宋体" w:eastAsia="宋体"/>
+      <w:pPr>
+        <w:ind w:left="170"/>
+        <w:pBdr>
+          <w:left w:val="single" w:sz="18" w:space="4" w:color="1E4620"/>
+        </w:pBdr>
+        <w:shd w:val="clear" w:fill="F2F5FA"/>
+      </w:pPr>
+      <w:r>
+        <w:rPr>
           <w:b w:val="0"/>
-          <w:i w:val="0"/>
-          <w:sz w:val="22"/>
-        </w:rPr>
-        <w:t>【本周朗读段】</w:t>
-      </w:r>
-    </w:p>
-    <w:tbl>
-      <w:tblPr>
-        <w:tblW w:type="auto" w:w="0"/>
-        <w:jc w:val="center"/>
-        <w:tblLook w:firstColumn="1" w:firstRow="1" w:lastColumn="0" w:lastRow="0" w:noHBand="0" w:noVBand="1" w:val="04A0"/>
-      </w:tblPr>
-      <w:tblGrid>
-        <w:gridCol w:w="9638"/>
-      </w:tblGrid>
-      <w:tr>
-        <w:tc>
-          <w:tcPr>
-            <w:tcW w:type="dxa" w:w="9638"/>
-            <w:shd w:val="clear" w:color="auto" w:fill="F2F8F4"/>
-            <w:tcBorders>
-              <w:start w:val="single" w:sz="24" w:color="2E7D4F"/>
-            </w:tcBorders>
-            <w:tcMar>
-              <w:top w:w="40" w:type="dxa"/>
-              <w:bottom w:w="40" w:type="dxa"/>
-              <w:start w:w="120" w:type="dxa"/>
-              <w:end w:w="120" w:type="dxa"/>
-            </w:tcMar>
-          </w:tcPr>
-          <w:p>
-            <w:pPr>
-              <w:spacing w:line="324" w:lineRule="auto" w:after="60"/>
-            </w:pPr>
-            <w:r/>
-            <w:r>
-              <w:rPr>
-                <w:rFonts w:ascii="宋体" w:hAnsi="宋体" w:eastAsia="宋体"/>
-                <w:b/>
-                <w:i w:val="0"/>
-                <w:color w:val="333333"/>
-                <w:sz w:val="22"/>
-              </w:rPr>
-              <w:t>四梵住的价值</w:t>
-            </w:r>
-          </w:p>
-          <w:p>
-            <w:pPr>
-              <w:spacing w:line="324" w:lineRule="auto" w:after="60"/>
-            </w:pPr>
-          </w:p>
-          <w:p>
-            <w:pPr>
-              <w:spacing w:line="324" w:lineRule="auto" w:after="60"/>
-            </w:pPr>
-            <w:r>
-              <w:rPr>
-                <w:rFonts w:ascii="宋体" w:hAnsi="宋体" w:eastAsia="宋体"/>
-                <w:b w:val="0"/>
-                <w:i w:val="0"/>
-                <w:color w:val="333333"/>
-                <w:sz w:val="22"/>
-              </w:rPr>
-              <w:t>四梵住，之所以我们称为叫超越或者崇高，是因为他们以最正确，最理想的行为方式来对待有情。请大家记住，对待有情最正确、最理想的方式就是慈悲喜舍。那么事实上呢，我们如果有去运用的时候，你会发现，"慈悲喜舍"为人与人之间的互动，提供了最佳的方式。慈悲喜舍是压力的疏解剂，是社会和平的缔造者，是解决社会冲突的根本药方，也是我们在生存奋斗中创伤的疗愈者。</w:t>
-            </w:r>
-          </w:p>
-        </w:tc>
-      </w:tr>
-    </w:tbl>
-    <w:p>
-      <w:pPr>
-        <w:spacing w:after="40"/>
-      </w:pPr>
+        </w:rPr>
+        <w:t>sabbe bhūtā, sabbe puggalā, sabbe attabhāvapariyāpannā,</w:t>
+      </w:r>
     </w:p>
     <w:p>
-      <w:r>
-        <w:rPr>
-          <w:rFonts w:ascii="宋体" w:hAnsi="宋体" w:eastAsia="宋体"/>
-          <w:b/>
-          <w:i w:val="0"/>
-          <w:sz w:val="22"/>
-        </w:rPr>
-        <w:t>◈扩展段落（可选）</w:t>
-      </w:r>
-      <w:r>
-        <w:rPr>
-          <w:rFonts w:ascii="宋体" w:hAnsi="宋体" w:eastAsia="宋体"/>
+      <w:pPr>
+        <w:ind w:left="170"/>
+        <w:pBdr>
+          <w:left w:val="single" w:sz="18" w:space="4" w:color="1E4620"/>
+        </w:pBdr>
+        <w:shd w:val="clear" w:fill="F2F5FA"/>
+      </w:pPr>
+      <w:r>
+        <w:rPr>
           <w:b w:val="0"/>
-          <w:i w:val="0"/>
-          <w:sz w:val="22"/>
-        </w:rPr>
-        <w:t>【默读／选读／延伸】</w:t>
-      </w:r>
-    </w:p>
-    <w:tbl>
-      <w:tblPr>
-        <w:tblW w:type="auto" w:w="0"/>
-        <w:jc w:val="center"/>
-        <w:tblLook w:firstColumn="1" w:firstRow="1" w:lastColumn="0" w:lastRow="0" w:noHBand="0" w:noVBand="1" w:val="04A0"/>
-      </w:tblPr>
-      <w:tblGrid>
-        <w:gridCol w:w="9638"/>
-      </w:tblGrid>
-      <w:tr>
-        <w:tc>
-          <w:tcPr>
-            <w:tcW w:type="dxa" w:w="9638"/>
-            <w:shd w:val="clear" w:color="auto" w:fill="F2F8F4"/>
-            <w:tcBorders>
-              <w:start w:val="single" w:sz="24" w:color="2E7D4F"/>
-            </w:tcBorders>
-            <w:tcMar>
-              <w:top w:w="40" w:type="dxa"/>
-              <w:bottom w:w="40" w:type="dxa"/>
-              <w:start w:w="120" w:type="dxa"/>
-              <w:end w:w="120" w:type="dxa"/>
-            </w:tcMar>
-          </w:tcPr>
-          <w:p>
-            <w:pPr>
-              <w:spacing w:line="324" w:lineRule="auto" w:after="60"/>
-            </w:pPr>
-            <w:r/>
-            <w:r>
-              <w:rPr>
-                <w:rFonts w:ascii="宋体" w:hAnsi="宋体" w:eastAsia="宋体"/>
-                <w:b/>
-                <w:i w:val="0"/>
-                <w:color w:val="333333"/>
-                <w:sz w:val="22"/>
-              </w:rPr>
-              <w:t>梵住是"住"——让慈悲喜舍成为心的家</w:t>
-            </w:r>
-          </w:p>
-          <w:p>
-            <w:pPr>
-              <w:spacing w:line="324" w:lineRule="auto" w:after="60"/>
-            </w:pPr>
-          </w:p>
-          <w:p>
-            <w:pPr>
-              <w:spacing w:line="324" w:lineRule="auto" w:after="60"/>
-            </w:pPr>
-            <w:r>
-              <w:rPr>
-                <w:rFonts w:ascii="宋体" w:hAnsi="宋体" w:eastAsia="宋体"/>
-                <w:b w:val="0"/>
-                <w:i w:val="0"/>
-                <w:color w:val="333333"/>
-                <w:sz w:val="22"/>
-              </w:rPr>
-              <w:t>梵住这个"住"，就是应该成为我们的内心时常停留的状态，把这种慈悲喜舍当做我们心的家，而不是偶尔短暂拜访一下，然后就忘记掉了。说修一下慈心啊，OK、OK，修一下，然后就忘了，那就不叫梵住，那就是拜访。换句话说就是要让四梵住完全充盈于我们的内心，成为我们心流里不会断流的素质，在一切日常生活中都能够体现出来。</w:t>
-            </w:r>
-          </w:p>
-          <w:p>
-            <w:pPr>
-              <w:spacing w:line="324" w:lineRule="auto" w:after="60"/>
-            </w:pPr>
-          </w:p>
-          <w:p>
-            <w:pPr>
-              <w:spacing w:line="324" w:lineRule="auto" w:after="60"/>
-            </w:pPr>
-            <w:r>
-              <w:rPr>
-                <w:rFonts w:ascii="宋体" w:hAnsi="宋体" w:eastAsia="宋体"/>
-                <w:b w:val="0"/>
-                <w:i w:val="0"/>
-                <w:color w:val="333333"/>
-                <w:sz w:val="22"/>
-              </w:rPr>
-              <w:t>修习四梵住要破除尊敬的、亲爱的、一般的、怨敌界限，对各种族群，各种生类，十方的世界要破除界限平等梵住。这样修下来，才能真正彻底地改善心得素质，慈悲喜舍梵住的特质，才会深深地烙印在心流里，成为不可动摇的、自发的素质。</w:t>
-            </w:r>
-          </w:p>
-        </w:tc>
-      </w:tr>
-    </w:tbl>
-    <w:p>
-      <w:pPr>
-        <w:spacing w:after="40"/>
-      </w:pPr>
+        </w:rPr>
+        <w:t>一切生类、一切个体、一切拥有自体者；</w:t>
+      </w:r>
     </w:p>
     <w:p>
       <w:pPr>
-        <w:spacing w:before="120"/>
-      </w:pPr>
-      <w:r>
-        <w:rPr>
-          <w:rFonts w:ascii="微软雅黑" w:hAnsi="微软雅黑" w:eastAsia="微软雅黑"/>
+        <w:ind w:left="170"/>
+        <w:pBdr>
+          <w:left w:val="single" w:sz="18" w:space="4" w:color="1E4620"/>
+        </w:pBdr>
+        <w:shd w:val="clear" w:fill="F2F5FA"/>
+      </w:pPr>
+      <w:r>
+        <w:rPr>
           <w:b w:val="0"/>
-          <w:i w:val="0"/>
-          <w:color w:val="1E5631"/>
-          <w:sz w:val="24"/>
-        </w:rPr>
-        <w:t>原文材料②：悲（karunā）——拔除众生苦</w:t>
+        </w:rPr>
+        <w:t>sabbā itthiyo, sabbe purisā, sabbe ariyā, sabbe anariyā,</w:t>
       </w:r>
     </w:p>
     <w:p>
-      <w:r>
-        <w:rPr>
-          <w:rFonts w:ascii="宋体" w:hAnsi="宋体" w:eastAsia="宋体"/>
-          <w:b/>
-          <w:i w:val="0"/>
-          <w:sz w:val="22"/>
-        </w:rPr>
-        <w:t>★核心段落（必读）</w:t>
-      </w:r>
-      <w:r>
-        <w:rPr>
-          <w:rFonts w:ascii="宋体" w:hAnsi="宋体" w:eastAsia="宋体"/>
+      <w:pPr>
+        <w:ind w:left="170"/>
+        <w:pBdr>
+          <w:left w:val="single" w:sz="18" w:space="4" w:color="1E4620"/>
+        </w:pBdr>
+        <w:shd w:val="clear" w:fill="F2F5FA"/>
+      </w:pPr>
+      <w:r>
+        <w:rPr>
           <w:b w:val="0"/>
-          <w:i w:val="0"/>
-          <w:sz w:val="22"/>
-        </w:rPr>
-        <w:t>【本周朗读段】</w:t>
+        </w:rPr>
+        <w:t>一切女性、一切男性、一切圣者、一切非圣者、</w:t>
       </w:r>
     </w:p>
     <w:p>
-      <w:r>
-        <w:rPr>
-          <w:rFonts w:ascii="宋体" w:hAnsi="宋体" w:eastAsia="宋体"/>
-          <w:b/>
-          <w:i w:val="0"/>
-          <w:sz w:val="22"/>
-        </w:rPr>
-        <w:t>悲心所的特相、作用、现起</w:t>
+      <w:pPr>
+        <w:ind w:left="170"/>
+        <w:pBdr>
+          <w:left w:val="single" w:sz="18" w:space="4" w:color="1E4620"/>
+        </w:pBdr>
+        <w:shd w:val="clear" w:fill="F2F5FA"/>
+      </w:pPr>
+      <w:r>
+        <w:rPr>
+          <w:b w:val="0"/>
+        </w:rPr>
+        <w:t>sabbe devā, sabbe manussā, sabbe vinipātikā.</w:t>
       </w:r>
     </w:p>
     <w:p>
       <w:pPr>
-        <w:pStyle w:val="ListBullet"/>
-      </w:pPr>
-      <w:r>
-        <w:rPr>
-          <w:rFonts w:ascii="宋体" w:hAnsi="宋体" w:eastAsia="宋体"/>
-          <w:b/>
-          <w:i w:val="0"/>
-          <w:sz w:val="22"/>
-        </w:rPr>
-        <w:t>特相</w:t>
-      </w:r>
-      <w:r>
-        <w:rPr>
-          <w:rFonts w:ascii="宋体" w:hAnsi="宋体" w:eastAsia="宋体"/>
+        <w:ind w:left="170"/>
+        <w:pBdr>
+          <w:left w:val="single" w:sz="18" w:space="4" w:color="1E4620"/>
+        </w:pBdr>
+        <w:shd w:val="clear" w:fill="F2F5FA"/>
+      </w:pPr>
+      <w:r>
+        <w:rPr>
           <w:b w:val="0"/>
-          <w:i w:val="0"/>
-          <w:sz w:val="22"/>
-        </w:rPr>
-        <w:t>：要拔除众生的苦。</w:t>
+        </w:rPr>
+        <w:t>一切诸天、一切人类、一切堕苦处者。</w:t>
       </w:r>
     </w:p>
     <w:p>
       <w:pPr>
-        <w:pStyle w:val="ListBullet"/>
-      </w:pPr>
-      <w:r>
-        <w:rPr>
-          <w:rFonts w:ascii="宋体" w:hAnsi="宋体" w:eastAsia="宋体"/>
-          <w:b/>
-          <w:i w:val="0"/>
-          <w:sz w:val="22"/>
-        </w:rPr>
-        <w:t>作用</w:t>
-      </w:r>
-      <w:r>
-        <w:rPr>
-          <w:rFonts w:ascii="宋体" w:hAnsi="宋体" w:eastAsia="宋体"/>
+        <w:ind w:left="170"/>
+        <w:pBdr>
+          <w:left w:val="single" w:sz="18" w:space="4" w:color="1E4620"/>
+        </w:pBdr>
+        <w:shd w:val="clear" w:fill="F2F5FA"/>
+      </w:pPr>
+      <w:r>
+        <w:rPr>
           <w:b w:val="0"/>
-          <w:i w:val="0"/>
-          <w:sz w:val="22"/>
-        </w:rPr>
-        <w:t>：它不能够忍受众生受苦，看到或听到受苦众生的现状不能够忍受；镇伏想要加害众生的心。因为有悲的这种缘故，就不会起想加害众生的这种心，这种伤害众生、虐待众生的心，就被这个悲镇伏了。悲心的成就是对瞋的镇伏断。</w:t>
+        </w:rPr>
+        <w:t>Averā hontu, abyāpajjā hontu, anīghā hontu, sukhī attānaṃ pariharantu,</w:t>
       </w:r>
     </w:p>
     <w:p>
       <w:pPr>
-        <w:pStyle w:val="ListBullet"/>
-      </w:pPr>
-      <w:r>
-        <w:rPr>
-          <w:rFonts w:ascii="宋体" w:hAnsi="宋体" w:eastAsia="宋体"/>
-          <w:b/>
-          <w:i w:val="0"/>
-          <w:sz w:val="22"/>
-        </w:rPr>
-        <w:t>现起</w:t>
-      </w:r>
-      <w:r>
-        <w:rPr>
-          <w:rFonts w:ascii="宋体" w:hAnsi="宋体" w:eastAsia="宋体"/>
+        <w:ind w:left="170"/>
+        <w:pBdr>
+          <w:left w:val="single" w:sz="18" w:space="4" w:color="1E4620"/>
+        </w:pBdr>
+        <w:shd w:val="clear" w:fill="F2F5FA"/>
+      </w:pPr>
+      <w:r>
+        <w:rPr>
           <w:b w:val="0"/>
-          <w:i w:val="0"/>
-          <w:sz w:val="22"/>
-        </w:rPr>
-        <w:t>：没有害——心理没有害、没有害人或害的心。能够降伏、镇伏想要去加害或者生起害寻、瞋寻的心理素质。不想用身语意去伤害其他人，或者让对方受苦。像《慈经》讲的一样，"不以瞋怒相而希望对方受苦"。</w:t>
+        </w:rPr>
+        <w:t>无怨敌，无瞋害，无恼乱，保持自己的快乐，</w:t>
       </w:r>
     </w:p>
     <w:p>
-      <w:r>
-        <w:rPr>
-          <w:rFonts w:ascii="宋体" w:hAnsi="宋体" w:eastAsia="宋体"/>
-          <w:b/>
-          <w:i w:val="0"/>
-          <w:sz w:val="22"/>
-        </w:rPr>
-        <w:t>◈扩展段落</w:t>
-      </w:r>
-      <w:r>
-        <w:rPr>
-          <w:rFonts w:ascii="宋体" w:hAnsi="宋体" w:eastAsia="宋体"/>
+      <w:pPr>
+        <w:ind w:left="170"/>
+        <w:pBdr>
+          <w:left w:val="single" w:sz="18" w:space="4" w:color="1E4620"/>
+        </w:pBdr>
+        <w:shd w:val="clear" w:fill="F2F5FA"/>
+      </w:pPr>
+      <w:r>
+        <w:rPr>
           <w:b w:val="0"/>
-          <w:i w:val="0"/>
-          <w:sz w:val="22"/>
-        </w:rPr>
-        <w:t>（可选）【默读／选读／延伸】</w:t>
+        </w:rPr>
+        <w:t>Dukkhā muccantu, yathāladdhasampattito māvigacchantu, kammassakā.</w:t>
       </w:r>
     </w:p>
     <w:p>
-      <w:r>
-        <w:rPr>
-          <w:rFonts w:ascii="宋体" w:hAnsi="宋体" w:eastAsia="宋体"/>
-          <w:b/>
-          <w:i w:val="0"/>
-          <w:sz w:val="22"/>
-        </w:rPr>
-        <w:t>两种悲心的状态</w:t>
+      <w:pPr>
+        <w:ind w:left="170"/>
+        <w:pBdr>
+          <w:left w:val="single" w:sz="18" w:space="4" w:color="1E4620"/>
+        </w:pBdr>
+        <w:shd w:val="clear" w:fill="F2F5FA"/>
+      </w:pPr>
+      <w:r>
+        <w:rPr>
+          <w:b w:val="0"/>
+        </w:rPr>
+        <w:t>脱离诸苦，不失去所得的成就。［他们］是业的所有者！</w:t>
       </w:r>
     </w:p>
     <w:p>
       <w:r>
         <w:rPr>
-          <w:rFonts w:ascii="宋体" w:hAnsi="宋体" w:eastAsia="宋体"/>
+          <w:b/>
+        </w:rPr>
+        <w:t>◈扩展段落（可选）</w:t>
+      </w:r>
+      <w:r>
+        <w:rPr>
           <w:b w:val="0"/>
-          <w:i w:val="0"/>
-          <w:sz w:val="22"/>
-        </w:rPr>
-        <w:t>第一种，你看到"啊！这个人很有苦啊，有难啊"，内心起念头"希望他没有苦，希望他没有难"，这个就是悲心了。但是如果你进一步说"我想帮他去除，我怎么去帮他解决？"这是更积极的一种悲心了。另外，就是悲心展开，就是我们说同理心、感同身受，以同理心去体会这个受苦人的苦难，然后生起"我要帮助他去除这个苦"，然后展开我们的心胸，去感受这个众生的苦，从而引发更多的对苦的看待，以及对受苦众生的理解，那这是一个更大的悲心的角度了。</w:t>
+        </w:rPr>
+        <w:t>【默读／选读／延伸】</w:t>
       </w:r>
     </w:p>
     <w:p>
-      <w:r>
-        <w:rPr>
-          <w:rFonts w:ascii="宋体" w:hAnsi="宋体" w:eastAsia="宋体"/>
-          <w:b/>
-          <w:i w:val="0"/>
-          <w:sz w:val="22"/>
-        </w:rPr>
-        <w:t>◈扩展段落</w:t>
-      </w:r>
-      <w:r>
-        <w:rPr>
-          <w:rFonts w:ascii="宋体" w:hAnsi="宋体" w:eastAsia="宋体"/>
+      <w:pPr>
+        <w:ind w:left="170"/>
+        <w:pBdr>
+          <w:left w:val="single" w:sz="18" w:space="4" w:color="1E4620"/>
+        </w:pBdr>
+        <w:shd w:val="clear" w:fill="F2F5FA"/>
+      </w:pPr>
+      <w:r>
+        <w:rPr>
           <w:b w:val="0"/>
-          <w:i w:val="0"/>
-          <w:sz w:val="22"/>
-        </w:rPr>
-        <w:t>（可选）【默读／选读／延伸】</w:t>
+        </w:rPr>
+        <w:t>Uddhaṃ yāva bhavaggā ca, adho yāva avīcito;</w:t>
       </w:r>
     </w:p>
     <w:p>
-      <w:r>
-        <w:rPr>
-          <w:rFonts w:ascii="宋体" w:hAnsi="宋体" w:eastAsia="宋体"/>
-          <w:b/>
-          <w:i w:val="0"/>
-          <w:sz w:val="22"/>
-        </w:rPr>
-        <w:t>悲心的失坏——不要误把忧愁当悲心</w:t>
+      <w:pPr>
+        <w:ind w:left="170"/>
+        <w:pBdr>
+          <w:left w:val="single" w:sz="18" w:space="4" w:color="1E4620"/>
+        </w:pBdr>
+        <w:shd w:val="clear" w:fill="F2F5FA"/>
+      </w:pPr>
+      <w:r>
+        <w:rPr>
+          <w:b w:val="0"/>
+        </w:rPr>
+        <w:t>上至有顶天，下至无间狱，</w:t>
       </w:r>
     </w:p>
     <w:p>
-      <w:r>
-        <w:rPr>
-          <w:rFonts w:ascii="宋体" w:hAnsi="宋体" w:eastAsia="宋体"/>
+      <w:pPr>
+        <w:ind w:left="170"/>
+        <w:pBdr>
+          <w:left w:val="single" w:sz="18" w:space="4" w:color="1E4620"/>
+        </w:pBdr>
+        <w:shd w:val="clear" w:fill="F2F5FA"/>
+      </w:pPr>
+      <w:r>
+        <w:rPr>
           <w:b w:val="0"/>
-          <w:i w:val="0"/>
-          <w:sz w:val="22"/>
-        </w:rPr>
-        <w:t>如果看到痛苦的众生想要拔除他的痛苦，同时生起了悲伤、悲痛、忧愁的心，这是悲心的失坏。忧愁是烦恼，是不善心。如果一个人看到其他的生命痛苦，内心充满着悲伤、忧泣"啊，我很悲痛，我也很痛苦！"那这个是错误地把忧悲苦恼当成悲悯，以为忧悲苦恼就是悲心，这是错误的。这个是把自己骗了，也把别人骗了，把不善心当作善心。这是要注意的一个点。</w:t>
+        </w:rPr>
+        <w:t>Samantā cakkavāḷesu, ye sattā pathavīcarā;</w:t>
       </w:r>
     </w:p>
     <w:p>
-      <w:r>
-        <w:rPr>
-          <w:rFonts w:ascii="宋体" w:hAnsi="宋体" w:eastAsia="宋体"/>
-          <w:b/>
-          <w:i w:val="0"/>
-          <w:sz w:val="22"/>
-        </w:rPr>
-        <w:t>◈扩展段落</w:t>
-      </w:r>
-      <w:r>
-        <w:rPr>
-          <w:rFonts w:ascii="宋体" w:hAnsi="宋体" w:eastAsia="宋体"/>
+      <w:pPr>
+        <w:ind w:left="170"/>
+        <w:pBdr>
+          <w:left w:val="single" w:sz="18" w:space="4" w:color="1E4620"/>
+        </w:pBdr>
+        <w:shd w:val="clear" w:fill="F2F5FA"/>
+      </w:pPr>
+      <w:r>
+        <w:rPr>
           <w:b w:val="0"/>
-          <w:i w:val="0"/>
-          <w:sz w:val="22"/>
-        </w:rPr>
-        <w:t>（可选）【默读／选读／延伸】</w:t>
+        </w:rPr>
+        <w:t>于普轮围界，地上走有情，</w:t>
       </w:r>
     </w:p>
     <w:p>
-      <w:r>
-        <w:rPr>
-          <w:rFonts w:ascii="宋体" w:hAnsi="宋体" w:eastAsia="宋体"/>
-          <w:b/>
-          <w:i w:val="0"/>
-          <w:sz w:val="22"/>
-        </w:rPr>
-        <w:t>佛陀的大悲心——我们学习的榜样</w:t>
+      <w:pPr>
+        <w:ind w:left="170"/>
+        <w:pBdr>
+          <w:left w:val="single" w:sz="18" w:space="4" w:color="1E4620"/>
+        </w:pBdr>
+        <w:shd w:val="clear" w:fill="F2F5FA"/>
+      </w:pPr>
+      <w:r>
+        <w:rPr>
+          <w:b w:val="0"/>
+        </w:rPr>
+        <w:t>Abyāpajjā niverā ca, niddukkhā ca' anuppaddavā.</w:t>
       </w:r>
     </w:p>
     <w:p>
-      <w:r>
-        <w:rPr>
-          <w:rFonts w:ascii="宋体" w:hAnsi="宋体" w:eastAsia="宋体"/>
+      <w:pPr>
+        <w:ind w:left="170"/>
+        <w:pBdr>
+          <w:left w:val="single" w:sz="18" w:space="4" w:color="1E4620"/>
+        </w:pBdr>
+        <w:shd w:val="clear" w:fill="F2F5FA"/>
+      </w:pPr>
+      <w:r>
+        <w:rPr>
           <w:b w:val="0"/>
-          <w:i w:val="0"/>
-          <w:sz w:val="22"/>
-        </w:rPr>
-        <w:t>佛陀具有大悲心。佛陀大悲心可以用大悲定来表现的。大悲定是佛陀独有的一种智慧。佛陀每天只睡两个小时，每天凌晨一起来，他就入大悲定。入大悲定干嘛呢？以他的大悲定的智慧，以佛眼观察整个三十一界或其他轮围界的众生，看哪一个众生具有"得度"的机会。自然而然地，能够被度的这个众生的影像和状态就会呈现在他的大悲定的心里面。佛陀以这种完全大悲的心，去面对一切受苦的众生。</w:t>
+        </w:rPr>
+        <w:t>愿无瞋、无怨，无苦及无难！</w:t>
       </w:r>
     </w:p>
     <w:p>
-      <w:r>
-        <w:rPr>
-          <w:rFonts w:ascii="宋体" w:hAnsi="宋体" w:eastAsia="宋体"/>
+      <w:pPr>
+        <w:ind w:left="170"/>
+        <w:pBdr>
+          <w:left w:val="single" w:sz="18" w:space="4" w:color="1E4620"/>
+        </w:pBdr>
+        <w:shd w:val="clear" w:fill="F2F5FA"/>
+      </w:pPr>
+      <w:r>
+        <w:rPr>
           <w:b w:val="0"/>
-          <w:i w:val="0"/>
-          <w:sz w:val="22"/>
-        </w:rPr>
-        <w:t>如果我们想成为佛陀，就要学习怎样以大悲的这种展开的心胸去感受众生的痛苦，而不是看到痛苦的时候心紧缩起来了。我们至少可以效仿佛陀，每天早上一醒过来，试着展开心胸，给四周的众生散播一下悲心——愿大家都没有苦。起床的时候，在家里也看看四周有什么人有痛苦，身体的痛苦和内心的痛苦，能不能帮他的忙，能不能给予他方便，这是练习悲的一个很好的方式，向佛陀学习。</w:t>
+        </w:rPr>
+        <w:t>Uddhaṃ yāva bhavaggā ca, adho yāva avīcito;</w:t>
       </w:r>
     </w:p>
     <w:p>
       <w:pPr>
-        <w:spacing w:before="120"/>
-      </w:pPr>
-      <w:r>
-        <w:rPr>
-          <w:rFonts w:ascii="微软雅黑" w:hAnsi="微软雅黑" w:eastAsia="微软雅黑"/>
+        <w:ind w:left="170"/>
+        <w:pBdr>
+          <w:left w:val="single" w:sz="18" w:space="4" w:color="1E4620"/>
+        </w:pBdr>
+        <w:shd w:val="clear" w:fill="F2F5FA"/>
+      </w:pPr>
+      <w:r>
+        <w:rPr>
           <w:b w:val="0"/>
-          <w:i w:val="0"/>
-          <w:color w:val="1E5631"/>
-          <w:sz w:val="24"/>
-        </w:rPr>
-        <w:t>原文材料③：喜（随喜，muditā）——嫉妒的解药</w:t>
+        </w:rPr>
+        <w:t>上至有顶天，下至无间狱，</w:t>
       </w:r>
     </w:p>
     <w:p>
-      <w:r>
-        <w:rPr>
-          <w:rFonts w:ascii="宋体" w:hAnsi="宋体" w:eastAsia="宋体"/>
-          <w:b/>
-          <w:i w:val="0"/>
-          <w:sz w:val="22"/>
-        </w:rPr>
-        <w:t>★核心段落（必读）</w:t>
-      </w:r>
-      <w:r>
-        <w:rPr>
-          <w:rFonts w:ascii="宋体" w:hAnsi="宋体" w:eastAsia="宋体"/>
+      <w:pPr>
+        <w:ind w:left="170"/>
+        <w:pBdr>
+          <w:left w:val="single" w:sz="18" w:space="4" w:color="1E4620"/>
+        </w:pBdr>
+        <w:shd w:val="clear" w:fill="F2F5FA"/>
+      </w:pPr>
+      <w:r>
+        <w:rPr>
           <w:b w:val="0"/>
-          <w:i w:val="0"/>
-          <w:sz w:val="22"/>
-        </w:rPr>
-        <w:t>【本周朗读段】</w:t>
+        </w:rPr>
+        <w:t>Samantā cakkavāḷesu, ye sattā udake carā;</w:t>
       </w:r>
     </w:p>
     <w:p>
-      <w:r>
-        <w:rPr>
-          <w:rFonts w:ascii="宋体" w:hAnsi="宋体" w:eastAsia="宋体"/>
-          <w:b/>
-          <w:i w:val="0"/>
-          <w:sz w:val="22"/>
-        </w:rPr>
-        <w:t>嫉妒（issā）与随喜（muditā）——一对相反的素质</w:t>
+      <w:pPr>
+        <w:ind w:left="170"/>
+        <w:pBdr>
+          <w:left w:val="single" w:sz="18" w:space="4" w:color="1E4620"/>
+        </w:pBdr>
+        <w:shd w:val="clear" w:fill="F2F5FA"/>
+      </w:pPr>
+      <w:r>
+        <w:rPr>
+          <w:b w:val="0"/>
+        </w:rPr>
+        <w:t>于普轮围界，水中游有情，</w:t>
       </w:r>
     </w:p>
     <w:p>
-      <w:r>
-        <w:rPr>
-          <w:rFonts w:ascii="宋体" w:hAnsi="宋体" w:eastAsia="宋体"/>
+      <w:pPr>
+        <w:ind w:left="170"/>
+        <w:pBdr>
+          <w:left w:val="single" w:sz="18" w:space="4" w:color="1E4620"/>
+        </w:pBdr>
+        <w:shd w:val="clear" w:fill="F2F5FA"/>
+      </w:pPr>
+      <w:r>
+        <w:rPr>
           <w:b w:val="0"/>
-          <w:i w:val="0"/>
-          <w:sz w:val="22"/>
-        </w:rPr>
-        <w:t>嫉妒和随喜（muditā），是一对，这两种心的素质是相反的。四梵住——慈悲喜舍是四种根本美德。如果我们没有这四种根本美德，没有随喜（muditā），与人相处就很难如理作意。当看到或者听到身边这些与自己相关的人有成就时，内心就会生起不满、嫉妒、受不了、很不舒服的感觉，然后在明里暗里去贬低他、诋毁他。</w:t>
+        </w:rPr>
+        <w:t>Abyāpajjā niverā ca, niddukkhā ca' anuppaddavā.</w:t>
       </w:r>
     </w:p>
     <w:p>
-      <w:r>
-        <w:rPr>
-          <w:rFonts w:ascii="宋体" w:hAnsi="宋体" w:eastAsia="宋体"/>
+      <w:pPr>
+        <w:ind w:left="170"/>
+        <w:pBdr>
+          <w:left w:val="single" w:sz="18" w:space="4" w:color="1E4620"/>
+        </w:pBdr>
+        <w:shd w:val="clear" w:fill="F2F5FA"/>
+      </w:pPr>
+      <w:r>
+        <w:rPr>
           <w:b w:val="0"/>
-          <w:i w:val="0"/>
-          <w:sz w:val="22"/>
-        </w:rPr>
-        <w:t>内心有嫉（issā）的人，存心不良，内心会经历羡嫉。但是有随喜（muditā）的人，有四梵住四种根本美德的人、心地高尚的人，他看到别人的成就反而会为这样的人感到高兴，而且他会真诚地赞扬他人的成功。这就跟嫉妒心不一样。嫉妒心是让人感到不高兴，然后诋毁；随喜的人是感到欢喜，然后真诚地赞叹。</w:t>
+        </w:rPr>
+        <w:t>愿无瞋、无怨，无苦及无难！</w:t>
       </w:r>
     </w:p>
     <w:p>
-      <w:r>
-        <w:rPr>
-          <w:rFonts w:ascii="宋体" w:hAnsi="宋体" w:eastAsia="宋体"/>
-          <w:b/>
-          <w:i w:val="0"/>
-          <w:sz w:val="22"/>
-        </w:rPr>
-        <w:t>◈扩展段落</w:t>
-      </w:r>
-      <w:r>
-        <w:rPr>
-          <w:rFonts w:ascii="宋体" w:hAnsi="宋体" w:eastAsia="宋体"/>
+      <w:pPr>
+        <w:ind w:left="170"/>
+        <w:pBdr>
+          <w:left w:val="single" w:sz="18" w:space="4" w:color="1E4620"/>
+        </w:pBdr>
+        <w:shd w:val="clear" w:fill="F2F5FA"/>
+      </w:pPr>
+      <w:r>
+        <w:rPr>
           <w:b w:val="0"/>
-          <w:i w:val="0"/>
-          <w:sz w:val="22"/>
-        </w:rPr>
-        <w:t>（可选）【默读／选读／延伸】</w:t>
+        </w:rPr>
+        <w:t>Uddhaṃ yāva bhavaggā ca, adho yāva avīcito;</w:t>
       </w:r>
     </w:p>
     <w:p>
-      <w:r>
-        <w:rPr>
-          <w:rFonts w:ascii="宋体" w:hAnsi="宋体" w:eastAsia="宋体"/>
-          <w:b/>
-          <w:i w:val="0"/>
-          <w:sz w:val="22"/>
-        </w:rPr>
-        <w:t>随喜的特相、作用、现起</w:t>
+      <w:pPr>
+        <w:ind w:left="170"/>
+        <w:pBdr>
+          <w:left w:val="single" w:sz="18" w:space="4" w:color="1E4620"/>
+        </w:pBdr>
+        <w:shd w:val="clear" w:fill="F2F5FA"/>
+      </w:pPr>
+      <w:r>
+        <w:rPr>
+          <w:b w:val="0"/>
+        </w:rPr>
+        <w:t>上至有顶天，下至无间狱，</w:t>
       </w:r>
     </w:p>
     <w:p>
       <w:pPr>
-        <w:pStyle w:val="ListBullet"/>
-      </w:pPr>
-      <w:r>
-        <w:rPr>
-          <w:rFonts w:ascii="宋体" w:hAnsi="宋体" w:eastAsia="宋体"/>
+        <w:ind w:left="170"/>
+        <w:pBdr>
+          <w:left w:val="single" w:sz="18" w:space="4" w:color="1E4620"/>
+        </w:pBdr>
+        <w:shd w:val="clear" w:fill="F2F5FA"/>
+      </w:pPr>
+      <w:r>
+        <w:rPr>
           <w:b w:val="0"/>
-          <w:i w:val="0"/>
-          <w:sz w:val="22"/>
-        </w:rPr>
-        <w:t>随喜的特相，是对他人的成就随喜，对有成就的快乐有情觉得欢喜，包括快乐有情的地位、财富、容貌，你都会感到开心，感到随喜。</w:t>
+        </w:rPr>
+        <w:t>Samantā cakkavāḷesu, ye sattā ākāsecarā;</w:t>
       </w:r>
     </w:p>
     <w:p>
       <w:pPr>
-        <w:pStyle w:val="ListBullet"/>
-      </w:pPr>
-      <w:r>
-        <w:rPr>
-          <w:rFonts w:ascii="宋体" w:hAnsi="宋体" w:eastAsia="宋体"/>
+        <w:ind w:left="170"/>
+        <w:pBdr>
+          <w:left w:val="single" w:sz="18" w:space="4" w:color="1E4620"/>
+        </w:pBdr>
+        <w:shd w:val="clear" w:fill="F2F5FA"/>
+      </w:pPr>
+      <w:r>
+        <w:rPr>
           <w:b w:val="0"/>
-          <w:i w:val="0"/>
-          <w:sz w:val="22"/>
-        </w:rPr>
-        <w:t>随喜的作用，就是不会嫉妒他人的成就。它跟嫉妒是相反的，它能够去除嫉妒这种心理素质。所以正如掉举和一境性是完全相反的，随喜和嫉妒也是完全相反的。随喜（muditā）这个心生起来，就能够把嫉（issā）这种心铲除掉。</w:t>
+        </w:rPr>
+        <w:t>于普轮围界，空中飞有情，</w:t>
       </w:r>
     </w:p>
     <w:p>
       <w:pPr>
-        <w:pStyle w:val="ListBullet"/>
-      </w:pPr>
-      <w:r>
-        <w:rPr>
-          <w:rFonts w:ascii="宋体" w:hAnsi="宋体" w:eastAsia="宋体"/>
+        <w:ind w:left="170"/>
+        <w:pBdr>
+          <w:left w:val="single" w:sz="18" w:space="4" w:color="1E4620"/>
+        </w:pBdr>
+        <w:shd w:val="clear" w:fill="F2F5FA"/>
+      </w:pPr>
+      <w:r>
+        <w:rPr>
           <w:b w:val="0"/>
-          <w:i w:val="0"/>
-          <w:sz w:val="22"/>
-        </w:rPr>
-        <w:t>随喜的现起，就是对于他人的成就，你内心里面没有厌恶感。当你的随喜心起来的时候，你内心会呈现出那种厌恶感被去掉了、被铲除的感觉；厌恶感被驱除之后，随喜的感觉生起来。如果有厌恶感，我们的随喜就不会起来。</w:t>
+        </w:rPr>
+        <w:t>Abyāpajjā niverā ca, niddukkhā ca' anuppaddavā.</w:t>
       </w:r>
     </w:p>
     <w:p>
-      <w:r>
-        <w:rPr>
-          <w:rFonts w:ascii="宋体" w:hAnsi="宋体" w:eastAsia="宋体"/>
-          <w:b/>
-          <w:i w:val="0"/>
-          <w:sz w:val="22"/>
-        </w:rPr>
-        <w:t>◈扩展段落</w:t>
-      </w:r>
-      <w:r>
-        <w:rPr>
-          <w:rFonts w:ascii="宋体" w:hAnsi="宋体" w:eastAsia="宋体"/>
+      <w:pPr>
+        <w:ind w:left="170"/>
+        <w:pBdr>
+          <w:left w:val="single" w:sz="18" w:space="4" w:color="1E4620"/>
+        </w:pBdr>
+        <w:shd w:val="clear" w:fill="F2F5FA"/>
+      </w:pPr>
+      <w:r>
+        <w:rPr>
           <w:b w:val="0"/>
-          <w:i w:val="0"/>
-          <w:sz w:val="22"/>
-        </w:rPr>
-        <w:t>（可选）【默读／选读／延伸】</w:t>
+        </w:rPr>
+        <w:t>愿无瞋、无怨，无苦及无难！</w:t>
       </w:r>
     </w:p>
     <w:p>
       <w:r>
         <w:rPr>
-          <w:rFonts w:ascii="宋体" w:hAnsi="宋体" w:eastAsia="宋体"/>
           <w:b/>
-          <w:i w:val="0"/>
-          <w:sz w:val="22"/>
-        </w:rPr>
-        <w:t>随喜的近因——如理作意</w:t>
+          <w:color w:val="1E4620"/>
+          <w:sz w:val="23"/>
+        </w:rPr>
+        <w:t>原文材料③：破除界限、528遍满与慈心禅那</w:t>
       </w:r>
     </w:p>
     <w:p>
       <w:r>
         <w:rPr>
-          <w:rFonts w:ascii="宋体" w:hAnsi="宋体" w:eastAsia="宋体"/>
+          <w:b/>
+        </w:rPr>
+        <w:t>★核心段落（必读）</w:t>
+      </w:r>
+      <w:r>
+        <w:rPr>
           <w:b w:val="0"/>
-          <w:i w:val="0"/>
-          <w:sz w:val="22"/>
-        </w:rPr>
-        <w:t>当你去如理作意，思惟别人获得的成就、利益、地位、财貌，都是由于他们过去生造下的善业，有良好、高尚行为的种子，现在这个种子成熟了；这个种子在他努力、精进的汗水浇灌下，在智慧的滋养下，这个种子终于发芽了、成长了，因果不虚啊，真的很棒！会生起这样的心，就是随喜。</w:t>
+        </w:rPr>
+        <w:t>【本周朗读段】</w:t>
       </w:r>
     </w:p>
     <w:p>
-      <w:r>
-        <w:rPr>
-          <w:rFonts w:ascii="宋体" w:hAnsi="宋体" w:eastAsia="宋体"/>
-          <w:b/>
-          <w:i w:val="0"/>
-          <w:sz w:val="22"/>
-        </w:rPr>
-        <w:t>⚠️ 注意（随喜的失败）</w:t>
-      </w:r>
-      <w:r>
-        <w:rPr>
-          <w:rFonts w:ascii="宋体" w:hAnsi="宋体" w:eastAsia="宋体"/>
+      <w:pPr>
+        <w:ind w:left="170"/>
+        <w:pBdr>
+          <w:left w:val="single" w:sz="18" w:space="4" w:color="1E4620"/>
+        </w:pBdr>
+        <w:shd w:val="clear" w:fill="F2F5FA"/>
+      </w:pPr>
+      <w:r>
+        <w:rPr>
           <w:b w:val="0"/>
-          <w:i w:val="0"/>
-          <w:sz w:val="22"/>
-        </w:rPr>
-        <w:t>：当看到人们的成就时，如果他的兴奋快乐感是基于身体的乐受，本质是贪根的生起，以贪为基础的悦俱贪相应心生起，这种欢笑的喜悦生起了，那么随喜的心就消失了。这样的喜笑就是随喜的失败。</w:t>
+        </w:rPr>
+        <w:t>只有在破除界限之后，你才可转修五种"无制限遍满慈"（anodhiso-pharaṇa mettā）及七种"有制限遍满慈"（odhiso-pharaṇa mettā）。在还未破除界限时，若你以"愿一切有情……"的方式来散播慈爱是不能证得慈心禅那的。</w:t>
       </w:r>
     </w:p>
     <w:p>
-      <w:pPr>
-        <w:spacing w:before="120"/>
-      </w:pPr>
-      <w:r>
-        <w:rPr>
-          <w:rFonts w:ascii="微软雅黑" w:hAnsi="微软雅黑" w:eastAsia="微软雅黑"/>
+      <w:r>
+        <w:rPr>
           <w:b w:val="0"/>
-          <w:i w:val="0"/>
-          <w:color w:val="1E5631"/>
-          <w:sz w:val="24"/>
-        </w:rPr>
-        <w:t>原文材料④：舍（梵住舍/中舍性）——平等看待一切有情</w:t>
+        </w:rPr>
+        <w:t>五种无制限遍满慈的对象是：一切有情（sabbe sattā）、一切有息者（sabbe pāṇā）、一切生物（sabbe bhūtā）、一切个人（sabbe puggalā）及一切有生命者（sabbe attabhāvapariyāpanna）。</w:t>
       </w:r>
     </w:p>
     <w:p>
       <w:r>
         <w:rPr>
-          <w:rFonts w:ascii="宋体" w:hAnsi="宋体" w:eastAsia="宋体"/>
-          <w:b/>
-          <w:i w:val="0"/>
-          <w:sz w:val="22"/>
-        </w:rPr>
-        <w:t>★核心段落（必读）</w:t>
-      </w:r>
-      <w:r>
-        <w:rPr>
-          <w:rFonts w:ascii="宋体" w:hAnsi="宋体" w:eastAsia="宋体"/>
           <w:b w:val="0"/>
-          <w:i w:val="0"/>
-          <w:sz w:val="22"/>
-        </w:rPr>
-        <w:t>【本周朗读段】</w:t>
+        </w:rPr>
+        <w:t>七种有制限遍满慈的对象则是：一切女人（sabbā itthiyo）、一切男人（sabbe purisā）、一切圣者（sabbe ariyā）、一切非圣者（sabbe anariyā）、一切天神（sabbe devā）、一切人（sabbe manussā）、一切恶道众生（sabbe vinipātikā）。在此，"制限"（odhiso）是指限定哪一类众生。</w:t>
       </w:r>
     </w:p>
     <w:p>
       <w:r>
         <w:rPr>
-          <w:rFonts w:ascii="宋体" w:hAnsi="宋体" w:eastAsia="宋体"/>
-          <w:b/>
-          <w:i w:val="0"/>
-          <w:sz w:val="22"/>
-        </w:rPr>
-        <w:t>中舍性（tatramajjhattatā）——心所平衡的守护者</w:t>
+          <w:b w:val="0"/>
+        </w:rPr>
+        <w:t>首先以"愿一切有情没有仇敌，没有内心的痛苦，没有身体上的痛苦，愉快地自珍自重"这四种方式培育慈爱。……由于你已成功破除界限，此时是很容易证得慈心禅那的。以"没有仇敌"的方式修到第三禅后，再逐一以"没有内心的痛苦"、"没有身体上的痛苦"及"愉快地自珍自重"三种方式修到第三禅。你必须逐一地用四种方式散播慈爱给：一切有情、一切有息者、一切生物、一切个人及一切有生命者。如此培育的慈爱名为"无制限慈"……成功修完这五组之后，再进一步修习七种有制限遍满慈……逐一地以上述四种方式散播慈爱给他们，直到都证得第三禅。</w:t>
       </w:r>
     </w:p>
     <w:p>
-      <w:pPr>
-        <w:pStyle w:val="ListBullet"/>
-      </w:pPr>
-      <w:r>
-        <w:rPr>
-          <w:rFonts w:ascii="宋体" w:hAnsi="宋体" w:eastAsia="宋体"/>
-          <w:b/>
-          <w:i w:val="0"/>
-          <w:sz w:val="22"/>
-        </w:rPr>
-        <w:t>特相</w:t>
-      </w:r>
-      <w:r>
-        <w:rPr>
-          <w:rFonts w:ascii="宋体" w:hAnsi="宋体" w:eastAsia="宋体"/>
+      <w:r>
+        <w:rPr>
           <w:b w:val="0"/>
-          <w:i w:val="0"/>
-          <w:sz w:val="22"/>
-        </w:rPr>
-        <w:t>：使相应的心和心所（即相应法）在各自的作用上保持平衡。</w:t>
+        </w:rPr>
+        <w:t>对于五种无制限遍满慈与七种有制限遍满慈，每一种都有四个散播慈爱的方式。因此，对这寺院范围里的众生，一共有四十八个散播慈爱的方式。如此修行成功之后，你可以把范围扩大至二或三间寺院……成功后，再渐次地把范围扩大至一个村子，两个村子，一个市镇……之后再扩大至整个国家，整个地球，三十一界（cakkavāḷa），乃至无边世界（anantacakkavāḷa）。一组的三十一界即是一个世界，而世界是无数的，所以应以四十八种方式把慈爱散播至无边世界。</w:t>
       </w:r>
     </w:p>
     <w:p>
-      <w:pPr>
-        <w:pStyle w:val="ListBullet"/>
-      </w:pPr>
-      <w:r>
-        <w:rPr>
-          <w:rFonts w:ascii="宋体" w:hAnsi="宋体" w:eastAsia="宋体"/>
+      <w:r>
+        <w:rPr>
           <w:b/>
-          <w:i w:val="0"/>
-          <w:sz w:val="22"/>
-        </w:rPr>
-        <w:t>作用</w:t>
-      </w:r>
-      <w:r>
-        <w:rPr>
-          <w:rFonts w:ascii="宋体" w:hAnsi="宋体" w:eastAsia="宋体"/>
+        </w:rPr>
+        <w:t>◈扩展段落（可选）</w:t>
+      </w:r>
+      <w:r>
+        <w:rPr>
           <w:b w:val="0"/>
-          <w:i w:val="0"/>
-          <w:sz w:val="22"/>
-        </w:rPr>
-        <w:t>：（1）防止相应法在各自的作用上过多或不足；（2）防止昏沉和睡眠心所过度且主导的懈怠之心，防止慢心所过度且主导的骄慢之心。</w:t>
+        </w:rPr>
+        <w:t>【默读／选读／延伸】</w:t>
       </w:r>
     </w:p>
     <w:p>
-      <w:pPr>
-        <w:pStyle w:val="ListBullet"/>
-      </w:pPr>
-      <w:r>
-        <w:rPr>
-          <w:rFonts w:ascii="宋体" w:hAnsi="宋体" w:eastAsia="宋体"/>
-          <w:b/>
-          <w:i w:val="0"/>
-          <w:sz w:val="22"/>
-        </w:rPr>
-        <w:t>现起</w:t>
-      </w:r>
-      <w:r>
-        <w:rPr>
-          <w:rFonts w:ascii="宋体" w:hAnsi="宋体" w:eastAsia="宋体"/>
+      <w:r>
+        <w:rPr>
           <w:b w:val="0"/>
-          <w:i w:val="0"/>
-          <w:sz w:val="22"/>
-        </w:rPr>
-        <w:t>：使人保持中立；自己保持超然、适度、中立。</w:t>
+        </w:rPr>
+        <w:t>这遍满无边世界一切有情、强有力的慈心称为"遍满"（vipphāra），又名"无量"（aparimāṇa），即慈无量心。……再把慈爱散播至无边世界后，再修习把慈爱向十方散播，即"方向遍满慈"（disā pharaṇa mettā）。先把光照向东方的无边世界，然后以四十八种方式把慈爱散播至东方无边世界的一切众生。之后再以同样的方法把慈爱散播至西方、北方、南方、东南方、西北方、东北方、西南方、下方与上方的无边世界。如是，一共有四百八十种依十个方向散播慈爱的方式。前面已提及四十八种无指定方向地把慈爱散播至无边世界的方式，所以一共有五百二十八种散播慈爱的方式。</w:t>
       </w:r>
     </w:p>
     <w:p>
-      <w:pPr>
-        <w:pStyle w:val="ListBullet"/>
-      </w:pPr>
-      <w:r>
-        <w:rPr>
-          <w:rFonts w:ascii="宋体" w:hAnsi="宋体" w:eastAsia="宋体"/>
+      <w:r>
+        <w:rPr>
           <w:b/>
-          <w:i w:val="0"/>
-          <w:sz w:val="22"/>
-        </w:rPr>
-        <w:t>近因</w:t>
-      </w:r>
-      <w:r>
-        <w:rPr>
-          <w:rFonts w:ascii="宋体" w:hAnsi="宋体" w:eastAsia="宋体"/>
+        </w:rPr>
+        <w:t>★核心段落（必读）</w:t>
+      </w:r>
+      <w:r>
+        <w:rPr>
           <w:b w:val="0"/>
-          <w:i w:val="0"/>
-          <w:sz w:val="22"/>
-        </w:rPr>
-        <w:t>：以触为首的相应法。</w:t>
+        </w:rPr>
+        <w:t>【本周朗读段】</w:t>
       </w:r>
     </w:p>
     <w:p>
-      <w:r>
-        <w:rPr>
-          <w:rFonts w:ascii="宋体" w:hAnsi="宋体" w:eastAsia="宋体"/>
-          <w:b/>
-          <w:i w:val="0"/>
-          <w:sz w:val="22"/>
-        </w:rPr>
-        <w:t>◈扩展段落</w:t>
-      </w:r>
-      <w:r>
-        <w:rPr>
-          <w:rFonts w:ascii="宋体" w:hAnsi="宋体" w:eastAsia="宋体"/>
+      <w:pPr>
+        <w:ind w:left="170"/>
+        <w:pBdr>
+          <w:left w:val="single" w:sz="18" w:space="4" w:color="1E4620"/>
+        </w:pBdr>
+        <w:shd w:val="clear" w:fill="F2F5FA"/>
+      </w:pPr>
+      <w:r>
+        <w:rPr>
           <w:b w:val="0"/>
-          <w:i w:val="0"/>
-          <w:sz w:val="22"/>
-        </w:rPr>
-        <w:t>（可选）【默读／选读／延伸】</w:t>
+        </w:rPr>
+        <w:t>若能够以"愿此善者没有内心的痛苦"的方式专注于有情的概念超过一小时，寻、伺、喜、乐、一境性五禅支就会很清晰地呈现于心，即已证得初禅。……若你曾修习白遍至第四禅，那是很容易更进一步证得慈心第二禅的。只要除去初禅的寻、伺，即能证得第二禅；若再进一步除去第二禅的喜，即能证得只拥有乐与一境性两个禅支的第三禅。修习慈心是不能够证得第四禅的。为什么呢？当心在希望别人"没有仇敌，没有内心的痛苦，没有身体上的痛苦"时，是否能够安住于舍（upekkhā）呢？是不可能的。因此修习慈心只能够证得第三禅。</w:t>
       </w:r>
     </w:p>
     <w:p>
       <w:r>
         <w:rPr>
-          <w:rFonts w:ascii="宋体" w:hAnsi="宋体" w:eastAsia="宋体"/>
           <w:b/>
-          <w:i w:val="0"/>
-          <w:sz w:val="22"/>
-        </w:rPr>
-        <w:t>梵住舍（Upekkhā Brahmavihāra）——四无量心中的"舍"</w:t>
+          <w:color w:val="1E4620"/>
+          <w:sz w:val="26"/>
+        </w:rPr>
+        <w:t>💬 第一轮分享（10 min）</w:t>
       </w:r>
     </w:p>
     <w:p>
       <w:pPr>
-        <w:pStyle w:val="ListBullet"/>
-      </w:pPr>
-      <w:r>
-        <w:rPr>
-          <w:rFonts w:ascii="宋体" w:hAnsi="宋体" w:eastAsia="宋体"/>
-          <w:b/>
-          <w:i w:val="0"/>
-          <w:sz w:val="22"/>
-        </w:rPr>
-        <w:t>特相</w:t>
-      </w:r>
-      <w:r>
-        <w:rPr>
-          <w:rFonts w:ascii="宋体" w:hAnsi="宋体" w:eastAsia="宋体"/>
+        <w:ind w:left="170"/>
+        <w:pBdr>
+          <w:left w:val="single" w:sz="18" w:space="4" w:color="1E4620"/>
+        </w:pBdr>
+        <w:shd w:val="clear" w:fill="F2F5FA"/>
+      </w:pPr>
+      <w:r>
+        <w:rPr>
           <w:b w:val="0"/>
-          <w:i w:val="0"/>
-          <w:sz w:val="22"/>
-        </w:rPr>
-        <w:t>：对有情中舍。</w:t>
+        </w:rPr>
+        <w:t>请大家轮流分享：读到"五百二十八个方向""上至有顶天，下至无间狱"，你心里有什么感觉？会不会觉得心一下子"变大"了？</w:t>
       </w:r>
     </w:p>
     <w:p>
-      <w:pPr>
-        <w:pStyle w:val="ListBullet"/>
-      </w:pPr>
-      <w:r>
-        <w:rPr>
-          <w:rFonts w:ascii="宋体" w:hAnsi="宋体" w:eastAsia="宋体"/>
+      <w:r>
+        <w:rPr>
           <w:b/>
-          <w:i w:val="0"/>
-          <w:sz w:val="22"/>
-        </w:rPr>
-        <w:t>作用</w:t>
-      </w:r>
-      <w:r>
-        <w:rPr>
-          <w:rFonts w:ascii="宋体" w:hAnsi="宋体" w:eastAsia="宋体"/>
-          <w:b w:val="0"/>
-          <w:i w:val="0"/>
-          <w:sz w:val="22"/>
-        </w:rPr>
-        <w:t>：平等地看待有情，无论是对嗔恨者还是爱著者。</w:t>
+          <w:color w:val="1E4620"/>
+          <w:sz w:val="26"/>
+        </w:rPr>
+        <w:t>🎯 第一轮主题讨论（10 min）</w:t>
       </w:r>
     </w:p>
     <w:p>
-      <w:pPr>
-        <w:pStyle w:val="ListBullet"/>
-      </w:pPr>
-      <w:r>
-        <w:rPr>
-          <w:rFonts w:ascii="宋体" w:hAnsi="宋体" w:eastAsia="宋体"/>
+      <w:r>
+        <w:rPr>
           <w:b/>
-          <w:i w:val="0"/>
-          <w:sz w:val="22"/>
-        </w:rPr>
-        <w:t>现起</w:t>
-      </w:r>
-      <w:r>
-        <w:rPr>
-          <w:rFonts w:ascii="宋体" w:hAnsi="宋体" w:eastAsia="宋体"/>
+        </w:rPr>
+        <w:t>讨论问题（按优先级）</w:t>
+      </w:r>
+      <w:r>
+        <w:rPr>
           <w:b w:val="0"/>
-          <w:i w:val="0"/>
-          <w:sz w:val="22"/>
-        </w:rPr>
-        <w:t>：止息对有情的嗔恚和爱著。</w:t>
+        </w:rPr>
+        <w:t>：</w:t>
       </w:r>
     </w:p>
     <w:p>
@@ -4316,1621 +1550,2372 @@
       </w:pPr>
       <w:r>
         <w:rPr>
-          <w:rFonts w:ascii="宋体" w:hAnsi="宋体" w:eastAsia="宋体"/>
-          <w:b/>
-          <w:i w:val="0"/>
-          <w:sz w:val="22"/>
-        </w:rPr>
-        <w:t>近因</w:t>
-      </w:r>
-      <w:r>
-        <w:rPr>
-          <w:rFonts w:ascii="宋体" w:hAnsi="宋体" w:eastAsia="宋体"/>
           <w:b w:val="0"/>
-          <w:i w:val="0"/>
-          <w:sz w:val="22"/>
-        </w:rPr>
-        <w:t>：一切有情最终拥有的唯一财产就是他们的业。祝愿者以正直之心希望这些有情："愿一切有情是业的所有者，不失去所得的成就。"</w:t>
+        </w:rPr>
+        <w:t>问题①（★必答，时间不够时只讨论这个）</w:t>
       </w:r>
     </w:p>
     <w:p>
-      <w:r>
-        <w:rPr>
-          <w:rFonts w:ascii="宋体" w:hAnsi="宋体" w:eastAsia="宋体"/>
-          <w:b/>
-          <w:i w:val="0"/>
-          <w:sz w:val="22"/>
-        </w:rPr>
-        <w:t>◈扩展段落</w:t>
-      </w:r>
-      <w:r>
-        <w:rPr>
-          <w:rFonts w:ascii="宋体" w:hAnsi="宋体" w:eastAsia="宋体"/>
+      <w:pPr>
+        <w:pStyle w:val="ListBullet"/>
+      </w:pPr>
+      <w:r>
+        <w:rPr>
           <w:b w:val="0"/>
-          <w:i w:val="0"/>
-          <w:sz w:val="22"/>
-        </w:rPr>
-        <w:t>（可选）【默读／选读／延伸】</w:t>
+        </w:rPr>
+        <w:t>问题②（◈选答）</w:t>
       </w:r>
     </w:p>
     <w:p>
-      <w:r>
-        <w:rPr>
-          <w:rFonts w:ascii="宋体" w:hAnsi="宋体" w:eastAsia="宋体"/>
-          <w:b/>
-          <w:i w:val="0"/>
-          <w:sz w:val="22"/>
-        </w:rPr>
-        <w:t>十种舍（为帮助理解"舍"的多种含义）</w:t>
+      <w:pPr>
+        <w:pStyle w:val="ListBullet"/>
+      </w:pPr>
+      <w:r>
+        <w:rPr>
+          <w:b w:val="0"/>
+        </w:rPr>
+        <w:t>问题③（◈选答，时间富余或大家感兴趣时讨论）</w:t>
       </w:r>
     </w:p>
     <w:p>
-      <w:r>
-        <w:rPr>
-          <w:rFonts w:ascii="宋体" w:hAnsi="宋体" w:eastAsia="宋体"/>
+      <w:pPr>
+        <w:pStyle w:val="ListNumber"/>
+      </w:pPr>
+      <w:r>
+        <w:rPr>
           <w:b w:val="0"/>
-          <w:i w:val="0"/>
-          <w:sz w:val="22"/>
-        </w:rPr>
-        <w:t>一、六支舍；二、梵住舍；三、觉支舍；四、精进舍；五、行舍；六、受舍；七、观舍；八、中舍性舍；九、禅舍；十、遍净舍。</w:t>
+        </w:rPr>
+        <w:t>【问题①★必答】想象一下：对你根本不认识的"一组人"（比如你公司的全体员工）散播慈爱，和对你讨厌的某个人散播慈爱，哪个更容易？为什么？</w:t>
       </w:r>
     </w:p>
     <w:p>
-      <w:r>
-        <w:rPr>
-          <w:rFonts w:ascii="宋体" w:hAnsi="宋体" w:eastAsia="宋体"/>
+      <w:pPr>
+        <w:pStyle w:val="ListNumber"/>
+      </w:pPr>
+      <w:r>
+        <w:rPr>
           <w:b w:val="0"/>
-          <w:i w:val="0"/>
-          <w:sz w:val="22"/>
-        </w:rPr>
-        <w:t>（说明：四无量心中的"舍"即梵住舍——平等看待一切有情的崇高心态；它与"中舍性"心所（保持心所平衡）相关但不同，梵住舍以"愿一切有情是业的所有者"为近因，是最有智慧的舍。）</w:t>
+        </w:rPr>
+        <w:t>【问题②◈选答】《智慧之光》说"在还未破除界限时，以'愿一切有情……'的方式散播慈爱是不能证得慈心禅那的"——你觉得"破除界限"破的是什么？为什么没破界限就证不了禅那？</w:t>
       </w:r>
     </w:p>
     <w:p>
       <w:pPr>
-        <w:spacing w:before="120"/>
-      </w:pPr>
-      <w:r>
-        <w:rPr>
-          <w:rFonts w:ascii="微软雅黑" w:hAnsi="微软雅黑" w:eastAsia="微软雅黑"/>
+        <w:pStyle w:val="ListNumber"/>
+      </w:pPr>
+      <w:r>
+        <w:rPr>
           <w:b w:val="0"/>
-          <w:i w:val="0"/>
-          <w:color w:val="1E5631"/>
-          <w:sz w:val="24"/>
-        </w:rPr>
-        <w:t>原文材料⑤：四无量心与52心所——对治的烦恼总览</w:t>
+        </w:rPr>
+        <w:t>【问题③◈选答】528种遍满方式、十方世界、"上至有顶天，下至无间狱"——把所有众生都算进祝福对象，包括你讨厌的、害怕的、不认识的。你愿意吗？心里有没有一丝"不情愿"？</w:t>
       </w:r>
     </w:p>
     <w:p>
-      <w:r>
-        <w:rPr>
-          <w:rFonts w:ascii="宋体" w:hAnsi="宋体" w:eastAsia="宋体"/>
-          <w:b/>
-          <w:i w:val="0"/>
-          <w:sz w:val="22"/>
-        </w:rPr>
-        <w:t>★核心段落（必读）</w:t>
-      </w:r>
-      <w:r>
-        <w:rPr>
-          <w:rFonts w:ascii="宋体" w:hAnsi="宋体" w:eastAsia="宋体"/>
+      <w:pPr>
+        <w:pStyle w:val="ListNumber"/>
+      </w:pPr>
+      <w:r>
+        <w:rPr>
           <w:b w:val="0"/>
-          <w:i w:val="0"/>
-          <w:sz w:val="22"/>
-        </w:rPr>
-        <w:t>【本周朗读段】</w:t>
+        </w:rPr>
+        <w:t>【问题④◈选答】慈心最高只能证到第三禅（因为祝福的心安住不了"舍"），你觉得这说明慈心这种修法的"性格"是什么样的？</w:t>
       </w:r>
     </w:p>
     <w:p>
-      <w:r>
-        <w:rPr>
-          <w:rFonts w:ascii="宋体" w:hAnsi="宋体" w:eastAsia="宋体"/>
+      <w:pPr>
+        <w:ind w:left="170"/>
+        <w:pBdr>
+          <w:left w:val="single" w:sz="18" w:space="4" w:color="1E4620"/>
+        </w:pBdr>
+        <w:shd w:val="clear" w:fill="F2F5FA"/>
+      </w:pPr>
+      <w:r>
+        <w:rPr>
           <w:b/>
-          <w:i w:val="0"/>
-          <w:sz w:val="22"/>
-        </w:rPr>
-        <w:t>四无量心在52心所中的位置——各有所对治的烦恼</w:t>
+        </w:rPr>
+        <w:t>分层追问</w:t>
+      </w:r>
+      <w:r>
+        <w:rPr>
+          <w:b w:val="0"/>
+        </w:rPr>
+        <w:t>（可视时间取用，由浅入深）：</w:t>
       </w:r>
     </w:p>
     <w:p>
-      <w:r>
-        <w:rPr>
-          <w:rFonts w:ascii="宋体" w:hAnsi="宋体" w:eastAsia="宋体"/>
+      <w:pPr>
+        <w:ind w:left="170"/>
+        <w:pBdr>
+          <w:left w:val="single" w:sz="18" w:space="4" w:color="1E4620"/>
+        </w:pBdr>
+        <w:shd w:val="clear" w:fill="F2F5FA"/>
+      </w:pPr>
+      <w:r>
+        <w:rPr>
           <w:b w:val="0"/>
-          <w:i w:val="0"/>
-          <w:sz w:val="22"/>
-        </w:rPr>
-        <w:t>52心所中，与"慈悲喜舍"直接相关的美心所有：</w:t>
+        </w:rPr>
+        <w:t>- 【现象】把慈心送给「完全不认识的人」，你的第一反应是自然，还是别扭？</w:t>
       </w:r>
     </w:p>
     <w:p>
       <w:pPr>
-        <w:pStyle w:val="ListBullet"/>
-      </w:pPr>
-      <w:r>
-        <w:rPr>
-          <w:rFonts w:ascii="宋体" w:hAnsi="宋体" w:eastAsia="宋体"/>
-          <w:b/>
-          <w:i w:val="0"/>
-          <w:sz w:val="22"/>
-        </w:rPr>
-        <w:t>慈（mettā）</w:t>
-      </w:r>
-      <w:r>
-        <w:rPr>
-          <w:rFonts w:ascii="宋体" w:hAnsi="宋体" w:eastAsia="宋体"/>
+        <w:ind w:left="170"/>
+        <w:pBdr>
+          <w:left w:val="single" w:sz="18" w:space="4" w:color="1E4620"/>
+        </w:pBdr>
+        <w:shd w:val="clear" w:fill="F2F5FA"/>
+      </w:pPr>
+      <w:r>
+        <w:rPr>
           <w:b w:val="0"/>
-          <w:i w:val="0"/>
-          <w:sz w:val="22"/>
-        </w:rPr>
-        <w:t>——属无瞋心所的特殊状态，对治</w:t>
-      </w:r>
-      <w:r>
-        <w:rPr>
-          <w:rFonts w:ascii="宋体" w:hAnsi="宋体" w:eastAsia="宋体"/>
-          <w:b/>
-          <w:i w:val="0"/>
-          <w:sz w:val="22"/>
-        </w:rPr>
-        <w:t>瞋（怒/反击/拂逆）</w:t>
-      </w:r>
-      <w:r>
-        <w:rPr>
-          <w:rFonts w:ascii="宋体" w:hAnsi="宋体" w:eastAsia="宋体"/>
-          <w:b w:val="0"/>
-          <w:i w:val="0"/>
-          <w:sz w:val="22"/>
-        </w:rPr>
-        <w:t>。慈心一起，愤怒自然消融。</w:t>
+        </w:rPr>
+        <w:t>- 【影响】如果一个人的善意只给「自己人」，长期下去会怎样？</w:t>
       </w:r>
     </w:p>
     <w:p>
       <w:pPr>
-        <w:pStyle w:val="ListBullet"/>
-      </w:pPr>
-      <w:r>
-        <w:rPr>
-          <w:rFonts w:ascii="宋体" w:hAnsi="宋体" w:eastAsia="宋体"/>
-          <w:b/>
-          <w:i w:val="0"/>
-          <w:sz w:val="22"/>
-        </w:rPr>
-        <w:t>悲（karuṇā）</w:t>
-      </w:r>
-      <w:r>
-        <w:rPr>
-          <w:rFonts w:ascii="宋体" w:hAnsi="宋体" w:eastAsia="宋体"/>
+        <w:ind w:left="170"/>
+        <w:pBdr>
+          <w:left w:val="single" w:sz="18" w:space="4" w:color="1E4620"/>
+        </w:pBdr>
+        <w:shd w:val="clear" w:fill="F2F5FA"/>
+      </w:pPr>
+      <w:r>
+        <w:rPr>
           <w:b w:val="0"/>
-          <w:i w:val="0"/>
-          <w:sz w:val="22"/>
-        </w:rPr>
-        <w:t>——属无量心所，对治</w:t>
-      </w:r>
-      <w:r>
-        <w:rPr>
-          <w:rFonts w:ascii="宋体" w:hAnsi="宋体" w:eastAsia="宋体"/>
-          <w:b/>
-          <w:i w:val="0"/>
-          <w:sz w:val="22"/>
-        </w:rPr>
-        <w:t>恼害</w:t>
-      </w:r>
-      <w:r>
-        <w:rPr>
-          <w:rFonts w:ascii="宋体" w:hAnsi="宋体" w:eastAsia="宋体"/>
-          <w:b w:val="0"/>
-          <w:i w:val="0"/>
-          <w:sz w:val="22"/>
-        </w:rPr>
-        <w:t>（与恼害有情相反），见众生受苦而不忍，愿拔其苦。</w:t>
+        </w:rPr>
+        <w:t>- 【应对】这周出门时，你可以选哪一个具体时刻（等电梯、排队），来练一练「经过即祝福」？</w:t>
       </w:r>
     </w:p>
     <w:p>
-      <w:pPr>
-        <w:pStyle w:val="ListBullet"/>
-      </w:pPr>
-      <w:r>
-        <w:rPr>
-          <w:rFonts w:ascii="宋体" w:hAnsi="宋体" w:eastAsia="宋体"/>
+      <w:r>
+        <w:rPr>
           <w:b/>
-          <w:i w:val="0"/>
-          <w:sz w:val="22"/>
-        </w:rPr>
-        <w:t>喜（随喜，muditā）</w:t>
-      </w:r>
-      <w:r>
-        <w:rPr>
-          <w:rFonts w:ascii="宋体" w:hAnsi="宋体" w:eastAsia="宋体"/>
-          <w:b w:val="0"/>
-          <w:i w:val="0"/>
-          <w:sz w:val="22"/>
-        </w:rPr>
-        <w:t>——属无量心所，对治</w:t>
-      </w:r>
-      <w:r>
-        <w:rPr>
-          <w:rFonts w:ascii="宋体" w:hAnsi="宋体" w:eastAsia="宋体"/>
-          <w:b/>
-          <w:i w:val="0"/>
-          <w:sz w:val="22"/>
-        </w:rPr>
-        <w:t>嫉（嫉妒）</w:t>
-      </w:r>
-      <w:r>
-        <w:rPr>
-          <w:rFonts w:ascii="宋体" w:hAnsi="宋体" w:eastAsia="宋体"/>
-          <w:b w:val="0"/>
-          <w:i w:val="0"/>
-          <w:sz w:val="22"/>
-        </w:rPr>
-        <w:t>。随喜是"为别人的成就高兴"，嫉妒是"见不得别人好"，二者此消彼长。</w:t>
+          <w:color w:val="1E4620"/>
+          <w:sz w:val="26"/>
+        </w:rPr>
+        <w:t>🧘 禅修练习（15 min）</w:t>
       </w:r>
     </w:p>
     <w:p>
       <w:pPr>
-        <w:pStyle w:val="ListBullet"/>
-      </w:pPr>
-      <w:r>
-        <w:rPr>
-          <w:rFonts w:ascii="宋体" w:hAnsi="宋体" w:eastAsia="宋体"/>
-          <w:b/>
-          <w:i w:val="0"/>
-          <w:sz w:val="22"/>
-        </w:rPr>
-        <w:t>舍（中捨性，upekkhā）</w:t>
-      </w:r>
-      <w:r>
-        <w:rPr>
-          <w:rFonts w:ascii="宋体" w:hAnsi="宋体" w:eastAsia="宋体"/>
+        <w:ind w:left="170"/>
+        <w:pBdr>
+          <w:left w:val="single" w:sz="18" w:space="4" w:color="1E4620"/>
+        </w:pBdr>
+        <w:shd w:val="clear" w:fill="F2F5FA"/>
+      </w:pPr>
+      <w:r>
+        <w:rPr>
           <w:b w:val="0"/>
-          <w:i w:val="0"/>
-          <w:sz w:val="22"/>
-        </w:rPr>
-        <w:t>——属美心所（中立/旁观），对治</w:t>
-      </w:r>
-      <w:r>
-        <w:rPr>
-          <w:rFonts w:ascii="宋体" w:hAnsi="宋体" w:eastAsia="宋体"/>
-          <w:b/>
-          <w:i w:val="0"/>
-          <w:sz w:val="22"/>
-        </w:rPr>
-        <w:t>贪爱执取与嗔恨排斥的两极</w:t>
-      </w:r>
-      <w:r>
-        <w:rPr>
-          <w:rFonts w:ascii="宋体" w:hAnsi="宋体" w:eastAsia="宋体"/>
-          <w:b w:val="0"/>
-          <w:i w:val="0"/>
-          <w:sz w:val="22"/>
-        </w:rPr>
-        <w:t>。不因亲疏、好恶而偏执，平等对待一切。</w:t>
+        </w:rPr>
+        <w:t>💡 本周由连续两周合并，含两段禅修练习引导词；时间紧可读其一，或各取前半段（合计约15分钟）。</w:t>
       </w:r>
     </w:p>
     <w:p>
-      <w:r>
-        <w:rPr>
-          <w:rFonts w:ascii="宋体" w:hAnsi="宋体" w:eastAsia="宋体"/>
+      <w:pPr>
+        <w:ind w:left="170"/>
+        <w:pBdr>
+          <w:left w:val="single" w:sz="18" w:space="4" w:color="1E4620"/>
+        </w:pBdr>
+        <w:shd w:val="clear" w:fill="F2F5FA"/>
+      </w:pPr>
+      <w:r>
+        <w:rPr>
           <w:b w:val="0"/>
-          <w:i w:val="0"/>
-          <w:sz w:val="22"/>
-        </w:rPr>
-        <w:t>对照52心所中的不善心所（14种）：贪、瞋、痴、掉举、昏沉、睡眠、无惭、无愧、疑、邪见、我慢、嫉、悭、恶作——四无量心正是这些烦恼的"解药"。</w:t>
+        </w:rPr>
+        <w:t xml:space="preserve">⚠️ </w:t>
+      </w:r>
+      <w:r>
+        <w:rPr>
+          <w:b/>
+        </w:rPr>
+        <w:t>禅修禁忌提示</w:t>
+      </w:r>
+      <w:r>
+        <w:rPr>
+          <w:b w:val="0"/>
+        </w:rPr>
+        <w:t>：若你正处在严重抑郁、焦虑、创伤后应激，或精神类疾病的发作／用药期，或正经历强烈的情绪危机，请先咨询医生或心理师，再决定是否练习；练习中若出现明显不适（如心悸、胸闷、情绪失控），请立即停止，睁开眼睛，把注意力放回呼吸与身体，必要时离场休息。</w:t>
       </w:r>
     </w:p>
     <w:p>
       <w:r>
         <w:rPr>
-          <w:rFonts w:ascii="宋体" w:hAnsi="宋体" w:eastAsia="宋体"/>
           <w:b/>
-          <w:i w:val="0"/>
-          <w:sz w:val="22"/>
-        </w:rPr>
-        <w:t>◈扩展段落（可选）</w:t>
-      </w:r>
-      <w:r>
-        <w:rPr>
-          <w:rFonts w:ascii="宋体" w:hAnsi="宋体" w:eastAsia="宋体"/>
+        </w:rPr>
+        <w:t>引导词</w:t>
+      </w:r>
+      <w:r>
+        <w:rPr>
           <w:b w:val="0"/>
-          <w:i w:val="0"/>
-          <w:sz w:val="22"/>
-        </w:rPr>
-        <w:t>【默读／选读／延伸】</w:t>
+        </w:rPr>
+        <w:t>：</w:t>
       </w:r>
     </w:p>
     <w:p>
-      <w:r>
-        <w:rPr>
-          <w:rFonts w:ascii="宋体" w:hAnsi="宋体" w:eastAsia="宋体"/>
+      <w:pPr>
+        <w:ind w:left="170"/>
+        <w:pBdr>
+          <w:left w:val="single" w:sz="18" w:space="4" w:color="1E4620"/>
+        </w:pBdr>
+        <w:shd w:val="clear" w:fill="F2F5FA"/>
+      </w:pPr>
+      <w:r>
+        <w:rPr>
           <w:b w:val="0"/>
-          <w:i w:val="0"/>
-          <w:sz w:val="22"/>
-        </w:rPr>
-        <w:t>（52心所中的"喜"为杂心所，通善通不善；而"随喜"作为美心所/无量心所，特指为他人成就而欢喜。二者名称相近，性质不同。）</w:t>
+        </w:rPr>
+        <w:t>闭上眼睛，先对自己散播慈爱：愿我快乐，愿我平安，愿我健康。（停顿）</w:t>
       </w:r>
     </w:p>
     <w:p>
-      <w:r>
-        <w:rPr>
-          <w:rFonts w:ascii="宋体" w:hAnsi="宋体" w:eastAsia="宋体"/>
+      <w:pPr>
+        <w:ind w:left="170"/>
+        <w:pBdr>
+          <w:left w:val="single" w:sz="18" w:space="4" w:color="1E4620"/>
+        </w:pBdr>
+        <w:shd w:val="clear" w:fill="F2F5FA"/>
+      </w:pPr>
+      <w:r>
+        <w:rPr>
           <w:b w:val="0"/>
-          <w:i w:val="0"/>
-          <w:sz w:val="22"/>
-        </w:rPr>
-        <w:t>（本材料与第2周"慈心所定义"的区别：第2周讲"慈是什么"（特相/作用/现起/近因）；本材料讲"四无量心各自对治什么烦恼"（在52心所中的对治关系），从烦恼对治的角度理解四无量心。）</w:t>
+        </w:rPr>
+        <w:t>现在，把心扩展到你的家人——愿我的家人远离危难，身体健康，内心愉悦，保有快乐。（停顿）</w:t>
       </w:r>
     </w:p>
     <w:p>
       <w:pPr>
-        <w:spacing w:before="200"/>
-      </w:pPr>
-      <w:r>
-        <w:rPr>
-          <w:rFonts w:ascii="微软雅黑" w:hAnsi="微软雅黑" w:eastAsia="微软雅黑"/>
+        <w:ind w:left="170"/>
+        <w:pBdr>
+          <w:left w:val="single" w:sz="18" w:space="4" w:color="1E4620"/>
+        </w:pBdr>
+        <w:shd w:val="clear" w:fill="F2F5FA"/>
+      </w:pPr>
+      <w:r>
+        <w:rPr>
           <w:b w:val="0"/>
-          <w:i w:val="0"/>
-          <w:color w:val="1E5631"/>
-          <w:sz w:val="28"/>
-        </w:rPr>
-        <w:t>💬 第二轮分享（10 min）</w:t>
-      </w:r>
-    </w:p>
-    <w:tbl>
-      <w:tblPr>
-        <w:tblW w:type="auto" w:w="0"/>
-        <w:jc w:val="center"/>
-        <w:tblLook w:firstColumn="1" w:firstRow="1" w:lastColumn="0" w:lastRow="0" w:noHBand="0" w:noVBand="1" w:val="04A0"/>
-      </w:tblPr>
-      <w:tblGrid>
-        <w:gridCol w:w="9638"/>
-      </w:tblGrid>
-      <w:tr>
-        <w:tc>
-          <w:tcPr>
-            <w:tcW w:type="dxa" w:w="9638"/>
-            <w:shd w:val="clear" w:color="auto" w:fill="F2F8F4"/>
-            <w:tcBorders>
-              <w:start w:val="single" w:sz="24" w:color="2E7D4F"/>
-            </w:tcBorders>
-            <w:tcMar>
-              <w:top w:w="40" w:type="dxa"/>
-              <w:bottom w:w="40" w:type="dxa"/>
-              <w:start w:w="120" w:type="dxa"/>
-              <w:end w:w="120" w:type="dxa"/>
-            </w:tcMar>
-          </w:tcPr>
-          <w:p>
-            <w:pPr>
-              <w:spacing w:line="324" w:lineRule="auto" w:after="60"/>
-            </w:pPr>
-            <w:r/>
-            <w:r>
-              <w:rPr>
-                <w:rFonts w:ascii="宋体" w:hAnsi="宋体" w:eastAsia="宋体"/>
-                <w:b w:val="0"/>
-                <w:i w:val="0"/>
-                <w:color w:val="333333"/>
-                <w:sz w:val="22"/>
-              </w:rPr>
-              <w:t>请大家轮流分享："慈、悲、喜、舍"这四个字里，哪一个你平时体验最多？哪一个最陌生？</w:t>
-            </w:r>
-          </w:p>
-        </w:tc>
-      </w:tr>
-    </w:tbl>
-    <w:p>
-      <w:pPr>
-        <w:spacing w:after="40"/>
-      </w:pPr>
+        </w:rPr>
+        <w:t>扩展到你的同事、朋友——愿我所有的同事、朋友，以及一切有缘的人，远离危难，身体健康，内心愉悦，保有快乐。（停顿）</w:t>
+      </w:r>
     </w:p>
     <w:p>
       <w:pPr>
-        <w:spacing w:before="200"/>
-      </w:pPr>
-      <w:r>
-        <w:rPr>
-          <w:rFonts w:ascii="微软雅黑" w:hAnsi="微软雅黑" w:eastAsia="微软雅黑"/>
+        <w:ind w:left="170"/>
+        <w:pBdr>
+          <w:left w:val="single" w:sz="18" w:space="4" w:color="1E4620"/>
+        </w:pBdr>
+        <w:shd w:val="clear" w:fill="F2F5FA"/>
+      </w:pPr>
+      <w:r>
+        <w:rPr>
           <w:b w:val="0"/>
-          <w:i w:val="0"/>
-          <w:color w:val="1E5631"/>
-          <w:sz w:val="28"/>
-        </w:rPr>
-        <w:t>🎯 第二轮主题讨论（10 min）</w:t>
+        </w:rPr>
+        <w:t>扩展到北方的一切众生——愿北方的一切众生，没有危难，身体健康，内心愉悦，保有快乐。</w:t>
       </w:r>
     </w:p>
     <w:p>
-      <w:r>
-        <w:rPr>
-          <w:rFonts w:ascii="宋体" w:hAnsi="宋体" w:eastAsia="宋体"/>
-          <w:b/>
-          <w:i w:val="0"/>
-          <w:sz w:val="22"/>
-        </w:rPr>
-        <w:t>讨论问题（按优先级）</w:t>
-      </w:r>
-      <w:r>
-        <w:rPr>
-          <w:rFonts w:ascii="宋体" w:hAnsi="宋体" w:eastAsia="宋体"/>
+      <w:pPr>
+        <w:ind w:left="170"/>
+        <w:pBdr>
+          <w:left w:val="single" w:sz="18" w:space="4" w:color="1E4620"/>
+        </w:pBdr>
+        <w:shd w:val="clear" w:fill="F2F5FA"/>
+      </w:pPr>
+      <w:r>
+        <w:rPr>
           <w:b w:val="0"/>
-          <w:i w:val="0"/>
-          <w:sz w:val="22"/>
-        </w:rPr>
-        <w:t>：</w:t>
+        </w:rPr>
+        <w:t>扩展到南方的一切众生——愿南方的一切众生……（停顿，可依次东西方、上下方）</w:t>
       </w:r>
     </w:p>
     <w:p>
       <w:pPr>
-        <w:pStyle w:val="ListBullet"/>
-      </w:pPr>
-      <w:r>
-        <w:rPr>
-          <w:rFonts w:ascii="宋体" w:hAnsi="宋体" w:eastAsia="宋体"/>
+        <w:ind w:left="170"/>
+        <w:pBdr>
+          <w:left w:val="single" w:sz="18" w:space="4" w:color="1E4620"/>
+        </w:pBdr>
+        <w:shd w:val="clear" w:fill="F2F5FA"/>
+      </w:pPr>
+      <w:r>
+        <w:rPr>
           <w:b w:val="0"/>
-          <w:i w:val="0"/>
-          <w:sz w:val="22"/>
-        </w:rPr>
-        <w:t>问题①（★必答，时间不够时只讨论这个）</w:t>
+        </w:rPr>
+        <w:t>扩展到十方的一切众生、一切女性、一切男性、一切圣者、一切非圣者、一切诸天、一切人类、一切堕苦处者——愿他们都没有危难，身体健康，内心愉悦，保有快乐。（停顿）</w:t>
       </w:r>
     </w:p>
     <w:p>
       <w:pPr>
-        <w:pStyle w:val="ListBullet"/>
-      </w:pPr>
-      <w:r>
-        <w:rPr>
-          <w:rFonts w:ascii="宋体" w:hAnsi="宋体" w:eastAsia="宋体"/>
+        <w:ind w:left="170"/>
+        <w:pBdr>
+          <w:left w:val="single" w:sz="18" w:space="4" w:color="1E4620"/>
+        </w:pBdr>
+        <w:shd w:val="clear" w:fill="F2F5FA"/>
+      </w:pPr>
+      <w:r>
+        <w:rPr>
           <w:b w:val="0"/>
-          <w:i w:val="0"/>
-          <w:sz w:val="22"/>
-        </w:rPr>
-        <w:t>问题②（◈选答）</w:t>
+        </w:rPr>
+        <w:t>上至有顶天，下至无间狱——地上走的、水里游的、空中飞的一切有情，愿无瞋、无怨，无苦及无难。（停顿）</w:t>
       </w:r>
     </w:p>
     <w:p>
       <w:pPr>
-        <w:pStyle w:val="ListBullet"/>
-      </w:pPr>
-      <w:r>
-        <w:rPr>
-          <w:rFonts w:ascii="宋体" w:hAnsi="宋体" w:eastAsia="宋体"/>
+        <w:ind w:left="170"/>
+        <w:pBdr>
+          <w:left w:val="single" w:sz="18" w:space="4" w:color="1E4620"/>
+        </w:pBdr>
+        <w:shd w:val="clear" w:fill="F2F5FA"/>
+      </w:pPr>
+      <w:r>
+        <w:rPr>
           <w:b w:val="0"/>
-          <w:i w:val="0"/>
-          <w:sz w:val="22"/>
-        </w:rPr>
-        <w:t>问题③（◈选答，时间富余或大家感兴趣时讨论）</w:t>
+        </w:rPr>
+        <w:t>最后回到呼吸。愿我快乐，愿一切众生快乐。</w:t>
       </w:r>
     </w:p>
     <w:p>
       <w:pPr>
-        <w:pStyle w:val="ListNumber"/>
-      </w:pPr>
-      <w:r>
-        <w:rPr>
-          <w:rFonts w:ascii="宋体" w:hAnsi="宋体" w:eastAsia="宋体"/>
+        <w:ind w:left="170"/>
+        <w:pBdr>
+          <w:left w:val="single" w:sz="18" w:space="4" w:color="1E4620"/>
+        </w:pBdr>
+        <w:shd w:val="clear" w:fill="F2F5FA"/>
+      </w:pPr>
+      <w:r>
+        <w:rPr>
           <w:b w:val="0"/>
-          <w:i w:val="0"/>
-          <w:sz w:val="22"/>
-        </w:rPr>
-        <w:t>【问题①★必答】看看这四个词：愿人快乐（慈）、愿人离苦（悲）、随喜人成就（喜）、平等对待（舍）。你能不能在生活里各举一个例子？比如"随喜"——当别人成功时，你心里是高兴还是酸酸的？</w:t>
+        </w:rPr>
+        <w:t>好，慢慢睁开眼睛。</w:t>
       </w:r>
     </w:p>
     <w:p>
-      <w:pPr>
-        <w:pStyle w:val="ListNumber"/>
-      </w:pPr>
-      <w:r>
-        <w:rPr>
-          <w:rFonts w:ascii="宋体" w:hAnsi="宋体" w:eastAsia="宋体"/>
+      <w:r>
+        <w:rPr>
+          <w:b/>
+        </w:rPr>
+        <w:t>引导词</w:t>
+      </w:r>
+      <w:r>
+        <w:rPr>
           <w:b w:val="0"/>
-          <w:i w:val="0"/>
-          <w:sz w:val="22"/>
-        </w:rPr>
-        <w:t>【问题②◈选答】原文说四梵住是"冲突的根本药方、创伤的疗愈者"。你同意吗？你身边有没有人（或你自己）因为"慈悲喜舍"而化解过冲突？</w:t>
+        </w:rPr>
+        <w:t>：</w:t>
       </w:r>
     </w:p>
     <w:p>
       <w:pPr>
-        <w:pStyle w:val="ListNumber"/>
-      </w:pPr>
-      <w:r>
-        <w:rPr>
-          <w:rFonts w:ascii="宋体" w:hAnsi="宋体" w:eastAsia="宋体"/>
+        <w:ind w:left="170"/>
+        <w:pBdr>
+          <w:left w:val="single" w:sz="18" w:space="4" w:color="1E4620"/>
+        </w:pBdr>
+        <w:shd w:val="clear" w:fill="F2F5FA"/>
+      </w:pPr>
+      <w:r>
+        <w:rPr>
           <w:b w:val="0"/>
-          <w:i w:val="0"/>
-          <w:sz w:val="22"/>
-        </w:rPr>
-        <w:t>【问题③◈选答】"舍"是平等心——不因亲疏、好恶而区别对待。这和我们平时说的"冷漠"有什么区别？</w:t>
-      </w:r>
-    </w:p>
-    <w:tbl>
-      <w:tblPr>
-        <w:tblW w:type="auto" w:w="0"/>
-        <w:jc w:val="center"/>
-        <w:tblLook w:firstColumn="1" w:firstRow="1" w:lastColumn="0" w:lastRow="0" w:noHBand="0" w:noVBand="1" w:val="04A0"/>
-      </w:tblPr>
-      <w:tblGrid>
-        <w:gridCol w:w="9638"/>
-      </w:tblGrid>
-      <w:tr>
-        <w:tc>
-          <w:tcPr>
-            <w:tcW w:type="dxa" w:w="9638"/>
-            <w:shd w:val="clear" w:color="auto" w:fill="F2F8F4"/>
-            <w:tcBorders>
-              <w:start w:val="single" w:sz="24" w:color="2E7D4F"/>
-            </w:tcBorders>
-            <w:tcMar>
-              <w:top w:w="40" w:type="dxa"/>
-              <w:bottom w:w="40" w:type="dxa"/>
-              <w:start w:w="120" w:type="dxa"/>
-              <w:end w:w="120" w:type="dxa"/>
-            </w:tcMar>
-          </w:tcPr>
-          <w:p>
-            <w:pPr>
-              <w:spacing w:line="324" w:lineRule="auto" w:after="60"/>
-            </w:pPr>
-            <w:r/>
-            <w:r>
-              <w:rPr>
-                <w:rFonts w:ascii="宋体" w:hAnsi="宋体" w:eastAsia="宋体"/>
-                <w:b/>
-                <w:i w:val="0"/>
-                <w:color w:val="333333"/>
-                <w:sz w:val="22"/>
-              </w:rPr>
-              <w:t>分层追问</w:t>
-            </w:r>
-            <w:r>
-              <w:rPr>
-                <w:rFonts w:ascii="宋体" w:hAnsi="宋体" w:eastAsia="宋体"/>
-                <w:b w:val="0"/>
-                <w:i w:val="0"/>
-                <w:color w:val="333333"/>
-                <w:sz w:val="22"/>
-              </w:rPr>
-              <w:t>（可视时间取用，由浅入深）：</w:t>
-            </w:r>
-          </w:p>
-          <w:p>
-            <w:pPr>
-              <w:spacing w:line="324" w:lineRule="auto" w:after="60"/>
-            </w:pPr>
-            <w:r>
-              <w:rPr>
-                <w:rFonts w:ascii="宋体" w:hAnsi="宋体" w:eastAsia="宋体"/>
-                <w:b w:val="0"/>
-                <w:i w:val="0"/>
-                <w:color w:val="333333"/>
-                <w:sz w:val="22"/>
-              </w:rPr>
-              <w:t>- 【现象】慈悲喜舍四样里，哪一样你天生就比较少？</w:t>
-            </w:r>
-          </w:p>
-          <w:p>
-            <w:pPr>
-              <w:spacing w:line="324" w:lineRule="auto" w:after="60"/>
-            </w:pPr>
-            <w:r>
-              <w:rPr>
-                <w:rFonts w:ascii="宋体" w:hAnsi="宋体" w:eastAsia="宋体"/>
-                <w:b w:val="0"/>
-                <w:i w:val="0"/>
-                <w:color w:val="333333"/>
-                <w:sz w:val="22"/>
-              </w:rPr>
-              <w:t>- 【影响】缺了这一样，会在你和谁的相处里带来摩擦？</w:t>
-            </w:r>
-          </w:p>
-          <w:p>
-            <w:pPr>
-              <w:spacing w:line="324" w:lineRule="auto" w:after="60"/>
-            </w:pPr>
-            <w:r>
-              <w:rPr>
-                <w:rFonts w:ascii="宋体" w:hAnsi="宋体" w:eastAsia="宋体"/>
-                <w:b w:val="0"/>
-                <w:i w:val="0"/>
-                <w:color w:val="333333"/>
-                <w:sz w:val="22"/>
-              </w:rPr>
-              <w:t>- 【应对】这周你想先练哪一样？从哪一个具体的人开始？</w:t>
-            </w:r>
-          </w:p>
-        </w:tc>
-      </w:tr>
-    </w:tbl>
-    <w:p>
-      <w:pPr>
-        <w:spacing w:after="40"/>
-      </w:pPr>
+        </w:rPr>
+        <w:t>闭上眼睛。先对自己散播慈爱：愿我快乐，愿我平安，愿我健康。（停顿）</w:t>
+      </w:r>
     </w:p>
     <w:p>
       <w:pPr>
-        <w:spacing w:before="200"/>
-      </w:pPr>
-      <w:r>
-        <w:rPr>
-          <w:rFonts w:ascii="微软雅黑" w:hAnsi="微软雅黑" w:eastAsia="微软雅黑"/>
+        <w:ind w:left="170"/>
+        <w:pBdr>
+          <w:left w:val="single" w:sz="18" w:space="4" w:color="1E4620"/>
+        </w:pBdr>
+        <w:shd w:val="clear" w:fill="F2F5FA"/>
+      </w:pPr>
+      <w:r>
+        <w:rPr>
+          <w:b/>
+        </w:rPr>
+        <w:t>慈</w:t>
+      </w:r>
+      <w:r>
+        <w:rPr>
           <w:b w:val="0"/>
-          <w:i w:val="0"/>
-          <w:color w:val="1E5631"/>
-          <w:sz w:val="28"/>
-        </w:rPr>
-        <w:t>📚 扩展内容包（时间富余时使用）</w:t>
-      </w:r>
-    </w:p>
-    <w:tbl>
-      <w:tblPr>
-        <w:tblW w:type="auto" w:w="0"/>
-        <w:jc w:val="center"/>
-        <w:tblLook w:firstColumn="1" w:firstRow="1" w:lastColumn="0" w:lastRow="0" w:noHBand="0" w:noVBand="1" w:val="04A0"/>
-      </w:tblPr>
-      <w:tblGrid>
-        <w:gridCol w:w="9638"/>
-      </w:tblGrid>
-      <w:tr>
-        <w:tc>
-          <w:tcPr>
-            <w:tcW w:type="dxa" w:w="9638"/>
-            <w:shd w:val="clear" w:color="auto" w:fill="F2F8F4"/>
-            <w:tcBorders>
-              <w:start w:val="single" w:sz="24" w:color="2E7D4F"/>
-            </w:tcBorders>
-            <w:tcMar>
-              <w:top w:w="40" w:type="dxa"/>
-              <w:bottom w:w="40" w:type="dxa"/>
-              <w:start w:w="120" w:type="dxa"/>
-              <w:end w:w="120" w:type="dxa"/>
-            </w:tcMar>
-          </w:tcPr>
-          <w:p>
-            <w:pPr>
-              <w:spacing w:line="324" w:lineRule="auto" w:after="60"/>
-            </w:pPr>
-            <w:r/>
-            <w:r>
-              <w:rPr>
-                <w:rFonts w:ascii="宋体" w:hAnsi="宋体" w:eastAsia="宋体"/>
-                <w:b w:val="0"/>
-                <w:i w:val="0"/>
-                <w:color w:val="333333"/>
-                <w:sz w:val="22"/>
-              </w:rPr>
-              <w:t>以下内容用于共读提前结束或讨论意犹未尽时，按需选用，不必全部完成。</w:t>
-            </w:r>
-          </w:p>
-        </w:tc>
-      </w:tr>
-    </w:tbl>
-    <w:p>
-      <w:pPr>
-        <w:spacing w:after="40"/>
-      </w:pPr>
+        </w:rPr>
+        <w:t>——想一位你关爱的朋友，愿他快乐，愿他平安，愿他健康。（停顿）</w:t>
+      </w:r>
     </w:p>
     <w:p>
       <w:pPr>
-        <w:spacing w:before="120"/>
-      </w:pPr>
-      <w:r>
-        <w:rPr>
-          <w:rFonts w:ascii="微软雅黑" w:hAnsi="微软雅黑" w:eastAsia="微软雅黑"/>
+        <w:ind w:left="170"/>
+        <w:pBdr>
+          <w:left w:val="single" w:sz="18" w:space="4" w:color="1E4620"/>
+        </w:pBdr>
+        <w:shd w:val="clear" w:fill="F2F5FA"/>
+      </w:pPr>
+      <w:r>
+        <w:rPr>
+          <w:b/>
+        </w:rPr>
+        <w:t>悲</w:t>
+      </w:r>
+      <w:r>
+        <w:rPr>
           <w:b w:val="0"/>
-          <w:i w:val="0"/>
-          <w:color w:val="1E5631"/>
-          <w:sz w:val="24"/>
-        </w:rPr>
-        <w:t>扩展一：补充原文段落</w:t>
+        </w:rPr>
+        <w:t>——想一位正在经历困难的人，或者你看到过的受苦的众生，愿他离苦，愿他不再被痛苦折磨，愿他早日解脱。（停顿）</w:t>
       </w:r>
     </w:p>
     <w:p>
-      <w:r>
-        <w:rPr>
-          <w:rFonts w:ascii="宋体" w:hAnsi="宋体" w:eastAsia="宋体"/>
+      <w:pPr>
+        <w:ind w:left="170"/>
+        <w:pBdr>
+          <w:left w:val="single" w:sz="18" w:space="4" w:color="1E4620"/>
+        </w:pBdr>
+        <w:shd w:val="clear" w:fill="F2F5FA"/>
+      </w:pPr>
+      <w:r>
+        <w:rPr>
           <w:b/>
-          <w:i w:val="0"/>
-          <w:sz w:val="22"/>
-        </w:rPr>
-        <w:t>段落1：进修遍满慈——从四十八种到五百二十八种</w:t>
+        </w:rPr>
+        <w:t>喜</w:t>
+      </w:r>
+      <w:r>
+        <w:rPr>
+          <w:b w:val="0"/>
+        </w:rPr>
+        <w:t>——想一位最近取得成就、过得很好的朋友，真心为他高兴，随喜他的成功，愿他越来越好。（停顿）</w:t>
       </w:r>
     </w:p>
     <w:p>
       <w:pPr>
-        <w:pStyle w:val="ListBullet"/>
-      </w:pPr>
-      <w:r>
-        <w:rPr>
-          <w:rFonts w:ascii="宋体" w:hAnsi="宋体" w:eastAsia="宋体"/>
+        <w:ind w:left="170"/>
+        <w:pBdr>
+          <w:left w:val="single" w:sz="18" w:space="4" w:color="1E4620"/>
+        </w:pBdr>
+        <w:shd w:val="clear" w:fill="F2F5FA"/>
+      </w:pPr>
+      <w:r>
+        <w:rPr>
           <w:b/>
-          <w:i w:val="0"/>
-          <w:sz w:val="22"/>
-        </w:rPr>
-        <w:t>出处</w:t>
-      </w:r>
-      <w:r>
-        <w:rPr>
-          <w:rFonts w:ascii="宋体" w:hAnsi="宋体" w:eastAsia="宋体"/>
+        </w:rPr>
+        <w:t>舍</w:t>
+      </w:r>
+      <w:r>
+        <w:rPr>
           <w:b w:val="0"/>
-          <w:i w:val="0"/>
-          <w:sz w:val="22"/>
-        </w:rPr>
-        <w:t>：《原文全集》第一部分（第188讲 法念处·五盖（二））·四、进修遍满慈</w:t>
-      </w:r>
-    </w:p>
-    <w:tbl>
-      <w:tblPr>
-        <w:tblW w:type="auto" w:w="0"/>
-        <w:jc w:val="center"/>
-        <w:tblLook w:firstColumn="1" w:firstRow="1" w:lastColumn="0" w:lastRow="0" w:noHBand="0" w:noVBand="1" w:val="04A0"/>
-      </w:tblPr>
-      <w:tblGrid>
-        <w:gridCol w:w="9638"/>
-      </w:tblGrid>
-      <w:tr>
-        <w:tc>
-          <w:tcPr>
-            <w:tcW w:type="dxa" w:w="9638"/>
-            <w:shd w:val="clear" w:color="auto" w:fill="F2F8F4"/>
-            <w:tcBorders>
-              <w:start w:val="single" w:sz="24" w:color="2E7D4F"/>
-            </w:tcBorders>
-            <w:tcMar>
-              <w:top w:w="40" w:type="dxa"/>
-              <w:bottom w:w="40" w:type="dxa"/>
-              <w:start w:w="120" w:type="dxa"/>
-              <w:end w:w="120" w:type="dxa"/>
-            </w:tcMar>
-          </w:tcPr>
-          <w:p>
-            <w:pPr>
-              <w:spacing w:line="324" w:lineRule="auto" w:after="60"/>
-            </w:pPr>
-            <w:r/>
-            <w:r>
-              <w:rPr>
-                <w:rFonts w:ascii="宋体" w:hAnsi="宋体" w:eastAsia="宋体"/>
-                <w:b w:val="0"/>
-                <w:i w:val="0"/>
-                <w:color w:val="333333"/>
-                <w:sz w:val="22"/>
-              </w:rPr>
-              <w:t>破除了人际之间界限之后，进修慈心遍满。慈心遍满分两种：一种是不限定对像的慈心遍满，一种是有限定对像的慈心遍满。不限定对像的慈心遍满可以分为五种或二十种，而有限定对像的慈心遍满可以分为七种或二十八种。</w:t>
-            </w:r>
-          </w:p>
-          <w:p>
-            <w:pPr>
-              <w:spacing w:line="324" w:lineRule="auto" w:after="60"/>
-            </w:pPr>
-          </w:p>
-          <w:p>
-            <w:pPr>
-              <w:spacing w:line="324" w:lineRule="auto" w:after="60"/>
-            </w:pPr>
-            <w:r>
-              <w:rPr>
-                <w:rFonts w:ascii="宋体" w:hAnsi="宋体" w:eastAsia="宋体"/>
-                <w:b w:val="0"/>
-                <w:i w:val="0"/>
-                <w:color w:val="333333"/>
-                <w:sz w:val="22"/>
-              </w:rPr>
-              <w:t>开始修行不限定对像的慈心遍满时，应该先选定一个范围，比如一个寺院的范围，或者在家人选家的那栋楼附近范围，以慈心禅的光明照见该范围内的各种众生。然后以四种方式向他们散播慈爱："愿一切有情没有仇敌，没有内心的痛苦，没有身体的痛苦，拥有自己的快乐。"修到以每种方式都能够证得初、二、三禅……总共有二十种方式。</w:t>
-            </w:r>
-          </w:p>
-          <w:p>
-            <w:pPr>
-              <w:spacing w:line="324" w:lineRule="auto" w:after="60"/>
-            </w:pPr>
-          </w:p>
-          <w:p>
-            <w:pPr>
-              <w:spacing w:line="324" w:lineRule="auto" w:after="60"/>
-            </w:pPr>
-            <w:r>
-              <w:rPr>
-                <w:rFonts w:ascii="宋体" w:hAnsi="宋体" w:eastAsia="宋体"/>
-                <w:b w:val="0"/>
-                <w:i w:val="0"/>
-                <w:color w:val="333333"/>
-                <w:sz w:val="22"/>
-              </w:rPr>
-              <w:t>成功之后，可以将范围扩大到小区，或者寺院外边，再以四十八种方式来散播慈爱。成功后，再渐次地扩大范围到一个村庄、两个村庄、一个城镇、一个省市、一个国家、几个国家、东半球、西半球、整个太阳系、整个银河系、三十一界的生命类。……能够将慈爱扩散到无边世界以后，应该将慈爱扩散到十方，即依方向的遍满慈，这是指逐一地对十方无边世界的众生散播慈爱。……如此总共有四百八十个依方向的遍满慈，再加上前面提到的四十八个不依方向散播慈爱到无边世界的遍满慈，所以一共有五百二十八个散播遍满慈的方法。对于能重复地修习这五百二十八种遍满慈的禅修者，就能够很有效地镇伏瞋恚，而且能够获得慈心禅那的十一种利益。</w:t>
-            </w:r>
-          </w:p>
-        </w:tc>
-      </w:tr>
-    </w:tbl>
-    <w:p>
-      <w:pPr>
-        <w:spacing w:after="40"/>
-      </w:pPr>
+        </w:rPr>
+        <w:t>——想一想那些与你无关的人：地铁里的人、路上的人，愿他们各自安好，不执著、不排斥，平等地祝福。（停顿）</w:t>
+      </w:r>
     </w:p>
     <w:p>
-      <w:r>
-        <w:rPr>
-          <w:rFonts w:ascii="宋体" w:hAnsi="宋体" w:eastAsia="宋体"/>
-          <w:b/>
-          <w:i w:val="0"/>
-          <w:sz w:val="22"/>
-        </w:rPr>
-        <w:t>段落2：推己及人——自己希望快乐，众生同样希望快乐</w:t>
+      <w:pPr>
+        <w:ind w:left="170"/>
+        <w:pBdr>
+          <w:left w:val="single" w:sz="18" w:space="4" w:color="1E4620"/>
+        </w:pBdr>
+        <w:shd w:val="clear" w:fill="F2F5FA"/>
+      </w:pPr>
+      <w:r>
+        <w:rPr>
+          <w:b w:val="0"/>
+        </w:rPr>
+        <w:t>最后回到呼吸。愿我快乐，愿一切众生快乐。</w:t>
       </w:r>
     </w:p>
     <w:p>
       <w:pPr>
-        <w:pStyle w:val="ListBullet"/>
-      </w:pPr>
-      <w:r>
-        <w:rPr>
-          <w:rFonts w:ascii="宋体" w:hAnsi="宋体" w:eastAsia="宋体"/>
-          <w:b/>
-          <w:i w:val="0"/>
-          <w:sz w:val="22"/>
-        </w:rPr>
-        <w:t>出处</w:t>
-      </w:r>
-      <w:r>
-        <w:rPr>
-          <w:rFonts w:ascii="宋体" w:hAnsi="宋体" w:eastAsia="宋体"/>
+        <w:ind w:left="170"/>
+        <w:pBdr>
+          <w:left w:val="single" w:sz="18" w:space="4" w:color="1E4620"/>
+        </w:pBdr>
+        <w:shd w:val="clear" w:fill="F2F5FA"/>
+      </w:pPr>
+      <w:r>
+        <w:rPr>
           <w:b w:val="0"/>
-          <w:i w:val="0"/>
-          <w:sz w:val="22"/>
-        </w:rPr>
-        <w:t>：《原文全集》第一部分（第188讲）·（四）如何修习慈心</w:t>
-      </w:r>
-    </w:p>
-    <w:tbl>
-      <w:tblPr>
-        <w:tblW w:type="auto" w:w="0"/>
-        <w:jc w:val="center"/>
-        <w:tblLook w:firstColumn="1" w:firstRow="1" w:lastColumn="0" w:lastRow="0" w:noHBand="0" w:noVBand="1" w:val="04A0"/>
-      </w:tblPr>
-      <w:tblGrid>
-        <w:gridCol w:w="9638"/>
-      </w:tblGrid>
-      <w:tr>
-        <w:tc>
-          <w:tcPr>
-            <w:tcW w:type="dxa" w:w="9638"/>
-            <w:shd w:val="clear" w:color="auto" w:fill="F2F8F4"/>
-            <w:tcBorders>
-              <w:start w:val="single" w:sz="24" w:color="2E7D4F"/>
-            </w:tcBorders>
-            <w:tcMar>
-              <w:top w:w="40" w:type="dxa"/>
-              <w:bottom w:w="40" w:type="dxa"/>
-              <w:start w:w="120" w:type="dxa"/>
-              <w:end w:w="120" w:type="dxa"/>
-            </w:tcMar>
-          </w:tcPr>
-          <w:p>
-            <w:pPr>
-              <w:spacing w:line="324" w:lineRule="auto" w:after="60"/>
-            </w:pPr>
-            <w:r/>
-            <w:r>
-              <w:rPr>
-                <w:rFonts w:ascii="宋体" w:hAnsi="宋体" w:eastAsia="宋体"/>
-                <w:b w:val="0"/>
-                <w:i w:val="0"/>
-                <w:color w:val="333333"/>
-                <w:sz w:val="22"/>
-              </w:rPr>
-              <w:t>对自己散播慈爱不能证得禅那，但是可以感受到对自己散播慈爱带来的愉悦。这样做，是为了能推己及人。愿自己没有怨敌，没有内心的痛苦，没有身体的痛苦，拥有自己的快乐，自己如此希望，并能感受到，就要推己及人。我们希望自己快乐，别人同样希望他们自己快乐。</w:t>
-            </w:r>
-          </w:p>
-        </w:tc>
-      </w:tr>
-    </w:tbl>
-    <w:p>
-      <w:pPr>
-        <w:spacing w:after="40"/>
-      </w:pPr>
+        </w:rPr>
+        <w:t>好，慢慢睁开眼睛。</w:t>
+      </w:r>
     </w:p>
     <w:p>
-      <w:pPr>
-        <w:spacing w:before="120"/>
-      </w:pPr>
-      <w:r>
-        <w:rPr>
-          <w:rFonts w:ascii="微软雅黑" w:hAnsi="微软雅黑" w:eastAsia="微软雅黑"/>
-          <w:b w:val="0"/>
-          <w:i w:val="0"/>
-          <w:color w:val="1E5631"/>
-          <w:sz w:val="24"/>
-        </w:rPr>
-        <w:t>扩展二：深入讨论问题</w:t>
+      <w:r>
+        <w:rPr>
+          <w:b/>
+          <w:color w:val="1E4620"/>
+          <w:sz w:val="26"/>
+        </w:rPr>
+        <w:t>📖 共读原文2（20 min）</w:t>
       </w:r>
     </w:p>
     <w:p>
       <w:pPr>
-        <w:pStyle w:val="ListNumber"/>
-      </w:pPr>
-      <w:r>
-        <w:rPr>
-          <w:rFonts w:ascii="宋体" w:hAnsi="宋体" w:eastAsia="宋体"/>
+        <w:ind w:left="170"/>
+        <w:pBdr>
+          <w:left w:val="single" w:sz="18" w:space="4" w:color="1E4620"/>
+        </w:pBdr>
+        <w:shd w:val="clear" w:fill="F2F5FA"/>
+      </w:pPr>
+      <w:r>
+        <w:rPr>
           <w:b w:val="0"/>
-          <w:i w:val="0"/>
-          <w:sz w:val="22"/>
-        </w:rPr>
-        <w:t>从"对自己修慈心"到"对十方众生修慈心"，中间最难跨越的是哪一步？为什么？（可以让大家指一指自己在哪一步"卡住"了）</w:t>
+        </w:rPr>
+        <w:t xml:space="preserve">🎤 </w:t>
+      </w:r>
+      <w:r>
+        <w:rPr>
+          <w:b/>
+        </w:rPr>
+        <w:t>本周朗读段</w:t>
+      </w:r>
+      <w:r>
+        <w:rPr>
+          <w:b w:val="0"/>
+        </w:rPr>
+        <w:t>（★核心段落｜约 496 字｜中等稍慢约 3 分钟；本讲共读原文正文合计约 2161 字）：先朗读全部★核心段落；◈扩展段落及补充原文作默读／选读／延伸。</w:t>
       </w:r>
     </w:p>
     <w:p>
-      <w:pPr>
-        <w:pStyle w:val="ListNumber"/>
-      </w:pPr>
-      <w:r>
-        <w:rPr>
-          <w:rFonts w:ascii="宋体" w:hAnsi="宋体" w:eastAsia="宋体"/>
-          <w:b w:val="0"/>
-          <w:i w:val="0"/>
-          <w:sz w:val="22"/>
-        </w:rPr>
-        <w:t>原文举了"动物保护者心疼老虎、却没想到被老虎吃掉的动物"的例子——你生活中有没有类似的"选择性慈悲"？比如只对可爱的人慈悲、只对自己人慈悲？</w:t>
+      <w:r>
+        <w:rPr>
+          <w:b/>
+          <w:color w:val="1E4620"/>
+          <w:sz w:val="23"/>
+        </w:rPr>
+        <w:t>原文材料①：四梵住总说——慈悲喜舍</w:t>
       </w:r>
     </w:p>
     <w:p>
-      <w:pPr>
-        <w:spacing w:before="120"/>
-      </w:pPr>
-      <w:r>
-        <w:rPr>
-          <w:rFonts w:ascii="微软雅黑" w:hAnsi="微软雅黑" w:eastAsia="微软雅黑"/>
+      <w:r>
+        <w:rPr>
+          <w:b/>
+        </w:rPr>
+        <w:t>★核心段落（必读）</w:t>
+      </w:r>
+      <w:r>
+        <w:rPr>
           <w:b w:val="0"/>
-          <w:i w:val="0"/>
-          <w:color w:val="1E5631"/>
-          <w:sz w:val="24"/>
-        </w:rPr>
-        <w:t>扩展三：延伸小练习</w:t>
+        </w:rPr>
+        <w:t>【本周朗读段】</w:t>
       </w:r>
     </w:p>
     <w:p>
       <w:pPr>
-        <w:pStyle w:val="ListBullet"/>
-      </w:pPr>
-      <w:r>
-        <w:rPr>
-          <w:rFonts w:ascii="宋体" w:hAnsi="宋体" w:eastAsia="宋体"/>
+        <w:ind w:left="170"/>
+        <w:pBdr>
+          <w:left w:val="single" w:sz="18" w:space="4" w:color="1E4620"/>
+        </w:pBdr>
+        <w:shd w:val="clear" w:fill="F2F5FA"/>
+      </w:pPr>
+      <w:r>
+        <w:rPr>
           <w:b/>
-          <w:i w:val="0"/>
-          <w:sz w:val="22"/>
-        </w:rPr>
-        <w:t>"经过即祝福"练习（约5分钟）</w:t>
-      </w:r>
-      <w:r>
-        <w:rPr>
-          <w:rFonts w:ascii="宋体" w:hAnsi="宋体" w:eastAsia="宋体"/>
-          <w:b w:val="0"/>
-          <w:i w:val="0"/>
-          <w:sz w:val="22"/>
-        </w:rPr>
-        <w:t>：请大家想一个自己每天都会经过的地方（地铁站、菜市场、公司门口），在心里默默祝福那里出现的每一个人："愿你远离危难，愿你内心愉悦，愿你身体健康，愿你保有快乐。"——这是本周作业的现场版，可以让大家当场试一遍。</w:t>
+        </w:rPr>
+        <w:t>慈悲喜舍的定义</w:t>
       </w:r>
     </w:p>
     <w:p>
       <w:pPr>
-        <w:spacing w:before="120"/>
-      </w:pPr>
-      <w:r>
-        <w:rPr>
-          <w:rFonts w:ascii="微软雅黑" w:hAnsi="微软雅黑" w:eastAsia="微软雅黑"/>
+        <w:ind w:left="170"/>
+        <w:pBdr>
+          <w:left w:val="single" w:sz="18" w:space="4" w:color="1E4620"/>
+        </w:pBdr>
+        <w:shd w:val="clear" w:fill="F2F5FA"/>
+      </w:pPr>
+      <w:r>
+        <w:rPr>
           <w:b w:val="0"/>
-          <w:i w:val="0"/>
-          <w:color w:val="1E5631"/>
-          <w:sz w:val="24"/>
-        </w:rPr>
-        <w:t>扩展四：补充原文段落</w:t>
+        </w:rPr>
+        <w:t>"慈悲喜舍"其实它是指在我们的心流里面，也就是在我们的心的素质里面，你存有要促进众生的利益的倾向那是</w:t>
+      </w:r>
+      <w:r>
+        <w:rPr>
+          <w:b/>
+        </w:rPr>
+        <w:t>慈</w:t>
+      </w:r>
+      <w:r>
+        <w:rPr>
+          <w:b w:val="0"/>
+        </w:rPr>
+        <w:t>；想拔除众生的痛苦，这是</w:t>
+      </w:r>
+      <w:r>
+        <w:rPr>
+          <w:b/>
+        </w:rPr>
+        <w:t>悲</w:t>
+      </w:r>
+      <w:r>
+        <w:rPr>
+          <w:b w:val="0"/>
+        </w:rPr>
+        <w:t>；你随喜众生的成就，这是</w:t>
+      </w:r>
+      <w:r>
+        <w:rPr>
+          <w:b/>
+        </w:rPr>
+        <w:t>喜</w:t>
+      </w:r>
+      <w:r>
+        <w:rPr>
+          <w:b w:val="0"/>
+        </w:rPr>
+        <w:t>；你以中捨的态度对待所有的众生，这是</w:t>
+      </w:r>
+      <w:r>
+        <w:rPr>
+          <w:b/>
+        </w:rPr>
+        <w:t>捨</w:t>
+      </w:r>
+      <w:r>
+        <w:rPr>
+          <w:b w:val="0"/>
+        </w:rPr>
+        <w:t>，这四种高尚的素质，我们被称为"慈悲喜舍"。</w:t>
       </w:r>
     </w:p>
     <w:p>
       <w:r>
         <w:rPr>
-          <w:rFonts w:ascii="宋体" w:hAnsi="宋体" w:eastAsia="宋体"/>
           <w:b/>
-          <w:i w:val="0"/>
-          <w:sz w:val="22"/>
-        </w:rPr>
-        <w:t>段落1：什么是慈心——离贪、离瞋、离痴</w:t>
+        </w:rPr>
+        <w:t>★核心段落（必读）</w:t>
+      </w:r>
+      <w:r>
+        <w:rPr>
+          <w:b w:val="0"/>
+        </w:rPr>
+        <w:t>【本周朗读段】</w:t>
       </w:r>
     </w:p>
     <w:p>
       <w:pPr>
-        <w:pStyle w:val="ListBullet"/>
-      </w:pPr>
-      <w:r>
-        <w:rPr>
-          <w:rFonts w:ascii="宋体" w:hAnsi="宋体" w:eastAsia="宋体"/>
+        <w:ind w:left="170"/>
+        <w:pBdr>
+          <w:left w:val="single" w:sz="18" w:space="4" w:color="1E4620"/>
+        </w:pBdr>
+        <w:shd w:val="clear" w:fill="F2F5FA"/>
+      </w:pPr>
+      <w:r>
+        <w:rPr>
           <w:b/>
-          <w:i w:val="0"/>
-          <w:sz w:val="22"/>
-        </w:rPr>
-        <w:t>出处</w:t>
-      </w:r>
-      <w:r>
-        <w:rPr>
-          <w:rFonts w:ascii="宋体" w:hAnsi="宋体" w:eastAsia="宋体"/>
-          <w:b w:val="0"/>
-          <w:i w:val="0"/>
-          <w:sz w:val="22"/>
-        </w:rPr>
-        <w:t>：《原文全集》第一部分（第188讲 法念处·五盖（二））·三、慈心禅那的修习·（一）什么是慈心</w:t>
-      </w:r>
-    </w:p>
-    <w:tbl>
-      <w:tblPr>
-        <w:tblW w:type="auto" w:w="0"/>
-        <w:jc w:val="center"/>
-        <w:tblLook w:firstColumn="1" w:firstRow="1" w:lastColumn="0" w:lastRow="0" w:noHBand="0" w:noVBand="1" w:val="04A0"/>
-      </w:tblPr>
-      <w:tblGrid>
-        <w:gridCol w:w="9638"/>
-      </w:tblGrid>
-      <w:tr>
-        <w:tc>
-          <w:tcPr>
-            <w:tcW w:type="dxa" w:w="9638"/>
-            <w:shd w:val="clear" w:color="auto" w:fill="F2F8F4"/>
-            <w:tcBorders>
-              <w:start w:val="single" w:sz="24" w:color="2E7D4F"/>
-            </w:tcBorders>
-            <w:tcMar>
-              <w:top w:w="40" w:type="dxa"/>
-              <w:bottom w:w="40" w:type="dxa"/>
-              <w:start w:w="120" w:type="dxa"/>
-              <w:end w:w="120" w:type="dxa"/>
-            </w:tcMar>
-          </w:tcPr>
-          <w:p>
-            <w:pPr>
-              <w:spacing w:line="324" w:lineRule="auto" w:after="60"/>
-            </w:pPr>
-            <w:r/>
-            <w:r>
-              <w:rPr>
-                <w:rFonts w:ascii="宋体" w:hAnsi="宋体" w:eastAsia="宋体"/>
-                <w:b w:val="0"/>
-                <w:i w:val="0"/>
-                <w:color w:val="333333"/>
-                <w:sz w:val="22"/>
-              </w:rPr>
-              <w:t>慈心是一种梵住，四梵住（慈、悲、喜、捨），排第一位的是慈梵住（Brahmavihāra）。修习慈心是为了去除瞋恚盖。贪的特点是黏著、执取。黏著、执取给你带来什么感觉呢？感觉被绑住了，对吧？……只要有任何贪爱就不自由。所以，离贪可以获得自由。瞋恚是粗野、残暴，经常生起害人的心，或者害人害己的心。离瞋带来慈悲，心会很柔软。瞋心重的人身体都很僵硬，浑身都是疙瘩，各种包，硬邦邦的，按哪都痛。而有慈心的人，浑身都很柔软。什么叫痴呢？就是盲目，愚痴的人像瞆的人，该做正确的事情他不会做。所以，离痴获得光明，让内心透亮，看问题不被堵住，一点就看到根源上，这是智慧。</w:t>
-            </w:r>
-          </w:p>
-        </w:tc>
-      </w:tr>
-    </w:tbl>
-    <w:p>
-      <w:pPr>
-        <w:spacing w:after="40"/>
-      </w:pPr>
+        </w:rPr>
+        <w:t>两种层次</w:t>
+      </w:r>
     </w:p>
     <w:p>
-      <w:r>
-        <w:rPr>
-          <w:rFonts w:ascii="宋体" w:hAnsi="宋体" w:eastAsia="宋体"/>
-          <w:b/>
-          <w:i w:val="0"/>
-          <w:sz w:val="22"/>
-        </w:rPr>
-        <w:t>段落2：五十二心所中的"慈、悲、随喜"——美心所与不善心所对照</w:t>
+      <w:pPr>
+        <w:ind w:left="170"/>
+        <w:pBdr>
+          <w:left w:val="single" w:sz="18" w:space="4" w:color="1E4620"/>
+        </w:pBdr>
+        <w:shd w:val="clear" w:fill="F2F5FA"/>
+      </w:pPr>
+      <w:r>
+        <w:rPr>
+          <w:b w:val="0"/>
+        </w:rPr>
+        <w:t>这些心理素质就大的范围、种类来分可以分为两种层次，一种称为初级的心理素质，这个叫 pubbabhāga，有人把它翻译成叫"初级"，有人把它翻译成叫"前分"，是指"慈悲喜舍"四梵住，在欲界生起来的心，就是我们日常生活中生起来的慈悲喜舍，那是属于欲界心。然后如果我们去练习慈悲喜舍的禅那，而证得禅那，那是色界的心。从色界、欲界两个界的角度上来分有两种。</w:t>
       </w:r>
     </w:p>
     <w:p>
       <w:pPr>
-        <w:pStyle w:val="ListBullet"/>
-      </w:pPr>
-      <w:r>
-        <w:rPr>
-          <w:rFonts w:ascii="宋体" w:hAnsi="宋体" w:eastAsia="宋体"/>
-          <w:b/>
-          <w:i w:val="0"/>
-          <w:sz w:val="22"/>
-        </w:rPr>
-        <w:t>出处</w:t>
-      </w:r>
-      <w:r>
-        <w:rPr>
-          <w:rFonts w:ascii="宋体" w:hAnsi="宋体" w:eastAsia="宋体"/>
+        <w:ind w:left="170"/>
+        <w:pBdr>
+          <w:left w:val="single" w:sz="18" w:space="4" w:color="1E4620"/>
+        </w:pBdr>
+        <w:shd w:val="clear" w:fill="F2F5FA"/>
+      </w:pPr>
+      <w:r>
+        <w:rPr>
           <w:b w:val="0"/>
-          <w:i w:val="0"/>
-          <w:sz w:val="22"/>
-        </w:rPr>
-        <w:t>：《原文全集》第五部分（如来禅修学体系81）·四、五十二（52）心所总表（图中文字整理）</w:t>
-      </w:r>
-    </w:p>
-    <w:tbl>
-      <w:tblPr>
-        <w:tblW w:type="auto" w:w="0"/>
-        <w:jc w:val="center"/>
-        <w:tblLook w:firstColumn="1" w:firstRow="1" w:lastColumn="0" w:lastRow="0" w:noHBand="0" w:noVBand="1" w:val="04A0"/>
-      </w:tblPr>
-      <w:tblGrid>
-        <w:gridCol w:w="9638"/>
-      </w:tblGrid>
-      <w:tr>
-        <w:tc>
-          <w:tcPr>
-            <w:tcW w:type="dxa" w:w="9638"/>
-            <w:shd w:val="clear" w:color="auto" w:fill="F2F8F4"/>
-            <w:tcBorders>
-              <w:start w:val="single" w:sz="24" w:color="2E7D4F"/>
-            </w:tcBorders>
-            <w:tcMar>
-              <w:top w:w="40" w:type="dxa"/>
-              <w:bottom w:w="40" w:type="dxa"/>
-              <w:start w:w="120" w:type="dxa"/>
-              <w:end w:w="120" w:type="dxa"/>
-            </w:tcMar>
-          </w:tcPr>
-          <w:p>
-            <w:pPr>
-              <w:spacing w:line="324" w:lineRule="auto" w:after="60"/>
-            </w:pPr>
-            <w:r/>
-            <w:r>
-              <w:rPr>
-                <w:rFonts w:ascii="宋体" w:hAnsi="宋体" w:eastAsia="宋体"/>
-                <w:b w:val="0"/>
-                <w:i w:val="0"/>
-                <w:color w:val="333333"/>
-                <w:sz w:val="22"/>
-              </w:rPr>
-              <w:t>不善心所（14）：贪（爱/染）、瞋（怒/反击/拂逆）、痴（没智慧语）、掉举（忐忑）、昏沉（心的沉重）、睡眠（心的呆滞）、无惭（不耻作恶）、无愧（不怕作恶）、疑（不信因果/三宝）、邪见（错误的见解）、我慢（傲）、嫉（嫉妒）、悭（吝啬）、恶作（懊悔）</w:t>
-            </w:r>
-          </w:p>
-          <w:p>
-            <w:pPr>
-              <w:spacing w:line="324" w:lineRule="auto" w:after="60"/>
-            </w:pPr>
-          </w:p>
-          <w:p>
-            <w:pPr>
-              <w:spacing w:line="324" w:lineRule="auto" w:after="60"/>
-            </w:pPr>
-            <w:r>
-              <w:rPr>
-                <w:rFonts w:ascii="宋体" w:hAnsi="宋体" w:eastAsia="宋体"/>
-                <w:b w:val="0"/>
-                <w:i w:val="0"/>
-                <w:color w:val="333333"/>
-                <w:sz w:val="22"/>
-              </w:rPr>
-              <w:t>美心所（25）：信、念、惭（耻作诸恶）、愧（怖畏诸恶）、无贪、无瞋、无痴（特慧根）、中捨性（作中立/旁观）、心所轻安、心轻安、心所轻快性、心轻快性、心所柔软性、心柔软性、心所练达性（适应性）、心练达性、心所正直性、心正直性、正语（离邪语）、正业（离杀盗淫）、正命（离邪命）、悲（悲悯）、随喜、慈（无量心所）</w:t>
-            </w:r>
-          </w:p>
-          <w:p>
-            <w:pPr>
-              <w:spacing w:line="324" w:lineRule="auto" w:after="60"/>
-            </w:pPr>
-          </w:p>
-          <w:p>
-            <w:pPr>
-              <w:spacing w:line="324" w:lineRule="auto" w:after="60"/>
-            </w:pPr>
-            <w:r>
-              <w:rPr>
-                <w:rFonts w:ascii="宋体" w:hAnsi="宋体" w:eastAsia="宋体"/>
-                <w:b w:val="0"/>
-                <w:i w:val="0"/>
-                <w:color w:val="333333"/>
-                <w:sz w:val="22"/>
-              </w:rPr>
-              <w:t>（图中另标注：无量心所之"因组/果组"，慈、悲俱属无量心所；悲——以如理作意见有情无所归依，为众苦所迫；慈——以如理作意见有情的优点。）</w:t>
-            </w:r>
-          </w:p>
-        </w:tc>
-      </w:tr>
-    </w:tbl>
-    <w:p>
-      <w:pPr>
-        <w:spacing w:after="40"/>
-      </w:pPr>
+        </w:rPr>
+        <w:t>"慈悲喜"梵住可以证得初禅、二禅、三禅；而舍呢，只有第四禅。</w:t>
+      </w:r>
     </w:p>
     <w:p>
-      <w:pPr>
-        <w:spacing w:before="120"/>
-      </w:pPr>
-      <w:r>
-        <w:rPr>
-          <w:rFonts w:ascii="微软雅黑" w:hAnsi="微软雅黑" w:eastAsia="微软雅黑"/>
+      <w:r>
+        <w:rPr>
+          <w:b/>
+        </w:rPr>
+        <w:t>◈扩展段落（可选）</w:t>
+      </w:r>
+      <w:r>
+        <w:rPr>
           <w:b w:val="0"/>
-          <w:i w:val="0"/>
-          <w:color w:val="1E5631"/>
-          <w:sz w:val="24"/>
-        </w:rPr>
-        <w:t>扩展五：深入讨论问题</w:t>
+        </w:rPr>
+        <w:t>【默读／选读／延伸】</w:t>
       </w:r>
     </w:p>
     <w:p>
       <w:pPr>
-        <w:pStyle w:val="ListNumber"/>
-      </w:pPr>
-      <w:r>
-        <w:rPr>
-          <w:rFonts w:ascii="宋体" w:hAnsi="宋体" w:eastAsia="宋体"/>
-          <w:b w:val="0"/>
-          <w:i w:val="0"/>
-          <w:sz w:val="22"/>
-        </w:rPr>
-        <w:t>原文说"慈悲喜舍是压力的疏解剂、社会和平的缔造者、解决社会冲突的根本药方"——你同意吗？能举一个自己身边的例子吗？</w:t>
+        <w:ind w:left="170"/>
+        <w:pBdr>
+          <w:left w:val="single" w:sz="18" w:space="4" w:color="1E4620"/>
+        </w:pBdr>
+        <w:shd w:val="clear" w:fill="F2F5FA"/>
+      </w:pPr>
+      <w:r>
+        <w:rPr>
+          <w:b/>
+        </w:rPr>
+        <w:t>什么是梵住</w:t>
       </w:r>
     </w:p>
     <w:p>
       <w:pPr>
-        <w:pStyle w:val="ListNumber"/>
-      </w:pPr>
-      <w:r>
-        <w:rPr>
-          <w:rFonts w:ascii="宋体" w:hAnsi="宋体" w:eastAsia="宋体"/>
+        <w:ind w:left="170"/>
+        <w:pBdr>
+          <w:left w:val="single" w:sz="18" w:space="4" w:color="1E4620"/>
+        </w:pBdr>
+        <w:shd w:val="clear" w:fill="F2F5FA"/>
+      </w:pPr>
+      <w:r>
+        <w:rPr>
           <w:b w:val="0"/>
-          <w:i w:val="0"/>
-          <w:sz w:val="22"/>
-        </w:rPr>
-        <w:t>在五十二心所表里，"随喜"属于美心所，"嫉（嫉妒）""悭（吝啬）"属于不善心所——观察一下：当别人成功时，你的第一反应更接近哪一个？为什么"随喜"这么难？</w:t>
+        </w:rPr>
+        <w:t>佛陀教导这四种崇高的心理素质或者心灵的境界。Mettā，karunā，muditā，upekkhā，慈、悲、喜、舍。在巴利经典里面，这四者被称为叫梵住，brahmavihāra。你的心超越了一般人的这种状态，它是一种崇高的、卓越的心理状态。那这种状态呢，就像这个梵一样，就像梵天一样，你的心像梵天一样。那么你的心住在跟梵天一样这种心的状态呢，称为梵住，你的心跟梵天一样的安住。</w:t>
       </w:r>
     </w:p>
     <w:p>
-      <w:pPr>
-        <w:spacing w:before="120"/>
-      </w:pPr>
-      <w:r>
-        <w:rPr>
-          <w:rFonts w:ascii="微软雅黑" w:hAnsi="微软雅黑" w:eastAsia="微软雅黑"/>
+      <w:r>
+        <w:rPr>
+          <w:b/>
+        </w:rPr>
+        <w:t>★核心段落（必读）</w:t>
+      </w:r>
+      <w:r>
+        <w:rPr>
           <w:b w:val="0"/>
-          <w:i w:val="0"/>
-          <w:color w:val="1E5631"/>
-          <w:sz w:val="24"/>
-        </w:rPr>
-        <w:t>扩展六：延伸小练习</w:t>
+        </w:rPr>
+        <w:t>【本周朗读段】</w:t>
       </w:r>
     </w:p>
     <w:p>
       <w:pPr>
-        <w:pStyle w:val="ListBullet"/>
-      </w:pPr>
-      <w:r>
-        <w:rPr>
-          <w:rFonts w:ascii="宋体" w:hAnsi="宋体" w:eastAsia="宋体"/>
+        <w:ind w:left="170"/>
+        <w:pBdr>
+          <w:left w:val="single" w:sz="18" w:space="4" w:color="1E4620"/>
+        </w:pBdr>
+        <w:shd w:val="clear" w:fill="F2F5FA"/>
+      </w:pPr>
+      <w:r>
+        <w:rPr>
           <w:b/>
-          <w:i w:val="0"/>
-          <w:sz w:val="22"/>
-        </w:rPr>
-        <w:t>"随喜"练习（约5分钟）</w:t>
-      </w:r>
-      <w:r>
-        <w:rPr>
-          <w:rFonts w:ascii="宋体" w:hAnsi="宋体" w:eastAsia="宋体"/>
-          <w:b w:val="0"/>
-          <w:i w:val="0"/>
-          <w:sz w:val="22"/>
-        </w:rPr>
-        <w:t>：请大家回想今天（或本周）身边某个人"过得好"的事——升职、被表扬、家庭和睦、身体健康——在心里真心地说一句："真好，随喜他/她。"然后分享：说这句话时，心里是轻松的，还是有一点点酸？本周末前，每次看到别人"好"，都在心里默默随喜一次。</w:t>
+        </w:rPr>
+        <w:t>四梵住的价值</w:t>
       </w:r>
     </w:p>
     <w:p>
       <w:pPr>
-        <w:spacing w:before="200"/>
-      </w:pPr>
-      <w:r>
-        <w:rPr>
-          <w:rFonts w:ascii="微软雅黑" w:hAnsi="微软雅黑" w:eastAsia="微软雅黑"/>
+        <w:ind w:left="170"/>
+        <w:pBdr>
+          <w:left w:val="single" w:sz="18" w:space="4" w:color="1E4620"/>
+        </w:pBdr>
+        <w:shd w:val="clear" w:fill="F2F5FA"/>
+      </w:pPr>
+      <w:r>
+        <w:rPr>
           <w:b w:val="0"/>
-          <w:i w:val="0"/>
-          <w:color w:val="1E5631"/>
-          <w:sz w:val="28"/>
-        </w:rPr>
-        <w:t>🔚 收尾与回向（15 min）</w:t>
+        </w:rPr>
+        <w:t>四梵住，之所以我们称为叫超越或者崇高，是因为他们以最正确，最理想的行为方式来对待有情。请大家记住，对待有情最正确、最理想的方式就是慈悲喜舍。那么事实上呢，我们如果有去运用的时候，你会发现，"慈悲喜舍"为人与人之间的互动，提供了最佳的方式。慈悲喜舍是压力的疏解剂，是社会和平的缔造者，是解决社会冲突的根本药方，也是我们在生存奋斗中创伤的疗愈者。</w:t>
       </w:r>
     </w:p>
     <w:p>
-      <w:pPr>
-        <w:pStyle w:val="ListNumber"/>
-      </w:pPr>
-      <w:r>
-        <w:rPr>
-          <w:rFonts w:ascii="宋体" w:hAnsi="宋体" w:eastAsia="宋体"/>
+      <w:r>
+        <w:rPr>
           <w:b/>
-          <w:i w:val="0"/>
-          <w:sz w:val="22"/>
-        </w:rPr>
-        <w:t>每人一句话</w:t>
-      </w:r>
-      <w:r>
-        <w:rPr>
-          <w:rFonts w:ascii="宋体" w:hAnsi="宋体" w:eastAsia="宋体"/>
+        </w:rPr>
+        <w:t>◈扩展段落（可选）</w:t>
+      </w:r>
+      <w:r>
+        <w:rPr>
           <w:b w:val="0"/>
-          <w:i w:val="0"/>
-          <w:sz w:val="22"/>
-        </w:rPr>
-        <w:t>：向"十方众生"散播慈爱时，你心里是什么感觉？有没有觉得心变大了？</w:t>
+        </w:rPr>
+        <w:t>【默读／选读／延伸】</w:t>
       </w:r>
     </w:p>
     <w:p>
       <w:pPr>
-        <w:pStyle w:val="ListNumber"/>
-      </w:pPr>
-      <w:r>
-        <w:rPr>
-          <w:rFonts w:ascii="宋体" w:hAnsi="宋体" w:eastAsia="宋体"/>
+        <w:ind w:left="170"/>
+        <w:pBdr>
+          <w:left w:val="single" w:sz="18" w:space="4" w:color="1E4620"/>
+        </w:pBdr>
+        <w:shd w:val="clear" w:fill="F2F5FA"/>
+      </w:pPr>
+      <w:r>
+        <w:rPr>
           <w:b/>
-          <w:i w:val="0"/>
-          <w:sz w:val="22"/>
-        </w:rPr>
-        <w:t>下周预告</w:t>
-      </w:r>
-      <w:r>
-        <w:rPr>
-          <w:rFonts w:ascii="宋体" w:hAnsi="宋体" w:eastAsia="宋体"/>
-          <w:b w:val="0"/>
-          <w:i w:val="0"/>
-          <w:sz w:val="22"/>
-        </w:rPr>
-        <w:t>：下周我们学习四无量心——慈、悲、喜、舍。</w:t>
+        </w:rPr>
+        <w:t>梵住是"住"——让慈悲喜舍成为心的家</w:t>
       </w:r>
     </w:p>
     <w:p>
       <w:pPr>
-        <w:pStyle w:val="ListNumber"/>
-      </w:pPr>
-      <w:r>
-        <w:rPr>
-          <w:rFonts w:ascii="宋体" w:hAnsi="宋体" w:eastAsia="宋体"/>
-          <w:b/>
-          <w:i w:val="0"/>
-          <w:sz w:val="22"/>
-        </w:rPr>
-        <w:t>本周作业</w:t>
-      </w:r>
-      <w:r>
-        <w:rPr>
-          <w:rFonts w:ascii="宋体" w:hAnsi="宋体" w:eastAsia="宋体"/>
+        <w:ind w:left="170"/>
+        <w:pBdr>
+          <w:left w:val="single" w:sz="18" w:space="4" w:color="1E4620"/>
+        </w:pBdr>
+        <w:shd w:val="clear" w:fill="F2F5FA"/>
+      </w:pPr>
+      <w:r>
+        <w:rPr>
           <w:b w:val="0"/>
-          <w:i w:val="0"/>
-          <w:sz w:val="22"/>
-        </w:rPr>
-        <w:t>：选一个你每天经过的地方（如每天坐的地铁站、常去的菜市场），每次经过时在心里祝福那里的人。</w:t>
+        </w:rPr>
+        <w:t>梵住这个"住"，就是应该成为我们的内心时常停留的状态，把这种慈悲喜舍当做我们心的家，而不是偶尔短暂拜访一下，然后就忘记掉了。说修一下慈心啊，OK、OK，修一下，然后就忘了，那就不叫梵住，那就是拜访。换句话说就是要让四梵住完全充盈于我们的内心，成为我们心流里不会断流的素质，在一切日常生活中都能够体现出来。</w:t>
       </w:r>
     </w:p>
     <w:p>
       <w:pPr>
-        <w:pStyle w:val="ListNumber"/>
-      </w:pPr>
-      <w:r>
-        <w:rPr>
-          <w:rFonts w:ascii="宋体" w:hAnsi="宋体" w:eastAsia="宋体"/>
-          <w:b/>
-          <w:i w:val="0"/>
-          <w:sz w:val="22"/>
-        </w:rPr>
-        <w:t>回向</w:t>
-      </w:r>
-      <w:r>
-        <w:rPr>
-          <w:rFonts w:ascii="宋体" w:hAnsi="宋体" w:eastAsia="宋体"/>
+        <w:ind w:left="170"/>
+        <w:pBdr>
+          <w:left w:val="single" w:sz="18" w:space="4" w:color="1E4620"/>
+        </w:pBdr>
+        <w:shd w:val="clear" w:fill="F2F5FA"/>
+      </w:pPr>
+      <w:r>
+        <w:rPr>
           <w:b w:val="0"/>
-          <w:i w:val="0"/>
-          <w:sz w:val="22"/>
-        </w:rPr>
-        <w:t>（一起念）：</w:t>
+        </w:rPr>
+        <w:t>修习四梵住要破除尊敬的、亲爱的、一般的、怨敌界限，对各种族群，各种生类，十方的世界要破除界限平等梵住。这样修下来，才能真正彻底地改善心得素质，慈悲喜舍梵住的特质，才会深深地烙印在心流里，成为不可动摇的、自发的素质。</w:t>
       </w:r>
     </w:p>
     <w:p>
-      <w:pPr>
-        <w:pStyle w:val="ListNumber"/>
-      </w:pPr>
-      <w:r>
-        <w:rPr>
-          <w:rFonts w:ascii="宋体" w:hAnsi="宋体" w:eastAsia="宋体"/>
+      <w:r>
+        <w:rPr>
           <w:b/>
-          <w:i w:val="0"/>
-          <w:sz w:val="22"/>
-        </w:rPr>
-        <w:t>每人一句话</w:t>
-      </w:r>
-      <w:r>
-        <w:rPr>
-          <w:rFonts w:ascii="宋体" w:hAnsi="宋体" w:eastAsia="宋体"/>
-          <w:b w:val="0"/>
-          <w:i w:val="0"/>
-          <w:sz w:val="22"/>
-        </w:rPr>
-        <w:t>：四种心态里，哪一种让你最有感觉？</w:t>
+          <w:color w:val="1E4620"/>
+          <w:sz w:val="23"/>
+        </w:rPr>
+        <w:t>原文材料②：悲（karunā）——拔除众生苦</w:t>
       </w:r>
     </w:p>
     <w:p>
-      <w:pPr>
-        <w:pStyle w:val="ListNumber"/>
-      </w:pPr>
-      <w:r>
-        <w:rPr>
-          <w:rFonts w:ascii="宋体" w:hAnsi="宋体" w:eastAsia="宋体"/>
+      <w:r>
+        <w:rPr>
           <w:b/>
-          <w:i w:val="0"/>
-          <w:sz w:val="22"/>
-        </w:rPr>
-        <w:t>下周预告</w:t>
-      </w:r>
-      <w:r>
-        <w:rPr>
-          <w:rFonts w:ascii="宋体" w:hAnsi="宋体" w:eastAsia="宋体"/>
+        </w:rPr>
+        <w:t>★核心段落（必读）</w:t>
+      </w:r>
+      <w:r>
+        <w:rPr>
           <w:b w:val="0"/>
-          <w:i w:val="0"/>
-          <w:sz w:val="22"/>
-        </w:rPr>
-        <w:t>：下周是实践课——把慈心融入日常生活（睡觉前、人际冲突时、禅修前）。</w:t>
+        </w:rPr>
+        <w:t>【本周朗读段】</w:t>
       </w:r>
     </w:p>
     <w:p>
-      <w:pPr>
-        <w:pStyle w:val="ListNumber"/>
-      </w:pPr>
-      <w:r>
-        <w:rPr>
-          <w:rFonts w:ascii="宋体" w:hAnsi="宋体" w:eastAsia="宋体"/>
+      <w:r>
+        <w:rPr>
           <w:b/>
-          <w:i w:val="0"/>
-          <w:sz w:val="22"/>
-        </w:rPr>
-        <w:t>本周作业</w:t>
-      </w:r>
-      <w:r>
-        <w:rPr>
-          <w:rFonts w:ascii="宋体" w:hAnsi="宋体" w:eastAsia="宋体"/>
-          <w:b w:val="0"/>
-          <w:i w:val="0"/>
-          <w:sz w:val="22"/>
-        </w:rPr>
-        <w:t>：本周特别注意"随喜"——当别人被表扬、成功时，观察自己的第一反应。</w:t>
+        </w:rPr>
+        <w:t>悲心所的特相、作用、现起</w:t>
       </w:r>
     </w:p>
     <w:p>
       <w:pPr>
-        <w:pStyle w:val="ListNumber"/>
-      </w:pPr>
-      <w:r>
-        <w:rPr>
-          <w:rFonts w:ascii="宋体" w:hAnsi="宋体" w:eastAsia="宋体"/>
+        <w:pStyle w:val="ListBullet"/>
+      </w:pPr>
+      <w:r>
+        <w:rPr>
           <w:b/>
-          <w:i w:val="0"/>
-          <w:sz w:val="22"/>
-        </w:rPr>
-        <w:t>回向</w:t>
-      </w:r>
-      <w:r>
-        <w:rPr>
-          <w:rFonts w:ascii="宋体" w:hAnsi="宋体" w:eastAsia="宋体"/>
+        </w:rPr>
+        <w:t>特相</w:t>
+      </w:r>
+      <w:r>
+        <w:rPr>
           <w:b w:val="0"/>
-          <w:i w:val="0"/>
-          <w:sz w:val="22"/>
-        </w:rPr>
-        <w:t>（一起念）：</w:t>
+        </w:rPr>
+        <w:t>：要拔除众生的苦。</w:t>
       </w:r>
     </w:p>
     <w:p>
-      <w:r>
-        <w:rPr>
-          <w:rFonts w:ascii="宋体" w:hAnsi="宋体" w:eastAsia="宋体"/>
+      <w:pPr>
+        <w:pStyle w:val="ListBullet"/>
+      </w:pPr>
+      <w:r>
+        <w:rPr>
           <w:b/>
-          <w:i w:val="0"/>
-          <w:sz w:val="22"/>
-        </w:rPr>
-        <w:t>回向（一起念）</w:t>
-      </w:r>
-      <w:r>
-        <w:rPr>
-          <w:rFonts w:ascii="宋体" w:hAnsi="宋体" w:eastAsia="宋体"/>
+        </w:rPr>
+        <w:t>作用</w:t>
+      </w:r>
+      <w:r>
+        <w:rPr>
           <w:b w:val="0"/>
-          <w:i w:val="0"/>
-          <w:sz w:val="22"/>
-        </w:rPr>
-        <w:t>：</w:t>
-      </w:r>
-    </w:p>
-    <w:tbl>
-      <w:tblPr>
-        <w:tblW w:type="auto" w:w="0"/>
-        <w:jc w:val="center"/>
-        <w:tblLook w:firstColumn="1" w:firstRow="1" w:lastColumn="0" w:lastRow="0" w:noHBand="0" w:noVBand="1" w:val="04A0"/>
-      </w:tblPr>
-      <w:tblGrid>
-        <w:gridCol w:w="9638"/>
-      </w:tblGrid>
-      <w:tr>
-        <w:tc>
-          <w:tcPr>
-            <w:tcW w:type="dxa" w:w="9638"/>
-            <w:shd w:val="clear" w:color="auto" w:fill="F2F8F4"/>
-            <w:tcBorders>
-              <w:start w:val="single" w:sz="24" w:color="2E7D4F"/>
-            </w:tcBorders>
-            <w:tcMar>
-              <w:top w:w="40" w:type="dxa"/>
-              <w:bottom w:w="40" w:type="dxa"/>
-              <w:start w:w="120" w:type="dxa"/>
-              <w:end w:w="120" w:type="dxa"/>
-            </w:tcMar>
-          </w:tcPr>
-          <w:p>
-            <w:pPr>
-              <w:spacing w:line="324" w:lineRule="auto" w:after="60"/>
-            </w:pPr>
-            <w:r/>
-            <w:r>
-              <w:rPr>
-                <w:rFonts w:ascii="宋体" w:hAnsi="宋体" w:eastAsia="宋体"/>
-                <w:b/>
-                <w:i w:val="0"/>
-                <w:color w:val="333333"/>
-                <w:sz w:val="22"/>
-              </w:rPr>
-              <w:t>愿我此功德，导向诸漏尽！</w:t>
-            </w:r>
-          </w:p>
-          <w:p>
-            <w:pPr>
-              <w:spacing w:line="324" w:lineRule="auto" w:after="60"/>
-            </w:pPr>
-            <w:r>
-              <w:rPr>
-                <w:rFonts w:ascii="宋体" w:hAnsi="宋体" w:eastAsia="宋体"/>
-                <w:b/>
-                <w:i w:val="0"/>
-                <w:color w:val="333333"/>
-                <w:sz w:val="22"/>
-              </w:rPr>
-              <w:t>愿我此功德，为证涅槃缘！</w:t>
-            </w:r>
-          </w:p>
-          <w:p>
-            <w:pPr>
-              <w:spacing w:line="324" w:lineRule="auto" w:after="60"/>
-            </w:pPr>
-            <w:r>
-              <w:rPr>
-                <w:rFonts w:ascii="宋体" w:hAnsi="宋体" w:eastAsia="宋体"/>
-                <w:b/>
-                <w:i w:val="0"/>
-                <w:color w:val="333333"/>
-                <w:sz w:val="22"/>
-              </w:rPr>
-              <w:t>我此功德分，回向诸有情！</w:t>
-            </w:r>
-          </w:p>
-          <w:p>
-            <w:pPr>
-              <w:spacing w:line="324" w:lineRule="auto" w:after="60"/>
-            </w:pPr>
-            <w:r>
-              <w:rPr>
-                <w:rFonts w:ascii="宋体" w:hAnsi="宋体" w:eastAsia="宋体"/>
-                <w:b/>
-                <w:i w:val="0"/>
-                <w:color w:val="333333"/>
-                <w:sz w:val="22"/>
-              </w:rPr>
-              <w:t>愿彼等一切，同得功德分！</w:t>
-            </w:r>
-          </w:p>
-        </w:tc>
-      </w:tr>
-    </w:tbl>
-    <w:p>
-      <w:pPr>
-        <w:spacing w:after="40"/>
-      </w:pPr>
+        </w:rPr>
+        <w:t>：它不能够忍受众生受苦，看到或听到受苦众生的现状不能够忍受；镇伏想要加害众生的心。因为有悲的这种缘故，就不会起想加害众生的这种心，这种伤害众生、虐待众生的心，就被这个悲镇伏了。悲心的成就是对瞋的镇伏断。</w:t>
+      </w:r>
     </w:p>
     <w:p>
       <w:pPr>
-        <w:spacing w:before="200"/>
-      </w:pPr>
-      <w:r>
-        <w:rPr>
-          <w:rFonts w:ascii="微软雅黑" w:hAnsi="微软雅黑" w:eastAsia="微软雅黑"/>
+        <w:pStyle w:val="ListBullet"/>
+      </w:pPr>
+      <w:r>
+        <w:rPr>
+          <w:b/>
+        </w:rPr>
+        <w:t>现起</w:t>
+      </w:r>
+      <w:r>
+        <w:rPr>
           <w:b w:val="0"/>
-          <w:i w:val="0"/>
-          <w:color w:val="1E5631"/>
-          <w:sz w:val="28"/>
+        </w:rPr>
+        <w:t>：没有害——心理没有害、没有害人或害的心。能够降伏、镇伏想要去加害或者生起害寻、瞋寻的心理素质。不想用身语意去伤害其他人，或者让对方受苦。像《慈经》讲的一样，"不以瞋怒相而希望对方受苦"。</w:t>
+      </w:r>
+    </w:p>
+    <w:p>
+      <w:r>
+        <w:rPr>
+          <w:b/>
+        </w:rPr>
+        <w:t>◈扩展段落</w:t>
+      </w:r>
+      <w:r>
+        <w:rPr>
+          <w:b w:val="0"/>
+        </w:rPr>
+        <w:t>（可选）【默读／选读／延伸】</w:t>
+      </w:r>
+    </w:p>
+    <w:p>
+      <w:r>
+        <w:rPr>
+          <w:b/>
+        </w:rPr>
+        <w:t>两种悲心的状态</w:t>
+      </w:r>
+    </w:p>
+    <w:p>
+      <w:r>
+        <w:rPr>
+          <w:b w:val="0"/>
+        </w:rPr>
+        <w:t>第一种，你看到"啊！这个人很有苦啊，有难啊"，内心起念头"希望他没有苦，希望他没有难"，这个就是悲心了。但是如果你进一步说"我想帮他去除，我怎么去帮他解决？"这是更积极的一种悲心了。另外，就是悲心展开，就是我们说同理心、感同身受，以同理心去体会这个受苦人的苦难，然后生起"我要帮助他去除这个苦"，然后展开我们的心胸，去感受这个众生的苦，从而引发更多的对苦的看待，以及对受苦众生的理解，那这是一个更大的悲心的角度了。</w:t>
+      </w:r>
+    </w:p>
+    <w:p>
+      <w:r>
+        <w:rPr>
+          <w:b/>
+        </w:rPr>
+        <w:t>◈扩展段落</w:t>
+      </w:r>
+      <w:r>
+        <w:rPr>
+          <w:b w:val="0"/>
+        </w:rPr>
+        <w:t>（可选）【默读／选读／延伸】</w:t>
+      </w:r>
+    </w:p>
+    <w:p>
+      <w:r>
+        <w:rPr>
+          <w:b/>
+        </w:rPr>
+        <w:t>悲心的失坏——不要误把忧愁当悲心</w:t>
+      </w:r>
+    </w:p>
+    <w:p>
+      <w:r>
+        <w:rPr>
+          <w:b w:val="0"/>
+        </w:rPr>
+        <w:t>如果看到痛苦的众生想要拔除他的痛苦，同时生起了悲伤、悲痛、忧愁的心，这是悲心的失坏。忧愁是烦恼，是不善心。如果一个人看到其他的生命痛苦，内心充满着悲伤、忧泣"啊，我很悲痛，我也很痛苦！"那这个是错误地把忧悲苦恼当成悲悯，以为忧悲苦恼就是悲心，这是错误的。这个是把自己骗了，也把别人骗了，把不善心当作善心。这是要注意的一个点。</w:t>
+      </w:r>
+    </w:p>
+    <w:p>
+      <w:r>
+        <w:rPr>
+          <w:b/>
+        </w:rPr>
+        <w:t>◈扩展段落</w:t>
+      </w:r>
+      <w:r>
+        <w:rPr>
+          <w:b w:val="0"/>
+        </w:rPr>
+        <w:t>（可选）【默读／选读／延伸】</w:t>
+      </w:r>
+    </w:p>
+    <w:p>
+      <w:r>
+        <w:rPr>
+          <w:b/>
+        </w:rPr>
+        <w:t>佛陀的大悲心——我们学习的榜样</w:t>
+      </w:r>
+    </w:p>
+    <w:p>
+      <w:r>
+        <w:rPr>
+          <w:b w:val="0"/>
+        </w:rPr>
+        <w:t>佛陀具有大悲心。佛陀大悲心可以用大悲定来表现的。大悲定是佛陀独有的一种智慧。佛陀每天只睡两个小时，每天凌晨一起来，他就入大悲定。入大悲定干嘛呢？以他的大悲定的智慧，以佛眼观察整个三十一界或其他轮围界的众生，看哪一个众生具有"得度"的机会。自然而然地，能够被度的这个众生的影像和状态就会呈现在他的大悲定的心里面。佛陀以这种完全大悲的心，去面对一切受苦的众生。</w:t>
+      </w:r>
+    </w:p>
+    <w:p>
+      <w:r>
+        <w:rPr>
+          <w:b w:val="0"/>
+        </w:rPr>
+        <w:t>如果我们想成为佛陀，就要学习怎样以大悲的这种展开的心胸去感受众生的痛苦，而不是看到痛苦的时候心紧缩起来了。我们至少可以效仿佛陀，每天早上一醒过来，试着展开心胸，给四周的众生散播一下悲心——愿大家都没有苦。起床的时候，在家里也看看四周有什么人有痛苦，身体的痛苦和内心的痛苦，能不能帮他的忙，能不能给予他方便，这是练习悲的一个很好的方式，向佛陀学习。</w:t>
+      </w:r>
+    </w:p>
+    <w:p>
+      <w:r>
+        <w:rPr>
+          <w:b/>
+          <w:color w:val="1E4620"/>
+          <w:sz w:val="23"/>
+        </w:rPr>
+        <w:t>原文材料③：喜（随喜，muditā）——嫉妒的解药</w:t>
+      </w:r>
+    </w:p>
+    <w:p>
+      <w:r>
+        <w:rPr>
+          <w:b/>
+        </w:rPr>
+        <w:t>★核心段落（必读）</w:t>
+      </w:r>
+      <w:r>
+        <w:rPr>
+          <w:b w:val="0"/>
+        </w:rPr>
+        <w:t>【本周朗读段】</w:t>
+      </w:r>
+    </w:p>
+    <w:p>
+      <w:r>
+        <w:rPr>
+          <w:b/>
+        </w:rPr>
+        <w:t>嫉妒（issā）与随喜（muditā）——一对相反的素质</w:t>
+      </w:r>
+    </w:p>
+    <w:p>
+      <w:r>
+        <w:rPr>
+          <w:b w:val="0"/>
+        </w:rPr>
+        <w:t>嫉妒和随喜（muditā），是一对，这两种心的素质是相反的。四梵住——慈悲喜舍是四种根本美德。如果我们没有这四种根本美德，没有随喜（muditā），与人相处就很难如理作意。当看到或者听到身边这些与自己相关的人有成就时，内心就会生起不满、嫉妒、受不了、很不舒服的感觉，然后在明里暗里去贬低他、诋毁他。</w:t>
+      </w:r>
+    </w:p>
+    <w:p>
+      <w:r>
+        <w:rPr>
+          <w:b w:val="0"/>
+        </w:rPr>
+        <w:t>内心有嫉（issā）的人，存心不良，内心会经历羡嫉。但是有随喜（muditā）的人，有四梵住四种根本美德的人、心地高尚的人，他看到别人的成就反而会为这样的人感到高兴，而且他会真诚地赞扬他人的成功。这就跟嫉妒心不一样。嫉妒心是让人感到不高兴，然后诋毁；随喜的人是感到欢喜，然后真诚地赞叹。</w:t>
+      </w:r>
+    </w:p>
+    <w:p>
+      <w:r>
+        <w:rPr>
+          <w:b/>
+        </w:rPr>
+        <w:t>◈扩展段落</w:t>
+      </w:r>
+      <w:r>
+        <w:rPr>
+          <w:b w:val="0"/>
+        </w:rPr>
+        <w:t>（可选）【默读／选读／延伸】</w:t>
+      </w:r>
+    </w:p>
+    <w:p>
+      <w:r>
+        <w:rPr>
+          <w:b/>
+        </w:rPr>
+        <w:t>随喜的特相、作用、现起</w:t>
+      </w:r>
+    </w:p>
+    <w:p>
+      <w:pPr>
+        <w:pStyle w:val="ListBullet"/>
+      </w:pPr>
+      <w:r>
+        <w:rPr>
+          <w:b w:val="0"/>
+        </w:rPr>
+        <w:t>随喜的特相，是对他人的成就随喜，对有成就的快乐有情觉得欢喜，包括快乐有情的地位、财富、容貌，你都会感到开心，感到随喜。</w:t>
+      </w:r>
+    </w:p>
+    <w:p>
+      <w:pPr>
+        <w:pStyle w:val="ListBullet"/>
+      </w:pPr>
+      <w:r>
+        <w:rPr>
+          <w:b w:val="0"/>
+        </w:rPr>
+        <w:t>随喜的作用，就是不会嫉妒他人的成就。它跟嫉妒是相反的，它能够去除嫉妒这种心理素质。所以正如掉举和一境性是完全相反的，随喜和嫉妒也是完全相反的。随喜（muditā）这个心生起来，就能够把嫉（issā）这种心铲除掉。</w:t>
+      </w:r>
+    </w:p>
+    <w:p>
+      <w:pPr>
+        <w:pStyle w:val="ListBullet"/>
+      </w:pPr>
+      <w:r>
+        <w:rPr>
+          <w:b w:val="0"/>
+        </w:rPr>
+        <w:t>随喜的现起，就是对于他人的成就，你内心里面没有厌恶感。当你的随喜心起来的时候，你内心会呈现出那种厌恶感被去掉了、被铲除的感觉；厌恶感被驱除之后，随喜的感觉生起来。如果有厌恶感，我们的随喜就不会起来。</w:t>
+      </w:r>
+    </w:p>
+    <w:p>
+      <w:r>
+        <w:rPr>
+          <w:b/>
+        </w:rPr>
+        <w:t>◈扩展段落</w:t>
+      </w:r>
+      <w:r>
+        <w:rPr>
+          <w:b w:val="0"/>
+        </w:rPr>
+        <w:t>（可选）【默读／选读／延伸】</w:t>
+      </w:r>
+    </w:p>
+    <w:p>
+      <w:r>
+        <w:rPr>
+          <w:b/>
+        </w:rPr>
+        <w:t>随喜的近因——如理作意</w:t>
+      </w:r>
+    </w:p>
+    <w:p>
+      <w:r>
+        <w:rPr>
+          <w:b w:val="0"/>
+        </w:rPr>
+        <w:t>当你去如理作意，思惟别人获得的成就、利益、地位、财貌，都是由于他们过去生造下的善业，有良好、高尚行为的种子，现在这个种子成熟了；这个种子在他努力、精进的汗水浇灌下，在智慧的滋养下，这个种子终于发芽了、成长了，因果不虚啊，真的很棒！会生起这样的心，就是随喜。</w:t>
+      </w:r>
+    </w:p>
+    <w:p>
+      <w:r>
+        <w:rPr>
+          <w:b/>
+        </w:rPr>
+        <w:t>⚠️ 注意（随喜的失败）</w:t>
+      </w:r>
+      <w:r>
+        <w:rPr>
+          <w:b w:val="0"/>
+        </w:rPr>
+        <w:t>：当看到人们的成就时，如果他的兴奋快乐感是基于身体的乐受，本质是贪根的生起，以贪为基础的悦俱贪相应心生起，这种欢笑的喜悦生起了，那么随喜的心就消失了。这样的喜笑就是随喜的失败。</w:t>
+      </w:r>
+    </w:p>
+    <w:p>
+      <w:r>
+        <w:rPr>
+          <w:b/>
+          <w:color w:val="1E4620"/>
+          <w:sz w:val="23"/>
+        </w:rPr>
+        <w:t>原文材料④：舍（梵住舍/中舍性）——平等看待一切有情</w:t>
+      </w:r>
+    </w:p>
+    <w:p>
+      <w:r>
+        <w:rPr>
+          <w:b/>
+        </w:rPr>
+        <w:t>★核心段落（必读）</w:t>
+      </w:r>
+      <w:r>
+        <w:rPr>
+          <w:b w:val="0"/>
+        </w:rPr>
+        <w:t>【本周朗读段】</w:t>
+      </w:r>
+    </w:p>
+    <w:p>
+      <w:r>
+        <w:rPr>
+          <w:b/>
+        </w:rPr>
+        <w:t>中舍性（tatramajjhattatā）——心所平衡的守护者</w:t>
+      </w:r>
+    </w:p>
+    <w:p>
+      <w:pPr>
+        <w:pStyle w:val="ListBullet"/>
+      </w:pPr>
+      <w:r>
+        <w:rPr>
+          <w:b/>
+        </w:rPr>
+        <w:t>特相</w:t>
+      </w:r>
+      <w:r>
+        <w:rPr>
+          <w:b w:val="0"/>
+        </w:rPr>
+        <w:t>：使相应的心和心所（即相应法）在各自的作用上保持平衡。</w:t>
+      </w:r>
+    </w:p>
+    <w:p>
+      <w:pPr>
+        <w:pStyle w:val="ListBullet"/>
+      </w:pPr>
+      <w:r>
+        <w:rPr>
+          <w:b/>
+        </w:rPr>
+        <w:t>作用</w:t>
+      </w:r>
+      <w:r>
+        <w:rPr>
+          <w:b w:val="0"/>
+        </w:rPr>
+        <w:t>：（1）防止相应法在各自的作用上过多或不足；（2）防止昏沉和睡眠心所过度且主导的懈怠之心，防止慢心所过度且主导的骄慢之心。</w:t>
+      </w:r>
+    </w:p>
+    <w:p>
+      <w:pPr>
+        <w:pStyle w:val="ListBullet"/>
+      </w:pPr>
+      <w:r>
+        <w:rPr>
+          <w:b/>
+        </w:rPr>
+        <w:t>现起</w:t>
+      </w:r>
+      <w:r>
+        <w:rPr>
+          <w:b w:val="0"/>
+        </w:rPr>
+        <w:t>：使人保持中立；自己保持超然、适度、中立。</w:t>
+      </w:r>
+    </w:p>
+    <w:p>
+      <w:pPr>
+        <w:pStyle w:val="ListBullet"/>
+      </w:pPr>
+      <w:r>
+        <w:rPr>
+          <w:b/>
+        </w:rPr>
+        <w:t>近因</w:t>
+      </w:r>
+      <w:r>
+        <w:rPr>
+          <w:b w:val="0"/>
+        </w:rPr>
+        <w:t>：以触为首的相应法。</w:t>
+      </w:r>
+    </w:p>
+    <w:p>
+      <w:r>
+        <w:rPr>
+          <w:b/>
+        </w:rPr>
+        <w:t>◈扩展段落</w:t>
+      </w:r>
+      <w:r>
+        <w:rPr>
+          <w:b w:val="0"/>
+        </w:rPr>
+        <w:t>（可选）【默读／选读／延伸】</w:t>
+      </w:r>
+    </w:p>
+    <w:p>
+      <w:r>
+        <w:rPr>
+          <w:b/>
+        </w:rPr>
+        <w:t>梵住舍（Upekkhā Brahmavihāra）——四无量心中的"舍"</w:t>
+      </w:r>
+    </w:p>
+    <w:p>
+      <w:pPr>
+        <w:pStyle w:val="ListBullet"/>
+      </w:pPr>
+      <w:r>
+        <w:rPr>
+          <w:b/>
+        </w:rPr>
+        <w:t>特相</w:t>
+      </w:r>
+      <w:r>
+        <w:rPr>
+          <w:b w:val="0"/>
+        </w:rPr>
+        <w:t>：对有情中舍。</w:t>
+      </w:r>
+    </w:p>
+    <w:p>
+      <w:pPr>
+        <w:pStyle w:val="ListBullet"/>
+      </w:pPr>
+      <w:r>
+        <w:rPr>
+          <w:b/>
+        </w:rPr>
+        <w:t>作用</w:t>
+      </w:r>
+      <w:r>
+        <w:rPr>
+          <w:b w:val="0"/>
+        </w:rPr>
+        <w:t>：平等地看待有情，无论是对嗔恨者还是爱著者。</w:t>
+      </w:r>
+    </w:p>
+    <w:p>
+      <w:pPr>
+        <w:pStyle w:val="ListBullet"/>
+      </w:pPr>
+      <w:r>
+        <w:rPr>
+          <w:b/>
+        </w:rPr>
+        <w:t>现起</w:t>
+      </w:r>
+      <w:r>
+        <w:rPr>
+          <w:b w:val="0"/>
+        </w:rPr>
+        <w:t>：止息对有情的嗔恚和爱著。</w:t>
+      </w:r>
+    </w:p>
+    <w:p>
+      <w:pPr>
+        <w:pStyle w:val="ListBullet"/>
+      </w:pPr>
+      <w:r>
+        <w:rPr>
+          <w:b/>
+        </w:rPr>
+        <w:t>近因</w:t>
+      </w:r>
+      <w:r>
+        <w:rPr>
+          <w:b w:val="0"/>
+        </w:rPr>
+        <w:t>：一切有情最终拥有的唯一财产就是他们的业。祝愿者以正直之心希望这些有情："愿一切有情是业的所有者，不失去所得的成就。"</w:t>
+      </w:r>
+    </w:p>
+    <w:p>
+      <w:r>
+        <w:rPr>
+          <w:b/>
+        </w:rPr>
+        <w:t>◈扩展段落</w:t>
+      </w:r>
+      <w:r>
+        <w:rPr>
+          <w:b w:val="0"/>
+        </w:rPr>
+        <w:t>（可选）【默读／选读／延伸】</w:t>
+      </w:r>
+    </w:p>
+    <w:p>
+      <w:r>
+        <w:rPr>
+          <w:b/>
+        </w:rPr>
+        <w:t>十种舍（为帮助理解"舍"的多种含义）</w:t>
+      </w:r>
+    </w:p>
+    <w:p>
+      <w:r>
+        <w:rPr>
+          <w:b w:val="0"/>
+        </w:rPr>
+        <w:t>一、六支舍；二、梵住舍；三、觉支舍；四、精进舍；五、行舍；六、受舍；七、观舍；八、中舍性舍；九、禅舍；十、遍净舍。</w:t>
+      </w:r>
+    </w:p>
+    <w:p>
+      <w:r>
+        <w:rPr>
+          <w:b w:val="0"/>
+        </w:rPr>
+        <w:t>（说明：四无量心中的"舍"即梵住舍——平等看待一切有情的崇高心态；它与"中舍性"心所（保持心所平衡）相关但不同，梵住舍以"愿一切有情是业的所有者"为近因，是最有智慧的舍。）</w:t>
+      </w:r>
+    </w:p>
+    <w:p>
+      <w:r>
+        <w:rPr>
+          <w:b/>
+          <w:color w:val="1E4620"/>
+          <w:sz w:val="23"/>
+        </w:rPr>
+        <w:t>原文材料⑤：四无量心与52心所——对治的烦恼总览</w:t>
+      </w:r>
+    </w:p>
+    <w:p>
+      <w:r>
+        <w:rPr>
+          <w:b/>
+        </w:rPr>
+        <w:t>★核心段落（必读）</w:t>
+      </w:r>
+      <w:r>
+        <w:rPr>
+          <w:b w:val="0"/>
+        </w:rPr>
+        <w:t>【本周朗读段】</w:t>
+      </w:r>
+    </w:p>
+    <w:p>
+      <w:r>
+        <w:rPr>
+          <w:b/>
+        </w:rPr>
+        <w:t>四无量心在52心所中的位置——各有所对治的烦恼</w:t>
+      </w:r>
+    </w:p>
+    <w:p>
+      <w:r>
+        <w:rPr>
+          <w:b w:val="0"/>
+        </w:rPr>
+        <w:t>52心所中，与"慈悲喜舍"直接相关的美心所有：</w:t>
+      </w:r>
+    </w:p>
+    <w:p>
+      <w:pPr>
+        <w:pStyle w:val="ListBullet"/>
+      </w:pPr>
+      <w:r>
+        <w:rPr>
+          <w:b/>
+        </w:rPr>
+        <w:t>慈（mettā）</w:t>
+      </w:r>
+      <w:r>
+        <w:rPr>
+          <w:b w:val="0"/>
+        </w:rPr>
+        <w:t>——属无瞋心所的特殊状态，对治</w:t>
+      </w:r>
+      <w:r>
+        <w:rPr>
+          <w:b/>
+        </w:rPr>
+        <w:t>瞋（怒/反击/拂逆）</w:t>
+      </w:r>
+      <w:r>
+        <w:rPr>
+          <w:b w:val="0"/>
+        </w:rPr>
+        <w:t>。慈心一起，愤怒自然消融。</w:t>
+      </w:r>
+    </w:p>
+    <w:p>
+      <w:pPr>
+        <w:pStyle w:val="ListBullet"/>
+      </w:pPr>
+      <w:r>
+        <w:rPr>
+          <w:b/>
+        </w:rPr>
+        <w:t>悲（karuṇā）</w:t>
+      </w:r>
+      <w:r>
+        <w:rPr>
+          <w:b w:val="0"/>
+        </w:rPr>
+        <w:t>——属无量心所，对治</w:t>
+      </w:r>
+      <w:r>
+        <w:rPr>
+          <w:b/>
+        </w:rPr>
+        <w:t>恼害</w:t>
+      </w:r>
+      <w:r>
+        <w:rPr>
+          <w:b w:val="0"/>
+        </w:rPr>
+        <w:t>（与恼害有情相反），见众生受苦而不忍，愿拔其苦。</w:t>
+      </w:r>
+    </w:p>
+    <w:p>
+      <w:pPr>
+        <w:pStyle w:val="ListBullet"/>
+      </w:pPr>
+      <w:r>
+        <w:rPr>
+          <w:b/>
+        </w:rPr>
+        <w:t>喜（随喜，muditā）</w:t>
+      </w:r>
+      <w:r>
+        <w:rPr>
+          <w:b w:val="0"/>
+        </w:rPr>
+        <w:t>——属无量心所，对治</w:t>
+      </w:r>
+      <w:r>
+        <w:rPr>
+          <w:b/>
+        </w:rPr>
+        <w:t>嫉（嫉妒）</w:t>
+      </w:r>
+      <w:r>
+        <w:rPr>
+          <w:b w:val="0"/>
+        </w:rPr>
+        <w:t>。随喜是"为别人的成就高兴"，嫉妒是"见不得别人好"，二者此消彼长。</w:t>
+      </w:r>
+    </w:p>
+    <w:p>
+      <w:pPr>
+        <w:pStyle w:val="ListBullet"/>
+      </w:pPr>
+      <w:r>
+        <w:rPr>
+          <w:b/>
+        </w:rPr>
+        <w:t>舍（中捨性，upekkhā）</w:t>
+      </w:r>
+      <w:r>
+        <w:rPr>
+          <w:b w:val="0"/>
+        </w:rPr>
+        <w:t>——属美心所（中立/旁观），对治</w:t>
+      </w:r>
+      <w:r>
+        <w:rPr>
+          <w:b/>
+        </w:rPr>
+        <w:t>贪爱执取与嗔恨排斥的两极</w:t>
+      </w:r>
+      <w:r>
+        <w:rPr>
+          <w:b w:val="0"/>
+        </w:rPr>
+        <w:t>。不因亲疏、好恶而偏执，平等对待一切。</w:t>
+      </w:r>
+    </w:p>
+    <w:p>
+      <w:r>
+        <w:rPr>
+          <w:b w:val="0"/>
+        </w:rPr>
+        <w:t>对照52心所中的不善心所（14种）：贪、瞋、痴、掉举、昏沉、睡眠、无惭、无愧、疑、邪见、我慢、嫉、悭、恶作——四无量心正是这些烦恼的"解药"。</w:t>
+      </w:r>
+    </w:p>
+    <w:p>
+      <w:r>
+        <w:rPr>
+          <w:b/>
+        </w:rPr>
+        <w:t>◈扩展段落（可选）</w:t>
+      </w:r>
+      <w:r>
+        <w:rPr>
+          <w:b w:val="0"/>
+        </w:rPr>
+        <w:t>【默读／选读／延伸】</w:t>
+      </w:r>
+    </w:p>
+    <w:p>
+      <w:r>
+        <w:rPr>
+          <w:b w:val="0"/>
+        </w:rPr>
+        <w:t>（52心所中的"喜"为杂心所，通善通不善；而"随喜"作为美心所/无量心所，特指为他人成就而欢喜。二者名称相近，性质不同。）</w:t>
+      </w:r>
+    </w:p>
+    <w:p>
+      <w:r>
+        <w:rPr>
+          <w:b w:val="0"/>
+        </w:rPr>
+        <w:t>（本材料与第2周"慈心所定义"的区别：第2周讲"慈是什么"（特相/作用/现起/近因）；本材料讲"四无量心各自对治什么烦恼"（在52心所中的对治关系），从烦恼对治的角度理解四无量心。）</w:t>
+      </w:r>
+    </w:p>
+    <w:p>
+      <w:r>
+        <w:rPr>
+          <w:b/>
+          <w:color w:val="1E4620"/>
+          <w:sz w:val="26"/>
+        </w:rPr>
+        <w:t>💬 第二轮分享（10 min）</w:t>
+      </w:r>
+    </w:p>
+    <w:p>
+      <w:pPr>
+        <w:ind w:left="170"/>
+        <w:pBdr>
+          <w:left w:val="single" w:sz="18" w:space="4" w:color="1E4620"/>
+        </w:pBdr>
+        <w:shd w:val="clear" w:fill="F2F5FA"/>
+      </w:pPr>
+      <w:r>
+        <w:rPr>
+          <w:b w:val="0"/>
+        </w:rPr>
+        <w:t>请大家轮流分享："慈、悲、喜、舍"这四个字里，哪一个你平时体验最多？哪一个最陌生？</w:t>
+      </w:r>
+    </w:p>
+    <w:p>
+      <w:r>
+        <w:rPr>
+          <w:b/>
+          <w:color w:val="1E4620"/>
+          <w:sz w:val="26"/>
+        </w:rPr>
+        <w:t>🎯 第二轮主题讨论（10 min）</w:t>
+      </w:r>
+    </w:p>
+    <w:p>
+      <w:r>
+        <w:rPr>
+          <w:b/>
+        </w:rPr>
+        <w:t>讨论问题（按优先级）</w:t>
+      </w:r>
+      <w:r>
+        <w:rPr>
+          <w:b w:val="0"/>
+        </w:rPr>
+        <w:t>：</w:t>
+      </w:r>
+    </w:p>
+    <w:p>
+      <w:pPr>
+        <w:pStyle w:val="ListBullet"/>
+      </w:pPr>
+      <w:r>
+        <w:rPr>
+          <w:b w:val="0"/>
+        </w:rPr>
+        <w:t>问题①（★必答，时间不够时只讨论这个）</w:t>
+      </w:r>
+    </w:p>
+    <w:p>
+      <w:pPr>
+        <w:pStyle w:val="ListBullet"/>
+      </w:pPr>
+      <w:r>
+        <w:rPr>
+          <w:b w:val="0"/>
+        </w:rPr>
+        <w:t>问题②（◈选答）</w:t>
+      </w:r>
+    </w:p>
+    <w:p>
+      <w:pPr>
+        <w:pStyle w:val="ListBullet"/>
+      </w:pPr>
+      <w:r>
+        <w:rPr>
+          <w:b w:val="0"/>
+        </w:rPr>
+        <w:t>问题③（◈选答，时间富余或大家感兴趣时讨论）</w:t>
+      </w:r>
+    </w:p>
+    <w:p>
+      <w:pPr>
+        <w:pStyle w:val="ListNumber"/>
+      </w:pPr>
+      <w:r>
+        <w:rPr>
+          <w:b w:val="0"/>
+        </w:rPr>
+        <w:t>【问题①★必答】看看这四个词：愿人快乐（慈）、愿人离苦（悲）、随喜人成就（喜）、平等对待（舍）。你能不能在生活里各举一个例子？比如"随喜"——当别人成功时，你心里是高兴还是酸酸的？</w:t>
+      </w:r>
+    </w:p>
+    <w:p>
+      <w:pPr>
+        <w:pStyle w:val="ListNumber"/>
+      </w:pPr>
+      <w:r>
+        <w:rPr>
+          <w:b w:val="0"/>
+        </w:rPr>
+        <w:t>【问题②◈选答】原文说四梵住是"冲突的根本药方、创伤的疗愈者"。你同意吗？你身边有没有人（或你自己）因为"慈悲喜舍"而化解过冲突？</w:t>
+      </w:r>
+    </w:p>
+    <w:p>
+      <w:pPr>
+        <w:pStyle w:val="ListNumber"/>
+      </w:pPr>
+      <w:r>
+        <w:rPr>
+          <w:b w:val="0"/>
+        </w:rPr>
+        <w:t>【问题③◈选答】"舍"是平等心——不因亲疏、好恶而区别对待。这和我们平时说的"冷漠"有什么区别？</w:t>
+      </w:r>
+    </w:p>
+    <w:p>
+      <w:pPr>
+        <w:ind w:left="170"/>
+        <w:pBdr>
+          <w:left w:val="single" w:sz="18" w:space="4" w:color="1E4620"/>
+        </w:pBdr>
+        <w:shd w:val="clear" w:fill="F2F5FA"/>
+      </w:pPr>
+      <w:r>
+        <w:rPr>
+          <w:b/>
+        </w:rPr>
+        <w:t>分层追问</w:t>
+      </w:r>
+      <w:r>
+        <w:rPr>
+          <w:b w:val="0"/>
+        </w:rPr>
+        <w:t>（可视时间取用，由浅入深）：</w:t>
+      </w:r>
+    </w:p>
+    <w:p>
+      <w:pPr>
+        <w:ind w:left="170"/>
+        <w:pBdr>
+          <w:left w:val="single" w:sz="18" w:space="4" w:color="1E4620"/>
+        </w:pBdr>
+        <w:shd w:val="clear" w:fill="F2F5FA"/>
+      </w:pPr>
+      <w:r>
+        <w:rPr>
+          <w:b w:val="0"/>
+        </w:rPr>
+        <w:t>- 【现象】慈悲喜舍四样里，哪一样你天生就比较少？</w:t>
+      </w:r>
+    </w:p>
+    <w:p>
+      <w:pPr>
+        <w:ind w:left="170"/>
+        <w:pBdr>
+          <w:left w:val="single" w:sz="18" w:space="4" w:color="1E4620"/>
+        </w:pBdr>
+        <w:shd w:val="clear" w:fill="F2F5FA"/>
+      </w:pPr>
+      <w:r>
+        <w:rPr>
+          <w:b w:val="0"/>
+        </w:rPr>
+        <w:t>- 【影响】缺了这一样，会在你和谁的相处里带来摩擦？</w:t>
+      </w:r>
+    </w:p>
+    <w:p>
+      <w:pPr>
+        <w:ind w:left="170"/>
+        <w:pBdr>
+          <w:left w:val="single" w:sz="18" w:space="4" w:color="1E4620"/>
+        </w:pBdr>
+        <w:shd w:val="clear" w:fill="F2F5FA"/>
+      </w:pPr>
+      <w:r>
+        <w:rPr>
+          <w:b w:val="0"/>
+        </w:rPr>
+        <w:t>- 【应对】这周你想先练哪一样？从哪一个具体的人开始？</w:t>
+      </w:r>
+    </w:p>
+    <w:p>
+      <w:r>
+        <w:rPr>
+          <w:b/>
+          <w:color w:val="1E4620"/>
+          <w:sz w:val="26"/>
+        </w:rPr>
+        <w:t>📚 扩展内容包（时间富余时使用）</w:t>
+      </w:r>
+    </w:p>
+    <w:p>
+      <w:pPr>
+        <w:ind w:left="170"/>
+        <w:pBdr>
+          <w:left w:val="single" w:sz="18" w:space="4" w:color="1E4620"/>
+        </w:pBdr>
+        <w:shd w:val="clear" w:fill="F2F5FA"/>
+      </w:pPr>
+      <w:r>
+        <w:rPr>
+          <w:b w:val="0"/>
+        </w:rPr>
+        <w:t>以下内容用于共读提前结束或讨论意犹未尽时，按需选用，不必全部完成。</w:t>
+      </w:r>
+    </w:p>
+    <w:p>
+      <w:r>
+        <w:rPr>
+          <w:b/>
+          <w:color w:val="1E4620"/>
+          <w:sz w:val="23"/>
+        </w:rPr>
+        <w:t>扩展一：补充原文段落</w:t>
+      </w:r>
+    </w:p>
+    <w:p>
+      <w:r>
+        <w:rPr>
+          <w:b/>
+        </w:rPr>
+        <w:t>段落1：进修遍满慈——从四十八种到五百二十八种</w:t>
+      </w:r>
+    </w:p>
+    <w:p>
+      <w:pPr>
+        <w:pStyle w:val="ListBullet"/>
+      </w:pPr>
+      <w:r>
+        <w:rPr>
+          <w:b/>
+        </w:rPr>
+        <w:t>出处</w:t>
+      </w:r>
+      <w:r>
+        <w:rPr>
+          <w:b w:val="0"/>
+        </w:rPr>
+        <w:t>：《原文全集》第一部分（第188讲 法念处·五盖（二））·四、进修遍满慈</w:t>
+      </w:r>
+    </w:p>
+    <w:p>
+      <w:pPr>
+        <w:ind w:left="170"/>
+        <w:pBdr>
+          <w:left w:val="single" w:sz="18" w:space="4" w:color="1E4620"/>
+        </w:pBdr>
+        <w:shd w:val="clear" w:fill="F2F5FA"/>
+      </w:pPr>
+      <w:r>
+        <w:rPr>
+          <w:b w:val="0"/>
+        </w:rPr>
+        <w:t>破除了人际之间界限之后，进修慈心遍满。慈心遍满分两种：一种是不限定对像的慈心遍满，一种是有限定对像的慈心遍满。不限定对像的慈心遍满可以分为五种或二十种，而有限定对像的慈心遍满可以分为七种或二十八种。</w:t>
+      </w:r>
+    </w:p>
+    <w:p>
+      <w:pPr>
+        <w:ind w:left="170"/>
+        <w:pBdr>
+          <w:left w:val="single" w:sz="18" w:space="4" w:color="1E4620"/>
+        </w:pBdr>
+        <w:shd w:val="clear" w:fill="F2F5FA"/>
+      </w:pPr>
+      <w:r>
+        <w:rPr>
+          <w:b w:val="0"/>
+        </w:rPr>
+        <w:t>开始修行不限定对像的慈心遍满时，应该先选定一个范围，比如一个寺院的范围，或者在家人选家的那栋楼附近范围，以慈心禅的光明照见该范围内的各种众生。然后以四种方式向他们散播慈爱："愿一切有情没有仇敌，没有内心的痛苦，没有身体的痛苦，拥有自己的快乐。"修到以每种方式都能够证得初、二、三禅……总共有二十种方式。</w:t>
+      </w:r>
+    </w:p>
+    <w:p>
+      <w:pPr>
+        <w:ind w:left="170"/>
+        <w:pBdr>
+          <w:left w:val="single" w:sz="18" w:space="4" w:color="1E4620"/>
+        </w:pBdr>
+        <w:shd w:val="clear" w:fill="F2F5FA"/>
+      </w:pPr>
+      <w:r>
+        <w:rPr>
+          <w:b w:val="0"/>
+        </w:rPr>
+        <w:t>成功之后，可以将范围扩大到小区，或者寺院外边，再以四十八种方式来散播慈爱。成功后，再渐次地扩大范围到一个村庄、两个村庄、一个城镇、一个省市、一个国家、几个国家、东半球、西半球、整个太阳系、整个银河系、三十一界的生命类。……能够将慈爱扩散到无边世界以后，应该将慈爱扩散到十方，即依方向的遍满慈，这是指逐一地对十方无边世界的众生散播慈爱。……如此总共有四百八十个依方向的遍满慈，再加上前面提到的四十八个不依方向散播慈爱到无边世界的遍满慈，所以一共有五百二十八个散播遍满慈的方法。对于能重复地修习这五百二十八种遍满慈的禅修者，就能够很有效地镇伏瞋恚，而且能够获得慈心禅那的十一种利益。</w:t>
+      </w:r>
+    </w:p>
+    <w:p>
+      <w:r>
+        <w:rPr>
+          <w:b/>
+        </w:rPr>
+        <w:t>段落2：推己及人——自己希望快乐，众生同样希望快乐</w:t>
+      </w:r>
+    </w:p>
+    <w:p>
+      <w:pPr>
+        <w:pStyle w:val="ListBullet"/>
+      </w:pPr>
+      <w:r>
+        <w:rPr>
+          <w:b/>
+        </w:rPr>
+        <w:t>出处</w:t>
+      </w:r>
+      <w:r>
+        <w:rPr>
+          <w:b w:val="0"/>
+        </w:rPr>
+        <w:t>：《原文全集》第一部分（第188讲）·（四）如何修习慈心</w:t>
+      </w:r>
+    </w:p>
+    <w:p>
+      <w:pPr>
+        <w:ind w:left="170"/>
+        <w:pBdr>
+          <w:left w:val="single" w:sz="18" w:space="4" w:color="1E4620"/>
+        </w:pBdr>
+        <w:shd w:val="clear" w:fill="F2F5FA"/>
+      </w:pPr>
+      <w:r>
+        <w:rPr>
+          <w:b w:val="0"/>
+        </w:rPr>
+        <w:t>对自己散播慈爱不能证得禅那，但是可以感受到对自己散播慈爱带来的愉悦。这样做，是为了能推己及人。愿自己没有怨敌，没有内心的痛苦，没有身体的痛苦，拥有自己的快乐，自己如此希望，并能感受到，就要推己及人。我们希望自己快乐，别人同样希望他们自己快乐。</w:t>
+      </w:r>
+    </w:p>
+    <w:p>
+      <w:r>
+        <w:rPr>
+          <w:b/>
+          <w:color w:val="1E4620"/>
+          <w:sz w:val="23"/>
+        </w:rPr>
+        <w:t>扩展二：深入讨论问题</w:t>
+      </w:r>
+    </w:p>
+    <w:p>
+      <w:pPr>
+        <w:pStyle w:val="ListNumber"/>
+      </w:pPr>
+      <w:r>
+        <w:rPr>
+          <w:b w:val="0"/>
+        </w:rPr>
+        <w:t>从"对自己修慈心"到"对十方众生修慈心"，中间最难跨越的是哪一步？为什么？（可以让大家指一指自己在哪一步"卡住"了）</w:t>
+      </w:r>
+    </w:p>
+    <w:p>
+      <w:pPr>
+        <w:pStyle w:val="ListNumber"/>
+      </w:pPr>
+      <w:r>
+        <w:rPr>
+          <w:b w:val="0"/>
+        </w:rPr>
+        <w:t>原文举了"动物保护者心疼老虎、却没想到被老虎吃掉的动物"的例子——你生活中有没有类似的"选择性慈悲"？比如只对可爱的人慈悲、只对自己人慈悲？</w:t>
+      </w:r>
+    </w:p>
+    <w:p>
+      <w:r>
+        <w:rPr>
+          <w:b/>
+          <w:color w:val="1E4620"/>
+          <w:sz w:val="23"/>
+        </w:rPr>
+        <w:t>扩展三：延伸小练习</w:t>
+      </w:r>
+    </w:p>
+    <w:p>
+      <w:pPr>
+        <w:pStyle w:val="ListBullet"/>
+      </w:pPr>
+      <w:r>
+        <w:rPr>
+          <w:b/>
+        </w:rPr>
+        <w:t>"经过即祝福"练习（约5分钟）</w:t>
+      </w:r>
+      <w:r>
+        <w:rPr>
+          <w:b w:val="0"/>
+        </w:rPr>
+        <w:t>：请大家想一个自己每天都会经过的地方（地铁站、菜市场、公司门口），在心里默默祝福那里出现的每一个人："愿你远离危难，愿你内心愉悦，愿你身体健康，愿你保有快乐。"——这是本周作业的现场版，可以让大家当场试一遍。</w:t>
+      </w:r>
+    </w:p>
+    <w:p>
+      <w:r>
+        <w:rPr>
+          <w:b/>
+          <w:color w:val="1E4620"/>
+          <w:sz w:val="23"/>
+        </w:rPr>
+        <w:t>扩展四：补充原文段落</w:t>
+      </w:r>
+    </w:p>
+    <w:p>
+      <w:r>
+        <w:rPr>
+          <w:b/>
+        </w:rPr>
+        <w:t>段落1：什么是慈心——离贪、离瞋、离痴</w:t>
+      </w:r>
+    </w:p>
+    <w:p>
+      <w:pPr>
+        <w:pStyle w:val="ListBullet"/>
+      </w:pPr>
+      <w:r>
+        <w:rPr>
+          <w:b/>
+        </w:rPr>
+        <w:t>出处</w:t>
+      </w:r>
+      <w:r>
+        <w:rPr>
+          <w:b w:val="0"/>
+        </w:rPr>
+        <w:t>：《原文全集》第一部分（第188讲 法念处·五盖（二））·三、慈心禅那的修习·（一）什么是慈心</w:t>
+      </w:r>
+    </w:p>
+    <w:p>
+      <w:pPr>
+        <w:ind w:left="170"/>
+        <w:pBdr>
+          <w:left w:val="single" w:sz="18" w:space="4" w:color="1E4620"/>
+        </w:pBdr>
+        <w:shd w:val="clear" w:fill="F2F5FA"/>
+      </w:pPr>
+      <w:r>
+        <w:rPr>
+          <w:b w:val="0"/>
+        </w:rPr>
+        <w:t>慈心是一种梵住，四梵住（慈、悲、喜、捨），排第一位的是慈梵住（Brahmavihāra）。修习慈心是为了去除瞋恚盖。贪的特点是黏著、执取。黏著、执取给你带来什么感觉呢？感觉被绑住了，对吧？……只要有任何贪爱就不自由。所以，离贪可以获得自由。瞋恚是粗野、残暴，经常生起害人的心，或者害人害己的心。离瞋带来慈悲，心会很柔软。瞋心重的人身体都很僵硬，浑身都是疙瘩，各种包，硬邦邦的，按哪都痛。而有慈心的人，浑身都很柔软。什么叫痴呢？就是盲目，愚痴的人像瞆的人，该做正确的事情他不会做。所以，离痴获得光明，让内心透亮，看问题不被堵住，一点就看到根源上，这是智慧。</w:t>
+      </w:r>
+    </w:p>
+    <w:p>
+      <w:r>
+        <w:rPr>
+          <w:b/>
+        </w:rPr>
+        <w:t>段落2：五十二心所中的"慈、悲、随喜"——美心所与不善心所对照</w:t>
+      </w:r>
+    </w:p>
+    <w:p>
+      <w:pPr>
+        <w:pStyle w:val="ListBullet"/>
+      </w:pPr>
+      <w:r>
+        <w:rPr>
+          <w:b/>
+        </w:rPr>
+        <w:t>出处</w:t>
+      </w:r>
+      <w:r>
+        <w:rPr>
+          <w:b w:val="0"/>
+        </w:rPr>
+        <w:t>：《原文全集》第五部分（如来禅修学体系81）·四、五十二（52）心所总表（图中文字整理）</w:t>
+      </w:r>
+    </w:p>
+    <w:p>
+      <w:pPr>
+        <w:ind w:left="170"/>
+        <w:pBdr>
+          <w:left w:val="single" w:sz="18" w:space="4" w:color="1E4620"/>
+        </w:pBdr>
+        <w:shd w:val="clear" w:fill="F2F5FA"/>
+      </w:pPr>
+      <w:r>
+        <w:rPr>
+          <w:b w:val="0"/>
+        </w:rPr>
+        <w:t>不善心所（14）：贪（爱/染）、瞋（怒/反击/拂逆）、痴（没智慧语）、掉举（忐忑）、昏沉（心的沉重）、睡眠（心的呆滞）、无惭（不耻作恶）、无愧（不怕作恶）、疑（不信因果/三宝）、邪见（错误的见解）、我慢（傲）、嫉（嫉妒）、悭（吝啬）、恶作（懊悔）</w:t>
+      </w:r>
+    </w:p>
+    <w:p>
+      <w:pPr>
+        <w:ind w:left="170"/>
+        <w:pBdr>
+          <w:left w:val="single" w:sz="18" w:space="4" w:color="1E4620"/>
+        </w:pBdr>
+        <w:shd w:val="clear" w:fill="F2F5FA"/>
+      </w:pPr>
+      <w:r>
+        <w:rPr>
+          <w:b w:val="0"/>
+        </w:rPr>
+        <w:t>美心所（25）：信、念、惭（耻作诸恶）、愧（怖畏诸恶）、无贪、无瞋、无痴（特慧根）、中捨性（作中立/旁观）、心所轻安、心轻安、心所轻快性、心轻快性、心所柔软性、心柔软性、心所练达性（适应性）、心练达性、心所正直性、心正直性、正语（离邪语）、正业（离杀盗淫）、正命（离邪命）、悲（悲悯）、随喜、慈（无量心所）</w:t>
+      </w:r>
+    </w:p>
+    <w:p>
+      <w:pPr>
+        <w:ind w:left="170"/>
+        <w:pBdr>
+          <w:left w:val="single" w:sz="18" w:space="4" w:color="1E4620"/>
+        </w:pBdr>
+        <w:shd w:val="clear" w:fill="F2F5FA"/>
+      </w:pPr>
+      <w:r>
+        <w:rPr>
+          <w:b w:val="0"/>
+        </w:rPr>
+        <w:t>（图中另标注：无量心所之"因组/果组"，慈、悲俱属无量心所；悲——以如理作意见有情无所归依，为众苦所迫；慈——以如理作意见有情的优点。）</w:t>
+      </w:r>
+    </w:p>
+    <w:p>
+      <w:r>
+        <w:rPr>
+          <w:b/>
+          <w:color w:val="1E4620"/>
+          <w:sz w:val="23"/>
+        </w:rPr>
+        <w:t>扩展五：深入讨论问题</w:t>
+      </w:r>
+    </w:p>
+    <w:p>
+      <w:pPr>
+        <w:pStyle w:val="ListNumber"/>
+      </w:pPr>
+      <w:r>
+        <w:rPr>
+          <w:b w:val="0"/>
+        </w:rPr>
+        <w:t>原文说"慈悲喜舍是压力的疏解剂、社会和平的缔造者、解决社会冲突的根本药方"——你同意吗？能举一个自己身边的例子吗？</w:t>
+      </w:r>
+    </w:p>
+    <w:p>
+      <w:pPr>
+        <w:pStyle w:val="ListNumber"/>
+      </w:pPr>
+      <w:r>
+        <w:rPr>
+          <w:b w:val="0"/>
+        </w:rPr>
+        <w:t>在五十二心所表里，"随喜"属于美心所，"嫉（嫉妒）""悭（吝啬）"属于不善心所——观察一下：当别人成功时，你的第一反应更接近哪一个？为什么"随喜"这么难？</w:t>
+      </w:r>
+    </w:p>
+    <w:p>
+      <w:r>
+        <w:rPr>
+          <w:b/>
+          <w:color w:val="1E4620"/>
+          <w:sz w:val="23"/>
+        </w:rPr>
+        <w:t>扩展六：延伸小练习</w:t>
+      </w:r>
+    </w:p>
+    <w:p>
+      <w:pPr>
+        <w:pStyle w:val="ListBullet"/>
+      </w:pPr>
+      <w:r>
+        <w:rPr>
+          <w:b/>
+        </w:rPr>
+        <w:t>"随喜"练习（约5分钟）</w:t>
+      </w:r>
+      <w:r>
+        <w:rPr>
+          <w:b w:val="0"/>
+        </w:rPr>
+        <w:t>：请大家回想今天（或本周）身边某个人"过得好"的事——升职、被表扬、家庭和睦、身体健康——在心里真心地说一句："真好，随喜他/她。"然后分享：说这句话时，心里是轻松的，还是有一点点酸？本周末前，每次看到别人"好"，都在心里默默随喜一次。</w:t>
+      </w:r>
+    </w:p>
+    <w:p>
+      <w:r>
+        <w:rPr>
+          <w:b/>
+          <w:color w:val="1E4620"/>
+          <w:sz w:val="26"/>
+        </w:rPr>
+        <w:t>🔚 收尾与回向（15 min）</w:t>
+      </w:r>
+    </w:p>
+    <w:p>
+      <w:pPr>
+        <w:pStyle w:val="ListNumber"/>
+      </w:pPr>
+      <w:r>
+        <w:rPr>
+          <w:b/>
+        </w:rPr>
+        <w:t>每人一句话</w:t>
+      </w:r>
+      <w:r>
+        <w:rPr>
+          <w:b w:val="0"/>
+        </w:rPr>
+        <w:t>：向"十方众生"散播慈爱时，你心里是什么感觉？有没有觉得心变大了？</w:t>
+      </w:r>
+    </w:p>
+    <w:p>
+      <w:pPr>
+        <w:pStyle w:val="ListNumber"/>
+      </w:pPr>
+      <w:r>
+        <w:rPr>
+          <w:b/>
+        </w:rPr>
+        <w:t>下周预告</w:t>
+      </w:r>
+      <w:r>
+        <w:rPr>
+          <w:b w:val="0"/>
+        </w:rPr>
+        <w:t>：下周我们学习四无量心——慈、悲、喜、舍。</w:t>
+      </w:r>
+    </w:p>
+    <w:p>
+      <w:pPr>
+        <w:pStyle w:val="ListNumber"/>
+      </w:pPr>
+      <w:r>
+        <w:rPr>
+          <w:b/>
+        </w:rPr>
+        <w:t>本周作业</w:t>
+      </w:r>
+      <w:r>
+        <w:rPr>
+          <w:b w:val="0"/>
+        </w:rPr>
+        <w:t>：选一个你每天经过的地方（如每天坐的地铁站、常去的菜市场），每次经过时在心里祝福那里的人。</w:t>
+      </w:r>
+    </w:p>
+    <w:p>
+      <w:pPr>
+        <w:pStyle w:val="ListNumber"/>
+      </w:pPr>
+      <w:r>
+        <w:rPr>
+          <w:b/>
+        </w:rPr>
+        <w:t>回向</w:t>
+      </w:r>
+      <w:r>
+        <w:rPr>
+          <w:b w:val="0"/>
+        </w:rPr>
+        <w:t>（一起念）：</w:t>
+      </w:r>
+    </w:p>
+    <w:p>
+      <w:pPr>
+        <w:pStyle w:val="ListNumber"/>
+      </w:pPr>
+      <w:r>
+        <w:rPr>
+          <w:b/>
+        </w:rPr>
+        <w:t>每人一句话</w:t>
+      </w:r>
+      <w:r>
+        <w:rPr>
+          <w:b w:val="0"/>
+        </w:rPr>
+        <w:t>：四种心态里，哪一种让你最有感觉？</w:t>
+      </w:r>
+    </w:p>
+    <w:p>
+      <w:pPr>
+        <w:pStyle w:val="ListNumber"/>
+      </w:pPr>
+      <w:r>
+        <w:rPr>
+          <w:b/>
+        </w:rPr>
+        <w:t>下周预告</w:t>
+      </w:r>
+      <w:r>
+        <w:rPr>
+          <w:b w:val="0"/>
+        </w:rPr>
+        <w:t>：下周是实践课——把慈心融入日常生活（睡觉前、人际冲突时、禅修前）。</w:t>
+      </w:r>
+    </w:p>
+    <w:p>
+      <w:pPr>
+        <w:pStyle w:val="ListNumber"/>
+      </w:pPr>
+      <w:r>
+        <w:rPr>
+          <w:b/>
+        </w:rPr>
+        <w:t>本周作业</w:t>
+      </w:r>
+      <w:r>
+        <w:rPr>
+          <w:b w:val="0"/>
+        </w:rPr>
+        <w:t>：本周特别注意"随喜"——当别人被表扬、成功时，观察自己的第一反应。</w:t>
+      </w:r>
+    </w:p>
+    <w:p>
+      <w:pPr>
+        <w:pStyle w:val="ListNumber"/>
+      </w:pPr>
+      <w:r>
+        <w:rPr>
+          <w:b/>
+        </w:rPr>
+        <w:t>回向</w:t>
+      </w:r>
+      <w:r>
+        <w:rPr>
+          <w:b w:val="0"/>
+        </w:rPr>
+        <w:t>（一起念）：</w:t>
+      </w:r>
+    </w:p>
+    <w:p>
+      <w:r>
+        <w:rPr>
+          <w:b/>
+        </w:rPr>
+        <w:t>回向（一起念）</w:t>
+      </w:r>
+      <w:r>
+        <w:rPr>
+          <w:b w:val="0"/>
+        </w:rPr>
+        <w:t>：</w:t>
+      </w:r>
+    </w:p>
+    <w:p>
+      <w:pPr>
+        <w:ind w:left="170"/>
+        <w:pBdr>
+          <w:left w:val="single" w:sz="18" w:space="4" w:color="1E4620"/>
+        </w:pBdr>
+        <w:shd w:val="clear" w:fill="F2F5FA"/>
+      </w:pPr>
+      <w:r>
+        <w:rPr>
+          <w:b/>
+        </w:rPr>
+        <w:t>愿我此功德，导向诸漏尽！</w:t>
+      </w:r>
+    </w:p>
+    <w:p>
+      <w:pPr>
+        <w:ind w:left="170"/>
+        <w:pBdr>
+          <w:left w:val="single" w:sz="18" w:space="4" w:color="1E4620"/>
+        </w:pBdr>
+        <w:shd w:val="clear" w:fill="F2F5FA"/>
+      </w:pPr>
+      <w:r>
+        <w:rPr>
+          <w:b/>
+        </w:rPr>
+        <w:t>愿我此功德，为证涅槃缘！</w:t>
+      </w:r>
+    </w:p>
+    <w:p>
+      <w:pPr>
+        <w:ind w:left="170"/>
+        <w:pBdr>
+          <w:left w:val="single" w:sz="18" w:space="4" w:color="1E4620"/>
+        </w:pBdr>
+        <w:shd w:val="clear" w:fill="F2F5FA"/>
+      </w:pPr>
+      <w:r>
+        <w:rPr>
+          <w:b/>
+        </w:rPr>
+        <w:t>我此功德分，回向诸有情！</w:t>
+      </w:r>
+    </w:p>
+    <w:p>
+      <w:pPr>
+        <w:ind w:left="170"/>
+        <w:pBdr>
+          <w:left w:val="single" w:sz="18" w:space="4" w:color="1E4620"/>
+        </w:pBdr>
+        <w:shd w:val="clear" w:fill="F2F5FA"/>
+      </w:pPr>
+      <w:r>
+        <w:rPr>
+          <w:b/>
+        </w:rPr>
+        <w:t>愿彼等一切，同得功德分！</w:t>
+      </w:r>
+    </w:p>
+    <w:p>
+      <w:r>
+        <w:rPr>
+          <w:b/>
+          <w:color w:val="1E4620"/>
+          <w:sz w:val="26"/>
         </w:rPr>
         <w:t>📚 延伸阅读（课后自由选读，均为文字版）</w:t>
       </w:r>
@@ -5939,7 +3924,6 @@
       <w:tblPr>
         <w:tblStyle w:val="TableGrid"/>
         <w:tblW w:type="auto" w:w="0"/>
-        <w:jc w:val="center"/>
         <w:tblLook w:firstColumn="1" w:firstRow="1" w:lastColumn="0" w:lastRow="0" w:noHBand="0" w:noVBand="1" w:val="04A0"/>
       </w:tblPr>
       <w:tblGrid>
@@ -5951,17 +3935,19 @@
         <w:tc>
           <w:tcPr>
             <w:tcW w:type="dxa" w:w="3213"/>
-            <w:shd w:val="clear" w:color="auto" w:fill="1E5631"/>
+            <w:shd w:val="clear" w:fill="1E4620"/>
           </w:tcPr>
           <w:p>
-            <w:r/>
             <w:r>
               <w:rPr>
-                <w:rFonts w:ascii="微软雅黑" w:hAnsi="微软雅黑" w:eastAsia="微软雅黑"/>
+                <w:sz w:val="18"/>
+              </w:rPr>
+            </w:r>
+            <w:r>
+              <w:rPr>
                 <w:b w:val="0"/>
-                <w:i w:val="0"/>
                 <w:color w:val="FFFFFF"/>
-                <w:sz w:val="20"/>
+                <w:sz w:val="18"/>
               </w:rPr>
               <w:t>标题</w:t>
             </w:r>
@@ -5970,17 +3956,19 @@
         <w:tc>
           <w:tcPr>
             <w:tcW w:type="dxa" w:w="3213"/>
-            <w:shd w:val="clear" w:color="auto" w:fill="1E5631"/>
+            <w:shd w:val="clear" w:fill="1E4620"/>
           </w:tcPr>
           <w:p>
-            <w:r/>
             <w:r>
               <w:rPr>
-                <w:rFonts w:ascii="微软雅黑" w:hAnsi="微软雅黑" w:eastAsia="微软雅黑"/>
+                <w:sz w:val="18"/>
+              </w:rPr>
+            </w:r>
+            <w:r>
+              <w:rPr>
                 <w:b w:val="0"/>
-                <w:i w:val="0"/>
                 <w:color w:val="FFFFFF"/>
-                <w:sz w:val="20"/>
+                <w:sz w:val="18"/>
               </w:rPr>
               <w:t>media_id</w:t>
             </w:r>
@@ -5989,17 +3977,19 @@
         <w:tc>
           <w:tcPr>
             <w:tcW w:type="dxa" w:w="3213"/>
-            <w:shd w:val="clear" w:color="auto" w:fill="1E5631"/>
+            <w:shd w:val="clear" w:fill="1E4620"/>
           </w:tcPr>
           <w:p>
-            <w:r/>
             <w:r>
               <w:rPr>
-                <w:rFonts w:ascii="微软雅黑" w:hAnsi="微软雅黑" w:eastAsia="微软雅黑"/>
+                <w:sz w:val="18"/>
+              </w:rPr>
+            </w:r>
+            <w:r>
+              <w:rPr>
                 <w:b w:val="0"/>
-                <w:i w:val="0"/>
                 <w:color w:val="FFFFFF"/>
-                <w:sz w:val="20"/>
+                <w:sz w:val="18"/>
               </w:rPr>
               <w:t>打开方式</w:t>
             </w:r>
@@ -6012,13 +4002,15 @@
             <w:tcW w:type="dxa" w:w="3213"/>
           </w:tcPr>
           <w:p>
-            <w:r/>
             <w:r>
               <w:rPr>
-                <w:rFonts w:ascii="宋体" w:hAnsi="宋体" w:eastAsia="宋体"/>
+                <w:sz w:val="18"/>
+              </w:rPr>
+            </w:r>
+            <w:r>
+              <w:rPr>
                 <w:b w:val="0"/>
-                <w:i w:val="0"/>
-                <w:sz w:val="20"/>
+                <w:sz w:val="18"/>
               </w:rPr>
               <w:t>第189讲 五盖3（docx文字版）</w:t>
             </w:r>
@@ -6029,15 +4021,17 @@
             <w:tcW w:type="dxa" w:w="3213"/>
           </w:tcPr>
           <w:p>
-            <w:r/>
             <w:r>
               <w:rPr>
-                <w:rFonts w:ascii="宋体" w:hAnsi="宋体" w:eastAsia="宋体"/>
+                <w:sz w:val="18"/>
+              </w:rPr>
+            </w:r>
+            <w:r>
+              <w:rPr>
                 <w:b w:val="0"/>
-                <w:i w:val="0"/>
-                <w:sz w:val="20"/>
+                <w:sz w:val="18"/>
               </w:rPr>
-              <w:t>`word_d0dd1c0cd17209afe241ece24bf6b7b4_d03b0c87881adbd141fd68f2dc9947ca7439961422831605`</w:t>
+              <w:t>word_d0dd1c0cd17209afe241ece24bf6b7b4_d03b0c87881adbd141fd68f2dc9947ca7439961422831605</w:t>
             </w:r>
           </w:p>
         </w:tc>
@@ -6046,13 +4040,15 @@
             <w:tcW w:type="dxa" w:w="3213"/>
           </w:tcPr>
           <w:p>
-            <w:r/>
             <w:r>
               <w:rPr>
-                <w:rFonts w:ascii="宋体" w:hAnsi="宋体" w:eastAsia="宋体"/>
+                <w:sz w:val="18"/>
+              </w:rPr>
+            </w:r>
+            <w:r>
+              <w:rPr>
                 <w:b w:val="0"/>
-                <w:i w:val="0"/>
-                <w:sz w:val="20"/>
+                <w:sz w:val="18"/>
               </w:rPr>
               <w:t>ima知识库搜索「189讲 五盖3」</w:t>
             </w:r>
@@ -6063,16 +4059,18 @@
         <w:tc>
           <w:tcPr>
             <w:tcW w:type="dxa" w:w="3213"/>
-            <w:shd w:val="clear" w:color="auto" w:fill="F8FAFC"/>
+            <w:shd w:val="clear" w:fill="F2F5FA"/>
           </w:tcPr>
           <w:p>
-            <w:r/>
             <w:r>
               <w:rPr>
-                <w:rFonts w:ascii="宋体" w:hAnsi="宋体" w:eastAsia="宋体"/>
+                <w:sz w:val="18"/>
+              </w:rPr>
+            </w:r>
+            <w:r>
+              <w:rPr>
                 <w:b w:val="0"/>
-                <w:i w:val="0"/>
-                <w:sz w:val="20"/>
+                <w:sz w:val="18"/>
               </w:rPr>
               <w:t>天湖寺早晚课诵本（PDF，含慈爱散播念诵）</w:t>
             </w:r>
@@ -6081,34 +4079,38 @@
         <w:tc>
           <w:tcPr>
             <w:tcW w:type="dxa" w:w="3213"/>
-            <w:shd w:val="clear" w:color="auto" w:fill="F8FAFC"/>
+            <w:shd w:val="clear" w:fill="F2F5FA"/>
           </w:tcPr>
           <w:p>
-            <w:r/>
             <w:r>
               <w:rPr>
-                <w:rFonts w:ascii="宋体" w:hAnsi="宋体" w:eastAsia="宋体"/>
+                <w:sz w:val="18"/>
+              </w:rPr>
+            </w:r>
+            <w:r>
+              <w:rPr>
                 <w:b w:val="0"/>
-                <w:i w:val="0"/>
-                <w:sz w:val="20"/>
+                <w:sz w:val="18"/>
               </w:rPr>
-              <w:t>`pdf_d0dd1c0cd17209afe241ece24bf6b7b4_6f25861a789aee54d314c7169431cab57439961422831605`</w:t>
+              <w:t>pdf_d0dd1c0cd17209afe241ece24bf6b7b4_6f25861a789aee54d314c7169431cab57439961422831605</w:t>
             </w:r>
           </w:p>
         </w:tc>
         <w:tc>
           <w:tcPr>
             <w:tcW w:type="dxa" w:w="3213"/>
-            <w:shd w:val="clear" w:color="auto" w:fill="F8FAFC"/>
+            <w:shd w:val="clear" w:fill="F2F5FA"/>
           </w:tcPr>
           <w:p>
-            <w:r/>
             <w:r>
               <w:rPr>
-                <w:rFonts w:ascii="宋体" w:hAnsi="宋体" w:eastAsia="宋体"/>
+                <w:sz w:val="18"/>
+              </w:rPr>
+            </w:r>
+            <w:r>
+              <w:rPr>
                 <w:b w:val="0"/>
-                <w:i w:val="0"/>
-                <w:sz w:val="20"/>
+                <w:sz w:val="18"/>
               </w:rPr>
               <w:t>ima知识库搜索「天湖寺早晚课诵本」</w:t>
             </w:r>
@@ -6121,13 +4123,15 @@
             <w:tcW w:type="dxa" w:w="3213"/>
           </w:tcPr>
           <w:p>
-            <w:r/>
             <w:r>
               <w:rPr>
-                <w:rFonts w:ascii="宋体" w:hAnsi="宋体" w:eastAsia="宋体"/>
+                <w:sz w:val="18"/>
+              </w:rPr>
+            </w:r>
+            <w:r>
+              <w:rPr>
                 <w:b w:val="0"/>
-                <w:i w:val="0"/>
-                <w:sz w:val="20"/>
+                <w:sz w:val="18"/>
               </w:rPr>
               <w:t>第90讲 命根2-慈1（PDF课件完整版）</w:t>
             </w:r>
@@ -6138,15 +4142,17 @@
             <w:tcW w:type="dxa" w:w="3213"/>
           </w:tcPr>
           <w:p>
-            <w:r/>
             <w:r>
               <w:rPr>
-                <w:rFonts w:ascii="宋体" w:hAnsi="宋体" w:eastAsia="宋体"/>
+                <w:sz w:val="18"/>
+              </w:rPr>
+            </w:r>
+            <w:r>
+              <w:rPr>
                 <w:b w:val="0"/>
-                <w:i w:val="0"/>
-                <w:sz w:val="20"/>
+                <w:sz w:val="18"/>
               </w:rPr>
-              <w:t>`pdf_d0dd1c0cd17209afe241ece24bf6b7b4_cb3f88559d5185b079e299b66a22b05c7439961422831605`</w:t>
+              <w:t>pdf_d0dd1c0cd17209afe241ece24bf6b7b4_cb3f88559d5185b079e299b66a22b05c7439961422831605</w:t>
             </w:r>
           </w:p>
         </w:tc>
@@ -6155,13 +4161,15 @@
             <w:tcW w:type="dxa" w:w="3213"/>
           </w:tcPr>
           <w:p>
-            <w:r/>
             <w:r>
               <w:rPr>
-                <w:rFonts w:ascii="宋体" w:hAnsi="宋体" w:eastAsia="宋体"/>
+                <w:sz w:val="18"/>
+              </w:rPr>
+            </w:r>
+            <w:r>
+              <w:rPr>
                 <w:b w:val="0"/>
-                <w:i w:val="0"/>
-                <w:sz w:val="20"/>
+                <w:sz w:val="18"/>
               </w:rPr>
               <w:t>ima知识库搜索「第90讲 命根2」</w:t>
             </w:r>
@@ -6172,16 +4180,18 @@
         <w:tc>
           <w:tcPr>
             <w:tcW w:type="dxa" w:w="3213"/>
-            <w:shd w:val="clear" w:color="auto" w:fill="F8FAFC"/>
+            <w:shd w:val="clear" w:fill="F2F5FA"/>
           </w:tcPr>
           <w:p>
-            <w:r/>
             <w:r>
               <w:rPr>
-                <w:rFonts w:ascii="宋体" w:hAnsi="宋体" w:eastAsia="宋体"/>
+                <w:sz w:val="18"/>
+              </w:rPr>
+            </w:r>
+            <w:r>
+              <w:rPr>
                 <w:b w:val="0"/>
-                <w:i w:val="0"/>
-                <w:sz w:val="20"/>
+                <w:sz w:val="18"/>
               </w:rPr>
               <w:t>十一集·增支部（PDF，慈心经十一种果报）</w:t>
             </w:r>
@@ -6190,34 +4200,38 @@
         <w:tc>
           <w:tcPr>
             <w:tcW w:type="dxa" w:w="3213"/>
-            <w:shd w:val="clear" w:color="auto" w:fill="F8FAFC"/>
+            <w:shd w:val="clear" w:fill="F2F5FA"/>
           </w:tcPr>
           <w:p>
-            <w:r/>
             <w:r>
               <w:rPr>
-                <w:rFonts w:ascii="宋体" w:hAnsi="宋体" w:eastAsia="宋体"/>
+                <w:sz w:val="18"/>
+              </w:rPr>
+            </w:r>
+            <w:r>
+              <w:rPr>
                 <w:b w:val="0"/>
-                <w:i w:val="0"/>
-                <w:sz w:val="20"/>
+                <w:sz w:val="18"/>
               </w:rPr>
-              <w:t>`pdf_d0dd1c0cd17209afe241ece24bf6b7b4_7dd7f986d02cb8adec0fdb7615321f9d7439961422831605`</w:t>
+              <w:t>pdf_d0dd1c0cd17209afe241ece24bf6b7b4_7dd7f986d02cb8adec0fdb7615321f9d7439961422831605</w:t>
             </w:r>
           </w:p>
         </w:tc>
         <w:tc>
           <w:tcPr>
             <w:tcW w:type="dxa" w:w="3213"/>
-            <w:shd w:val="clear" w:color="auto" w:fill="F8FAFC"/>
+            <w:shd w:val="clear" w:fill="F2F5FA"/>
           </w:tcPr>
           <w:p>
-            <w:r/>
             <w:r>
               <w:rPr>
-                <w:rFonts w:ascii="宋体" w:hAnsi="宋体" w:eastAsia="宋体"/>
+                <w:sz w:val="18"/>
+              </w:rPr>
+            </w:r>
+            <w:r>
+              <w:rPr>
                 <w:b w:val="0"/>
-                <w:i w:val="0"/>
-                <w:sz w:val="20"/>
+                <w:sz w:val="18"/>
               </w:rPr>
               <w:t>ima知识库搜索「十一集」</w:t>
             </w:r>
@@ -6227,308 +4241,114 @@
     </w:tbl>
     <w:p>
       <w:pPr>
-        <w:spacing w:after="40"/>
-      </w:pPr>
+        <w:ind w:left="170"/>
+        <w:pBdr>
+          <w:left w:val="single" w:sz="18" w:space="4" w:color="1E4620"/>
+        </w:pBdr>
+        <w:shd w:val="clear" w:fill="F2F5FA"/>
+      </w:pPr>
+      <w:r>
+        <w:rPr>
+          <w:b w:val="0"/>
+        </w:rPr>
+        <w:t>📌 以上均为文字版资料 media_id（与《原文全集》附录资料清单一致）；完整原文文字已全部嵌入本文档上文「共读原文」部分，无需再去知识库查阅。</w:t>
+      </w:r>
     </w:p>
-    <w:tbl>
-      <w:tblPr>
-        <w:tblW w:type="auto" w:w="0"/>
-        <w:jc w:val="center"/>
-        <w:tblLook w:firstColumn="1" w:firstRow="1" w:lastColumn="0" w:lastRow="0" w:noHBand="0" w:noVBand="1" w:val="04A0"/>
-      </w:tblPr>
-      <w:tblGrid>
-        <w:gridCol w:w="9638"/>
-      </w:tblGrid>
-      <w:tr>
-        <w:tc>
-          <w:tcPr>
-            <w:tcW w:type="dxa" w:w="9638"/>
-            <w:shd w:val="clear" w:color="auto" w:fill="F2F8F4"/>
-            <w:tcBorders>
-              <w:start w:val="single" w:sz="24" w:color="2E7D4F"/>
-            </w:tcBorders>
-            <w:tcMar>
-              <w:top w:w="40" w:type="dxa"/>
-              <w:bottom w:w="40" w:type="dxa"/>
-              <w:start w:w="120" w:type="dxa"/>
-              <w:end w:w="120" w:type="dxa"/>
-            </w:tcMar>
-          </w:tcPr>
-          <w:p>
-            <w:pPr>
-              <w:spacing w:line="324" w:lineRule="auto" w:after="60"/>
-            </w:pPr>
-            <w:r/>
-            <w:r>
-              <w:rPr>
-                <w:rFonts w:ascii="宋体" w:hAnsi="宋体" w:eastAsia="宋体"/>
-                <w:b w:val="0"/>
-                <w:i w:val="0"/>
-                <w:color w:val="333333"/>
-                <w:sz w:val="22"/>
-              </w:rPr>
-              <w:t>📌 以上均为文字版资料 media_id（与《原文全集》附录资料清单一致）；完整原文文字已全部嵌入本文档上文「共读原文」部分，无需再去知识库查阅。</w:t>
-            </w:r>
-          </w:p>
-        </w:tc>
-      </w:tr>
-    </w:tbl>
     <w:p>
       <w:pPr>
-        <w:spacing w:after="40"/>
-      </w:pPr>
+        <w:ind w:left="170"/>
+        <w:pBdr>
+          <w:left w:val="single" w:sz="18" w:space="4" w:color="1E4620"/>
+        </w:pBdr>
+        <w:shd w:val="clear" w:fill="F2F5FA"/>
+      </w:pPr>
+      <w:r>
+        <w:rPr>
+          <w:b w:val="0"/>
+        </w:rPr>
+        <w:t xml:space="preserve">📚 </w:t>
+      </w:r>
+      <w:r>
+        <w:rPr>
+          <w:b/>
+        </w:rPr>
+        <w:t>下一份文档</w:t>
+      </w:r>
+      <w:r>
+        <w:rPr>
+          <w:b w:val="0"/>
+        </w:rPr>
+        <w:t>：第6周_四无量心-慈悲喜舍_学员版.md</w:t>
+      </w:r>
     </w:p>
-    <w:tbl>
-      <w:tblPr>
-        <w:tblW w:type="auto" w:w="0"/>
-        <w:jc w:val="center"/>
-        <w:tblLook w:firstColumn="1" w:firstRow="1" w:lastColumn="0" w:lastRow="0" w:noHBand="0" w:noVBand="1" w:val="04A0"/>
-      </w:tblPr>
-      <w:tblGrid>
-        <w:gridCol w:w="9638"/>
-      </w:tblGrid>
-      <w:tr>
-        <w:tc>
-          <w:tcPr>
-            <w:tcW w:type="dxa" w:w="9638"/>
-            <w:shd w:val="clear" w:color="auto" w:fill="F2F8F4"/>
-            <w:tcBorders>
-              <w:start w:val="single" w:sz="24" w:color="2E7D4F"/>
-            </w:tcBorders>
-            <w:tcMar>
-              <w:top w:w="40" w:type="dxa"/>
-              <w:bottom w:w="40" w:type="dxa"/>
-              <w:start w:w="120" w:type="dxa"/>
-              <w:end w:w="120" w:type="dxa"/>
-            </w:tcMar>
-          </w:tcPr>
-          <w:p>
-            <w:pPr>
-              <w:spacing w:line="324" w:lineRule="auto" w:after="60"/>
-            </w:pPr>
-            <w:r/>
-            <w:r>
-              <w:rPr>
-                <w:rFonts w:ascii="宋体" w:hAnsi="宋体" w:eastAsia="宋体"/>
-                <w:b w:val="0"/>
-                <w:i w:val="0"/>
-                <w:color w:val="333333"/>
-                <w:sz w:val="22"/>
-              </w:rPr>
-              <w:t xml:space="preserve">📚 </w:t>
-            </w:r>
-            <w:r>
-              <w:rPr>
-                <w:rFonts w:ascii="宋体" w:hAnsi="宋体" w:eastAsia="宋体"/>
-                <w:b/>
-                <w:i w:val="0"/>
-                <w:color w:val="333333"/>
-                <w:sz w:val="22"/>
-              </w:rPr>
-              <w:t>下一份文档</w:t>
-            </w:r>
-            <w:r>
-              <w:rPr>
-                <w:rFonts w:ascii="宋体" w:hAnsi="宋体" w:eastAsia="宋体"/>
-                <w:b w:val="0"/>
-                <w:i w:val="0"/>
-                <w:color w:val="333333"/>
-                <w:sz w:val="22"/>
-              </w:rPr>
-              <w:t>：`第6周_四无量心-慈悲喜舍_学员版.md`</w:t>
-            </w:r>
-          </w:p>
-        </w:tc>
-      </w:tr>
-    </w:tbl>
     <w:p>
       <w:pPr>
-        <w:spacing w:after="40"/>
-      </w:pPr>
+        <w:ind w:left="170"/>
+        <w:pBdr>
+          <w:left w:val="single" w:sz="18" w:space="4" w:color="1E4620"/>
+        </w:pBdr>
+        <w:shd w:val="clear" w:fill="F2F5FA"/>
+      </w:pPr>
+      <w:r>
+        <w:rPr>
+          <w:b w:val="0"/>
+        </w:rPr>
+        <w:t>📌 以上均为文字版资料 media_id（与《原文全集》附录资料清单一致）；完整原文文字已全部嵌入本文文档上文「共读原文」部分，无需再去知识库查阅。</w:t>
+      </w:r>
     </w:p>
-    <w:tbl>
-      <w:tblPr>
-        <w:tblW w:type="auto" w:w="0"/>
-        <w:jc w:val="center"/>
-        <w:tblLook w:firstColumn="1" w:firstRow="1" w:lastColumn="0" w:lastRow="0" w:noHBand="0" w:noVBand="1" w:val="04A0"/>
-      </w:tblPr>
-      <w:tblGrid>
-        <w:gridCol w:w="9638"/>
-      </w:tblGrid>
-      <w:tr>
-        <w:tc>
-          <w:tcPr>
-            <w:tcW w:type="dxa" w:w="9638"/>
-            <w:shd w:val="clear" w:color="auto" w:fill="F2F8F4"/>
-            <w:tcBorders>
-              <w:start w:val="single" w:sz="24" w:color="2E7D4F"/>
-            </w:tcBorders>
-            <w:tcMar>
-              <w:top w:w="40" w:type="dxa"/>
-              <w:bottom w:w="40" w:type="dxa"/>
-              <w:start w:w="120" w:type="dxa"/>
-              <w:end w:w="120" w:type="dxa"/>
-            </w:tcMar>
-          </w:tcPr>
-          <w:p>
-            <w:pPr>
-              <w:spacing w:line="324" w:lineRule="auto" w:after="60"/>
-            </w:pPr>
-            <w:r/>
-            <w:r>
-              <w:rPr>
-                <w:rFonts w:ascii="宋体" w:hAnsi="宋体" w:eastAsia="宋体"/>
-                <w:b w:val="0"/>
-                <w:i w:val="0"/>
-                <w:color w:val="333333"/>
-                <w:sz w:val="22"/>
-              </w:rPr>
-              <w:t>📌 以上均为文字版资料 media_id（与《原文全集》附录资料清单一致）；完整原文文字已全部嵌入本文文档上文「共读原文」部分，无需再去知识库查阅。</w:t>
-            </w:r>
-          </w:p>
-        </w:tc>
-      </w:tr>
-    </w:tbl>
     <w:p>
       <w:pPr>
-        <w:spacing w:after="40"/>
-      </w:pPr>
+        <w:ind w:left="170"/>
+        <w:pBdr>
+          <w:left w:val="single" w:sz="18" w:space="4" w:color="1E4620"/>
+        </w:pBdr>
+        <w:shd w:val="clear" w:fill="F2F5FA"/>
+      </w:pPr>
+      <w:r>
+        <w:rPr>
+          <w:b w:val="0"/>
+        </w:rPr>
+        <w:t xml:space="preserve">📚 </w:t>
+      </w:r>
+      <w:r>
+        <w:rPr>
+          <w:b/>
+        </w:rPr>
+        <w:t>下一份文档</w:t>
+      </w:r>
+      <w:r>
+        <w:rPr>
+          <w:b w:val="0"/>
+        </w:rPr>
+        <w:t>：第7周_慈心禅的实修深化与入出息念配合_学员版.md</w:t>
+      </w:r>
     </w:p>
-    <w:tbl>
-      <w:tblPr>
-        <w:tblW w:type="auto" w:w="0"/>
-        <w:jc w:val="center"/>
-        <w:tblLook w:firstColumn="1" w:firstRow="1" w:lastColumn="0" w:lastRow="0" w:noHBand="0" w:noVBand="1" w:val="04A0"/>
-      </w:tblPr>
-      <w:tblGrid>
-        <w:gridCol w:w="9638"/>
-      </w:tblGrid>
-      <w:tr>
-        <w:tc>
-          <w:tcPr>
-            <w:tcW w:type="dxa" w:w="9638"/>
-            <w:shd w:val="clear" w:color="auto" w:fill="F2F8F4"/>
-            <w:tcBorders>
-              <w:start w:val="single" w:sz="24" w:color="2E7D4F"/>
-            </w:tcBorders>
-            <w:tcMar>
-              <w:top w:w="40" w:type="dxa"/>
-              <w:bottom w:w="40" w:type="dxa"/>
-              <w:start w:w="120" w:type="dxa"/>
-              <w:end w:w="120" w:type="dxa"/>
-            </w:tcMar>
-          </w:tcPr>
-          <w:p>
-            <w:pPr>
-              <w:spacing w:line="324" w:lineRule="auto" w:after="60"/>
-            </w:pPr>
-            <w:r/>
-            <w:r>
-              <w:rPr>
-                <w:rFonts w:ascii="宋体" w:hAnsi="宋体" w:eastAsia="宋体"/>
-                <w:b w:val="0"/>
-                <w:i w:val="0"/>
-                <w:color w:val="333333"/>
-                <w:sz w:val="22"/>
-              </w:rPr>
-              <w:t xml:space="preserve">📚 </w:t>
-            </w:r>
-            <w:r>
-              <w:rPr>
-                <w:rFonts w:ascii="宋体" w:hAnsi="宋体" w:eastAsia="宋体"/>
-                <w:b/>
-                <w:i w:val="0"/>
-                <w:color w:val="333333"/>
-                <w:sz w:val="22"/>
-              </w:rPr>
-              <w:t>下一份文档</w:t>
-            </w:r>
-            <w:r>
-              <w:rPr>
-                <w:rFonts w:ascii="宋体" w:hAnsi="宋体" w:eastAsia="宋体"/>
-                <w:b w:val="0"/>
-                <w:i w:val="0"/>
-                <w:color w:val="333333"/>
-                <w:sz w:val="22"/>
-              </w:rPr>
-              <w:t>：`第7周_慈心禅的实修深化与入出息念配合_学员版.md`</w:t>
-            </w:r>
-          </w:p>
-        </w:tc>
-      </w:tr>
-    </w:tbl>
     <w:p>
       <w:pPr>
-        <w:spacing w:after="40"/>
-      </w:pPr>
-    </w:p>
-    <w:tbl>
-      <w:tblPr>
-        <w:tblW w:type="auto" w:w="0"/>
-        <w:jc w:val="center"/>
-        <w:tblLook w:firstColumn="1" w:firstRow="1" w:lastColumn="0" w:lastRow="0" w:noHBand="0" w:noVBand="1" w:val="04A0"/>
-      </w:tblPr>
-      <w:tblGrid>
-        <w:gridCol w:w="9638"/>
-      </w:tblGrid>
-      <w:tr>
-        <w:tc>
-          <w:tcPr>
-            <w:tcW w:type="dxa" w:w="9638"/>
-            <w:shd w:val="clear" w:color="auto" w:fill="F2F8F4"/>
-            <w:tcBorders>
-              <w:start w:val="single" w:sz="24" w:color="2E7D4F"/>
-            </w:tcBorders>
-            <w:tcMar>
-              <w:top w:w="40" w:type="dxa"/>
-              <w:bottom w:w="40" w:type="dxa"/>
-              <w:start w:w="120" w:type="dxa"/>
-              <w:end w:w="120" w:type="dxa"/>
-            </w:tcMar>
-          </w:tcPr>
-          <w:p>
-            <w:pPr>
-              <w:spacing w:line="324" w:lineRule="auto" w:after="60"/>
-            </w:pPr>
-            <w:r/>
-            <w:r>
-              <w:rPr>
-                <w:rFonts w:ascii="宋体" w:hAnsi="宋体" w:eastAsia="宋体"/>
-                <w:b w:val="0"/>
-                <w:i w:val="0"/>
-                <w:color w:val="333333"/>
-                <w:sz w:val="22"/>
-              </w:rPr>
-              <w:t xml:space="preserve">📚 </w:t>
-            </w:r>
-            <w:r>
-              <w:rPr>
-                <w:rFonts w:ascii="宋体" w:hAnsi="宋体" w:eastAsia="宋体"/>
-                <w:b/>
-                <w:i w:val="0"/>
-                <w:color w:val="333333"/>
-                <w:sz w:val="22"/>
-              </w:rPr>
-              <w:t>下一份文档</w:t>
-            </w:r>
-            <w:r>
-              <w:rPr>
-                <w:rFonts w:ascii="宋体" w:hAnsi="宋体" w:eastAsia="宋体"/>
-                <w:b w:val="0"/>
-                <w:i w:val="0"/>
-                <w:color w:val="333333"/>
-                <w:sz w:val="22"/>
-              </w:rPr>
-              <w:t>：`第4周_慈心的扩展与四无量心_学员版.md`</w:t>
-            </w:r>
-          </w:p>
-        </w:tc>
-      </w:tr>
-    </w:tbl>
-    <w:p>
-      <w:pPr>
-        <w:spacing w:after="40"/>
-      </w:pPr>
+        <w:ind w:left="170"/>
+        <w:pBdr>
+          <w:left w:val="single" w:sz="18" w:space="4" w:color="1E4620"/>
+        </w:pBdr>
+        <w:shd w:val="clear" w:fill="F2F5FA"/>
+      </w:pPr>
+      <w:r>
+        <w:rPr>
+          <w:b w:val="0"/>
+        </w:rPr>
+        <w:t xml:space="preserve">📚 </w:t>
+      </w:r>
+      <w:r>
+        <w:rPr>
+          <w:b/>
+        </w:rPr>
+        <w:t>下一份文档</w:t>
+      </w:r>
+      <w:r>
+        <w:rPr>
+          <w:b w:val="0"/>
+        </w:rPr>
+        <w:t>：第4周_慈心的扩展与四无量心_学员版.md</w:t>
+      </w:r>
     </w:p>
     <w:sectPr>
       <w:headerReference w:type="default" r:id="rId9"/>
@@ -6550,35 +4370,10 @@
       <w:jc w:val="center"/>
     </w:pPr>
     <w:r>
-      <w:rPr>
-        <w:rFonts w:ascii="宋体" w:hAnsi="宋体" w:eastAsia="宋体"/>
-        <w:b w:val="0"/>
-        <w:i w:val="0"/>
-        <w:color w:val="808080"/>
-        <w:sz w:val="18"/>
-      </w:rPr>
+      <w:fldChar w:fldCharType="begin"/>
+      <w:instrText xml:space="preserve">PAGE</w:instrText>
+      <w:fldChar w:fldCharType="end"/>
     </w:r>
-    <w:fldSimple w:instr="PAGE"/>
-    <w:r>
-      <w:rPr>
-        <w:rFonts w:ascii="宋体" w:hAnsi="宋体" w:eastAsia="宋体"/>
-        <w:b w:val="0"/>
-        <w:i w:val="0"/>
-        <w:color w:val="808080"/>
-        <w:sz w:val="18"/>
-      </w:rPr>
-      <w:t xml:space="preserve">  / </w:t>
-    </w:r>
-    <w:r>
-      <w:rPr>
-        <w:rFonts w:ascii="宋体" w:hAnsi="宋体" w:eastAsia="宋体"/>
-        <w:b w:val="0"/>
-        <w:i w:val="0"/>
-        <w:color w:val="808080"/>
-        <w:sz w:val="18"/>
-      </w:rPr>
-    </w:r>
-    <w:fldSimple w:instr="NUMPAGES"/>
   </w:p>
 </w:ftr>
 </file>
@@ -6590,16 +4385,12 @@
       <w:pStyle w:val="Header"/>
       <w:jc w:val="center"/>
     </w:pPr>
-    <w:r/>
     <w:r>
       <w:rPr>
-        <w:rFonts w:ascii="微软雅黑" w:hAnsi="微软雅黑" w:eastAsia="微软雅黑"/>
-        <w:b w:val="0"/>
-        <w:i w:val="0"/>
-        <w:color w:val="808080"/>
-        <w:sz w:val="18"/>
-      </w:rPr>
-      <w:t>第3周：慈心的扩展与四无量心　|　学员版</w:t>
+        <w:color w:val="1E4620"/>
+        <w:sz w:val="16"/>
+      </w:rPr>
+      <w:t>读书会02 · 第3周 · 第三版修订（4周版） · 学员版</w:t>
     </w:r>
   </w:p>
 </w:hdr>
@@ -6968,12 +4759,9 @@
     <w:name w:val="Normal"/>
     <w:qFormat/>
     <w:rsid w:val="00FC693F"/>
-    <w:pPr>
-      <w:spacing w:line="348" w:lineRule="auto" w:after="100"/>
-    </w:pPr>
     <w:rPr>
-      <w:rFonts w:ascii="宋体" w:hAnsi="宋体" w:eastAsia="宋体"/>
-      <w:sz w:val="22"/>
+      <w:rFonts w:ascii="等线" w:hAnsi="等线" w:eastAsia="宋体"/>
+      <w:sz w:val="21"/>
     </w:rPr>
   </w:style>
   <w:style w:type="paragraph" w:styleId="Header">

--- a/交付成果/第三轮修订版/第三轮4周版/读书会02_慈心禅修习_4周资料包（第三版修订）/Word版/第3周_慈心的扩展与四无量心_学员版.docx
+++ b/交付成果/第三轮修订版/第三轮4周版/读书会02_慈心禅修习_4周资料包（第三版修订）/Word版/第3周_慈心的扩展与四无量心_学员版.docx
@@ -4,14 +4,18 @@
   <w:body>
     <w:p>
       <w:pPr>
-        <w:jc w:val="right"/>
+        <w:spacing w:after="200"/>
+        <w:jc w:val="center"/>
       </w:pPr>
       <w:r>
         <w:rPr>
-          <w:color w:val="808080"/>
-          <w:sz w:val="16"/>
+          <w:rFonts w:ascii="微软雅黑" w:hAnsi="微软雅黑" w:eastAsia="微软雅黑"/>
+          <w:b w:val="0"/>
+          <w:i w:val="0"/>
+          <w:color w:val="1E5631"/>
+          <w:sz w:val="36"/>
         </w:rPr>
-        <w:t>📅 最近更新：2026-09-22 17:16　|　学员版（第三版修订 · 4周版）</w:t>
+        <w:t>第3周：慈心的扩展与四无量心（学员版）</w:t>
       </w:r>
     </w:p>
     <w:p>
@@ -20,19 +24,11 @@
       </w:pPr>
       <w:r>
         <w:rPr>
-          <w:b/>
-          <w:color w:val="1E4620"/>
-          <w:sz w:val="30"/>
-        </w:rPr>
-        <w:t>第3周：慈心的扩展与四无量心（学员版）</w:t>
-      </w:r>
-    </w:p>
-    <w:p>
-      <w:r>
-        <w:rPr>
-          <w:b/>
-          <w:color w:val="1E4620"/>
-          <w:sz w:val="26"/>
+          <w:rFonts w:ascii="微软雅黑" w:hAnsi="微软雅黑" w:eastAsia="微软雅黑"/>
+          <w:b w:val="0"/>
+          <w:i w:val="0"/>
+          <w:color w:val="1E5631"/>
+          <w:sz w:val="28"/>
         </w:rPr>
         <w:t>📋 本周信息卡</w:t>
       </w:r>
@@ -41,6 +37,7 @@
       <w:tblPr>
         <w:tblStyle w:val="TableGrid"/>
         <w:tblW w:type="auto" w:w="0"/>
+        <w:jc w:val="center"/>
         <w:tblLook w:firstColumn="1" w:firstRow="1" w:lastColumn="0" w:lastRow="0" w:noHBand="0" w:noVBand="1" w:val="04A0"/>
       </w:tblPr>
       <w:tblGrid>
@@ -51,19 +48,17 @@
         <w:tc>
           <w:tcPr>
             <w:tcW w:type="dxa" w:w="4819"/>
-            <w:shd w:val="clear" w:fill="1E4620"/>
+            <w:shd w:val="clear" w:color="auto" w:fill="1E5631"/>
           </w:tcPr>
           <w:p>
+            <w:r/>
             <w:r>
               <w:rPr>
-                <w:sz w:val="18"/>
-              </w:rPr>
-            </w:r>
-            <w:r>
-              <w:rPr>
+                <w:rFonts w:ascii="微软雅黑" w:hAnsi="微软雅黑" w:eastAsia="微软雅黑"/>
                 <w:b w:val="0"/>
+                <w:i w:val="0"/>
                 <w:color w:val="FFFFFF"/>
-                <w:sz w:val="18"/>
+                <w:sz w:val="20"/>
               </w:rPr>
               <w:t>项目</w:t>
             </w:r>
@@ -72,19 +67,17 @@
         <w:tc>
           <w:tcPr>
             <w:tcW w:type="dxa" w:w="4819"/>
-            <w:shd w:val="clear" w:fill="1E4620"/>
+            <w:shd w:val="clear" w:color="auto" w:fill="1E5631"/>
           </w:tcPr>
           <w:p>
+            <w:r/>
             <w:r>
               <w:rPr>
-                <w:sz w:val="18"/>
-              </w:rPr>
-            </w:r>
-            <w:r>
-              <w:rPr>
+                <w:rFonts w:ascii="微软雅黑" w:hAnsi="微软雅黑" w:eastAsia="微软雅黑"/>
                 <w:b w:val="0"/>
+                <w:i w:val="0"/>
                 <w:color w:val="FFFFFF"/>
-                <w:sz w:val="18"/>
+                <w:sz w:val="20"/>
               </w:rPr>
               <w:t>内容</w:t>
             </w:r>
@@ -97,15 +90,13 @@
             <w:tcW w:type="dxa" w:w="4819"/>
           </w:tcPr>
           <w:p>
+            <w:r/>
             <w:r>
               <w:rPr>
-                <w:sz w:val="18"/>
-              </w:rPr>
-            </w:r>
-            <w:r>
-              <w:rPr>
+                <w:rFonts w:ascii="宋体" w:hAnsi="宋体" w:eastAsia="宋体"/>
                 <w:b w:val="0"/>
-                <w:sz w:val="18"/>
+                <w:i w:val="0"/>
+                <w:sz w:val="20"/>
               </w:rPr>
               <w:t>时长</w:t>
             </w:r>
@@ -116,15 +107,13 @@
             <w:tcW w:type="dxa" w:w="4819"/>
           </w:tcPr>
           <w:p>
+            <w:r/>
             <w:r>
               <w:rPr>
-                <w:sz w:val="18"/>
-              </w:rPr>
-            </w:r>
-            <w:r>
-              <w:rPr>
+                <w:rFonts w:ascii="宋体" w:hAnsi="宋体" w:eastAsia="宋体"/>
                 <w:b w:val="0"/>
-                <w:sz w:val="18"/>
+                <w:i w:val="0"/>
+                <w:sz w:val="20"/>
               </w:rPr>
               <w:t>120分钟（4周版 · 9环节）</w:t>
             </w:r>
@@ -135,18 +124,16 @@
         <w:tc>
           <w:tcPr>
             <w:tcW w:type="dxa" w:w="4819"/>
-            <w:shd w:val="clear" w:fill="F2F5FA"/>
+            <w:shd w:val="clear" w:color="auto" w:fill="F8FAFC"/>
           </w:tcPr>
           <w:p>
+            <w:r/>
             <w:r>
               <w:rPr>
-                <w:sz w:val="18"/>
-              </w:rPr>
-            </w:r>
-            <w:r>
-              <w:rPr>
+                <w:rFonts w:ascii="宋体" w:hAnsi="宋体" w:eastAsia="宋体"/>
                 <w:b w:val="0"/>
-                <w:sz w:val="18"/>
+                <w:i w:val="0"/>
+                <w:sz w:val="20"/>
               </w:rPr>
               <w:t>核心问题</w:t>
             </w:r>
@@ -155,20 +142,18 @@
         <w:tc>
           <w:tcPr>
             <w:tcW w:type="dxa" w:w="4819"/>
-            <w:shd w:val="clear" w:fill="F2F5FA"/>
+            <w:shd w:val="clear" w:color="auto" w:fill="F8FAFC"/>
           </w:tcPr>
           <w:p>
+            <w:r/>
             <w:r>
               <w:rPr>
-                <w:sz w:val="18"/>
+                <w:rFonts w:ascii="宋体" w:hAnsi="宋体" w:eastAsia="宋体"/>
+                <w:b w:val="0"/>
+                <w:i w:val="0"/>
+                <w:sz w:val="20"/>
               </w:rPr>
-            </w:r>
-            <w:r>
-              <w:rPr>
-                <w:b w:val="0"/>
-                <w:sz w:val="18"/>
-              </w:rPr>
-              <w:t>；</w:t>
+              <w:t>"破除界限"是什么意思？528种遍满慈怎么算？为什么慈心最高只能证到第三禅？；慈悲喜舍各是什么？它们之间有什么区别？</w:t>
             </w:r>
           </w:p>
         </w:tc>
@@ -179,15 +164,13 @@
             <w:tcW w:type="dxa" w:w="4819"/>
           </w:tcPr>
           <w:p>
+            <w:r/>
             <w:r>
               <w:rPr>
-                <w:sz w:val="18"/>
-              </w:rPr>
-            </w:r>
-            <w:r>
-              <w:rPr>
+                <w:rFonts w:ascii="宋体" w:hAnsi="宋体" w:eastAsia="宋体"/>
                 <w:b w:val="0"/>
-                <w:sz w:val="18"/>
+                <w:i w:val="0"/>
+                <w:sz w:val="20"/>
               </w:rPr>
               <w:t>共读原文</w:t>
             </w:r>
@@ -198,17 +181,15 @@
             <w:tcW w:type="dxa" w:w="4819"/>
           </w:tcPr>
           <w:p>
+            <w:r/>
             <w:r>
               <w:rPr>
-                <w:sz w:val="18"/>
+                <w:rFonts w:ascii="宋体" w:hAnsi="宋体" w:eastAsia="宋体"/>
+                <w:b w:val="0"/>
+                <w:i w:val="0"/>
+                <w:sz w:val="20"/>
               </w:rPr>
-            </w:r>
-            <w:r>
-              <w:rPr>
-                <w:b w:val="0"/>
-                <w:sz w:val="18"/>
-              </w:rPr>
-              <w:t>共读原文1：　｜　共读原文2：</w:t>
+              <w:t>共读原文1：① 第189讲·五盖(三)（PDF课件：遍满慈与528方向）② 如来禅修学体系81（PDF课件：十方散播文）③ 破除界限、528遍满与慈心禅那（《智慧之光》）　｜　共读原文2：① 第90讲·命根2&amp;慈1（PDF课件：四梵住总说）② 第91讲·悲（PDF课件：悲心所）③ 第60课·嫉1&amp;随喜1（PDF课件：喜）④ 如来禅修学体系73（PDF课件：舍）⑤ 如来禅修学体系81（PDF课件：对治总览）</w:t>
             </w:r>
           </w:p>
         </w:tc>
@@ -217,18 +198,16 @@
         <w:tc>
           <w:tcPr>
             <w:tcW w:type="dxa" w:w="4819"/>
-            <w:shd w:val="clear" w:fill="F2F5FA"/>
+            <w:shd w:val="clear" w:color="auto" w:fill="F8FAFC"/>
           </w:tcPr>
           <w:p>
+            <w:r/>
             <w:r>
               <w:rPr>
-                <w:sz w:val="18"/>
-              </w:rPr>
-            </w:r>
-            <w:r>
-              <w:rPr>
+                <w:rFonts w:ascii="宋体" w:hAnsi="宋体" w:eastAsia="宋体"/>
                 <w:b w:val="0"/>
-                <w:sz w:val="18"/>
+                <w:i w:val="0"/>
+                <w:sz w:val="20"/>
               </w:rPr>
               <w:t>本周作业</w:t>
             </w:r>
@@ -237,31 +216,30 @@
         <w:tc>
           <w:tcPr>
             <w:tcW w:type="dxa" w:w="4819"/>
-            <w:shd w:val="clear" w:fill="F2F5FA"/>
+            <w:shd w:val="clear" w:color="auto" w:fill="F8FAFC"/>
           </w:tcPr>
           <w:p>
-            <w:r>
-              <w:rPr>
-                <w:sz w:val="18"/>
-              </w:rPr>
-            </w:r>
-            <w:r>
-              <w:rPr>
-                <w:b w:val="0"/>
-                <w:sz w:val="18"/>
-              </w:rPr>
-              <w:t>；</w:t>
-            </w:r>
+            <w:r/>
           </w:p>
         </w:tc>
       </w:tr>
     </w:tbl>
     <w:p>
+      <w:pPr>
+        <w:spacing w:after="40"/>
+      </w:pPr>
+    </w:p>
+    <w:p>
+      <w:pPr>
+        <w:spacing w:before="200"/>
+      </w:pPr>
       <w:r>
         <w:rPr>
-          <w:b/>
-          <w:color w:val="1E4620"/>
-          <w:sz w:val="26"/>
+          <w:rFonts w:ascii="微软雅黑" w:hAnsi="微软雅黑" w:eastAsia="微软雅黑"/>
+          <w:b w:val="0"/>
+          <w:i w:val="0"/>
+          <w:color w:val="1E5631"/>
+          <w:sz w:val="28"/>
         </w:rPr>
         <w:t>🧘 静心开场（10 min）</w:t>
       </w:r>
@@ -269,180 +247,376 @@
     <w:p>
       <w:r>
         <w:rPr>
+          <w:rFonts w:ascii="宋体" w:hAnsi="宋体" w:eastAsia="宋体"/>
           <w:b/>
+          <w:i w:val="0"/>
+          <w:sz w:val="22"/>
         </w:rPr>
         <w:t>请跟随引导静心</w:t>
       </w:r>
       <w:r>
         <w:rPr>
+          <w:rFonts w:ascii="宋体" w:hAnsi="宋体" w:eastAsia="宋体"/>
           <w:b w:val="0"/>
+          <w:i w:val="0"/>
+          <w:sz w:val="22"/>
         </w:rPr>
         <w:t>：</w:t>
       </w:r>
     </w:p>
+    <w:tbl>
+      <w:tblPr>
+        <w:tblW w:type="auto" w:w="0"/>
+        <w:jc w:val="center"/>
+        <w:tblLook w:firstColumn="1" w:firstRow="1" w:lastColumn="0" w:lastRow="0" w:noHBand="0" w:noVBand="1" w:val="04A0"/>
+      </w:tblPr>
+      <w:tblGrid>
+        <w:gridCol w:w="9638"/>
+      </w:tblGrid>
+      <w:tr>
+        <w:tc>
+          <w:tcPr>
+            <w:tcW w:type="dxa" w:w="9638"/>
+            <w:shd w:val="clear" w:color="auto" w:fill="F2F8F4"/>
+            <w:tcBorders>
+              <w:start w:val="single" w:sz="24" w:color="2E7D4F"/>
+            </w:tcBorders>
+            <w:tcMar>
+              <w:top w:w="40" w:type="dxa"/>
+              <w:bottom w:w="40" w:type="dxa"/>
+              <w:start w:w="120" w:type="dxa"/>
+              <w:end w:w="120" w:type="dxa"/>
+            </w:tcMar>
+          </w:tcPr>
+          <w:p>
+            <w:pPr>
+              <w:spacing w:line="324" w:lineRule="auto" w:after="60"/>
+            </w:pPr>
+            <w:r/>
+            <w:r>
+              <w:rPr>
+                <w:rFonts w:ascii="宋体" w:hAnsi="宋体" w:eastAsia="宋体"/>
+                <w:b w:val="0"/>
+                <w:i w:val="0"/>
+                <w:color w:val="333333"/>
+                <w:sz w:val="22"/>
+              </w:rPr>
+              <w:t>先静坐一分钟。（停顿）</w:t>
+            </w:r>
+          </w:p>
+          <w:p>
+            <w:pPr>
+              <w:spacing w:line="324" w:lineRule="auto" w:after="60"/>
+            </w:pPr>
+            <w:r>
+              <w:rPr>
+                <w:rFonts w:ascii="宋体" w:hAnsi="宋体" w:eastAsia="宋体"/>
+                <w:b w:val="0"/>
+                <w:i w:val="0"/>
+                <w:color w:val="333333"/>
+                <w:sz w:val="22"/>
+              </w:rPr>
+              <w:t>前四周，我们从自己开始，到亲爱的人，到中性人，再到难相处的人。今天我们试试更大的扩展：把慈爱送给那些我们根本不认识的人——公司里没说过话的同事、街上擦肩而过的陌生人、甚至整个世界。</w:t>
+            </w:r>
+          </w:p>
+        </w:tc>
+      </w:tr>
+    </w:tbl>
     <w:p>
       <w:pPr>
-        <w:ind w:left="170"/>
-        <w:pBdr>
-          <w:left w:val="single" w:sz="18" w:space="4" w:color="1E4620"/>
-        </w:pBdr>
-        <w:shd w:val="clear" w:fill="F2F5FA"/>
+        <w:spacing w:after="40"/>
+      </w:pPr>
+    </w:p>
+    <w:tbl>
+      <w:tblPr>
+        <w:tblW w:type="auto" w:w="0"/>
+        <w:jc w:val="center"/>
+        <w:tblLook w:firstColumn="1" w:firstRow="1" w:lastColumn="0" w:lastRow="0" w:noHBand="0" w:noVBand="1" w:val="04A0"/>
+      </w:tblPr>
+      <w:tblGrid>
+        <w:gridCol w:w="9638"/>
+      </w:tblGrid>
+      <w:tr>
+        <w:tc>
+          <w:tcPr>
+            <w:tcW w:type="dxa" w:w="9638"/>
+            <w:shd w:val="clear" w:color="auto" w:fill="F2F8F4"/>
+            <w:tcBorders>
+              <w:start w:val="single" w:sz="24" w:color="2E7D4F"/>
+            </w:tcBorders>
+            <w:tcMar>
+              <w:top w:w="40" w:type="dxa"/>
+              <w:bottom w:w="40" w:type="dxa"/>
+              <w:start w:w="120" w:type="dxa"/>
+              <w:end w:w="120" w:type="dxa"/>
+            </w:tcMar>
+          </w:tcPr>
+          <w:p>
+            <w:pPr>
+              <w:spacing w:line="324" w:lineRule="auto" w:after="60"/>
+            </w:pPr>
+            <w:r/>
+            <w:r>
+              <w:rPr>
+                <w:rFonts w:ascii="宋体" w:hAnsi="宋体" w:eastAsia="宋体"/>
+                <w:b w:val="0"/>
+                <w:i w:val="0"/>
+                <w:color w:val="333333"/>
+                <w:sz w:val="22"/>
+              </w:rPr>
+              <w:t xml:space="preserve">💬 </w:t>
+            </w:r>
+            <w:r>
+              <w:rPr>
+                <w:rFonts w:ascii="宋体" w:hAnsi="宋体" w:eastAsia="宋体"/>
+                <w:b/>
+                <w:i w:val="0"/>
+                <w:color w:val="333333"/>
+                <w:sz w:val="22"/>
+              </w:rPr>
+              <w:t>破冰｜3–5分钟</w:t>
+            </w:r>
+            <w:r>
+              <w:rPr>
+                <w:rFonts w:ascii="宋体" w:hAnsi="宋体" w:eastAsia="宋体"/>
+                <w:b w:val="0"/>
+                <w:i w:val="0"/>
+                <w:color w:val="333333"/>
+                <w:sz w:val="22"/>
+              </w:rPr>
+              <w:t>：这周，你有没有对完全陌生的人，生出过一点点善意？（比如让路、道谢）</w:t>
+            </w:r>
+          </w:p>
+        </w:tc>
+      </w:tr>
+    </w:tbl>
+    <w:p>
+      <w:pPr>
+        <w:spacing w:after="40"/>
+      </w:pPr>
+    </w:p>
+    <w:tbl>
+      <w:tblPr>
+        <w:tblW w:type="auto" w:w="0"/>
+        <w:jc w:val="center"/>
+        <w:tblLook w:firstColumn="1" w:firstRow="1" w:lastColumn="0" w:lastRow="0" w:noHBand="0" w:noVBand="1" w:val="04A0"/>
+      </w:tblPr>
+      <w:tblGrid>
+        <w:gridCol w:w="9638"/>
+      </w:tblGrid>
+      <w:tr>
+        <w:tc>
+          <w:tcPr>
+            <w:tcW w:type="dxa" w:w="9638"/>
+            <w:shd w:val="clear" w:color="auto" w:fill="F2F8F4"/>
+            <w:tcBorders>
+              <w:start w:val="single" w:sz="24" w:color="2E7D4F"/>
+            </w:tcBorders>
+            <w:tcMar>
+              <w:top w:w="40" w:type="dxa"/>
+              <w:bottom w:w="40" w:type="dxa"/>
+              <w:start w:w="120" w:type="dxa"/>
+              <w:end w:w="120" w:type="dxa"/>
+            </w:tcMar>
+          </w:tcPr>
+          <w:p>
+            <w:pPr>
+              <w:spacing w:line="324" w:lineRule="auto" w:after="60"/>
+            </w:pPr>
+            <w:r/>
+            <w:r>
+              <w:rPr>
+                <w:rFonts w:ascii="宋体" w:hAnsi="宋体" w:eastAsia="宋体"/>
+                <w:b w:val="0"/>
+                <w:i w:val="0"/>
+                <w:color w:val="333333"/>
+                <w:sz w:val="22"/>
+              </w:rPr>
+              <w:t xml:space="preserve">🛡️ </w:t>
+            </w:r>
+            <w:r>
+              <w:rPr>
+                <w:rFonts w:ascii="宋体" w:hAnsi="宋体" w:eastAsia="宋体"/>
+                <w:b/>
+                <w:i w:val="0"/>
+                <w:color w:val="333333"/>
+                <w:sz w:val="22"/>
+              </w:rPr>
+              <w:t>心理安全三约定</w:t>
+            </w:r>
+            <w:r>
+              <w:rPr>
+                <w:rFonts w:ascii="宋体" w:hAnsi="宋体" w:eastAsia="宋体"/>
+                <w:b w:val="0"/>
+                <w:i w:val="0"/>
+                <w:color w:val="333333"/>
+                <w:sz w:val="22"/>
+              </w:rPr>
+              <w:t xml:space="preserve">（每次开场在心里过一遍）：① </w:t>
+            </w:r>
+            <w:r>
+              <w:rPr>
+                <w:rFonts w:ascii="宋体" w:hAnsi="宋体" w:eastAsia="宋体"/>
+                <w:b/>
+                <w:i w:val="0"/>
+                <w:color w:val="333333"/>
+                <w:sz w:val="22"/>
+              </w:rPr>
+              <w:t>保密</w:t>
+            </w:r>
+            <w:r>
+              <w:rPr>
+                <w:rFonts w:ascii="宋体" w:hAnsi="宋体" w:eastAsia="宋体"/>
+                <w:b w:val="0"/>
+                <w:i w:val="0"/>
+                <w:color w:val="333333"/>
+                <w:sz w:val="22"/>
+              </w:rPr>
+              <w:t xml:space="preserve">——这里说的话不出这间屋子；② </w:t>
+            </w:r>
+            <w:r>
+              <w:rPr>
+                <w:rFonts w:ascii="宋体" w:hAnsi="宋体" w:eastAsia="宋体"/>
+                <w:b/>
+                <w:i w:val="0"/>
+                <w:color w:val="333333"/>
+                <w:sz w:val="22"/>
+              </w:rPr>
+              <w:t>不评判</w:t>
+            </w:r>
+            <w:r>
+              <w:rPr>
+                <w:rFonts w:ascii="宋体" w:hAnsi="宋体" w:eastAsia="宋体"/>
+                <w:b w:val="0"/>
+                <w:i w:val="0"/>
+                <w:color w:val="333333"/>
+                <w:sz w:val="22"/>
+              </w:rPr>
+              <w:t xml:space="preserve">——不评价任何人的分享，也不急着评价自己；③ </w:t>
+            </w:r>
+            <w:r>
+              <w:rPr>
+                <w:rFonts w:ascii="宋体" w:hAnsi="宋体" w:eastAsia="宋体"/>
+                <w:b/>
+                <w:i w:val="0"/>
+                <w:color w:val="333333"/>
+                <w:sz w:val="22"/>
+              </w:rPr>
+              <w:t>可随时暂停</w:t>
+            </w:r>
+            <w:r>
+              <w:rPr>
+                <w:rFonts w:ascii="宋体" w:hAnsi="宋体" w:eastAsia="宋体"/>
+                <w:b w:val="0"/>
+                <w:i w:val="0"/>
+                <w:color w:val="333333"/>
+                <w:sz w:val="22"/>
+              </w:rPr>
+              <w:t>——任何时候觉得不舒服，都可以停下来休息、喝水或离开，不需要解释。</w:t>
+            </w:r>
+          </w:p>
+        </w:tc>
+      </w:tr>
+    </w:tbl>
+    <w:p>
+      <w:pPr>
+        <w:spacing w:after="40"/>
+      </w:pPr>
+    </w:p>
+    <w:p>
+      <w:pPr>
+        <w:spacing w:before="200"/>
       </w:pPr>
       <w:r>
         <w:rPr>
+          <w:rFonts w:ascii="微软雅黑" w:hAnsi="微软雅黑" w:eastAsia="微软雅黑"/>
           <w:b w:val="0"/>
-        </w:rPr>
-        <w:t>先静坐一分钟。（停顿）</w:t>
-      </w:r>
-    </w:p>
-    <w:p>
-      <w:pPr>
-        <w:ind w:left="170"/>
-        <w:pBdr>
-          <w:left w:val="single" w:sz="18" w:space="4" w:color="1E4620"/>
-        </w:pBdr>
-        <w:shd w:val="clear" w:fill="F2F5FA"/>
-      </w:pPr>
-      <w:r>
-        <w:rPr>
-          <w:b w:val="0"/>
-        </w:rPr>
-        <w:t>前四周，我们从自己开始，到亲爱的人，到中性人，再到难相处的人。今天我们试试更大的扩展：把慈爱送给那些我们根本不认识的人——公司里没说过话的同事、街上擦肩而过的陌生人、甚至整个世界。</w:t>
-      </w:r>
-    </w:p>
-    <w:p>
-      <w:pPr>
-        <w:ind w:left="170"/>
-        <w:pBdr>
-          <w:left w:val="single" w:sz="18" w:space="4" w:color="1E4620"/>
-        </w:pBdr>
-        <w:shd w:val="clear" w:fill="F2F5FA"/>
-      </w:pPr>
-      <w:r>
-        <w:rPr>
-          <w:b w:val="0"/>
-        </w:rPr>
-        <w:t xml:space="preserve">💬 </w:t>
-      </w:r>
-      <w:r>
-        <w:rPr>
-          <w:b/>
-        </w:rPr>
-        <w:t>破冰｜3–5分钟</w:t>
-      </w:r>
-      <w:r>
-        <w:rPr>
-          <w:b w:val="0"/>
-        </w:rPr>
-        <w:t>：这周，你有没有对完全陌生的人，生出过一点点善意？（比如让路、道谢）</w:t>
-      </w:r>
-    </w:p>
-    <w:p>
-      <w:pPr>
-        <w:ind w:left="170"/>
-        <w:pBdr>
-          <w:left w:val="single" w:sz="18" w:space="4" w:color="1E4620"/>
-        </w:pBdr>
-        <w:shd w:val="clear" w:fill="F2F5FA"/>
-      </w:pPr>
-      <w:r>
-        <w:rPr>
-          <w:b w:val="0"/>
-        </w:rPr>
-        <w:t xml:space="preserve">🛡️ </w:t>
-      </w:r>
-      <w:r>
-        <w:rPr>
-          <w:b/>
-        </w:rPr>
-        <w:t>心理安全三约定</w:t>
-      </w:r>
-      <w:r>
-        <w:rPr>
-          <w:b w:val="0"/>
-        </w:rPr>
-        <w:t xml:space="preserve">（每次开场在心里过一遍）：① </w:t>
-      </w:r>
-      <w:r>
-        <w:rPr>
-          <w:b/>
-        </w:rPr>
-        <w:t>保密</w:t>
-      </w:r>
-      <w:r>
-        <w:rPr>
-          <w:b w:val="0"/>
-        </w:rPr>
-        <w:t xml:space="preserve">——这里说的话不出这间屋子；② </w:t>
-      </w:r>
-      <w:r>
-        <w:rPr>
-          <w:b/>
-        </w:rPr>
-        <w:t>不评判</w:t>
-      </w:r>
-      <w:r>
-        <w:rPr>
-          <w:b w:val="0"/>
-        </w:rPr>
-        <w:t xml:space="preserve">——不评价任何人的分享，也不急着评价自己；③ </w:t>
-      </w:r>
-      <w:r>
-        <w:rPr>
-          <w:b/>
-        </w:rPr>
-        <w:t>可随时暂停</w:t>
-      </w:r>
-      <w:r>
-        <w:rPr>
-          <w:b w:val="0"/>
-        </w:rPr>
-        <w:t>——任何时候觉得不舒服，都可以停下来休息、喝水或离开，不需要解释。</w:t>
-      </w:r>
-    </w:p>
-    <w:p>
-      <w:r>
-        <w:rPr>
-          <w:b/>
-          <w:color w:val="1E4620"/>
-          <w:sz w:val="26"/>
+          <w:i w:val="0"/>
+          <w:color w:val="1E5631"/>
+          <w:sz w:val="28"/>
         </w:rPr>
         <w:t>📖 共读原文1（20 min）</w:t>
       </w:r>
     </w:p>
+    <w:tbl>
+      <w:tblPr>
+        <w:tblW w:type="auto" w:w="0"/>
+        <w:jc w:val="center"/>
+        <w:tblLook w:firstColumn="1" w:firstRow="1" w:lastColumn="0" w:lastRow="0" w:noHBand="0" w:noVBand="1" w:val="04A0"/>
+      </w:tblPr>
+      <w:tblGrid>
+        <w:gridCol w:w="9638"/>
+      </w:tblGrid>
+      <w:tr>
+        <w:tc>
+          <w:tcPr>
+            <w:tcW w:type="dxa" w:w="9638"/>
+            <w:shd w:val="clear" w:color="auto" w:fill="F2F8F4"/>
+            <w:tcBorders>
+              <w:start w:val="single" w:sz="24" w:color="2E7D4F"/>
+            </w:tcBorders>
+            <w:tcMar>
+              <w:top w:w="40" w:type="dxa"/>
+              <w:bottom w:w="40" w:type="dxa"/>
+              <w:start w:w="120" w:type="dxa"/>
+              <w:end w:w="120" w:type="dxa"/>
+            </w:tcMar>
+          </w:tcPr>
+          <w:p>
+            <w:pPr>
+              <w:spacing w:line="324" w:lineRule="auto" w:after="60"/>
+            </w:pPr>
+            <w:r/>
+            <w:r>
+              <w:rPr>
+                <w:rFonts w:ascii="宋体" w:hAnsi="宋体" w:eastAsia="宋体"/>
+                <w:b w:val="0"/>
+                <w:i w:val="0"/>
+                <w:color w:val="333333"/>
+                <w:sz w:val="22"/>
+              </w:rPr>
+              <w:t xml:space="preserve">🎤 </w:t>
+            </w:r>
+            <w:r>
+              <w:rPr>
+                <w:rFonts w:ascii="宋体" w:hAnsi="宋体" w:eastAsia="宋体"/>
+                <w:b/>
+                <w:i w:val="0"/>
+                <w:color w:val="333333"/>
+                <w:sz w:val="22"/>
+              </w:rPr>
+              <w:t>本周朗读段</w:t>
+            </w:r>
+            <w:r>
+              <w:rPr>
+                <w:rFonts w:ascii="宋体" w:hAnsi="宋体" w:eastAsia="宋体"/>
+                <w:b w:val="0"/>
+                <w:i w:val="0"/>
+                <w:color w:val="333333"/>
+                <w:sz w:val="22"/>
+              </w:rPr>
+              <w:t>（★核心段落｜约 916 字｜中等稍慢约 5 分钟；本讲共读原文正文合计约 1275 字）：先朗读全部★核心段落；◈扩展段落及补充原文作默读／选读／延伸。</w:t>
+            </w:r>
+          </w:p>
+        </w:tc>
+      </w:tr>
+    </w:tbl>
     <w:p>
       <w:pPr>
-        <w:ind w:left="170"/>
-        <w:pBdr>
-          <w:left w:val="single" w:sz="18" w:space="4" w:color="1E4620"/>
-        </w:pBdr>
-        <w:shd w:val="clear" w:fill="F2F5FA"/>
+        <w:spacing w:after="40"/>
+      </w:pPr>
+    </w:p>
+    <w:p>
+      <w:pPr>
+        <w:spacing w:before="120"/>
       </w:pPr>
       <w:r>
         <w:rPr>
+          <w:rFonts w:ascii="微软雅黑" w:hAnsi="微软雅黑" w:eastAsia="微软雅黑"/>
           <w:b w:val="0"/>
-        </w:rPr>
-        <w:t xml:space="preserve">🎤 </w:t>
-      </w:r>
-      <w:r>
-        <w:rPr>
-          <w:b/>
-        </w:rPr>
-        <w:t>本周朗读段</w:t>
-      </w:r>
-      <w:r>
-        <w:rPr>
-          <w:b w:val="0"/>
-        </w:rPr>
-        <w:t>（★核心段落｜约 916 字｜中等稍慢约 5 分钟；本讲共读原文正文合计约 1275 字）：先朗读全部★核心段落；◈扩展段落及补充原文作默读／选读／延伸。</w:t>
-      </w:r>
-    </w:p>
-    <w:p>
-      <w:r>
-        <w:rPr>
-          <w:b/>
-          <w:color w:val="1E4620"/>
-          <w:sz w:val="23"/>
+          <w:i w:val="0"/>
+          <w:color w:val="1E5631"/>
+          <w:sz w:val="24"/>
         </w:rPr>
         <w:t>原文材料①：遍满慈的正确修习方式</w:t>
       </w:r>
@@ -453,13 +627,19 @@
       </w:pPr>
       <w:r>
         <w:rPr>
+          <w:rFonts w:ascii="宋体" w:hAnsi="宋体" w:eastAsia="宋体"/>
           <w:b w:val="0"/>
+          <w:i w:val="0"/>
+          <w:sz w:val="22"/>
         </w:rPr>
         <w:t xml:space="preserve">📌 </w:t>
       </w:r>
       <w:r>
         <w:rPr>
+          <w:rFonts w:ascii="宋体" w:hAnsi="宋体" w:eastAsia="宋体"/>
           <w:b/>
+          <w:i w:val="0"/>
+          <w:sz w:val="22"/>
         </w:rPr>
         <w:t>完整原文见《原文全集》第二部分（第189讲）·（二）如何让慈心遍满</w:t>
       </w:r>
@@ -467,13 +647,19 @@
     <w:p>
       <w:r>
         <w:rPr>
+          <w:rFonts w:ascii="宋体" w:hAnsi="宋体" w:eastAsia="宋体"/>
           <w:b/>
+          <w:i w:val="0"/>
+          <w:sz w:val="22"/>
         </w:rPr>
         <w:t>原文摘录（共读用）——完整原文（复制自《原文全集》第二部分，未作删改）</w:t>
       </w:r>
       <w:r>
         <w:rPr>
+          <w:rFonts w:ascii="宋体" w:hAnsi="宋体" w:eastAsia="宋体"/>
           <w:b w:val="0"/>
+          <w:i w:val="0"/>
+          <w:sz w:val="22"/>
         </w:rPr>
         <w:t>：</w:t>
       </w:r>
@@ -481,140 +667,306 @@
     <w:p>
       <w:r>
         <w:rPr>
+          <w:rFonts w:ascii="宋体" w:hAnsi="宋体" w:eastAsia="宋体"/>
           <w:b/>
+          <w:i w:val="0"/>
+          <w:sz w:val="22"/>
         </w:rPr>
         <w:t>★核心段落（必读）</w:t>
       </w:r>
       <w:r>
         <w:rPr>
+          <w:rFonts w:ascii="宋体" w:hAnsi="宋体" w:eastAsia="宋体"/>
           <w:b w:val="0"/>
+          <w:i w:val="0"/>
+          <w:sz w:val="22"/>
         </w:rPr>
         <w:t>【本周朗读段】</w:t>
       </w:r>
     </w:p>
+    <w:tbl>
+      <w:tblPr>
+        <w:tblW w:type="auto" w:w="0"/>
+        <w:jc w:val="center"/>
+        <w:tblLook w:firstColumn="1" w:firstRow="1" w:lastColumn="0" w:lastRow="0" w:noHBand="0" w:noVBand="1" w:val="04A0"/>
+      </w:tblPr>
+      <w:tblGrid>
+        <w:gridCol w:w="9638"/>
+      </w:tblGrid>
+      <w:tr>
+        <w:tc>
+          <w:tcPr>
+            <w:tcW w:type="dxa" w:w="9638"/>
+            <w:shd w:val="clear" w:color="auto" w:fill="F2F8F4"/>
+            <w:tcBorders>
+              <w:start w:val="single" w:sz="24" w:color="2E7D4F"/>
+            </w:tcBorders>
+            <w:tcMar>
+              <w:top w:w="40" w:type="dxa"/>
+              <w:bottom w:w="40" w:type="dxa"/>
+              <w:start w:w="120" w:type="dxa"/>
+              <w:end w:w="120" w:type="dxa"/>
+            </w:tcMar>
+          </w:tcPr>
+          <w:p>
+            <w:pPr>
+              <w:spacing w:line="324" w:lineRule="auto" w:after="60"/>
+            </w:pPr>
+            <w:r/>
+            <w:r>
+              <w:rPr>
+                <w:rFonts w:ascii="宋体" w:hAnsi="宋体" w:eastAsia="宋体"/>
+                <w:b/>
+                <w:i w:val="0"/>
+                <w:color w:val="333333"/>
+                <w:sz w:val="22"/>
+              </w:rPr>
+              <w:t>（二）如何让慈心遍满</w:t>
+            </w:r>
+          </w:p>
+          <w:p>
+            <w:pPr>
+              <w:spacing w:line="324" w:lineRule="auto" w:after="60"/>
+            </w:pPr>
+          </w:p>
+          <w:p>
+            <w:pPr>
+              <w:spacing w:line="324" w:lineRule="auto" w:after="60"/>
+            </w:pPr>
+            <w:r>
+              <w:rPr>
+                <w:rFonts w:ascii="宋体" w:hAnsi="宋体" w:eastAsia="宋体"/>
+                <w:b w:val="0"/>
+                <w:i w:val="0"/>
+                <w:color w:val="333333"/>
+                <w:sz w:val="22"/>
+              </w:rPr>
+              <w:t>我们也学习了如何修习慈心遍满，共有五百二十八种遍满慈的修习方式。经常有人说："这人很慈悲"、"我们应该慈悲"、"这个人的慈悲心很强。"但往往会发现有很多人对一类人慈悲，对另一类人无法慈悲；对一类众生慈悲，对另一类众生无法慈悲。比如动物保护者提倡保护老虎，但老虎需要掠食，他们一看到老虎没有吃的就很心痛，而对于被老虎吃的那个动物，却没有想过是否应该被吃，这是慈悲还是不慈悲呢？真正的遍满慈是对一切众生的慈悲。</w:t>
+            </w:r>
+          </w:p>
+        </w:tc>
+      </w:tr>
+    </w:tbl>
     <w:p>
       <w:pPr>
-        <w:ind w:left="170"/>
-        <w:pBdr>
-          <w:left w:val="single" w:sz="18" w:space="4" w:color="1E4620"/>
-        </w:pBdr>
-        <w:shd w:val="clear" w:fill="F2F5FA"/>
+        <w:spacing w:after="40"/>
       </w:pPr>
-      <w:r>
-        <w:rPr>
-          <w:b/>
-        </w:rPr>
-        <w:t>（二）如何让慈心遍满</w:t>
-      </w:r>
-    </w:p>
-    <w:p>
-      <w:pPr>
-        <w:ind w:left="170"/>
-        <w:pBdr>
-          <w:left w:val="single" w:sz="18" w:space="4" w:color="1E4620"/>
-        </w:pBdr>
-        <w:shd w:val="clear" w:fill="F2F5FA"/>
-      </w:pPr>
-      <w:r>
-        <w:rPr>
-          <w:b w:val="0"/>
-        </w:rPr>
-        <w:t>我们也学习了如何修习慈心遍满，共有五百二十八种遍满慈的修习方式。经常有人说："这人很慈悲"、"我们应该慈悲"、"这个人的慈悲心很强。"但往往会发现有很多人对一类人慈悲，对另一类人无法慈悲；对一类众生慈悲，对另一类众生无法慈悲。比如动物保护者提倡保护老虎，但老虎需要掠食，他们一看到老虎没有吃的就很心痛，而对于被老虎吃的那个动物，却没有想过是否应该被吃，这是慈悲还是不慈悲呢？真正的遍满慈是对一切众生的慈悲。</w:t>
-      </w:r>
     </w:p>
     <w:p>
       <w:r>
         <w:rPr>
+          <w:rFonts w:ascii="宋体" w:hAnsi="宋体" w:eastAsia="宋体"/>
           <w:b/>
+          <w:i w:val="0"/>
+          <w:sz w:val="22"/>
         </w:rPr>
         <w:t>★核心段落（必读）</w:t>
       </w:r>
       <w:r>
         <w:rPr>
+          <w:rFonts w:ascii="宋体" w:hAnsi="宋体" w:eastAsia="宋体"/>
           <w:b w:val="0"/>
+          <w:i w:val="0"/>
+          <w:sz w:val="22"/>
         </w:rPr>
         <w:t>【本周朗读段】</w:t>
       </w:r>
     </w:p>
+    <w:tbl>
+      <w:tblPr>
+        <w:tblW w:type="auto" w:w="0"/>
+        <w:jc w:val="center"/>
+        <w:tblLook w:firstColumn="1" w:firstRow="1" w:lastColumn="0" w:lastRow="0" w:noHBand="0" w:noVBand="1" w:val="04A0"/>
+      </w:tblPr>
+      <w:tblGrid>
+        <w:gridCol w:w="9638"/>
+      </w:tblGrid>
+      <w:tr>
+        <w:tc>
+          <w:tcPr>
+            <w:tcW w:type="dxa" w:w="9638"/>
+            <w:shd w:val="clear" w:color="auto" w:fill="F2F8F4"/>
+            <w:tcBorders>
+              <w:start w:val="single" w:sz="24" w:color="2E7D4F"/>
+            </w:tcBorders>
+            <w:tcMar>
+              <w:top w:w="40" w:type="dxa"/>
+              <w:bottom w:w="40" w:type="dxa"/>
+              <w:start w:w="120" w:type="dxa"/>
+              <w:end w:w="120" w:type="dxa"/>
+            </w:tcMar>
+          </w:tcPr>
+          <w:p>
+            <w:pPr>
+              <w:spacing w:line="324" w:lineRule="auto" w:after="60"/>
+            </w:pPr>
+            <w:r/>
+            <w:r>
+              <w:rPr>
+                <w:rFonts w:ascii="宋体" w:hAnsi="宋体" w:eastAsia="宋体"/>
+                <w:b w:val="0"/>
+                <w:i w:val="0"/>
+                <w:color w:val="333333"/>
+                <w:sz w:val="22"/>
+              </w:rPr>
+              <w:t>对众生慈悲的修习应从对自己开始，首先能够对自己散播慈爱，然后对自己尊敬的亲人散播慈爱，对普通的朋友、无感的人散播慈爱，对自己不喜欢的、讨厌的乃至于仇敌也能够散播慈爱，再扩展出来到五百二十八个方向的众生，都能够对他们散播慈爱，这才算是慈心修习的圆满。</w:t>
+            </w:r>
+          </w:p>
+        </w:tc>
+      </w:tr>
+    </w:tbl>
     <w:p>
       <w:pPr>
-        <w:ind w:left="170"/>
-        <w:pBdr>
-          <w:left w:val="single" w:sz="18" w:space="4" w:color="1E4620"/>
-        </w:pBdr>
-        <w:shd w:val="clear" w:fill="F2F5FA"/>
+        <w:spacing w:after="40"/>
       </w:pPr>
-      <w:r>
-        <w:rPr>
-          <w:b w:val="0"/>
-        </w:rPr>
-        <w:t>对众生慈悲的修习应从对自己开始，首先能够对自己散播慈爱，然后对自己尊敬的亲人散播慈爱，对普通的朋友、无感的人散播慈爱，对自己不喜欢的、讨厌的乃至于仇敌也能够散播慈爱，再扩展出来到五百二十八个方向的众生，都能够对他们散播慈爱，这才算是慈心修习的圆满。</w:t>
-      </w:r>
     </w:p>
     <w:p>
       <w:r>
         <w:rPr>
+          <w:rFonts w:ascii="宋体" w:hAnsi="宋体" w:eastAsia="宋体"/>
           <w:b/>
+          <w:i w:val="0"/>
+          <w:sz w:val="22"/>
         </w:rPr>
         <w:t>◈扩展段落（可选）</w:t>
       </w:r>
       <w:r>
         <w:rPr>
+          <w:rFonts w:ascii="宋体" w:hAnsi="宋体" w:eastAsia="宋体"/>
           <w:b w:val="0"/>
+          <w:i w:val="0"/>
+          <w:sz w:val="22"/>
         </w:rPr>
         <w:t>【默读／选读／延伸】</w:t>
       </w:r>
     </w:p>
+    <w:tbl>
+      <w:tblPr>
+        <w:tblW w:type="auto" w:w="0"/>
+        <w:jc w:val="center"/>
+        <w:tblLook w:firstColumn="1" w:firstRow="1" w:lastColumn="0" w:lastRow="0" w:noHBand="0" w:noVBand="1" w:val="04A0"/>
+      </w:tblPr>
+      <w:tblGrid>
+        <w:gridCol w:w="9638"/>
+      </w:tblGrid>
+      <w:tr>
+        <w:tc>
+          <w:tcPr>
+            <w:tcW w:type="dxa" w:w="9638"/>
+            <w:shd w:val="clear" w:color="auto" w:fill="F2F8F4"/>
+            <w:tcBorders>
+              <w:start w:val="single" w:sz="24" w:color="2E7D4F"/>
+            </w:tcBorders>
+            <w:tcMar>
+              <w:top w:w="40" w:type="dxa"/>
+              <w:bottom w:w="40" w:type="dxa"/>
+              <w:start w:w="120" w:type="dxa"/>
+              <w:end w:w="120" w:type="dxa"/>
+            </w:tcMar>
+          </w:tcPr>
+          <w:p>
+            <w:pPr>
+              <w:spacing w:line="324" w:lineRule="auto" w:after="60"/>
+            </w:pPr>
+            <w:r/>
+            <w:r>
+              <w:rPr>
+                <w:rFonts w:ascii="宋体" w:hAnsi="宋体" w:eastAsia="宋体"/>
+                <w:b w:val="0"/>
+                <w:i w:val="0"/>
+                <w:color w:val="333333"/>
+                <w:sz w:val="22"/>
+              </w:rPr>
+              <w:t>佛教界中，常听人说："你有没有修慈悲心啊？"真正的慈悲心应如此修才算圆满，即使很多修课程修到遍满慈程度的人也会发现：在修慈时感觉比较好，但下坐以后该对谁生气还照样生气，这就是慈心不能持续。</w:t>
+            </w:r>
+          </w:p>
+        </w:tc>
+      </w:tr>
+    </w:tbl>
     <w:p>
       <w:pPr>
-        <w:ind w:left="170"/>
-        <w:pBdr>
-          <w:left w:val="single" w:sz="18" w:space="4" w:color="1E4620"/>
-        </w:pBdr>
-        <w:shd w:val="clear" w:fill="F2F5FA"/>
+        <w:spacing w:after="40"/>
       </w:pPr>
-      <w:r>
-        <w:rPr>
-          <w:b w:val="0"/>
-        </w:rPr>
-        <w:t>佛教界中，常听人说："你有没有修慈悲心啊？"真正的慈悲心应如此修才算圆满，即使很多修课程修到遍满慈程度的人也会发现：在修慈时感觉比较好，但下坐以后该对谁生气还照样生气，这就是慈心不能持续。</w:t>
-      </w:r>
     </w:p>
     <w:p>
       <w:r>
         <w:rPr>
+          <w:rFonts w:ascii="宋体" w:hAnsi="宋体" w:eastAsia="宋体"/>
           <w:b/>
+          <w:i w:val="0"/>
+          <w:sz w:val="22"/>
         </w:rPr>
         <w:t>★核心段落（必读）</w:t>
       </w:r>
       <w:r>
         <w:rPr>
+          <w:rFonts w:ascii="宋体" w:hAnsi="宋体" w:eastAsia="宋体"/>
           <w:b w:val="0"/>
+          <w:i w:val="0"/>
+          <w:sz w:val="22"/>
         </w:rPr>
         <w:t>【本周朗读段】</w:t>
       </w:r>
     </w:p>
+    <w:tbl>
+      <w:tblPr>
+        <w:tblW w:type="auto" w:w="0"/>
+        <w:jc w:val="center"/>
+        <w:tblLook w:firstColumn="1" w:firstRow="1" w:lastColumn="0" w:lastRow="0" w:noHBand="0" w:noVBand="1" w:val="04A0"/>
+      </w:tblPr>
+      <w:tblGrid>
+        <w:gridCol w:w="9638"/>
+      </w:tblGrid>
+      <w:tr>
+        <w:tc>
+          <w:tcPr>
+            <w:tcW w:type="dxa" w:w="9638"/>
+            <w:shd w:val="clear" w:color="auto" w:fill="F2F8F4"/>
+            <w:tcBorders>
+              <w:start w:val="single" w:sz="24" w:color="2E7D4F"/>
+            </w:tcBorders>
+            <w:tcMar>
+              <w:top w:w="40" w:type="dxa"/>
+              <w:bottom w:w="40" w:type="dxa"/>
+              <w:start w:w="120" w:type="dxa"/>
+              <w:end w:w="120" w:type="dxa"/>
+            </w:tcMar>
+          </w:tcPr>
+          <w:p>
+            <w:pPr>
+              <w:spacing w:line="324" w:lineRule="auto" w:after="60"/>
+            </w:pPr>
+            <w:r/>
+            <w:r>
+              <w:rPr>
+                <w:rFonts w:ascii="宋体" w:hAnsi="宋体" w:eastAsia="宋体"/>
+                <w:b w:val="0"/>
+                <w:i w:val="0"/>
+                <w:color w:val="333333"/>
+                <w:sz w:val="22"/>
+              </w:rPr>
+              <w:t>如何让慈心遍满，且在一切时处都能够生起慈心呢？应于一切时处练习。作为修慈心的人要受持慈心九戒，以慈具之心遍满一切众生类而住，即一整天的行住坐卧都在慈心里面，慈心才能够持续地被生起。</w:t>
+            </w:r>
+          </w:p>
+        </w:tc>
+      </w:tr>
+    </w:tbl>
     <w:p>
       <w:pPr>
-        <w:ind w:left="170"/>
-        <w:pBdr>
-          <w:left w:val="single" w:sz="18" w:space="4" w:color="1E4620"/>
-        </w:pBdr>
-        <w:shd w:val="clear" w:fill="F2F5FA"/>
+        <w:spacing w:after="40"/>
+      </w:pPr>
+    </w:p>
+    <w:p>
+      <w:pPr>
+        <w:spacing w:before="120"/>
       </w:pPr>
       <w:r>
         <w:rPr>
+          <w:rFonts w:ascii="微软雅黑" w:hAnsi="微软雅黑" w:eastAsia="微软雅黑"/>
           <w:b w:val="0"/>
-        </w:rPr>
-        <w:t>如何让慈心遍满，且在一切时处都能够生起慈心呢？应于一切时处练习。作为修慈心的人要受持慈心九戒，以慈具之心遍满一切众生类而住，即一整天的行住坐卧都在慈心里面，慈心才能够持续地被生起。</w:t>
-      </w:r>
-    </w:p>
-    <w:p>
-      <w:r>
-        <w:rPr>
-          <w:b/>
-          <w:color w:val="1E4620"/>
-          <w:sz w:val="23"/>
+          <w:i w:val="0"/>
+          <w:color w:val="1E5631"/>
+          <w:sz w:val="24"/>
         </w:rPr>
         <w:t>原文材料②：向十方众生散播慈爱（念诵文）</w:t>
       </w:r>
@@ -625,19 +977,28 @@
       </w:pPr>
       <w:r>
         <w:rPr>
+          <w:rFonts w:ascii="宋体" w:hAnsi="宋体" w:eastAsia="宋体"/>
           <w:b w:val="0"/>
+          <w:i w:val="0"/>
+          <w:sz w:val="22"/>
         </w:rPr>
         <w:t xml:space="preserve">📌 </w:t>
       </w:r>
       <w:r>
         <w:rPr>
+          <w:rFonts w:ascii="宋体" w:hAnsi="宋体" w:eastAsia="宋体"/>
           <w:b/>
+          <w:i w:val="0"/>
+          <w:sz w:val="22"/>
         </w:rPr>
         <w:t>完整原文见《原文全集》第九部分（天湖寺早晚课诵本）·（三）散播慈爱与发愿（Mettābhāvanā ca Patthanā ca）——十方散播部分</w:t>
       </w:r>
       <w:r>
         <w:rPr>
+          <w:rFonts w:ascii="宋体" w:hAnsi="宋体" w:eastAsia="宋体"/>
           <w:b w:val="0"/>
+          <w:i w:val="0"/>
+          <w:sz w:val="22"/>
         </w:rPr>
         <w:t>（十方散播文全文，巴利+中文）</w:t>
       </w:r>
@@ -645,13 +1006,19 @@
     <w:p>
       <w:r>
         <w:rPr>
+          <w:rFonts w:ascii="宋体" w:hAnsi="宋体" w:eastAsia="宋体"/>
           <w:b/>
+          <w:i w:val="0"/>
+          <w:sz w:val="22"/>
         </w:rPr>
         <w:t>原文摘录（共读用）——十方散播文（完整原文，复制自《原文全集》第九部分，未作删改）</w:t>
       </w:r>
       <w:r>
         <w:rPr>
+          <w:rFonts w:ascii="宋体" w:hAnsi="宋体" w:eastAsia="宋体"/>
           <w:b w:val="0"/>
+          <w:i w:val="0"/>
+          <w:sz w:val="22"/>
         </w:rPr>
         <w:t>：</w:t>
       </w:r>
@@ -659,726 +1026,853 @@
     <w:p>
       <w:r>
         <w:rPr>
+          <w:rFonts w:ascii="宋体" w:hAnsi="宋体" w:eastAsia="宋体"/>
           <w:b/>
+          <w:i w:val="0"/>
+          <w:sz w:val="22"/>
         </w:rPr>
         <w:t>★核心段落（必读）</w:t>
       </w:r>
       <w:r>
         <w:rPr>
+          <w:rFonts w:ascii="宋体" w:hAnsi="宋体" w:eastAsia="宋体"/>
           <w:b w:val="0"/>
+          <w:i w:val="0"/>
+          <w:sz w:val="22"/>
         </w:rPr>
         <w:t>【本周朗读段】</w:t>
       </w:r>
     </w:p>
+    <w:tbl>
+      <w:tblPr>
+        <w:tblW w:type="auto" w:w="0"/>
+        <w:jc w:val="center"/>
+        <w:tblLook w:firstColumn="1" w:firstRow="1" w:lastColumn="0" w:lastRow="0" w:noHBand="0" w:noVBand="1" w:val="04A0"/>
+      </w:tblPr>
+      <w:tblGrid>
+        <w:gridCol w:w="9638"/>
+      </w:tblGrid>
+      <w:tr>
+        <w:tc>
+          <w:tcPr>
+            <w:tcW w:type="dxa" w:w="9638"/>
+            <w:shd w:val="clear" w:color="auto" w:fill="F2F8F4"/>
+            <w:tcBorders>
+              <w:start w:val="single" w:sz="24" w:color="2E7D4F"/>
+            </w:tcBorders>
+            <w:tcMar>
+              <w:top w:w="40" w:type="dxa"/>
+              <w:bottom w:w="40" w:type="dxa"/>
+              <w:start w:w="120" w:type="dxa"/>
+              <w:end w:w="120" w:type="dxa"/>
+            </w:tcMar>
+          </w:tcPr>
+          <w:p>
+            <w:pPr>
+              <w:spacing w:line="324" w:lineRule="auto" w:after="60"/>
+            </w:pPr>
+            <w:r/>
+            <w:r>
+              <w:rPr>
+                <w:rFonts w:ascii="宋体" w:hAnsi="宋体" w:eastAsia="宋体"/>
+                <w:b/>
+                <w:i w:val="0"/>
+                <w:color w:val="333333"/>
+                <w:sz w:val="22"/>
+              </w:rPr>
+              <w:t>（三）散播慈爱与发愿（Mettābhāvanā ca Patthanā ca，每晚在结束一天的修行生活前念诵）——十方散播部分</w:t>
+            </w:r>
+          </w:p>
+          <w:p>
+            <w:pPr>
+              <w:spacing w:line="324" w:lineRule="auto" w:after="60"/>
+            </w:pPr>
+          </w:p>
+          <w:p>
+            <w:pPr>
+              <w:spacing w:line="324" w:lineRule="auto" w:after="60"/>
+            </w:pPr>
+            <w:r>
+              <w:rPr>
+                <w:rFonts w:ascii="宋体" w:hAnsi="宋体" w:eastAsia="宋体"/>
+                <w:b w:val="0"/>
+                <w:i w:val="0"/>
+                <w:color w:val="333333"/>
+                <w:sz w:val="22"/>
+              </w:rPr>
+              <w:t>Sabbe sattā, sabbe pāṇā, sabbe bhūtā, sabbe puggalā,</w:t>
+            </w:r>
+          </w:p>
+          <w:p>
+            <w:pPr>
+              <w:spacing w:line="324" w:lineRule="auto" w:after="60"/>
+            </w:pPr>
+            <w:r>
+              <w:rPr>
+                <w:rFonts w:ascii="宋体" w:hAnsi="宋体" w:eastAsia="宋体"/>
+                <w:b w:val="0"/>
+                <w:i w:val="0"/>
+                <w:color w:val="333333"/>
+                <w:sz w:val="22"/>
+              </w:rPr>
+              <w:t>愿一切有情、一切众生、一切生类、一切个体、</w:t>
+            </w:r>
+          </w:p>
+          <w:p>
+            <w:pPr>
+              <w:spacing w:line="324" w:lineRule="auto" w:after="60"/>
+            </w:pPr>
+            <w:r>
+              <w:rPr>
+                <w:rFonts w:ascii="宋体" w:hAnsi="宋体" w:eastAsia="宋体"/>
+                <w:b w:val="0"/>
+                <w:i w:val="0"/>
+                <w:color w:val="333333"/>
+                <w:sz w:val="22"/>
+              </w:rPr>
+              <w:t>sabbe attabhāvapariyāpannā, sabbā itthiyo, sabbe purisā,</w:t>
+            </w:r>
+          </w:p>
+          <w:p>
+            <w:pPr>
+              <w:spacing w:line="324" w:lineRule="auto" w:after="60"/>
+            </w:pPr>
+            <w:r>
+              <w:rPr>
+                <w:rFonts w:ascii="宋体" w:hAnsi="宋体" w:eastAsia="宋体"/>
+                <w:b w:val="0"/>
+                <w:i w:val="0"/>
+                <w:color w:val="333333"/>
+                <w:sz w:val="22"/>
+              </w:rPr>
+              <w:t>一切拥有自体者；一切女性、一切男性、</w:t>
+            </w:r>
+          </w:p>
+          <w:p>
+            <w:pPr>
+              <w:spacing w:line="324" w:lineRule="auto" w:after="60"/>
+            </w:pPr>
+            <w:r>
+              <w:rPr>
+                <w:rFonts w:ascii="宋体" w:hAnsi="宋体" w:eastAsia="宋体"/>
+                <w:b w:val="0"/>
+                <w:i w:val="0"/>
+                <w:color w:val="333333"/>
+                <w:sz w:val="22"/>
+              </w:rPr>
+              <w:t>sabbe ariyā, sabbe anariyā, sabbe devā, sabbe manussā, sabbe vinipātikā.</w:t>
+            </w:r>
+          </w:p>
+          <w:p>
+            <w:pPr>
+              <w:spacing w:line="324" w:lineRule="auto" w:after="60"/>
+            </w:pPr>
+            <w:r>
+              <w:rPr>
+                <w:rFonts w:ascii="宋体" w:hAnsi="宋体" w:eastAsia="宋体"/>
+                <w:b w:val="0"/>
+                <w:i w:val="0"/>
+                <w:color w:val="333333"/>
+                <w:sz w:val="22"/>
+              </w:rPr>
+              <w:t>一切圣者、一切非圣者、一切诸天、一切人类、一切堕苦处者。</w:t>
+            </w:r>
+          </w:p>
+          <w:p>
+            <w:pPr>
+              <w:spacing w:line="324" w:lineRule="auto" w:after="60"/>
+            </w:pPr>
+            <w:r>
+              <w:rPr>
+                <w:rFonts w:ascii="宋体" w:hAnsi="宋体" w:eastAsia="宋体"/>
+                <w:b w:val="0"/>
+                <w:i w:val="0"/>
+                <w:color w:val="333333"/>
+                <w:sz w:val="22"/>
+              </w:rPr>
+              <w:t>Averā hontu, abyāpajjā hontu, anīghā hontu, sukhī attānaṃ pariharantu.</w:t>
+            </w:r>
+          </w:p>
+          <w:p>
+            <w:pPr>
+              <w:spacing w:line="324" w:lineRule="auto" w:after="60"/>
+            </w:pPr>
+            <w:r>
+              <w:rPr>
+                <w:rFonts w:ascii="宋体" w:hAnsi="宋体" w:eastAsia="宋体"/>
+                <w:b w:val="0"/>
+                <w:i w:val="0"/>
+                <w:color w:val="333333"/>
+                <w:sz w:val="22"/>
+              </w:rPr>
+              <w:t>无怨敌，无瞋害，无恼乱，保持自己的快乐！</w:t>
+            </w:r>
+          </w:p>
+          <w:p>
+            <w:pPr>
+              <w:spacing w:line="324" w:lineRule="auto" w:after="60"/>
+            </w:pPr>
+            <w:r>
+              <w:rPr>
+                <w:rFonts w:ascii="宋体" w:hAnsi="宋体" w:eastAsia="宋体"/>
+                <w:b w:val="0"/>
+                <w:i w:val="0"/>
+                <w:color w:val="333333"/>
+                <w:sz w:val="22"/>
+              </w:rPr>
+              <w:t>Dukkhā muccantu, yathāladdhasampattito māvigacchantu, kammassakā.</w:t>
+            </w:r>
+          </w:p>
+          <w:p>
+            <w:pPr>
+              <w:spacing w:line="324" w:lineRule="auto" w:after="60"/>
+            </w:pPr>
+            <w:r>
+              <w:rPr>
+                <w:rFonts w:ascii="宋体" w:hAnsi="宋体" w:eastAsia="宋体"/>
+                <w:b w:val="0"/>
+                <w:i w:val="0"/>
+                <w:color w:val="333333"/>
+                <w:sz w:val="22"/>
+              </w:rPr>
+              <w:t>脱离诸苦，不失去所得的成就。［他们］是业的所有者！</w:t>
+            </w:r>
+          </w:p>
+        </w:tc>
+      </w:tr>
+    </w:tbl>
     <w:p>
       <w:pPr>
-        <w:ind w:left="170"/>
-        <w:pBdr>
-          <w:left w:val="single" w:sz="18" w:space="4" w:color="1E4620"/>
-        </w:pBdr>
-        <w:shd w:val="clear" w:fill="F2F5FA"/>
+        <w:spacing w:after="40"/>
       </w:pPr>
-      <w:r>
-        <w:rPr>
-          <w:b/>
-        </w:rPr>
-        <w:t>（三）散播慈爱与发愿（Mettābhāvanā ca Patthanā ca，每晚在结束一天的修行生活前念诵）——十方散播部分</w:t>
-      </w:r>
-    </w:p>
-    <w:p>
-      <w:pPr>
-        <w:ind w:left="170"/>
-        <w:pBdr>
-          <w:left w:val="single" w:sz="18" w:space="4" w:color="1E4620"/>
-        </w:pBdr>
-        <w:shd w:val="clear" w:fill="F2F5FA"/>
-      </w:pPr>
-      <w:r>
-        <w:rPr>
-          <w:b w:val="0"/>
-        </w:rPr>
-        <w:t>Sabbe sattā, sabbe pāṇā, sabbe bhūtā, sabbe puggalā,</w:t>
-      </w:r>
-    </w:p>
-    <w:p>
-      <w:pPr>
-        <w:ind w:left="170"/>
-        <w:pBdr>
-          <w:left w:val="single" w:sz="18" w:space="4" w:color="1E4620"/>
-        </w:pBdr>
-        <w:shd w:val="clear" w:fill="F2F5FA"/>
-      </w:pPr>
-      <w:r>
-        <w:rPr>
-          <w:b w:val="0"/>
-        </w:rPr>
-        <w:t>愿一切有情、一切众生、一切生类、一切个体、</w:t>
-      </w:r>
-    </w:p>
-    <w:p>
-      <w:pPr>
-        <w:ind w:left="170"/>
-        <w:pBdr>
-          <w:left w:val="single" w:sz="18" w:space="4" w:color="1E4620"/>
-        </w:pBdr>
-        <w:shd w:val="clear" w:fill="F2F5FA"/>
-      </w:pPr>
-      <w:r>
-        <w:rPr>
-          <w:b w:val="0"/>
-        </w:rPr>
-        <w:t>sabbe attabhāvapariyāpannā, sabbā itthiyo, sabbe purisā,</w:t>
-      </w:r>
-    </w:p>
-    <w:p>
-      <w:pPr>
-        <w:ind w:left="170"/>
-        <w:pBdr>
-          <w:left w:val="single" w:sz="18" w:space="4" w:color="1E4620"/>
-        </w:pBdr>
-        <w:shd w:val="clear" w:fill="F2F5FA"/>
-      </w:pPr>
-      <w:r>
-        <w:rPr>
-          <w:b w:val="0"/>
-        </w:rPr>
-        <w:t>一切拥有自体者；一切女性、一切男性、</w:t>
-      </w:r>
-    </w:p>
-    <w:p>
-      <w:pPr>
-        <w:ind w:left="170"/>
-        <w:pBdr>
-          <w:left w:val="single" w:sz="18" w:space="4" w:color="1E4620"/>
-        </w:pBdr>
-        <w:shd w:val="clear" w:fill="F2F5FA"/>
-      </w:pPr>
-      <w:r>
-        <w:rPr>
-          <w:b w:val="0"/>
-        </w:rPr>
-        <w:t>sabbe ariyā, sabbe anariyā, sabbe devā, sabbe manussā, sabbe vinipātikā.</w:t>
-      </w:r>
-    </w:p>
-    <w:p>
-      <w:pPr>
-        <w:ind w:left="170"/>
-        <w:pBdr>
-          <w:left w:val="single" w:sz="18" w:space="4" w:color="1E4620"/>
-        </w:pBdr>
-        <w:shd w:val="clear" w:fill="F2F5FA"/>
-      </w:pPr>
-      <w:r>
-        <w:rPr>
-          <w:b w:val="0"/>
-        </w:rPr>
-        <w:t>一切圣者、一切非圣者、一切诸天、一切人类、一切堕苦处者。</w:t>
-      </w:r>
-    </w:p>
-    <w:p>
-      <w:pPr>
-        <w:ind w:left="170"/>
-        <w:pBdr>
-          <w:left w:val="single" w:sz="18" w:space="4" w:color="1E4620"/>
-        </w:pBdr>
-        <w:shd w:val="clear" w:fill="F2F5FA"/>
-      </w:pPr>
-      <w:r>
-        <w:rPr>
-          <w:b w:val="0"/>
-        </w:rPr>
-        <w:t>Averā hontu, abyāpajjā hontu, anīghā hontu, sukhī attānaṃ pariharantu.</w:t>
-      </w:r>
-    </w:p>
-    <w:p>
-      <w:pPr>
-        <w:ind w:left="170"/>
-        <w:pBdr>
-          <w:left w:val="single" w:sz="18" w:space="4" w:color="1E4620"/>
-        </w:pBdr>
-        <w:shd w:val="clear" w:fill="F2F5FA"/>
-      </w:pPr>
-      <w:r>
-        <w:rPr>
-          <w:b w:val="0"/>
-        </w:rPr>
-        <w:t>无怨敌，无瞋害，无恼乱，保持自己的快乐！</w:t>
-      </w:r>
-    </w:p>
-    <w:p>
-      <w:pPr>
-        <w:ind w:left="170"/>
-        <w:pBdr>
-          <w:left w:val="single" w:sz="18" w:space="4" w:color="1E4620"/>
-        </w:pBdr>
-        <w:shd w:val="clear" w:fill="F2F5FA"/>
-      </w:pPr>
-      <w:r>
-        <w:rPr>
-          <w:b w:val="0"/>
-        </w:rPr>
-        <w:t>Dukkhā muccantu, yathāladdhasampattito māvigacchantu, kammassakā.</w:t>
-      </w:r>
-    </w:p>
-    <w:p>
-      <w:pPr>
-        <w:ind w:left="170"/>
-        <w:pBdr>
-          <w:left w:val="single" w:sz="18" w:space="4" w:color="1E4620"/>
-        </w:pBdr>
-        <w:shd w:val="clear" w:fill="F2F5FA"/>
-      </w:pPr>
-      <w:r>
-        <w:rPr>
-          <w:b w:val="0"/>
-        </w:rPr>
-        <w:t>脱离诸苦，不失去所得的成就。［他们］是业的所有者！</w:t>
-      </w:r>
     </w:p>
     <w:p>
       <w:r>
         <w:rPr>
+          <w:rFonts w:ascii="宋体" w:hAnsi="宋体" w:eastAsia="宋体"/>
           <w:b/>
+          <w:i w:val="0"/>
+          <w:sz w:val="22"/>
         </w:rPr>
         <w:t>★核心段落（必读）</w:t>
       </w:r>
       <w:r>
         <w:rPr>
+          <w:rFonts w:ascii="宋体" w:hAnsi="宋体" w:eastAsia="宋体"/>
           <w:b w:val="0"/>
+          <w:i w:val="0"/>
+          <w:sz w:val="22"/>
         </w:rPr>
         <w:t>【本周朗读段】</w:t>
       </w:r>
     </w:p>
+    <w:tbl>
+      <w:tblPr>
+        <w:tblW w:type="auto" w:w="0"/>
+        <w:jc w:val="center"/>
+        <w:tblLook w:firstColumn="1" w:firstRow="1" w:lastColumn="0" w:lastRow="0" w:noHBand="0" w:noVBand="1" w:val="04A0"/>
+      </w:tblPr>
+      <w:tblGrid>
+        <w:gridCol w:w="9638"/>
+      </w:tblGrid>
+      <w:tr>
+        <w:tc>
+          <w:tcPr>
+            <w:tcW w:type="dxa" w:w="9638"/>
+            <w:shd w:val="clear" w:color="auto" w:fill="F2F8F4"/>
+            <w:tcBorders>
+              <w:start w:val="single" w:sz="24" w:color="2E7D4F"/>
+            </w:tcBorders>
+            <w:tcMar>
+              <w:top w:w="40" w:type="dxa"/>
+              <w:bottom w:w="40" w:type="dxa"/>
+              <w:start w:w="120" w:type="dxa"/>
+              <w:end w:w="120" w:type="dxa"/>
+            </w:tcMar>
+          </w:tcPr>
+          <w:p>
+            <w:pPr>
+              <w:spacing w:line="324" w:lineRule="auto" w:after="60"/>
+            </w:pPr>
+            <w:r/>
+            <w:r>
+              <w:rPr>
+                <w:rFonts w:ascii="宋体" w:hAnsi="宋体" w:eastAsia="宋体"/>
+                <w:b w:val="0"/>
+                <w:i w:val="0"/>
+                <w:color w:val="333333"/>
+                <w:sz w:val="22"/>
+              </w:rPr>
+              <w:t>Puratthimāya disāya, pacchimāya disāya, uttarāya disāya, dakkhiṇāya disāya,</w:t>
+            </w:r>
+          </w:p>
+          <w:p>
+            <w:pPr>
+              <w:spacing w:line="324" w:lineRule="auto" w:after="60"/>
+            </w:pPr>
+            <w:r>
+              <w:rPr>
+                <w:rFonts w:ascii="宋体" w:hAnsi="宋体" w:eastAsia="宋体"/>
+                <w:b w:val="0"/>
+                <w:i w:val="0"/>
+                <w:color w:val="333333"/>
+                <w:sz w:val="22"/>
+              </w:rPr>
+              <w:t>愿东方、西方、北方、南方，</w:t>
+            </w:r>
+          </w:p>
+          <w:p>
+            <w:pPr>
+              <w:spacing w:line="324" w:lineRule="auto" w:after="60"/>
+            </w:pPr>
+            <w:r>
+              <w:rPr>
+                <w:rFonts w:ascii="宋体" w:hAnsi="宋体" w:eastAsia="宋体"/>
+                <w:b w:val="0"/>
+                <w:i w:val="0"/>
+                <w:color w:val="333333"/>
+                <w:sz w:val="22"/>
+              </w:rPr>
+              <w:t>puratthimāya anudisāya, pacchimāya anudisāya, uttarāya anudisāya, dakkhiṇāya anudisāya,</w:t>
+            </w:r>
+          </w:p>
+          <w:p>
+            <w:pPr>
+              <w:spacing w:line="324" w:lineRule="auto" w:after="60"/>
+            </w:pPr>
+            <w:r>
+              <w:rPr>
+                <w:rFonts w:ascii="宋体" w:hAnsi="宋体" w:eastAsia="宋体"/>
+                <w:b w:val="0"/>
+                <w:i w:val="0"/>
+                <w:color w:val="333333"/>
+                <w:sz w:val="22"/>
+              </w:rPr>
+              <w:t>东南方、西北方、东北方、西南方，</w:t>
+            </w:r>
+          </w:p>
+          <w:p>
+            <w:pPr>
+              <w:spacing w:line="324" w:lineRule="auto" w:after="60"/>
+            </w:pPr>
+            <w:r>
+              <w:rPr>
+                <w:rFonts w:ascii="宋体" w:hAnsi="宋体" w:eastAsia="宋体"/>
+                <w:b w:val="0"/>
+                <w:i w:val="0"/>
+                <w:color w:val="333333"/>
+                <w:sz w:val="22"/>
+              </w:rPr>
+              <w:t>heṭṭhimāya disāya, uparimāya disāya. Sabbe sattā, sabbe pāṇā,</w:t>
+            </w:r>
+          </w:p>
+          <w:p>
+            <w:pPr>
+              <w:spacing w:line="324" w:lineRule="auto" w:after="60"/>
+            </w:pPr>
+            <w:r>
+              <w:rPr>
+                <w:rFonts w:ascii="宋体" w:hAnsi="宋体" w:eastAsia="宋体"/>
+                <w:b w:val="0"/>
+                <w:i w:val="0"/>
+                <w:color w:val="333333"/>
+                <w:sz w:val="22"/>
+              </w:rPr>
+              <w:t>下方、上方的一切有情、一切众生、</w:t>
+            </w:r>
+          </w:p>
+          <w:p>
+            <w:pPr>
+              <w:spacing w:line="324" w:lineRule="auto" w:after="60"/>
+            </w:pPr>
+            <w:r>
+              <w:rPr>
+                <w:rFonts w:ascii="宋体" w:hAnsi="宋体" w:eastAsia="宋体"/>
+                <w:b w:val="0"/>
+                <w:i w:val="0"/>
+                <w:color w:val="333333"/>
+                <w:sz w:val="22"/>
+              </w:rPr>
+              <w:t>sabbe bhūtā, sabbe puggalā, sabbe attabhāvapariyāpannā,</w:t>
+            </w:r>
+          </w:p>
+          <w:p>
+            <w:pPr>
+              <w:spacing w:line="324" w:lineRule="auto" w:after="60"/>
+            </w:pPr>
+            <w:r>
+              <w:rPr>
+                <w:rFonts w:ascii="宋体" w:hAnsi="宋体" w:eastAsia="宋体"/>
+                <w:b w:val="0"/>
+                <w:i w:val="0"/>
+                <w:color w:val="333333"/>
+                <w:sz w:val="22"/>
+              </w:rPr>
+              <w:t>一切生类、一切个体、一切拥有自体者；</w:t>
+            </w:r>
+          </w:p>
+          <w:p>
+            <w:pPr>
+              <w:spacing w:line="324" w:lineRule="auto" w:after="60"/>
+            </w:pPr>
+            <w:r>
+              <w:rPr>
+                <w:rFonts w:ascii="宋体" w:hAnsi="宋体" w:eastAsia="宋体"/>
+                <w:b w:val="0"/>
+                <w:i w:val="0"/>
+                <w:color w:val="333333"/>
+                <w:sz w:val="22"/>
+              </w:rPr>
+              <w:t>sabbā itthiyo, sabbe purisā, sabbe ariyā, sabbe anariyā,</w:t>
+            </w:r>
+          </w:p>
+          <w:p>
+            <w:pPr>
+              <w:spacing w:line="324" w:lineRule="auto" w:after="60"/>
+            </w:pPr>
+            <w:r>
+              <w:rPr>
+                <w:rFonts w:ascii="宋体" w:hAnsi="宋体" w:eastAsia="宋体"/>
+                <w:b w:val="0"/>
+                <w:i w:val="0"/>
+                <w:color w:val="333333"/>
+                <w:sz w:val="22"/>
+              </w:rPr>
+              <w:t>一切女性、一切男性、一切圣者、一切非圣者、</w:t>
+            </w:r>
+          </w:p>
+          <w:p>
+            <w:pPr>
+              <w:spacing w:line="324" w:lineRule="auto" w:after="60"/>
+            </w:pPr>
+            <w:r>
+              <w:rPr>
+                <w:rFonts w:ascii="宋体" w:hAnsi="宋体" w:eastAsia="宋体"/>
+                <w:b w:val="0"/>
+                <w:i w:val="0"/>
+                <w:color w:val="333333"/>
+                <w:sz w:val="22"/>
+              </w:rPr>
+              <w:t>sabbe devā, sabbe manussā, sabbe vinipātikā.</w:t>
+            </w:r>
+          </w:p>
+          <w:p>
+            <w:pPr>
+              <w:spacing w:line="324" w:lineRule="auto" w:after="60"/>
+            </w:pPr>
+            <w:r>
+              <w:rPr>
+                <w:rFonts w:ascii="宋体" w:hAnsi="宋体" w:eastAsia="宋体"/>
+                <w:b w:val="0"/>
+                <w:i w:val="0"/>
+                <w:color w:val="333333"/>
+                <w:sz w:val="22"/>
+              </w:rPr>
+              <w:t>一切诸天、一切人类、一切堕苦处者。</w:t>
+            </w:r>
+          </w:p>
+          <w:p>
+            <w:pPr>
+              <w:spacing w:line="324" w:lineRule="auto" w:after="60"/>
+            </w:pPr>
+            <w:r>
+              <w:rPr>
+                <w:rFonts w:ascii="宋体" w:hAnsi="宋体" w:eastAsia="宋体"/>
+                <w:b w:val="0"/>
+                <w:i w:val="0"/>
+                <w:color w:val="333333"/>
+                <w:sz w:val="22"/>
+              </w:rPr>
+              <w:t>Averā hontu, abyāpajjā hontu, anīghā hontu, sukhī attānaṃ pariharantu,</w:t>
+            </w:r>
+          </w:p>
+          <w:p>
+            <w:pPr>
+              <w:spacing w:line="324" w:lineRule="auto" w:after="60"/>
+            </w:pPr>
+            <w:r>
+              <w:rPr>
+                <w:rFonts w:ascii="宋体" w:hAnsi="宋体" w:eastAsia="宋体"/>
+                <w:b w:val="0"/>
+                <w:i w:val="0"/>
+                <w:color w:val="333333"/>
+                <w:sz w:val="22"/>
+              </w:rPr>
+              <w:t>无怨敌，无瞋害，无恼乱，保持自己的快乐，</w:t>
+            </w:r>
+          </w:p>
+          <w:p>
+            <w:pPr>
+              <w:spacing w:line="324" w:lineRule="auto" w:after="60"/>
+            </w:pPr>
+            <w:r>
+              <w:rPr>
+                <w:rFonts w:ascii="宋体" w:hAnsi="宋体" w:eastAsia="宋体"/>
+                <w:b w:val="0"/>
+                <w:i w:val="0"/>
+                <w:color w:val="333333"/>
+                <w:sz w:val="22"/>
+              </w:rPr>
+              <w:t>Dukkhā muccantu, yathāladdhasampattito māvigacchantu, kammassakā.</w:t>
+            </w:r>
+          </w:p>
+          <w:p>
+            <w:pPr>
+              <w:spacing w:line="324" w:lineRule="auto" w:after="60"/>
+            </w:pPr>
+            <w:r>
+              <w:rPr>
+                <w:rFonts w:ascii="宋体" w:hAnsi="宋体" w:eastAsia="宋体"/>
+                <w:b w:val="0"/>
+                <w:i w:val="0"/>
+                <w:color w:val="333333"/>
+                <w:sz w:val="22"/>
+              </w:rPr>
+              <w:t>脱离诸苦，不失去所得的成就。［他们］是业的所有者！</w:t>
+            </w:r>
+          </w:p>
+        </w:tc>
+      </w:tr>
+    </w:tbl>
     <w:p>
       <w:pPr>
-        <w:ind w:left="170"/>
-        <w:pBdr>
-          <w:left w:val="single" w:sz="18" w:space="4" w:color="1E4620"/>
-        </w:pBdr>
-        <w:shd w:val="clear" w:fill="F2F5FA"/>
+        <w:spacing w:after="40"/>
       </w:pPr>
-      <w:r>
-        <w:rPr>
-          <w:b w:val="0"/>
-        </w:rPr>
-        <w:t>Puratthimāya disāya, pacchimāya disāya, uttarāya disāya, dakkhiṇāya disāya,</w:t>
-      </w:r>
-    </w:p>
-    <w:p>
-      <w:pPr>
-        <w:ind w:left="170"/>
-        <w:pBdr>
-          <w:left w:val="single" w:sz="18" w:space="4" w:color="1E4620"/>
-        </w:pBdr>
-        <w:shd w:val="clear" w:fill="F2F5FA"/>
-      </w:pPr>
-      <w:r>
-        <w:rPr>
-          <w:b w:val="0"/>
-        </w:rPr>
-        <w:t>愿东方、西方、北方、南方，</w:t>
-      </w:r>
-    </w:p>
-    <w:p>
-      <w:pPr>
-        <w:ind w:left="170"/>
-        <w:pBdr>
-          <w:left w:val="single" w:sz="18" w:space="4" w:color="1E4620"/>
-        </w:pBdr>
-        <w:shd w:val="clear" w:fill="F2F5FA"/>
-      </w:pPr>
-      <w:r>
-        <w:rPr>
-          <w:b w:val="0"/>
-        </w:rPr>
-        <w:t>puratthimāya anudisāya, pacchimāya anudisāya, uttarāya anudisāya, dakkhiṇāya anudisāya,</w:t>
-      </w:r>
-    </w:p>
-    <w:p>
-      <w:pPr>
-        <w:ind w:left="170"/>
-        <w:pBdr>
-          <w:left w:val="single" w:sz="18" w:space="4" w:color="1E4620"/>
-        </w:pBdr>
-        <w:shd w:val="clear" w:fill="F2F5FA"/>
-      </w:pPr>
-      <w:r>
-        <w:rPr>
-          <w:b w:val="0"/>
-        </w:rPr>
-        <w:t>东南方、西北方、东北方、西南方，</w:t>
-      </w:r>
-    </w:p>
-    <w:p>
-      <w:pPr>
-        <w:ind w:left="170"/>
-        <w:pBdr>
-          <w:left w:val="single" w:sz="18" w:space="4" w:color="1E4620"/>
-        </w:pBdr>
-        <w:shd w:val="clear" w:fill="F2F5FA"/>
-      </w:pPr>
-      <w:r>
-        <w:rPr>
-          <w:b w:val="0"/>
-        </w:rPr>
-        <w:t>heṭṭhimāya disāya, uparimāya disāya. Sabbe sattā, sabbe pāṇā,</w:t>
-      </w:r>
-    </w:p>
-    <w:p>
-      <w:pPr>
-        <w:ind w:left="170"/>
-        <w:pBdr>
-          <w:left w:val="single" w:sz="18" w:space="4" w:color="1E4620"/>
-        </w:pBdr>
-        <w:shd w:val="clear" w:fill="F2F5FA"/>
-      </w:pPr>
-      <w:r>
-        <w:rPr>
-          <w:b w:val="0"/>
-        </w:rPr>
-        <w:t>下方、上方的一切有情、一切众生、</w:t>
-      </w:r>
-    </w:p>
-    <w:p>
-      <w:pPr>
-        <w:ind w:left="170"/>
-        <w:pBdr>
-          <w:left w:val="single" w:sz="18" w:space="4" w:color="1E4620"/>
-        </w:pBdr>
-        <w:shd w:val="clear" w:fill="F2F5FA"/>
-      </w:pPr>
-      <w:r>
-        <w:rPr>
-          <w:b w:val="0"/>
-        </w:rPr>
-        <w:t>sabbe bhūtā, sabbe puggalā, sabbe attabhāvapariyāpannā,</w:t>
-      </w:r>
-    </w:p>
-    <w:p>
-      <w:pPr>
-        <w:ind w:left="170"/>
-        <w:pBdr>
-          <w:left w:val="single" w:sz="18" w:space="4" w:color="1E4620"/>
-        </w:pBdr>
-        <w:shd w:val="clear" w:fill="F2F5FA"/>
-      </w:pPr>
-      <w:r>
-        <w:rPr>
-          <w:b w:val="0"/>
-        </w:rPr>
-        <w:t>一切生类、一切个体、一切拥有自体者；</w:t>
-      </w:r>
-    </w:p>
-    <w:p>
-      <w:pPr>
-        <w:ind w:left="170"/>
-        <w:pBdr>
-          <w:left w:val="single" w:sz="18" w:space="4" w:color="1E4620"/>
-        </w:pBdr>
-        <w:shd w:val="clear" w:fill="F2F5FA"/>
-      </w:pPr>
-      <w:r>
-        <w:rPr>
-          <w:b w:val="0"/>
-        </w:rPr>
-        <w:t>sabbā itthiyo, sabbe purisā, sabbe ariyā, sabbe anariyā,</w:t>
-      </w:r>
-    </w:p>
-    <w:p>
-      <w:pPr>
-        <w:ind w:left="170"/>
-        <w:pBdr>
-          <w:left w:val="single" w:sz="18" w:space="4" w:color="1E4620"/>
-        </w:pBdr>
-        <w:shd w:val="clear" w:fill="F2F5FA"/>
-      </w:pPr>
-      <w:r>
-        <w:rPr>
-          <w:b w:val="0"/>
-        </w:rPr>
-        <w:t>一切女性、一切男性、一切圣者、一切非圣者、</w:t>
-      </w:r>
-    </w:p>
-    <w:p>
-      <w:pPr>
-        <w:ind w:left="170"/>
-        <w:pBdr>
-          <w:left w:val="single" w:sz="18" w:space="4" w:color="1E4620"/>
-        </w:pBdr>
-        <w:shd w:val="clear" w:fill="F2F5FA"/>
-      </w:pPr>
-      <w:r>
-        <w:rPr>
-          <w:b w:val="0"/>
-        </w:rPr>
-        <w:t>sabbe devā, sabbe manussā, sabbe vinipātikā.</w:t>
-      </w:r>
-    </w:p>
-    <w:p>
-      <w:pPr>
-        <w:ind w:left="170"/>
-        <w:pBdr>
-          <w:left w:val="single" w:sz="18" w:space="4" w:color="1E4620"/>
-        </w:pBdr>
-        <w:shd w:val="clear" w:fill="F2F5FA"/>
-      </w:pPr>
-      <w:r>
-        <w:rPr>
-          <w:b w:val="0"/>
-        </w:rPr>
-        <w:t>一切诸天、一切人类、一切堕苦处者。</w:t>
-      </w:r>
-    </w:p>
-    <w:p>
-      <w:pPr>
-        <w:ind w:left="170"/>
-        <w:pBdr>
-          <w:left w:val="single" w:sz="18" w:space="4" w:color="1E4620"/>
-        </w:pBdr>
-        <w:shd w:val="clear" w:fill="F2F5FA"/>
-      </w:pPr>
-      <w:r>
-        <w:rPr>
-          <w:b w:val="0"/>
-        </w:rPr>
-        <w:t>Averā hontu, abyāpajjā hontu, anīghā hontu, sukhī attānaṃ pariharantu,</w:t>
-      </w:r>
-    </w:p>
-    <w:p>
-      <w:pPr>
-        <w:ind w:left="170"/>
-        <w:pBdr>
-          <w:left w:val="single" w:sz="18" w:space="4" w:color="1E4620"/>
-        </w:pBdr>
-        <w:shd w:val="clear" w:fill="F2F5FA"/>
-      </w:pPr>
-      <w:r>
-        <w:rPr>
-          <w:b w:val="0"/>
-        </w:rPr>
-        <w:t>无怨敌，无瞋害，无恼乱，保持自己的快乐，</w:t>
-      </w:r>
-    </w:p>
-    <w:p>
-      <w:pPr>
-        <w:ind w:left="170"/>
-        <w:pBdr>
-          <w:left w:val="single" w:sz="18" w:space="4" w:color="1E4620"/>
-        </w:pBdr>
-        <w:shd w:val="clear" w:fill="F2F5FA"/>
-      </w:pPr>
-      <w:r>
-        <w:rPr>
-          <w:b w:val="0"/>
-        </w:rPr>
-        <w:t>Dukkhā muccantu, yathāladdhasampattito māvigacchantu, kammassakā.</w:t>
-      </w:r>
-    </w:p>
-    <w:p>
-      <w:pPr>
-        <w:ind w:left="170"/>
-        <w:pBdr>
-          <w:left w:val="single" w:sz="18" w:space="4" w:color="1E4620"/>
-        </w:pBdr>
-        <w:shd w:val="clear" w:fill="F2F5FA"/>
-      </w:pPr>
-      <w:r>
-        <w:rPr>
-          <w:b w:val="0"/>
-        </w:rPr>
-        <w:t>脱离诸苦，不失去所得的成就。［他们］是业的所有者！</w:t>
-      </w:r>
     </w:p>
     <w:p>
       <w:r>
         <w:rPr>
+          <w:rFonts w:ascii="宋体" w:hAnsi="宋体" w:eastAsia="宋体"/>
           <w:b/>
+          <w:i w:val="0"/>
+          <w:sz w:val="22"/>
         </w:rPr>
         <w:t>◈扩展段落（可选）</w:t>
       </w:r>
       <w:r>
         <w:rPr>
+          <w:rFonts w:ascii="宋体" w:hAnsi="宋体" w:eastAsia="宋体"/>
           <w:b w:val="0"/>
+          <w:i w:val="0"/>
+          <w:sz w:val="22"/>
         </w:rPr>
         <w:t>【默读／选读／延伸】</w:t>
       </w:r>
     </w:p>
+    <w:tbl>
+      <w:tblPr>
+        <w:tblW w:type="auto" w:w="0"/>
+        <w:jc w:val="center"/>
+        <w:tblLook w:firstColumn="1" w:firstRow="1" w:lastColumn="0" w:lastRow="0" w:noHBand="0" w:noVBand="1" w:val="04A0"/>
+      </w:tblPr>
+      <w:tblGrid>
+        <w:gridCol w:w="9638"/>
+      </w:tblGrid>
+      <w:tr>
+        <w:tc>
+          <w:tcPr>
+            <w:tcW w:type="dxa" w:w="9638"/>
+            <w:shd w:val="clear" w:color="auto" w:fill="F2F8F4"/>
+            <w:tcBorders>
+              <w:start w:val="single" w:sz="24" w:color="2E7D4F"/>
+            </w:tcBorders>
+            <w:tcMar>
+              <w:top w:w="40" w:type="dxa"/>
+              <w:bottom w:w="40" w:type="dxa"/>
+              <w:start w:w="120" w:type="dxa"/>
+              <w:end w:w="120" w:type="dxa"/>
+            </w:tcMar>
+          </w:tcPr>
+          <w:p>
+            <w:pPr>
+              <w:spacing w:line="324" w:lineRule="auto" w:after="60"/>
+            </w:pPr>
+            <w:r/>
+            <w:r>
+              <w:rPr>
+                <w:rFonts w:ascii="宋体" w:hAnsi="宋体" w:eastAsia="宋体"/>
+                <w:b w:val="0"/>
+                <w:i w:val="0"/>
+                <w:color w:val="333333"/>
+                <w:sz w:val="22"/>
+              </w:rPr>
+              <w:t>Uddhaṃ yāva bhavaggā ca, adho yāva avīcito;</w:t>
+            </w:r>
+          </w:p>
+          <w:p>
+            <w:pPr>
+              <w:spacing w:line="324" w:lineRule="auto" w:after="60"/>
+            </w:pPr>
+            <w:r>
+              <w:rPr>
+                <w:rFonts w:ascii="宋体" w:hAnsi="宋体" w:eastAsia="宋体"/>
+                <w:b w:val="0"/>
+                <w:i w:val="0"/>
+                <w:color w:val="333333"/>
+                <w:sz w:val="22"/>
+              </w:rPr>
+              <w:t>上至有顶天，下至无间狱，</w:t>
+            </w:r>
+          </w:p>
+          <w:p>
+            <w:pPr>
+              <w:spacing w:line="324" w:lineRule="auto" w:after="60"/>
+            </w:pPr>
+            <w:r>
+              <w:rPr>
+                <w:rFonts w:ascii="宋体" w:hAnsi="宋体" w:eastAsia="宋体"/>
+                <w:b w:val="0"/>
+                <w:i w:val="0"/>
+                <w:color w:val="333333"/>
+                <w:sz w:val="22"/>
+              </w:rPr>
+              <w:t>Samantā cakkavāḷesu, ye sattā pathavīcarā;</w:t>
+            </w:r>
+          </w:p>
+          <w:p>
+            <w:pPr>
+              <w:spacing w:line="324" w:lineRule="auto" w:after="60"/>
+            </w:pPr>
+            <w:r>
+              <w:rPr>
+                <w:rFonts w:ascii="宋体" w:hAnsi="宋体" w:eastAsia="宋体"/>
+                <w:b w:val="0"/>
+                <w:i w:val="0"/>
+                <w:color w:val="333333"/>
+                <w:sz w:val="22"/>
+              </w:rPr>
+              <w:t>于普轮围界，地上走有情，</w:t>
+            </w:r>
+          </w:p>
+          <w:p>
+            <w:pPr>
+              <w:spacing w:line="324" w:lineRule="auto" w:after="60"/>
+            </w:pPr>
+            <w:r>
+              <w:rPr>
+                <w:rFonts w:ascii="宋体" w:hAnsi="宋体" w:eastAsia="宋体"/>
+                <w:b w:val="0"/>
+                <w:i w:val="0"/>
+                <w:color w:val="333333"/>
+                <w:sz w:val="22"/>
+              </w:rPr>
+              <w:t>Abyāpajjā niverā ca, niddukkhā ca' anuppaddavā.</w:t>
+            </w:r>
+          </w:p>
+          <w:p>
+            <w:pPr>
+              <w:spacing w:line="324" w:lineRule="auto" w:after="60"/>
+            </w:pPr>
+            <w:r>
+              <w:rPr>
+                <w:rFonts w:ascii="宋体" w:hAnsi="宋体" w:eastAsia="宋体"/>
+                <w:b w:val="0"/>
+                <w:i w:val="0"/>
+                <w:color w:val="333333"/>
+                <w:sz w:val="22"/>
+              </w:rPr>
+              <w:t>愿无瞋、无怨，无苦及无难！</w:t>
+            </w:r>
+          </w:p>
+          <w:p>
+            <w:pPr>
+              <w:spacing w:line="324" w:lineRule="auto" w:after="60"/>
+            </w:pPr>
+            <w:r>
+              <w:rPr>
+                <w:rFonts w:ascii="宋体" w:hAnsi="宋体" w:eastAsia="宋体"/>
+                <w:b w:val="0"/>
+                <w:i w:val="0"/>
+                <w:color w:val="333333"/>
+                <w:sz w:val="22"/>
+              </w:rPr>
+              <w:t>Uddhaṃ yāva bhavaggā ca, adho yāva avīcito;</w:t>
+            </w:r>
+          </w:p>
+          <w:p>
+            <w:pPr>
+              <w:spacing w:line="324" w:lineRule="auto" w:after="60"/>
+            </w:pPr>
+            <w:r>
+              <w:rPr>
+                <w:rFonts w:ascii="宋体" w:hAnsi="宋体" w:eastAsia="宋体"/>
+                <w:b w:val="0"/>
+                <w:i w:val="0"/>
+                <w:color w:val="333333"/>
+                <w:sz w:val="22"/>
+              </w:rPr>
+              <w:t>上至有顶天，下至无间狱，</w:t>
+            </w:r>
+          </w:p>
+          <w:p>
+            <w:pPr>
+              <w:spacing w:line="324" w:lineRule="auto" w:after="60"/>
+            </w:pPr>
+            <w:r>
+              <w:rPr>
+                <w:rFonts w:ascii="宋体" w:hAnsi="宋体" w:eastAsia="宋体"/>
+                <w:b w:val="0"/>
+                <w:i w:val="0"/>
+                <w:color w:val="333333"/>
+                <w:sz w:val="22"/>
+              </w:rPr>
+              <w:t>Samantā cakkavāḷesu, ye sattā udake carā;</w:t>
+            </w:r>
+          </w:p>
+          <w:p>
+            <w:pPr>
+              <w:spacing w:line="324" w:lineRule="auto" w:after="60"/>
+            </w:pPr>
+            <w:r>
+              <w:rPr>
+                <w:rFonts w:ascii="宋体" w:hAnsi="宋体" w:eastAsia="宋体"/>
+                <w:b w:val="0"/>
+                <w:i w:val="0"/>
+                <w:color w:val="333333"/>
+                <w:sz w:val="22"/>
+              </w:rPr>
+              <w:t>于普轮围界，水中游有情，</w:t>
+            </w:r>
+          </w:p>
+          <w:p>
+            <w:pPr>
+              <w:spacing w:line="324" w:lineRule="auto" w:after="60"/>
+            </w:pPr>
+            <w:r>
+              <w:rPr>
+                <w:rFonts w:ascii="宋体" w:hAnsi="宋体" w:eastAsia="宋体"/>
+                <w:b w:val="0"/>
+                <w:i w:val="0"/>
+                <w:color w:val="333333"/>
+                <w:sz w:val="22"/>
+              </w:rPr>
+              <w:t>Abyāpajjā niverā ca, niddukkhā ca' anuppaddavā.</w:t>
+            </w:r>
+          </w:p>
+          <w:p>
+            <w:pPr>
+              <w:spacing w:line="324" w:lineRule="auto" w:after="60"/>
+            </w:pPr>
+            <w:r>
+              <w:rPr>
+                <w:rFonts w:ascii="宋体" w:hAnsi="宋体" w:eastAsia="宋体"/>
+                <w:b w:val="0"/>
+                <w:i w:val="0"/>
+                <w:color w:val="333333"/>
+                <w:sz w:val="22"/>
+              </w:rPr>
+              <w:t>愿无瞋、无怨，无苦及无难！</w:t>
+            </w:r>
+          </w:p>
+          <w:p>
+            <w:pPr>
+              <w:spacing w:line="324" w:lineRule="auto" w:after="60"/>
+            </w:pPr>
+            <w:r>
+              <w:rPr>
+                <w:rFonts w:ascii="宋体" w:hAnsi="宋体" w:eastAsia="宋体"/>
+                <w:b w:val="0"/>
+                <w:i w:val="0"/>
+                <w:color w:val="333333"/>
+                <w:sz w:val="22"/>
+              </w:rPr>
+              <w:t>Uddhaṃ yāva bhavaggā ca, adho yāva avīcito;</w:t>
+            </w:r>
+          </w:p>
+          <w:p>
+            <w:pPr>
+              <w:spacing w:line="324" w:lineRule="auto" w:after="60"/>
+            </w:pPr>
+            <w:r>
+              <w:rPr>
+                <w:rFonts w:ascii="宋体" w:hAnsi="宋体" w:eastAsia="宋体"/>
+                <w:b w:val="0"/>
+                <w:i w:val="0"/>
+                <w:color w:val="333333"/>
+                <w:sz w:val="22"/>
+              </w:rPr>
+              <w:t>上至有顶天，下至无间狱，</w:t>
+            </w:r>
+          </w:p>
+          <w:p>
+            <w:pPr>
+              <w:spacing w:line="324" w:lineRule="auto" w:after="60"/>
+            </w:pPr>
+            <w:r>
+              <w:rPr>
+                <w:rFonts w:ascii="宋体" w:hAnsi="宋体" w:eastAsia="宋体"/>
+                <w:b w:val="0"/>
+                <w:i w:val="0"/>
+                <w:color w:val="333333"/>
+                <w:sz w:val="22"/>
+              </w:rPr>
+              <w:t>Samantā cakkavāḷesu, ye sattā ākāsecarā;</w:t>
+            </w:r>
+          </w:p>
+          <w:p>
+            <w:pPr>
+              <w:spacing w:line="324" w:lineRule="auto" w:after="60"/>
+            </w:pPr>
+            <w:r>
+              <w:rPr>
+                <w:rFonts w:ascii="宋体" w:hAnsi="宋体" w:eastAsia="宋体"/>
+                <w:b w:val="0"/>
+                <w:i w:val="0"/>
+                <w:color w:val="333333"/>
+                <w:sz w:val="22"/>
+              </w:rPr>
+              <w:t>于普轮围界，空中飞有情，</w:t>
+            </w:r>
+          </w:p>
+          <w:p>
+            <w:pPr>
+              <w:spacing w:line="324" w:lineRule="auto" w:after="60"/>
+            </w:pPr>
+            <w:r>
+              <w:rPr>
+                <w:rFonts w:ascii="宋体" w:hAnsi="宋体" w:eastAsia="宋体"/>
+                <w:b w:val="0"/>
+                <w:i w:val="0"/>
+                <w:color w:val="333333"/>
+                <w:sz w:val="22"/>
+              </w:rPr>
+              <w:t>Abyāpajjā niverā ca, niddukkhā ca' anuppaddavā.</w:t>
+            </w:r>
+          </w:p>
+          <w:p>
+            <w:pPr>
+              <w:spacing w:line="324" w:lineRule="auto" w:after="60"/>
+            </w:pPr>
+            <w:r>
+              <w:rPr>
+                <w:rFonts w:ascii="宋体" w:hAnsi="宋体" w:eastAsia="宋体"/>
+                <w:b w:val="0"/>
+                <w:i w:val="0"/>
+                <w:color w:val="333333"/>
+                <w:sz w:val="22"/>
+              </w:rPr>
+              <w:t>愿无瞋、无怨，无苦及无难！</w:t>
+            </w:r>
+          </w:p>
+        </w:tc>
+      </w:tr>
+    </w:tbl>
     <w:p>
       <w:pPr>
-        <w:ind w:left="170"/>
-        <w:pBdr>
-          <w:left w:val="single" w:sz="18" w:space="4" w:color="1E4620"/>
-        </w:pBdr>
-        <w:shd w:val="clear" w:fill="F2F5FA"/>
+        <w:spacing w:after="40"/>
+      </w:pPr>
+    </w:p>
+    <w:p>
+      <w:pPr>
+        <w:spacing w:before="120"/>
       </w:pPr>
       <w:r>
         <w:rPr>
+          <w:rFonts w:ascii="微软雅黑" w:hAnsi="微软雅黑" w:eastAsia="微软雅黑"/>
           <w:b w:val="0"/>
-        </w:rPr>
-        <w:t>Uddhaṃ yāva bhavaggā ca, adho yāva avīcito;</w:t>
-      </w:r>
-    </w:p>
-    <w:p>
-      <w:pPr>
-        <w:ind w:left="170"/>
-        <w:pBdr>
-          <w:left w:val="single" w:sz="18" w:space="4" w:color="1E4620"/>
-        </w:pBdr>
-        <w:shd w:val="clear" w:fill="F2F5FA"/>
-      </w:pPr>
-      <w:r>
-        <w:rPr>
-          <w:b w:val="0"/>
-        </w:rPr>
-        <w:t>上至有顶天，下至无间狱，</w:t>
-      </w:r>
-    </w:p>
-    <w:p>
-      <w:pPr>
-        <w:ind w:left="170"/>
-        <w:pBdr>
-          <w:left w:val="single" w:sz="18" w:space="4" w:color="1E4620"/>
-        </w:pBdr>
-        <w:shd w:val="clear" w:fill="F2F5FA"/>
-      </w:pPr>
-      <w:r>
-        <w:rPr>
-          <w:b w:val="0"/>
-        </w:rPr>
-        <w:t>Samantā cakkavāḷesu, ye sattā pathavīcarā;</w:t>
-      </w:r>
-    </w:p>
-    <w:p>
-      <w:pPr>
-        <w:ind w:left="170"/>
-        <w:pBdr>
-          <w:left w:val="single" w:sz="18" w:space="4" w:color="1E4620"/>
-        </w:pBdr>
-        <w:shd w:val="clear" w:fill="F2F5FA"/>
-      </w:pPr>
-      <w:r>
-        <w:rPr>
-          <w:b w:val="0"/>
-        </w:rPr>
-        <w:t>于普轮围界，地上走有情，</w:t>
-      </w:r>
-    </w:p>
-    <w:p>
-      <w:pPr>
-        <w:ind w:left="170"/>
-        <w:pBdr>
-          <w:left w:val="single" w:sz="18" w:space="4" w:color="1E4620"/>
-        </w:pBdr>
-        <w:shd w:val="clear" w:fill="F2F5FA"/>
-      </w:pPr>
-      <w:r>
-        <w:rPr>
-          <w:b w:val="0"/>
-        </w:rPr>
-        <w:t>Abyāpajjā niverā ca, niddukkhā ca' anuppaddavā.</w:t>
-      </w:r>
-    </w:p>
-    <w:p>
-      <w:pPr>
-        <w:ind w:left="170"/>
-        <w:pBdr>
-          <w:left w:val="single" w:sz="18" w:space="4" w:color="1E4620"/>
-        </w:pBdr>
-        <w:shd w:val="clear" w:fill="F2F5FA"/>
-      </w:pPr>
-      <w:r>
-        <w:rPr>
-          <w:b w:val="0"/>
-        </w:rPr>
-        <w:t>愿无瞋、无怨，无苦及无难！</w:t>
-      </w:r>
-    </w:p>
-    <w:p>
-      <w:pPr>
-        <w:ind w:left="170"/>
-        <w:pBdr>
-          <w:left w:val="single" w:sz="18" w:space="4" w:color="1E4620"/>
-        </w:pBdr>
-        <w:shd w:val="clear" w:fill="F2F5FA"/>
-      </w:pPr>
-      <w:r>
-        <w:rPr>
-          <w:b w:val="0"/>
-        </w:rPr>
-        <w:t>Uddhaṃ yāva bhavaggā ca, adho yāva avīcito;</w:t>
-      </w:r>
-    </w:p>
-    <w:p>
-      <w:pPr>
-        <w:ind w:left="170"/>
-        <w:pBdr>
-          <w:left w:val="single" w:sz="18" w:space="4" w:color="1E4620"/>
-        </w:pBdr>
-        <w:shd w:val="clear" w:fill="F2F5FA"/>
-      </w:pPr>
-      <w:r>
-        <w:rPr>
-          <w:b w:val="0"/>
-        </w:rPr>
-        <w:t>上至有顶天，下至无间狱，</w:t>
-      </w:r>
-    </w:p>
-    <w:p>
-      <w:pPr>
-        <w:ind w:left="170"/>
-        <w:pBdr>
-          <w:left w:val="single" w:sz="18" w:space="4" w:color="1E4620"/>
-        </w:pBdr>
-        <w:shd w:val="clear" w:fill="F2F5FA"/>
-      </w:pPr>
-      <w:r>
-        <w:rPr>
-          <w:b w:val="0"/>
-        </w:rPr>
-        <w:t>Samantā cakkavāḷesu, ye sattā udake carā;</w:t>
-      </w:r>
-    </w:p>
-    <w:p>
-      <w:pPr>
-        <w:ind w:left="170"/>
-        <w:pBdr>
-          <w:left w:val="single" w:sz="18" w:space="4" w:color="1E4620"/>
-        </w:pBdr>
-        <w:shd w:val="clear" w:fill="F2F5FA"/>
-      </w:pPr>
-      <w:r>
-        <w:rPr>
-          <w:b w:val="0"/>
-        </w:rPr>
-        <w:t>于普轮围界，水中游有情，</w:t>
-      </w:r>
-    </w:p>
-    <w:p>
-      <w:pPr>
-        <w:ind w:left="170"/>
-        <w:pBdr>
-          <w:left w:val="single" w:sz="18" w:space="4" w:color="1E4620"/>
-        </w:pBdr>
-        <w:shd w:val="clear" w:fill="F2F5FA"/>
-      </w:pPr>
-      <w:r>
-        <w:rPr>
-          <w:b w:val="0"/>
-        </w:rPr>
-        <w:t>Abyāpajjā niverā ca, niddukkhā ca' anuppaddavā.</w:t>
-      </w:r>
-    </w:p>
-    <w:p>
-      <w:pPr>
-        <w:ind w:left="170"/>
-        <w:pBdr>
-          <w:left w:val="single" w:sz="18" w:space="4" w:color="1E4620"/>
-        </w:pBdr>
-        <w:shd w:val="clear" w:fill="F2F5FA"/>
-      </w:pPr>
-      <w:r>
-        <w:rPr>
-          <w:b w:val="0"/>
-        </w:rPr>
-        <w:t>愿无瞋、无怨，无苦及无难！</w:t>
-      </w:r>
-    </w:p>
-    <w:p>
-      <w:pPr>
-        <w:ind w:left="170"/>
-        <w:pBdr>
-          <w:left w:val="single" w:sz="18" w:space="4" w:color="1E4620"/>
-        </w:pBdr>
-        <w:shd w:val="clear" w:fill="F2F5FA"/>
-      </w:pPr>
-      <w:r>
-        <w:rPr>
-          <w:b w:val="0"/>
-        </w:rPr>
-        <w:t>Uddhaṃ yāva bhavaggā ca, adho yāva avīcito;</w:t>
-      </w:r>
-    </w:p>
-    <w:p>
-      <w:pPr>
-        <w:ind w:left="170"/>
-        <w:pBdr>
-          <w:left w:val="single" w:sz="18" w:space="4" w:color="1E4620"/>
-        </w:pBdr>
-        <w:shd w:val="clear" w:fill="F2F5FA"/>
-      </w:pPr>
-      <w:r>
-        <w:rPr>
-          <w:b w:val="0"/>
-        </w:rPr>
-        <w:t>上至有顶天，下至无间狱，</w:t>
-      </w:r>
-    </w:p>
-    <w:p>
-      <w:pPr>
-        <w:ind w:left="170"/>
-        <w:pBdr>
-          <w:left w:val="single" w:sz="18" w:space="4" w:color="1E4620"/>
-        </w:pBdr>
-        <w:shd w:val="clear" w:fill="F2F5FA"/>
-      </w:pPr>
-      <w:r>
-        <w:rPr>
-          <w:b w:val="0"/>
-        </w:rPr>
-        <w:t>Samantā cakkavāḷesu, ye sattā ākāsecarā;</w:t>
-      </w:r>
-    </w:p>
-    <w:p>
-      <w:pPr>
-        <w:ind w:left="170"/>
-        <w:pBdr>
-          <w:left w:val="single" w:sz="18" w:space="4" w:color="1E4620"/>
-        </w:pBdr>
-        <w:shd w:val="clear" w:fill="F2F5FA"/>
-      </w:pPr>
-      <w:r>
-        <w:rPr>
-          <w:b w:val="0"/>
-        </w:rPr>
-        <w:t>于普轮围界，空中飞有情，</w:t>
-      </w:r>
-    </w:p>
-    <w:p>
-      <w:pPr>
-        <w:ind w:left="170"/>
-        <w:pBdr>
-          <w:left w:val="single" w:sz="18" w:space="4" w:color="1E4620"/>
-        </w:pBdr>
-        <w:shd w:val="clear" w:fill="F2F5FA"/>
-      </w:pPr>
-      <w:r>
-        <w:rPr>
-          <w:b w:val="0"/>
-        </w:rPr>
-        <w:t>Abyāpajjā niverā ca, niddukkhā ca' anuppaddavā.</w:t>
-      </w:r>
-    </w:p>
-    <w:p>
-      <w:pPr>
-        <w:ind w:left="170"/>
-        <w:pBdr>
-          <w:left w:val="single" w:sz="18" w:space="4" w:color="1E4620"/>
-        </w:pBdr>
-        <w:shd w:val="clear" w:fill="F2F5FA"/>
-      </w:pPr>
-      <w:r>
-        <w:rPr>
-          <w:b w:val="0"/>
-        </w:rPr>
-        <w:t>愿无瞋、无怨，无苦及无难！</w:t>
-      </w:r>
-    </w:p>
-    <w:p>
-      <w:r>
-        <w:rPr>
-          <w:b/>
-          <w:color w:val="1E4620"/>
-          <w:sz w:val="23"/>
+          <w:i w:val="0"/>
+          <w:color w:val="1E5631"/>
+          <w:sz w:val="24"/>
         </w:rPr>
         <w:t>原文材料③：破除界限、528遍满与慈心禅那</w:t>
       </w:r>
@@ -1386,36 +1880,78 @@
     <w:p>
       <w:r>
         <w:rPr>
+          <w:rFonts w:ascii="宋体" w:hAnsi="宋体" w:eastAsia="宋体"/>
           <w:b/>
+          <w:i w:val="0"/>
+          <w:sz w:val="22"/>
         </w:rPr>
         <w:t>★核心段落（必读）</w:t>
       </w:r>
       <w:r>
         <w:rPr>
+          <w:rFonts w:ascii="宋体" w:hAnsi="宋体" w:eastAsia="宋体"/>
           <w:b w:val="0"/>
+          <w:i w:val="0"/>
+          <w:sz w:val="22"/>
         </w:rPr>
         <w:t>【本周朗读段】</w:t>
       </w:r>
     </w:p>
+    <w:tbl>
+      <w:tblPr>
+        <w:tblW w:type="auto" w:w="0"/>
+        <w:jc w:val="center"/>
+        <w:tblLook w:firstColumn="1" w:firstRow="1" w:lastColumn="0" w:lastRow="0" w:noHBand="0" w:noVBand="1" w:val="04A0"/>
+      </w:tblPr>
+      <w:tblGrid>
+        <w:gridCol w:w="9638"/>
+      </w:tblGrid>
+      <w:tr>
+        <w:tc>
+          <w:tcPr>
+            <w:tcW w:type="dxa" w:w="9638"/>
+            <w:shd w:val="clear" w:color="auto" w:fill="F2F8F4"/>
+            <w:tcBorders>
+              <w:start w:val="single" w:sz="24" w:color="2E7D4F"/>
+            </w:tcBorders>
+            <w:tcMar>
+              <w:top w:w="40" w:type="dxa"/>
+              <w:bottom w:w="40" w:type="dxa"/>
+              <w:start w:w="120" w:type="dxa"/>
+              <w:end w:w="120" w:type="dxa"/>
+            </w:tcMar>
+          </w:tcPr>
+          <w:p>
+            <w:pPr>
+              <w:spacing w:line="324" w:lineRule="auto" w:after="60"/>
+            </w:pPr>
+            <w:r/>
+            <w:r>
+              <w:rPr>
+                <w:rFonts w:ascii="宋体" w:hAnsi="宋体" w:eastAsia="宋体"/>
+                <w:b w:val="0"/>
+                <w:i w:val="0"/>
+                <w:color w:val="333333"/>
+                <w:sz w:val="22"/>
+              </w:rPr>
+              <w:t>只有在破除界限之后，你才可转修五种"无制限遍满慈"（anodhiso-pharaṇa mettā）及七种"有制限遍满慈"（odhiso-pharaṇa mettā）。在还未破除界限时，若你以"愿一切有情……"的方式来散播慈爱是不能证得慈心禅那的。</w:t>
+            </w:r>
+          </w:p>
+        </w:tc>
+      </w:tr>
+    </w:tbl>
     <w:p>
       <w:pPr>
-        <w:ind w:left="170"/>
-        <w:pBdr>
-          <w:left w:val="single" w:sz="18" w:space="4" w:color="1E4620"/>
-        </w:pBdr>
-        <w:shd w:val="clear" w:fill="F2F5FA"/>
+        <w:spacing w:after="40"/>
       </w:pPr>
-      <w:r>
-        <w:rPr>
-          <w:b w:val="0"/>
-        </w:rPr>
-        <w:t>只有在破除界限之后，你才可转修五种"无制限遍满慈"（anodhiso-pharaṇa mettā）及七种"有制限遍满慈"（odhiso-pharaṇa mettā）。在还未破除界限时，若你以"愿一切有情……"的方式来散播慈爱是不能证得慈心禅那的。</w:t>
-      </w:r>
     </w:p>
     <w:p>
       <w:r>
         <w:rPr>
+          <w:rFonts w:ascii="宋体" w:hAnsi="宋体" w:eastAsia="宋体"/>
           <w:b w:val="0"/>
+          <w:i w:val="0"/>
+          <w:sz w:val="22"/>
         </w:rPr>
         <w:t>五种无制限遍满慈的对象是：一切有情（sabbe sattā）、一切有息者（sabbe pāṇā）、一切生物（sabbe bhūtā）、一切个人（sabbe puggalā）及一切有生命者（sabbe attabhāvapariyāpanna）。</w:t>
       </w:r>
@@ -1423,7 +1959,10 @@
     <w:p>
       <w:r>
         <w:rPr>
+          <w:rFonts w:ascii="宋体" w:hAnsi="宋体" w:eastAsia="宋体"/>
           <w:b w:val="0"/>
+          <w:i w:val="0"/>
+          <w:sz w:val="22"/>
         </w:rPr>
         <w:t>七种有制限遍满慈的对象则是：一切女人（sabbā itthiyo）、一切男人（sabbe purisā）、一切圣者（sabbe ariyā）、一切非圣者（sabbe anariyā）、一切天神（sabbe devā）、一切人（sabbe manussā）、一切恶道众生（sabbe vinipātikā）。在此，"制限"（odhiso）是指限定哪一类众生。</w:t>
       </w:r>
@@ -1431,7 +1970,10 @@
     <w:p>
       <w:r>
         <w:rPr>
+          <w:rFonts w:ascii="宋体" w:hAnsi="宋体" w:eastAsia="宋体"/>
           <w:b w:val="0"/>
+          <w:i w:val="0"/>
+          <w:sz w:val="22"/>
         </w:rPr>
         <w:t>首先以"愿一切有情没有仇敌，没有内心的痛苦，没有身体上的痛苦，愉快地自珍自重"这四种方式培育慈爱。……由于你已成功破除界限，此时是很容易证得慈心禅那的。以"没有仇敌"的方式修到第三禅后，再逐一以"没有内心的痛苦"、"没有身体上的痛苦"及"愉快地自珍自重"三种方式修到第三禅。你必须逐一地用四种方式散播慈爱给：一切有情、一切有息者、一切生物、一切个人及一切有生命者。如此培育的慈爱名为"无制限慈"……成功修完这五组之后，再进一步修习七种有制限遍满慈……逐一地以上述四种方式散播慈爱给他们，直到都证得第三禅。</w:t>
       </w:r>
@@ -1439,7 +1981,10 @@
     <w:p>
       <w:r>
         <w:rPr>
+          <w:rFonts w:ascii="宋体" w:hAnsi="宋体" w:eastAsia="宋体"/>
           <w:b w:val="0"/>
+          <w:i w:val="0"/>
+          <w:sz w:val="22"/>
         </w:rPr>
         <w:t>对于五种无制限遍满慈与七种有制限遍满慈，每一种都有四个散播慈爱的方式。因此，对这寺院范围里的众生，一共有四十八个散播慈爱的方式。如此修行成功之后，你可以把范围扩大至二或三间寺院……成功后，再渐次地把范围扩大至一个村子，两个村子，一个市镇……之后再扩大至整个国家，整个地球，三十一界（cakkavāḷa），乃至无边世界（anantacakkavāḷa）。一组的三十一界即是一个世界，而世界是无数的，所以应以四十八种方式把慈爱散播至无边世界。</w:t>
       </w:r>
@@ -1447,13 +1992,19 @@
     <w:p>
       <w:r>
         <w:rPr>
+          <w:rFonts w:ascii="宋体" w:hAnsi="宋体" w:eastAsia="宋体"/>
           <w:b/>
+          <w:i w:val="0"/>
+          <w:sz w:val="22"/>
         </w:rPr>
         <w:t>◈扩展段落（可选）</w:t>
       </w:r>
       <w:r>
         <w:rPr>
+          <w:rFonts w:ascii="宋体" w:hAnsi="宋体" w:eastAsia="宋体"/>
           <w:b w:val="0"/>
+          <w:i w:val="0"/>
+          <w:sz w:val="22"/>
         </w:rPr>
         <w:t>【默读／选读／延伸】</w:t>
       </w:r>
@@ -1461,7 +2012,10 @@
     <w:p>
       <w:r>
         <w:rPr>
+          <w:rFonts w:ascii="宋体" w:hAnsi="宋体" w:eastAsia="宋体"/>
           <w:b w:val="0"/>
+          <w:i w:val="0"/>
+          <w:sz w:val="22"/>
         </w:rPr>
         <w:t>这遍满无边世界一切有情、强有力的慈心称为"遍满"（vipphāra），又名"无量"（aparimāṇa），即慈无量心。……再把慈爱散播至无边世界后，再修习把慈爱向十方散播，即"方向遍满慈"（disā pharaṇa mettā）。先把光照向东方的无边世界，然后以四十八种方式把慈爱散播至东方无边世界的一切众生。之后再以同样的方法把慈爱散播至西方、北方、南方、东南方、西北方、东北方、西南方、下方与上方的无边世界。如是，一共有四百八十种依十个方向散播慈爱的方式。前面已提及四十八种无指定方向地把慈爱散播至无边世界的方式，所以一共有五百二十八种散播慈爱的方式。</w:t>
       </w:r>
@@ -1469,63 +2023,145 @@
     <w:p>
       <w:r>
         <w:rPr>
+          <w:rFonts w:ascii="宋体" w:hAnsi="宋体" w:eastAsia="宋体"/>
           <w:b/>
+          <w:i w:val="0"/>
+          <w:sz w:val="22"/>
         </w:rPr>
         <w:t>★核心段落（必读）</w:t>
       </w:r>
       <w:r>
         <w:rPr>
+          <w:rFonts w:ascii="宋体" w:hAnsi="宋体" w:eastAsia="宋体"/>
           <w:b w:val="0"/>
+          <w:i w:val="0"/>
+          <w:sz w:val="22"/>
         </w:rPr>
         <w:t>【本周朗读段】</w:t>
       </w:r>
     </w:p>
+    <w:tbl>
+      <w:tblPr>
+        <w:tblW w:type="auto" w:w="0"/>
+        <w:jc w:val="center"/>
+        <w:tblLook w:firstColumn="1" w:firstRow="1" w:lastColumn="0" w:lastRow="0" w:noHBand="0" w:noVBand="1" w:val="04A0"/>
+      </w:tblPr>
+      <w:tblGrid>
+        <w:gridCol w:w="9638"/>
+      </w:tblGrid>
+      <w:tr>
+        <w:tc>
+          <w:tcPr>
+            <w:tcW w:type="dxa" w:w="9638"/>
+            <w:shd w:val="clear" w:color="auto" w:fill="F2F8F4"/>
+            <w:tcBorders>
+              <w:start w:val="single" w:sz="24" w:color="2E7D4F"/>
+            </w:tcBorders>
+            <w:tcMar>
+              <w:top w:w="40" w:type="dxa"/>
+              <w:bottom w:w="40" w:type="dxa"/>
+              <w:start w:w="120" w:type="dxa"/>
+              <w:end w:w="120" w:type="dxa"/>
+            </w:tcMar>
+          </w:tcPr>
+          <w:p>
+            <w:pPr>
+              <w:spacing w:line="324" w:lineRule="auto" w:after="60"/>
+            </w:pPr>
+            <w:r/>
+            <w:r>
+              <w:rPr>
+                <w:rFonts w:ascii="宋体" w:hAnsi="宋体" w:eastAsia="宋体"/>
+                <w:b w:val="0"/>
+                <w:i w:val="0"/>
+                <w:color w:val="333333"/>
+                <w:sz w:val="22"/>
+              </w:rPr>
+              <w:t>若能够以"愿此善者没有内心的痛苦"的方式专注于有情的概念超过一小时，寻、伺、喜、乐、一境性五禅支就会很清晰地呈现于心，即已证得初禅。……若你曾修习白遍至第四禅，那是很容易更进一步证得慈心第二禅的。只要除去初禅的寻、伺，即能证得第二禅；若再进一步除去第二禅的喜，即能证得只拥有乐与一境性两个禅支的第三禅。修习慈心是不能够证得第四禅的。为什么呢？当心在希望别人"没有仇敌，没有内心的痛苦，没有身体上的痛苦"时，是否能够安住于舍（upekkhā）呢？是不可能的。因此修习慈心只能够证得第三禅。</w:t>
+            </w:r>
+          </w:p>
+        </w:tc>
+      </w:tr>
+    </w:tbl>
     <w:p>
       <w:pPr>
-        <w:ind w:left="170"/>
-        <w:pBdr>
-          <w:left w:val="single" w:sz="18" w:space="4" w:color="1E4620"/>
-        </w:pBdr>
-        <w:shd w:val="clear" w:fill="F2F5FA"/>
+        <w:spacing w:after="40"/>
+      </w:pPr>
+    </w:p>
+    <w:p>
+      <w:pPr>
+        <w:spacing w:before="200"/>
       </w:pPr>
       <w:r>
         <w:rPr>
+          <w:rFonts w:ascii="微软雅黑" w:hAnsi="微软雅黑" w:eastAsia="微软雅黑"/>
           <w:b w:val="0"/>
-        </w:rPr>
-        <w:t>若能够以"愿此善者没有内心的痛苦"的方式专注于有情的概念超过一小时，寻、伺、喜、乐、一境性五禅支就会很清晰地呈现于心，即已证得初禅。……若你曾修习白遍至第四禅，那是很容易更进一步证得慈心第二禅的。只要除去初禅的寻、伺，即能证得第二禅；若再进一步除去第二禅的喜，即能证得只拥有乐与一境性两个禅支的第三禅。修习慈心是不能够证得第四禅的。为什么呢？当心在希望别人"没有仇敌，没有内心的痛苦，没有身体上的痛苦"时，是否能够安住于舍（upekkhā）呢？是不可能的。因此修习慈心只能够证得第三禅。</w:t>
-      </w:r>
-    </w:p>
-    <w:p>
-      <w:r>
-        <w:rPr>
-          <w:b/>
-          <w:color w:val="1E4620"/>
-          <w:sz w:val="26"/>
+          <w:i w:val="0"/>
+          <w:color w:val="1E5631"/>
+          <w:sz w:val="28"/>
         </w:rPr>
         <w:t>💬 第一轮分享（10 min）</w:t>
       </w:r>
     </w:p>
+    <w:tbl>
+      <w:tblPr>
+        <w:tblW w:type="auto" w:w="0"/>
+        <w:jc w:val="center"/>
+        <w:tblLook w:firstColumn="1" w:firstRow="1" w:lastColumn="0" w:lastRow="0" w:noHBand="0" w:noVBand="1" w:val="04A0"/>
+      </w:tblPr>
+      <w:tblGrid>
+        <w:gridCol w:w="9638"/>
+      </w:tblGrid>
+      <w:tr>
+        <w:tc>
+          <w:tcPr>
+            <w:tcW w:type="dxa" w:w="9638"/>
+            <w:shd w:val="clear" w:color="auto" w:fill="F2F8F4"/>
+            <w:tcBorders>
+              <w:start w:val="single" w:sz="24" w:color="2E7D4F"/>
+            </w:tcBorders>
+            <w:tcMar>
+              <w:top w:w="40" w:type="dxa"/>
+              <w:bottom w:w="40" w:type="dxa"/>
+              <w:start w:w="120" w:type="dxa"/>
+              <w:end w:w="120" w:type="dxa"/>
+            </w:tcMar>
+          </w:tcPr>
+          <w:p>
+            <w:pPr>
+              <w:spacing w:line="324" w:lineRule="auto" w:after="60"/>
+            </w:pPr>
+            <w:r/>
+            <w:r>
+              <w:rPr>
+                <w:rFonts w:ascii="宋体" w:hAnsi="宋体" w:eastAsia="宋体"/>
+                <w:b w:val="0"/>
+                <w:i w:val="0"/>
+                <w:color w:val="333333"/>
+                <w:sz w:val="22"/>
+              </w:rPr>
+              <w:t>请大家轮流分享：读到"五百二十八个方向""上至有顶天，下至无间狱"，你心里有什么感觉？会不会觉得心一下子"变大"了？</w:t>
+            </w:r>
+          </w:p>
+        </w:tc>
+      </w:tr>
+    </w:tbl>
     <w:p>
       <w:pPr>
-        <w:ind w:left="170"/>
-        <w:pBdr>
-          <w:left w:val="single" w:sz="18" w:space="4" w:color="1E4620"/>
-        </w:pBdr>
-        <w:shd w:val="clear" w:fill="F2F5FA"/>
+        <w:spacing w:after="40"/>
+      </w:pPr>
+    </w:p>
+    <w:p>
+      <w:pPr>
+        <w:spacing w:before="200"/>
       </w:pPr>
       <w:r>
         <w:rPr>
+          <w:rFonts w:ascii="微软雅黑" w:hAnsi="微软雅黑" w:eastAsia="微软雅黑"/>
           <w:b w:val="0"/>
-        </w:rPr>
-        <w:t>请大家轮流分享：读到"五百二十八个方向""上至有顶天，下至无间狱"，你心里有什么感觉？会不会觉得心一下子"变大"了？</w:t>
-      </w:r>
-    </w:p>
-    <w:p>
-      <w:r>
-        <w:rPr>
-          <w:b/>
-          <w:color w:val="1E4620"/>
-          <w:sz w:val="26"/>
+          <w:i w:val="0"/>
+          <w:color w:val="1E5631"/>
+          <w:sz w:val="28"/>
         </w:rPr>
         <w:t>🎯 第一轮主题讨论（10 min）</w:t>
       </w:r>
@@ -1533,13 +2169,19 @@
     <w:p>
       <w:r>
         <w:rPr>
+          <w:rFonts w:ascii="宋体" w:hAnsi="宋体" w:eastAsia="宋体"/>
           <w:b/>
+          <w:i w:val="0"/>
+          <w:sz w:val="22"/>
         </w:rPr>
         <w:t>讨论问题（按优先级）</w:t>
       </w:r>
       <w:r>
         <w:rPr>
+          <w:rFonts w:ascii="宋体" w:hAnsi="宋体" w:eastAsia="宋体"/>
           <w:b w:val="0"/>
+          <w:i w:val="0"/>
+          <w:sz w:val="22"/>
         </w:rPr>
         <w:t>：</w:t>
       </w:r>
@@ -1550,7 +2192,10 @@
       </w:pPr>
       <w:r>
         <w:rPr>
+          <w:rFonts w:ascii="宋体" w:hAnsi="宋体" w:eastAsia="宋体"/>
           <w:b w:val="0"/>
+          <w:i w:val="0"/>
+          <w:sz w:val="22"/>
         </w:rPr>
         <w:t>问题①（★必答，时间不够时只讨论这个）</w:t>
       </w:r>
@@ -1561,7 +2206,10 @@
       </w:pPr>
       <w:r>
         <w:rPr>
+          <w:rFonts w:ascii="宋体" w:hAnsi="宋体" w:eastAsia="宋体"/>
           <w:b w:val="0"/>
+          <w:i w:val="0"/>
+          <w:sz w:val="22"/>
         </w:rPr>
         <w:t>问题②（◈选答）</w:t>
       </w:r>
@@ -1572,7 +2220,10 @@
       </w:pPr>
       <w:r>
         <w:rPr>
+          <w:rFonts w:ascii="宋体" w:hAnsi="宋体" w:eastAsia="宋体"/>
           <w:b w:val="0"/>
+          <w:i w:val="0"/>
+          <w:sz w:val="22"/>
         </w:rPr>
         <w:t>问题③（◈选答，时间富余或大家感兴趣时讨论）</w:t>
       </w:r>
@@ -1583,7 +2234,10 @@
       </w:pPr>
       <w:r>
         <w:rPr>
+          <w:rFonts w:ascii="宋体" w:hAnsi="宋体" w:eastAsia="宋体"/>
           <w:b w:val="0"/>
+          <w:i w:val="0"/>
+          <w:sz w:val="22"/>
         </w:rPr>
         <w:t>【问题①★必答】想象一下：对你根本不认识的"一组人"（比如你公司的全体员工）散播慈爱，和对你讨厌的某个人散播慈爱，哪个更容易？为什么？</w:t>
       </w:r>
@@ -1594,7 +2248,10 @@
       </w:pPr>
       <w:r>
         <w:rPr>
+          <w:rFonts w:ascii="宋体" w:hAnsi="宋体" w:eastAsia="宋体"/>
           <w:b w:val="0"/>
+          <w:i w:val="0"/>
+          <w:sz w:val="22"/>
         </w:rPr>
         <w:t>【问题②◈选答】《智慧之光》说"在还未破除界限时，以'愿一切有情……'的方式散播慈爱是不能证得慈心禅那的"——你觉得"破除界限"破的是什么？为什么没破界限就证不了禅那？</w:t>
       </w:r>
@@ -1605,7 +2262,10 @@
       </w:pPr>
       <w:r>
         <w:rPr>
+          <w:rFonts w:ascii="宋体" w:hAnsi="宋体" w:eastAsia="宋体"/>
           <w:b w:val="0"/>
+          <w:i w:val="0"/>
+          <w:sz w:val="22"/>
         </w:rPr>
         <w:t>【问题③◈选答】528种遍满方式、十方世界、"上至有顶天，下至无间狱"——把所有众生都算进祝福对象，包括你讨厌的、害怕的、不认识的。你愿意吗？心里有没有一丝"不情愿"？</w:t>
       </w:r>
@@ -1616,464 +2276,783 @@
       </w:pPr>
       <w:r>
         <w:rPr>
+          <w:rFonts w:ascii="宋体" w:hAnsi="宋体" w:eastAsia="宋体"/>
           <w:b w:val="0"/>
+          <w:i w:val="0"/>
+          <w:sz w:val="22"/>
         </w:rPr>
         <w:t>【问题④◈选答】慈心最高只能证到第三禅（因为祝福的心安住不了"舍"），你觉得这说明慈心这种修法的"性格"是什么样的？</w:t>
       </w:r>
     </w:p>
+    <w:tbl>
+      <w:tblPr>
+        <w:tblW w:type="auto" w:w="0"/>
+        <w:jc w:val="center"/>
+        <w:tblLook w:firstColumn="1" w:firstRow="1" w:lastColumn="0" w:lastRow="0" w:noHBand="0" w:noVBand="1" w:val="04A0"/>
+      </w:tblPr>
+      <w:tblGrid>
+        <w:gridCol w:w="9638"/>
+      </w:tblGrid>
+      <w:tr>
+        <w:tc>
+          <w:tcPr>
+            <w:tcW w:type="dxa" w:w="9638"/>
+            <w:shd w:val="clear" w:color="auto" w:fill="F2F8F4"/>
+            <w:tcBorders>
+              <w:start w:val="single" w:sz="24" w:color="2E7D4F"/>
+            </w:tcBorders>
+            <w:tcMar>
+              <w:top w:w="40" w:type="dxa"/>
+              <w:bottom w:w="40" w:type="dxa"/>
+              <w:start w:w="120" w:type="dxa"/>
+              <w:end w:w="120" w:type="dxa"/>
+            </w:tcMar>
+          </w:tcPr>
+          <w:p>
+            <w:pPr>
+              <w:spacing w:line="324" w:lineRule="auto" w:after="60"/>
+            </w:pPr>
+            <w:r/>
+            <w:r>
+              <w:rPr>
+                <w:rFonts w:ascii="宋体" w:hAnsi="宋体" w:eastAsia="宋体"/>
+                <w:b/>
+                <w:i w:val="0"/>
+                <w:color w:val="333333"/>
+                <w:sz w:val="22"/>
+              </w:rPr>
+              <w:t>分层追问</w:t>
+            </w:r>
+            <w:r>
+              <w:rPr>
+                <w:rFonts w:ascii="宋体" w:hAnsi="宋体" w:eastAsia="宋体"/>
+                <w:b w:val="0"/>
+                <w:i w:val="0"/>
+                <w:color w:val="333333"/>
+                <w:sz w:val="22"/>
+              </w:rPr>
+              <w:t>（可视时间取用，由浅入深）：</w:t>
+            </w:r>
+          </w:p>
+          <w:p>
+            <w:pPr>
+              <w:spacing w:line="324" w:lineRule="auto" w:after="60"/>
+            </w:pPr>
+            <w:r>
+              <w:rPr>
+                <w:rFonts w:ascii="宋体" w:hAnsi="宋体" w:eastAsia="宋体"/>
+                <w:b w:val="0"/>
+                <w:i w:val="0"/>
+                <w:color w:val="333333"/>
+                <w:sz w:val="22"/>
+              </w:rPr>
+              <w:t>- 【现象】把慈心送给「完全不认识的人」，你的第一反应是自然，还是别扭？</w:t>
+            </w:r>
+          </w:p>
+          <w:p>
+            <w:pPr>
+              <w:spacing w:line="324" w:lineRule="auto" w:after="60"/>
+            </w:pPr>
+            <w:r>
+              <w:rPr>
+                <w:rFonts w:ascii="宋体" w:hAnsi="宋体" w:eastAsia="宋体"/>
+                <w:b w:val="0"/>
+                <w:i w:val="0"/>
+                <w:color w:val="333333"/>
+                <w:sz w:val="22"/>
+              </w:rPr>
+              <w:t>- 【影响】如果一个人的善意只给「自己人」，长期下去会怎样？</w:t>
+            </w:r>
+          </w:p>
+          <w:p>
+            <w:pPr>
+              <w:spacing w:line="324" w:lineRule="auto" w:after="60"/>
+            </w:pPr>
+            <w:r>
+              <w:rPr>
+                <w:rFonts w:ascii="宋体" w:hAnsi="宋体" w:eastAsia="宋体"/>
+                <w:b w:val="0"/>
+                <w:i w:val="0"/>
+                <w:color w:val="333333"/>
+                <w:sz w:val="22"/>
+              </w:rPr>
+              <w:t>- 【应对】这周出门时，你可以选哪一个具体时刻（等电梯、排队），来练一练「经过即祝福」？</w:t>
+            </w:r>
+          </w:p>
+        </w:tc>
+      </w:tr>
+    </w:tbl>
     <w:p>
       <w:pPr>
-        <w:ind w:left="170"/>
-        <w:pBdr>
-          <w:left w:val="single" w:sz="18" w:space="4" w:color="1E4620"/>
-        </w:pBdr>
-        <w:shd w:val="clear" w:fill="F2F5FA"/>
+        <w:spacing w:after="40"/>
+      </w:pPr>
+    </w:p>
+    <w:p>
+      <w:pPr>
+        <w:spacing w:before="200"/>
       </w:pPr>
       <w:r>
         <w:rPr>
-          <w:b/>
+          <w:rFonts w:ascii="微软雅黑" w:hAnsi="微软雅黑" w:eastAsia="微软雅黑"/>
+          <w:b w:val="0"/>
+          <w:i w:val="0"/>
+          <w:color w:val="1E5631"/>
+          <w:sz w:val="28"/>
         </w:rPr>
-        <w:t>分层追问</w:t>
-      </w:r>
-      <w:r>
-        <w:rPr>
-          <w:b w:val="0"/>
-        </w:rPr>
-        <w:t>（可视时间取用，由浅入深）：</w:t>
+        <w:t>🧘 禅修练习（15 min）</w:t>
       </w:r>
     </w:p>
+    <w:tbl>
+      <w:tblPr>
+        <w:tblW w:type="auto" w:w="0"/>
+        <w:jc w:val="center"/>
+        <w:tblLook w:firstColumn="1" w:firstRow="1" w:lastColumn="0" w:lastRow="0" w:noHBand="0" w:noVBand="1" w:val="04A0"/>
+      </w:tblPr>
+      <w:tblGrid>
+        <w:gridCol w:w="9638"/>
+      </w:tblGrid>
+      <w:tr>
+        <w:tc>
+          <w:tcPr>
+            <w:tcW w:type="dxa" w:w="9638"/>
+            <w:shd w:val="clear" w:color="auto" w:fill="F2F8F4"/>
+            <w:tcBorders>
+              <w:start w:val="single" w:sz="24" w:color="2E7D4F"/>
+            </w:tcBorders>
+            <w:tcMar>
+              <w:top w:w="40" w:type="dxa"/>
+              <w:bottom w:w="40" w:type="dxa"/>
+              <w:start w:w="120" w:type="dxa"/>
+              <w:end w:w="120" w:type="dxa"/>
+            </w:tcMar>
+          </w:tcPr>
+          <w:p>
+            <w:pPr>
+              <w:spacing w:line="324" w:lineRule="auto" w:after="60"/>
+            </w:pPr>
+            <w:r/>
+            <w:r>
+              <w:rPr>
+                <w:rFonts w:ascii="宋体" w:hAnsi="宋体" w:eastAsia="宋体"/>
+                <w:b w:val="0"/>
+                <w:i w:val="0"/>
+                <w:color w:val="333333"/>
+                <w:sz w:val="22"/>
+              </w:rPr>
+              <w:t>💡 本周由连续两周合并，含两段禅修练习引导词；时间紧可读其一，或各取前半段（合计约15分钟）。</w:t>
+            </w:r>
+          </w:p>
+        </w:tc>
+      </w:tr>
+    </w:tbl>
     <w:p>
       <w:pPr>
-        <w:ind w:left="170"/>
-        <w:pBdr>
-          <w:left w:val="single" w:sz="18" w:space="4" w:color="1E4620"/>
-        </w:pBdr>
-        <w:shd w:val="clear" w:fill="F2F5FA"/>
+        <w:spacing w:after="40"/>
       </w:pPr>
-      <w:r>
-        <w:rPr>
-          <w:b w:val="0"/>
-        </w:rPr>
-        <w:t>- 【现象】把慈心送给「完全不认识的人」，你的第一反应是自然，还是别扭？</w:t>
-      </w:r>
     </w:p>
+    <w:tbl>
+      <w:tblPr>
+        <w:tblW w:type="auto" w:w="0"/>
+        <w:jc w:val="center"/>
+        <w:tblLook w:firstColumn="1" w:firstRow="1" w:lastColumn="0" w:lastRow="0" w:noHBand="0" w:noVBand="1" w:val="04A0"/>
+      </w:tblPr>
+      <w:tblGrid>
+        <w:gridCol w:w="9638"/>
+      </w:tblGrid>
+      <w:tr>
+        <w:tc>
+          <w:tcPr>
+            <w:tcW w:type="dxa" w:w="9638"/>
+            <w:shd w:val="clear" w:color="auto" w:fill="F2F8F4"/>
+            <w:tcBorders>
+              <w:start w:val="single" w:sz="24" w:color="2E7D4F"/>
+            </w:tcBorders>
+            <w:tcMar>
+              <w:top w:w="40" w:type="dxa"/>
+              <w:bottom w:w="40" w:type="dxa"/>
+              <w:start w:w="120" w:type="dxa"/>
+              <w:end w:w="120" w:type="dxa"/>
+            </w:tcMar>
+          </w:tcPr>
+          <w:p>
+            <w:pPr>
+              <w:spacing w:line="324" w:lineRule="auto" w:after="60"/>
+            </w:pPr>
+            <w:r/>
+            <w:r>
+              <w:rPr>
+                <w:rFonts w:ascii="宋体" w:hAnsi="宋体" w:eastAsia="宋体"/>
+                <w:b w:val="0"/>
+                <w:i w:val="0"/>
+                <w:color w:val="333333"/>
+                <w:sz w:val="22"/>
+              </w:rPr>
+              <w:t xml:space="preserve">⚠️ </w:t>
+            </w:r>
+            <w:r>
+              <w:rPr>
+                <w:rFonts w:ascii="宋体" w:hAnsi="宋体" w:eastAsia="宋体"/>
+                <w:b/>
+                <w:i w:val="0"/>
+                <w:color w:val="333333"/>
+                <w:sz w:val="22"/>
+              </w:rPr>
+              <w:t>禅修禁忌提示</w:t>
+            </w:r>
+            <w:r>
+              <w:rPr>
+                <w:rFonts w:ascii="宋体" w:hAnsi="宋体" w:eastAsia="宋体"/>
+                <w:b w:val="0"/>
+                <w:i w:val="0"/>
+                <w:color w:val="333333"/>
+                <w:sz w:val="22"/>
+              </w:rPr>
+              <w:t>：若你正处在严重抑郁、焦虑、创伤后应激，或精神类疾病的发作／用药期，或正经历强烈的情绪危机，请先咨询医生或心理师，再决定是否练习；练习中若出现明显不适（如心悸、胸闷、情绪失控），请立即停止，睁开眼睛，把注意力放回呼吸与身体，必要时离场休息。</w:t>
+            </w:r>
+          </w:p>
+        </w:tc>
+      </w:tr>
+    </w:tbl>
     <w:p>
       <w:pPr>
-        <w:ind w:left="170"/>
-        <w:pBdr>
-          <w:left w:val="single" w:sz="18" w:space="4" w:color="1E4620"/>
-        </w:pBdr>
-        <w:shd w:val="clear" w:fill="F2F5FA"/>
+        <w:spacing w:after="40"/>
       </w:pPr>
-      <w:r>
-        <w:rPr>
-          <w:b w:val="0"/>
-        </w:rPr>
-        <w:t>- 【影响】如果一个人的善意只给「自己人」，长期下去会怎样？</w:t>
-      </w:r>
-    </w:p>
-    <w:p>
-      <w:pPr>
-        <w:ind w:left="170"/>
-        <w:pBdr>
-          <w:left w:val="single" w:sz="18" w:space="4" w:color="1E4620"/>
-        </w:pBdr>
-        <w:shd w:val="clear" w:fill="F2F5FA"/>
-      </w:pPr>
-      <w:r>
-        <w:rPr>
-          <w:b w:val="0"/>
-        </w:rPr>
-        <w:t>- 【应对】这周出门时，你可以选哪一个具体时刻（等电梯、排队），来练一练「经过即祝福」？</w:t>
-      </w:r>
     </w:p>
     <w:p>
       <w:r>
         <w:rPr>
+          <w:rFonts w:ascii="宋体" w:hAnsi="宋体" w:eastAsia="宋体"/>
           <w:b/>
-          <w:color w:val="1E4620"/>
-          <w:sz w:val="26"/>
-        </w:rPr>
-        <w:t>🧘 禅修练习（15 min）</w:t>
-      </w:r>
-    </w:p>
-    <w:p>
-      <w:pPr>
-        <w:ind w:left="170"/>
-        <w:pBdr>
-          <w:left w:val="single" w:sz="18" w:space="4" w:color="1E4620"/>
-        </w:pBdr>
-        <w:shd w:val="clear" w:fill="F2F5FA"/>
-      </w:pPr>
-      <w:r>
-        <w:rPr>
-          <w:b w:val="0"/>
-        </w:rPr>
-        <w:t>💡 本周由连续两周合并，含两段禅修练习引导词；时间紧可读其一，或各取前半段（合计约15分钟）。</w:t>
-      </w:r>
-    </w:p>
-    <w:p>
-      <w:pPr>
-        <w:ind w:left="170"/>
-        <w:pBdr>
-          <w:left w:val="single" w:sz="18" w:space="4" w:color="1E4620"/>
-        </w:pBdr>
-        <w:shd w:val="clear" w:fill="F2F5FA"/>
-      </w:pPr>
-      <w:r>
-        <w:rPr>
-          <w:b w:val="0"/>
-        </w:rPr>
-        <w:t xml:space="preserve">⚠️ </w:t>
-      </w:r>
-      <w:r>
-        <w:rPr>
-          <w:b/>
-        </w:rPr>
-        <w:t>禅修禁忌提示</w:t>
-      </w:r>
-      <w:r>
-        <w:rPr>
-          <w:b w:val="0"/>
-        </w:rPr>
-        <w:t>：若你正处在严重抑郁、焦虑、创伤后应激，或精神类疾病的发作／用药期，或正经历强烈的情绪危机，请先咨询医生或心理师，再决定是否练习；练习中若出现明显不适（如心悸、胸闷、情绪失控），请立即停止，睁开眼睛，把注意力放回呼吸与身体，必要时离场休息。</w:t>
-      </w:r>
-    </w:p>
-    <w:p>
-      <w:r>
-        <w:rPr>
-          <w:b/>
+          <w:i w:val="0"/>
+          <w:sz w:val="22"/>
         </w:rPr>
         <w:t>引导词</w:t>
       </w:r>
       <w:r>
         <w:rPr>
+          <w:rFonts w:ascii="宋体" w:hAnsi="宋体" w:eastAsia="宋体"/>
           <w:b w:val="0"/>
+          <w:i w:val="0"/>
+          <w:sz w:val="22"/>
         </w:rPr>
         <w:t>：</w:t>
       </w:r>
     </w:p>
+    <w:tbl>
+      <w:tblPr>
+        <w:tblW w:type="auto" w:w="0"/>
+        <w:jc w:val="center"/>
+        <w:tblLook w:firstColumn="1" w:firstRow="1" w:lastColumn="0" w:lastRow="0" w:noHBand="0" w:noVBand="1" w:val="04A0"/>
+      </w:tblPr>
+      <w:tblGrid>
+        <w:gridCol w:w="9638"/>
+      </w:tblGrid>
+      <w:tr>
+        <w:tc>
+          <w:tcPr>
+            <w:tcW w:type="dxa" w:w="9638"/>
+            <w:shd w:val="clear" w:color="auto" w:fill="F2F8F4"/>
+            <w:tcBorders>
+              <w:start w:val="single" w:sz="24" w:color="2E7D4F"/>
+            </w:tcBorders>
+            <w:tcMar>
+              <w:top w:w="40" w:type="dxa"/>
+              <w:bottom w:w="40" w:type="dxa"/>
+              <w:start w:w="120" w:type="dxa"/>
+              <w:end w:w="120" w:type="dxa"/>
+            </w:tcMar>
+          </w:tcPr>
+          <w:p>
+            <w:pPr>
+              <w:spacing w:line="324" w:lineRule="auto" w:after="60"/>
+            </w:pPr>
+            <w:r/>
+            <w:r>
+              <w:rPr>
+                <w:rFonts w:ascii="宋体" w:hAnsi="宋体" w:eastAsia="宋体"/>
+                <w:b w:val="0"/>
+                <w:i w:val="0"/>
+                <w:color w:val="333333"/>
+                <w:sz w:val="22"/>
+              </w:rPr>
+              <w:t>闭上眼睛，先对自己散播慈爱：愿我快乐，愿我平安，愿我健康。（停顿）</w:t>
+            </w:r>
+          </w:p>
+          <w:p>
+            <w:pPr>
+              <w:spacing w:line="324" w:lineRule="auto" w:after="60"/>
+            </w:pPr>
+          </w:p>
+          <w:p>
+            <w:pPr>
+              <w:spacing w:line="324" w:lineRule="auto" w:after="60"/>
+            </w:pPr>
+            <w:r>
+              <w:rPr>
+                <w:rFonts w:ascii="宋体" w:hAnsi="宋体" w:eastAsia="宋体"/>
+                <w:b w:val="0"/>
+                <w:i w:val="0"/>
+                <w:color w:val="333333"/>
+                <w:sz w:val="22"/>
+              </w:rPr>
+              <w:t>现在，把心扩展到你的家人——愿我的家人远离危难，身体健康，内心愉悦，保有快乐。（停顿）</w:t>
+            </w:r>
+          </w:p>
+          <w:p>
+            <w:pPr>
+              <w:spacing w:line="324" w:lineRule="auto" w:after="60"/>
+            </w:pPr>
+          </w:p>
+          <w:p>
+            <w:pPr>
+              <w:spacing w:line="324" w:lineRule="auto" w:after="60"/>
+            </w:pPr>
+            <w:r>
+              <w:rPr>
+                <w:rFonts w:ascii="宋体" w:hAnsi="宋体" w:eastAsia="宋体"/>
+                <w:b w:val="0"/>
+                <w:i w:val="0"/>
+                <w:color w:val="333333"/>
+                <w:sz w:val="22"/>
+              </w:rPr>
+              <w:t>扩展到你的同事、朋友——愿我所有的同事、朋友，以及一切有缘的人，远离危难，身体健康，内心愉悦，保有快乐。（停顿）</w:t>
+            </w:r>
+          </w:p>
+          <w:p>
+            <w:pPr>
+              <w:spacing w:line="324" w:lineRule="auto" w:after="60"/>
+            </w:pPr>
+          </w:p>
+          <w:p>
+            <w:pPr>
+              <w:spacing w:line="324" w:lineRule="auto" w:after="60"/>
+            </w:pPr>
+            <w:r>
+              <w:rPr>
+                <w:rFonts w:ascii="宋体" w:hAnsi="宋体" w:eastAsia="宋体"/>
+                <w:b w:val="0"/>
+                <w:i w:val="0"/>
+                <w:color w:val="333333"/>
+                <w:sz w:val="22"/>
+              </w:rPr>
+              <w:t>扩展到北方的一切众生——愿北方的一切众生，没有危难，身体健康，内心愉悦，保有快乐。</w:t>
+            </w:r>
+          </w:p>
+          <w:p>
+            <w:pPr>
+              <w:spacing w:line="324" w:lineRule="auto" w:after="60"/>
+            </w:pPr>
+            <w:r>
+              <w:rPr>
+                <w:rFonts w:ascii="宋体" w:hAnsi="宋体" w:eastAsia="宋体"/>
+                <w:b w:val="0"/>
+                <w:i w:val="0"/>
+                <w:color w:val="333333"/>
+                <w:sz w:val="22"/>
+              </w:rPr>
+              <w:t>扩展到南方的一切众生——愿南方的一切众生……（停顿，可依次东西方、上下方）</w:t>
+            </w:r>
+          </w:p>
+          <w:p>
+            <w:pPr>
+              <w:spacing w:line="324" w:lineRule="auto" w:after="60"/>
+            </w:pPr>
+          </w:p>
+          <w:p>
+            <w:pPr>
+              <w:spacing w:line="324" w:lineRule="auto" w:after="60"/>
+            </w:pPr>
+            <w:r>
+              <w:rPr>
+                <w:rFonts w:ascii="宋体" w:hAnsi="宋体" w:eastAsia="宋体"/>
+                <w:b w:val="0"/>
+                <w:i w:val="0"/>
+                <w:color w:val="333333"/>
+                <w:sz w:val="22"/>
+              </w:rPr>
+              <w:t>扩展到十方的一切众生、一切女性、一切男性、一切圣者、一切非圣者、一切诸天、一切人类、一切堕苦处者——愿他们都没有危难，身体健康，内心愉悦，保有快乐。（停顿）</w:t>
+            </w:r>
+          </w:p>
+          <w:p>
+            <w:pPr>
+              <w:spacing w:line="324" w:lineRule="auto" w:after="60"/>
+            </w:pPr>
+          </w:p>
+          <w:p>
+            <w:pPr>
+              <w:spacing w:line="324" w:lineRule="auto" w:after="60"/>
+            </w:pPr>
+            <w:r>
+              <w:rPr>
+                <w:rFonts w:ascii="宋体" w:hAnsi="宋体" w:eastAsia="宋体"/>
+                <w:b w:val="0"/>
+                <w:i w:val="0"/>
+                <w:color w:val="333333"/>
+                <w:sz w:val="22"/>
+              </w:rPr>
+              <w:t>上至有顶天，下至无间狱——地上走的、水里游的、空中飞的一切有情，愿无瞋、无怨，无苦及无难。（停顿）</w:t>
+            </w:r>
+          </w:p>
+          <w:p>
+            <w:pPr>
+              <w:spacing w:line="324" w:lineRule="auto" w:after="60"/>
+            </w:pPr>
+          </w:p>
+          <w:p>
+            <w:pPr>
+              <w:spacing w:line="324" w:lineRule="auto" w:after="60"/>
+            </w:pPr>
+            <w:r>
+              <w:rPr>
+                <w:rFonts w:ascii="宋体" w:hAnsi="宋体" w:eastAsia="宋体"/>
+                <w:b w:val="0"/>
+                <w:i w:val="0"/>
+                <w:color w:val="333333"/>
+                <w:sz w:val="22"/>
+              </w:rPr>
+              <w:t>最后回到呼吸。愿我快乐，愿一切众生快乐。</w:t>
+            </w:r>
+          </w:p>
+          <w:p>
+            <w:pPr>
+              <w:spacing w:line="324" w:lineRule="auto" w:after="60"/>
+            </w:pPr>
+            <w:r>
+              <w:rPr>
+                <w:rFonts w:ascii="宋体" w:hAnsi="宋体" w:eastAsia="宋体"/>
+                <w:b w:val="0"/>
+                <w:i w:val="0"/>
+                <w:color w:val="333333"/>
+                <w:sz w:val="22"/>
+              </w:rPr>
+              <w:t>好，慢慢睁开眼睛。</w:t>
+            </w:r>
+          </w:p>
+        </w:tc>
+      </w:tr>
+    </w:tbl>
     <w:p>
       <w:pPr>
-        <w:ind w:left="170"/>
-        <w:pBdr>
-          <w:left w:val="single" w:sz="18" w:space="4" w:color="1E4620"/>
-        </w:pBdr>
-        <w:shd w:val="clear" w:fill="F2F5FA"/>
+        <w:spacing w:after="40"/>
       </w:pPr>
-      <w:r>
-        <w:rPr>
-          <w:b w:val="0"/>
-        </w:rPr>
-        <w:t>闭上眼睛，先对自己散播慈爱：愿我快乐，愿我平安，愿我健康。（停顿）</w:t>
-      </w:r>
-    </w:p>
-    <w:p>
-      <w:pPr>
-        <w:ind w:left="170"/>
-        <w:pBdr>
-          <w:left w:val="single" w:sz="18" w:space="4" w:color="1E4620"/>
-        </w:pBdr>
-        <w:shd w:val="clear" w:fill="F2F5FA"/>
-      </w:pPr>
-      <w:r>
-        <w:rPr>
-          <w:b w:val="0"/>
-        </w:rPr>
-        <w:t>现在，把心扩展到你的家人——愿我的家人远离危难，身体健康，内心愉悦，保有快乐。（停顿）</w:t>
-      </w:r>
-    </w:p>
-    <w:p>
-      <w:pPr>
-        <w:ind w:left="170"/>
-        <w:pBdr>
-          <w:left w:val="single" w:sz="18" w:space="4" w:color="1E4620"/>
-        </w:pBdr>
-        <w:shd w:val="clear" w:fill="F2F5FA"/>
-      </w:pPr>
-      <w:r>
-        <w:rPr>
-          <w:b w:val="0"/>
-        </w:rPr>
-        <w:t>扩展到你的同事、朋友——愿我所有的同事、朋友，以及一切有缘的人，远离危难，身体健康，内心愉悦，保有快乐。（停顿）</w:t>
-      </w:r>
-    </w:p>
-    <w:p>
-      <w:pPr>
-        <w:ind w:left="170"/>
-        <w:pBdr>
-          <w:left w:val="single" w:sz="18" w:space="4" w:color="1E4620"/>
-        </w:pBdr>
-        <w:shd w:val="clear" w:fill="F2F5FA"/>
-      </w:pPr>
-      <w:r>
-        <w:rPr>
-          <w:b w:val="0"/>
-        </w:rPr>
-        <w:t>扩展到北方的一切众生——愿北方的一切众生，没有危难，身体健康，内心愉悦，保有快乐。</w:t>
-      </w:r>
-    </w:p>
-    <w:p>
-      <w:pPr>
-        <w:ind w:left="170"/>
-        <w:pBdr>
-          <w:left w:val="single" w:sz="18" w:space="4" w:color="1E4620"/>
-        </w:pBdr>
-        <w:shd w:val="clear" w:fill="F2F5FA"/>
-      </w:pPr>
-      <w:r>
-        <w:rPr>
-          <w:b w:val="0"/>
-        </w:rPr>
-        <w:t>扩展到南方的一切众生——愿南方的一切众生……（停顿，可依次东西方、上下方）</w:t>
-      </w:r>
-    </w:p>
-    <w:p>
-      <w:pPr>
-        <w:ind w:left="170"/>
-        <w:pBdr>
-          <w:left w:val="single" w:sz="18" w:space="4" w:color="1E4620"/>
-        </w:pBdr>
-        <w:shd w:val="clear" w:fill="F2F5FA"/>
-      </w:pPr>
-      <w:r>
-        <w:rPr>
-          <w:b w:val="0"/>
-        </w:rPr>
-        <w:t>扩展到十方的一切众生、一切女性、一切男性、一切圣者、一切非圣者、一切诸天、一切人类、一切堕苦处者——愿他们都没有危难，身体健康，内心愉悦，保有快乐。（停顿）</w:t>
-      </w:r>
-    </w:p>
-    <w:p>
-      <w:pPr>
-        <w:ind w:left="170"/>
-        <w:pBdr>
-          <w:left w:val="single" w:sz="18" w:space="4" w:color="1E4620"/>
-        </w:pBdr>
-        <w:shd w:val="clear" w:fill="F2F5FA"/>
-      </w:pPr>
-      <w:r>
-        <w:rPr>
-          <w:b w:val="0"/>
-        </w:rPr>
-        <w:t>上至有顶天，下至无间狱——地上走的、水里游的、空中飞的一切有情，愿无瞋、无怨，无苦及无难。（停顿）</w:t>
-      </w:r>
-    </w:p>
-    <w:p>
-      <w:pPr>
-        <w:ind w:left="170"/>
-        <w:pBdr>
-          <w:left w:val="single" w:sz="18" w:space="4" w:color="1E4620"/>
-        </w:pBdr>
-        <w:shd w:val="clear" w:fill="F2F5FA"/>
-      </w:pPr>
-      <w:r>
-        <w:rPr>
-          <w:b w:val="0"/>
-        </w:rPr>
-        <w:t>最后回到呼吸。愿我快乐，愿一切众生快乐。</w:t>
-      </w:r>
-    </w:p>
-    <w:p>
-      <w:pPr>
-        <w:ind w:left="170"/>
-        <w:pBdr>
-          <w:left w:val="single" w:sz="18" w:space="4" w:color="1E4620"/>
-        </w:pBdr>
-        <w:shd w:val="clear" w:fill="F2F5FA"/>
-      </w:pPr>
-      <w:r>
-        <w:rPr>
-          <w:b w:val="0"/>
-        </w:rPr>
-        <w:t>好，慢慢睁开眼睛。</w:t>
-      </w:r>
     </w:p>
     <w:p>
       <w:r>
         <w:rPr>
+          <w:rFonts w:ascii="宋体" w:hAnsi="宋体" w:eastAsia="宋体"/>
           <w:b/>
+          <w:i w:val="0"/>
+          <w:sz w:val="22"/>
         </w:rPr>
         <w:t>引导词</w:t>
       </w:r>
       <w:r>
         <w:rPr>
+          <w:rFonts w:ascii="宋体" w:hAnsi="宋体" w:eastAsia="宋体"/>
           <w:b w:val="0"/>
+          <w:i w:val="0"/>
+          <w:sz w:val="22"/>
         </w:rPr>
         <w:t>：</w:t>
       </w:r>
     </w:p>
+    <w:tbl>
+      <w:tblPr>
+        <w:tblW w:type="auto" w:w="0"/>
+        <w:jc w:val="center"/>
+        <w:tblLook w:firstColumn="1" w:firstRow="1" w:lastColumn="0" w:lastRow="0" w:noHBand="0" w:noVBand="1" w:val="04A0"/>
+      </w:tblPr>
+      <w:tblGrid>
+        <w:gridCol w:w="9638"/>
+      </w:tblGrid>
+      <w:tr>
+        <w:tc>
+          <w:tcPr>
+            <w:tcW w:type="dxa" w:w="9638"/>
+            <w:shd w:val="clear" w:color="auto" w:fill="F2F8F4"/>
+            <w:tcBorders>
+              <w:start w:val="single" w:sz="24" w:color="2E7D4F"/>
+            </w:tcBorders>
+            <w:tcMar>
+              <w:top w:w="40" w:type="dxa"/>
+              <w:bottom w:w="40" w:type="dxa"/>
+              <w:start w:w="120" w:type="dxa"/>
+              <w:end w:w="120" w:type="dxa"/>
+            </w:tcMar>
+          </w:tcPr>
+          <w:p>
+            <w:pPr>
+              <w:spacing w:line="324" w:lineRule="auto" w:after="60"/>
+            </w:pPr>
+            <w:r/>
+            <w:r>
+              <w:rPr>
+                <w:rFonts w:ascii="宋体" w:hAnsi="宋体" w:eastAsia="宋体"/>
+                <w:b w:val="0"/>
+                <w:i w:val="0"/>
+                <w:color w:val="333333"/>
+                <w:sz w:val="22"/>
+              </w:rPr>
+              <w:t>闭上眼睛。先对自己散播慈爱：愿我快乐，愿我平安，愿我健康。（停顿）</w:t>
+            </w:r>
+          </w:p>
+          <w:p>
+            <w:pPr>
+              <w:spacing w:line="324" w:lineRule="auto" w:after="60"/>
+            </w:pPr>
+          </w:p>
+          <w:p>
+            <w:pPr>
+              <w:spacing w:line="324" w:lineRule="auto" w:after="60"/>
+            </w:pPr>
+            <w:r>
+              <w:rPr>
+                <w:rFonts w:ascii="宋体" w:hAnsi="宋体" w:eastAsia="宋体"/>
+                <w:b/>
+                <w:i w:val="0"/>
+                <w:color w:val="333333"/>
+                <w:sz w:val="22"/>
+              </w:rPr>
+              <w:t>慈</w:t>
+            </w:r>
+            <w:r>
+              <w:rPr>
+                <w:rFonts w:ascii="宋体" w:hAnsi="宋体" w:eastAsia="宋体"/>
+                <w:b w:val="0"/>
+                <w:i w:val="0"/>
+                <w:color w:val="333333"/>
+                <w:sz w:val="22"/>
+              </w:rPr>
+              <w:t>——想一位你关爱的朋友，愿他快乐，愿他平安，愿他健康。（停顿）</w:t>
+            </w:r>
+          </w:p>
+          <w:p>
+            <w:pPr>
+              <w:spacing w:line="324" w:lineRule="auto" w:after="60"/>
+            </w:pPr>
+          </w:p>
+          <w:p>
+            <w:pPr>
+              <w:spacing w:line="324" w:lineRule="auto" w:after="60"/>
+            </w:pPr>
+            <w:r>
+              <w:rPr>
+                <w:rFonts w:ascii="宋体" w:hAnsi="宋体" w:eastAsia="宋体"/>
+                <w:b/>
+                <w:i w:val="0"/>
+                <w:color w:val="333333"/>
+                <w:sz w:val="22"/>
+              </w:rPr>
+              <w:t>悲</w:t>
+            </w:r>
+            <w:r>
+              <w:rPr>
+                <w:rFonts w:ascii="宋体" w:hAnsi="宋体" w:eastAsia="宋体"/>
+                <w:b w:val="0"/>
+                <w:i w:val="0"/>
+                <w:color w:val="333333"/>
+                <w:sz w:val="22"/>
+              </w:rPr>
+              <w:t>——想一位正在经历困难的人，或者你看到过的受苦的众生，愿他离苦，愿他不再被痛苦折磨，愿他早日解脱。（停顿）</w:t>
+            </w:r>
+          </w:p>
+          <w:p>
+            <w:pPr>
+              <w:spacing w:line="324" w:lineRule="auto" w:after="60"/>
+            </w:pPr>
+          </w:p>
+          <w:p>
+            <w:pPr>
+              <w:spacing w:line="324" w:lineRule="auto" w:after="60"/>
+            </w:pPr>
+            <w:r>
+              <w:rPr>
+                <w:rFonts w:ascii="宋体" w:hAnsi="宋体" w:eastAsia="宋体"/>
+                <w:b/>
+                <w:i w:val="0"/>
+                <w:color w:val="333333"/>
+                <w:sz w:val="22"/>
+              </w:rPr>
+              <w:t>喜</w:t>
+            </w:r>
+            <w:r>
+              <w:rPr>
+                <w:rFonts w:ascii="宋体" w:hAnsi="宋体" w:eastAsia="宋体"/>
+                <w:b w:val="0"/>
+                <w:i w:val="0"/>
+                <w:color w:val="333333"/>
+                <w:sz w:val="22"/>
+              </w:rPr>
+              <w:t>——想一位最近取得成就、过得很好的朋友，真心为他高兴，随喜他的成功，愿他越来越好。（停顿）</w:t>
+            </w:r>
+          </w:p>
+          <w:p>
+            <w:pPr>
+              <w:spacing w:line="324" w:lineRule="auto" w:after="60"/>
+            </w:pPr>
+          </w:p>
+          <w:p>
+            <w:pPr>
+              <w:spacing w:line="324" w:lineRule="auto" w:after="60"/>
+            </w:pPr>
+            <w:r>
+              <w:rPr>
+                <w:rFonts w:ascii="宋体" w:hAnsi="宋体" w:eastAsia="宋体"/>
+                <w:b/>
+                <w:i w:val="0"/>
+                <w:color w:val="333333"/>
+                <w:sz w:val="22"/>
+              </w:rPr>
+              <w:t>舍</w:t>
+            </w:r>
+            <w:r>
+              <w:rPr>
+                <w:rFonts w:ascii="宋体" w:hAnsi="宋体" w:eastAsia="宋体"/>
+                <w:b w:val="0"/>
+                <w:i w:val="0"/>
+                <w:color w:val="333333"/>
+                <w:sz w:val="22"/>
+              </w:rPr>
+              <w:t>——想一想那些与你无关的人：地铁里的人、路上的人，愿他们各自安好，不执著、不排斥，平等地祝福。（停顿）</w:t>
+            </w:r>
+          </w:p>
+          <w:p>
+            <w:pPr>
+              <w:spacing w:line="324" w:lineRule="auto" w:after="60"/>
+            </w:pPr>
+          </w:p>
+          <w:p>
+            <w:pPr>
+              <w:spacing w:line="324" w:lineRule="auto" w:after="60"/>
+            </w:pPr>
+            <w:r>
+              <w:rPr>
+                <w:rFonts w:ascii="宋体" w:hAnsi="宋体" w:eastAsia="宋体"/>
+                <w:b w:val="0"/>
+                <w:i w:val="0"/>
+                <w:color w:val="333333"/>
+                <w:sz w:val="22"/>
+              </w:rPr>
+              <w:t>最后回到呼吸。愿我快乐，愿一切众生快乐。</w:t>
+            </w:r>
+          </w:p>
+          <w:p>
+            <w:pPr>
+              <w:spacing w:line="324" w:lineRule="auto" w:after="60"/>
+            </w:pPr>
+            <w:r>
+              <w:rPr>
+                <w:rFonts w:ascii="宋体" w:hAnsi="宋体" w:eastAsia="宋体"/>
+                <w:b w:val="0"/>
+                <w:i w:val="0"/>
+                <w:color w:val="333333"/>
+                <w:sz w:val="22"/>
+              </w:rPr>
+              <w:t>好，慢慢睁开眼睛。</w:t>
+            </w:r>
+          </w:p>
+        </w:tc>
+      </w:tr>
+    </w:tbl>
     <w:p>
       <w:pPr>
-        <w:ind w:left="170"/>
-        <w:pBdr>
-          <w:left w:val="single" w:sz="18" w:space="4" w:color="1E4620"/>
-        </w:pBdr>
-        <w:shd w:val="clear" w:fill="F2F5FA"/>
+        <w:spacing w:after="40"/>
+      </w:pPr>
+    </w:p>
+    <w:p>
+      <w:pPr>
+        <w:spacing w:before="200"/>
       </w:pPr>
       <w:r>
         <w:rPr>
+          <w:rFonts w:ascii="微软雅黑" w:hAnsi="微软雅黑" w:eastAsia="微软雅黑"/>
           <w:b w:val="0"/>
-        </w:rPr>
-        <w:t>闭上眼睛。先对自己散播慈爱：愿我快乐，愿我平安，愿我健康。（停顿）</w:t>
-      </w:r>
-    </w:p>
-    <w:p>
-      <w:pPr>
-        <w:ind w:left="170"/>
-        <w:pBdr>
-          <w:left w:val="single" w:sz="18" w:space="4" w:color="1E4620"/>
-        </w:pBdr>
-        <w:shd w:val="clear" w:fill="F2F5FA"/>
-      </w:pPr>
-      <w:r>
-        <w:rPr>
-          <w:b/>
-        </w:rPr>
-        <w:t>慈</w:t>
-      </w:r>
-      <w:r>
-        <w:rPr>
-          <w:b w:val="0"/>
-        </w:rPr>
-        <w:t>——想一位你关爱的朋友，愿他快乐，愿他平安，愿他健康。（停顿）</w:t>
-      </w:r>
-    </w:p>
-    <w:p>
-      <w:pPr>
-        <w:ind w:left="170"/>
-        <w:pBdr>
-          <w:left w:val="single" w:sz="18" w:space="4" w:color="1E4620"/>
-        </w:pBdr>
-        <w:shd w:val="clear" w:fill="F2F5FA"/>
-      </w:pPr>
-      <w:r>
-        <w:rPr>
-          <w:b/>
-        </w:rPr>
-        <w:t>悲</w:t>
-      </w:r>
-      <w:r>
-        <w:rPr>
-          <w:b w:val="0"/>
-        </w:rPr>
-        <w:t>——想一位正在经历困难的人，或者你看到过的受苦的众生，愿他离苦，愿他不再被痛苦折磨，愿他早日解脱。（停顿）</w:t>
-      </w:r>
-    </w:p>
-    <w:p>
-      <w:pPr>
-        <w:ind w:left="170"/>
-        <w:pBdr>
-          <w:left w:val="single" w:sz="18" w:space="4" w:color="1E4620"/>
-        </w:pBdr>
-        <w:shd w:val="clear" w:fill="F2F5FA"/>
-      </w:pPr>
-      <w:r>
-        <w:rPr>
-          <w:b/>
-        </w:rPr>
-        <w:t>喜</w:t>
-      </w:r>
-      <w:r>
-        <w:rPr>
-          <w:b w:val="0"/>
-        </w:rPr>
-        <w:t>——想一位最近取得成就、过得很好的朋友，真心为他高兴，随喜他的成功，愿他越来越好。（停顿）</w:t>
-      </w:r>
-    </w:p>
-    <w:p>
-      <w:pPr>
-        <w:ind w:left="170"/>
-        <w:pBdr>
-          <w:left w:val="single" w:sz="18" w:space="4" w:color="1E4620"/>
-        </w:pBdr>
-        <w:shd w:val="clear" w:fill="F2F5FA"/>
-      </w:pPr>
-      <w:r>
-        <w:rPr>
-          <w:b/>
-        </w:rPr>
-        <w:t>舍</w:t>
-      </w:r>
-      <w:r>
-        <w:rPr>
-          <w:b w:val="0"/>
-        </w:rPr>
-        <w:t>——想一想那些与你无关的人：地铁里的人、路上的人，愿他们各自安好，不执著、不排斥，平等地祝福。（停顿）</w:t>
-      </w:r>
-    </w:p>
-    <w:p>
-      <w:pPr>
-        <w:ind w:left="170"/>
-        <w:pBdr>
-          <w:left w:val="single" w:sz="18" w:space="4" w:color="1E4620"/>
-        </w:pBdr>
-        <w:shd w:val="clear" w:fill="F2F5FA"/>
-      </w:pPr>
-      <w:r>
-        <w:rPr>
-          <w:b w:val="0"/>
-        </w:rPr>
-        <w:t>最后回到呼吸。愿我快乐，愿一切众生快乐。</w:t>
-      </w:r>
-    </w:p>
-    <w:p>
-      <w:pPr>
-        <w:ind w:left="170"/>
-        <w:pBdr>
-          <w:left w:val="single" w:sz="18" w:space="4" w:color="1E4620"/>
-        </w:pBdr>
-        <w:shd w:val="clear" w:fill="F2F5FA"/>
-      </w:pPr>
-      <w:r>
-        <w:rPr>
-          <w:b w:val="0"/>
-        </w:rPr>
-        <w:t>好，慢慢睁开眼睛。</w:t>
-      </w:r>
-    </w:p>
-    <w:p>
-      <w:r>
-        <w:rPr>
-          <w:b/>
-          <w:color w:val="1E4620"/>
-          <w:sz w:val="26"/>
+          <w:i w:val="0"/>
+          <w:color w:val="1E5631"/>
+          <w:sz w:val="28"/>
         </w:rPr>
         <w:t>📖 共读原文2（20 min）</w:t>
       </w:r>
     </w:p>
+    <w:tbl>
+      <w:tblPr>
+        <w:tblW w:type="auto" w:w="0"/>
+        <w:jc w:val="center"/>
+        <w:tblLook w:firstColumn="1" w:firstRow="1" w:lastColumn="0" w:lastRow="0" w:noHBand="0" w:noVBand="1" w:val="04A0"/>
+      </w:tblPr>
+      <w:tblGrid>
+        <w:gridCol w:w="9638"/>
+      </w:tblGrid>
+      <w:tr>
+        <w:tc>
+          <w:tcPr>
+            <w:tcW w:type="dxa" w:w="9638"/>
+            <w:shd w:val="clear" w:color="auto" w:fill="F2F8F4"/>
+            <w:tcBorders>
+              <w:start w:val="single" w:sz="24" w:color="2E7D4F"/>
+            </w:tcBorders>
+            <w:tcMar>
+              <w:top w:w="40" w:type="dxa"/>
+              <w:bottom w:w="40" w:type="dxa"/>
+              <w:start w:w="120" w:type="dxa"/>
+              <w:end w:w="120" w:type="dxa"/>
+            </w:tcMar>
+          </w:tcPr>
+          <w:p>
+            <w:pPr>
+              <w:spacing w:line="324" w:lineRule="auto" w:after="60"/>
+            </w:pPr>
+            <w:r/>
+            <w:r>
+              <w:rPr>
+                <w:rFonts w:ascii="宋体" w:hAnsi="宋体" w:eastAsia="宋体"/>
+                <w:b w:val="0"/>
+                <w:i w:val="0"/>
+                <w:color w:val="333333"/>
+                <w:sz w:val="22"/>
+              </w:rPr>
+              <w:t xml:space="preserve">🎤 </w:t>
+            </w:r>
+            <w:r>
+              <w:rPr>
+                <w:rFonts w:ascii="宋体" w:hAnsi="宋体" w:eastAsia="宋体"/>
+                <w:b/>
+                <w:i w:val="0"/>
+                <w:color w:val="333333"/>
+                <w:sz w:val="22"/>
+              </w:rPr>
+              <w:t>本周朗读段</w:t>
+            </w:r>
+            <w:r>
+              <w:rPr>
+                <w:rFonts w:ascii="宋体" w:hAnsi="宋体" w:eastAsia="宋体"/>
+                <w:b w:val="0"/>
+                <w:i w:val="0"/>
+                <w:color w:val="333333"/>
+                <w:sz w:val="22"/>
+              </w:rPr>
+              <w:t>（★核心段落｜约 496 字｜中等稍慢约 3 分钟；本讲共读原文正文合计约 2161 字）：先朗读全部★核心段落；◈扩展段落及补充原文作默读／选读／延伸。</w:t>
+            </w:r>
+          </w:p>
+        </w:tc>
+      </w:tr>
+    </w:tbl>
     <w:p>
       <w:pPr>
-        <w:ind w:left="170"/>
-        <w:pBdr>
-          <w:left w:val="single" w:sz="18" w:space="4" w:color="1E4620"/>
-        </w:pBdr>
-        <w:shd w:val="clear" w:fill="F2F5FA"/>
+        <w:spacing w:after="40"/>
+      </w:pPr>
+    </w:p>
+    <w:p>
+      <w:pPr>
+        <w:spacing w:before="120"/>
       </w:pPr>
       <w:r>
         <w:rPr>
+          <w:rFonts w:ascii="微软雅黑" w:hAnsi="微软雅黑" w:eastAsia="微软雅黑"/>
           <w:b w:val="0"/>
-        </w:rPr>
-        <w:t xml:space="preserve">🎤 </w:t>
-      </w:r>
-      <w:r>
-        <w:rPr>
-          <w:b/>
-        </w:rPr>
-        <w:t>本周朗读段</w:t>
-      </w:r>
-      <w:r>
-        <w:rPr>
-          <w:b w:val="0"/>
-        </w:rPr>
-        <w:t>（★核心段落｜约 496 字｜中等稍慢约 3 分钟；本讲共读原文正文合计约 2161 字）：先朗读全部★核心段落；◈扩展段落及补充原文作默读／选读／延伸。</w:t>
-      </w:r>
-    </w:p>
-    <w:p>
-      <w:r>
-        <w:rPr>
-          <w:b/>
-          <w:color w:val="1E4620"/>
-          <w:sz w:val="23"/>
+          <w:i w:val="0"/>
+          <w:color w:val="1E5631"/>
+          <w:sz w:val="24"/>
         </w:rPr>
         <w:t>原文材料①：四梵住总说——慈悲喜舍</w:t>
       </w:r>
@@ -2081,307 +3060,574 @@
     <w:p>
       <w:r>
         <w:rPr>
+          <w:rFonts w:ascii="宋体" w:hAnsi="宋体" w:eastAsia="宋体"/>
           <w:b/>
+          <w:i w:val="0"/>
+          <w:sz w:val="22"/>
         </w:rPr>
         <w:t>★核心段落（必读）</w:t>
       </w:r>
       <w:r>
         <w:rPr>
+          <w:rFonts w:ascii="宋体" w:hAnsi="宋体" w:eastAsia="宋体"/>
           <w:b w:val="0"/>
+          <w:i w:val="0"/>
+          <w:sz w:val="22"/>
         </w:rPr>
         <w:t>【本周朗读段】</w:t>
       </w:r>
     </w:p>
+    <w:tbl>
+      <w:tblPr>
+        <w:tblW w:type="auto" w:w="0"/>
+        <w:jc w:val="center"/>
+        <w:tblLook w:firstColumn="1" w:firstRow="1" w:lastColumn="0" w:lastRow="0" w:noHBand="0" w:noVBand="1" w:val="04A0"/>
+      </w:tblPr>
+      <w:tblGrid>
+        <w:gridCol w:w="9638"/>
+      </w:tblGrid>
+      <w:tr>
+        <w:tc>
+          <w:tcPr>
+            <w:tcW w:type="dxa" w:w="9638"/>
+            <w:shd w:val="clear" w:color="auto" w:fill="F2F8F4"/>
+            <w:tcBorders>
+              <w:start w:val="single" w:sz="24" w:color="2E7D4F"/>
+            </w:tcBorders>
+            <w:tcMar>
+              <w:top w:w="40" w:type="dxa"/>
+              <w:bottom w:w="40" w:type="dxa"/>
+              <w:start w:w="120" w:type="dxa"/>
+              <w:end w:w="120" w:type="dxa"/>
+            </w:tcMar>
+          </w:tcPr>
+          <w:p>
+            <w:pPr>
+              <w:spacing w:line="324" w:lineRule="auto" w:after="60"/>
+            </w:pPr>
+            <w:r/>
+            <w:r>
+              <w:rPr>
+                <w:rFonts w:ascii="宋体" w:hAnsi="宋体" w:eastAsia="宋体"/>
+                <w:b/>
+                <w:i w:val="0"/>
+                <w:color w:val="333333"/>
+                <w:sz w:val="22"/>
+              </w:rPr>
+              <w:t>慈悲喜舍的定义</w:t>
+            </w:r>
+          </w:p>
+          <w:p>
+            <w:pPr>
+              <w:spacing w:line="324" w:lineRule="auto" w:after="60"/>
+            </w:pPr>
+          </w:p>
+          <w:p>
+            <w:pPr>
+              <w:spacing w:line="324" w:lineRule="auto" w:after="60"/>
+            </w:pPr>
+            <w:r>
+              <w:rPr>
+                <w:rFonts w:ascii="宋体" w:hAnsi="宋体" w:eastAsia="宋体"/>
+                <w:b w:val="0"/>
+                <w:i w:val="0"/>
+                <w:color w:val="333333"/>
+                <w:sz w:val="22"/>
+              </w:rPr>
+              <w:t>"慈悲喜舍"其实它是指在我们的心流里面，也就是在我们的心的素质里面，你存有要促进众生的利益的倾向那是</w:t>
+            </w:r>
+            <w:r>
+              <w:rPr>
+                <w:rFonts w:ascii="宋体" w:hAnsi="宋体" w:eastAsia="宋体"/>
+                <w:b/>
+                <w:i w:val="0"/>
+                <w:color w:val="333333"/>
+                <w:sz w:val="22"/>
+              </w:rPr>
+              <w:t>慈</w:t>
+            </w:r>
+            <w:r>
+              <w:rPr>
+                <w:rFonts w:ascii="宋体" w:hAnsi="宋体" w:eastAsia="宋体"/>
+                <w:b w:val="0"/>
+                <w:i w:val="0"/>
+                <w:color w:val="333333"/>
+                <w:sz w:val="22"/>
+              </w:rPr>
+              <w:t>；想拔除众生的痛苦，这是</w:t>
+            </w:r>
+            <w:r>
+              <w:rPr>
+                <w:rFonts w:ascii="宋体" w:hAnsi="宋体" w:eastAsia="宋体"/>
+                <w:b/>
+                <w:i w:val="0"/>
+                <w:color w:val="333333"/>
+                <w:sz w:val="22"/>
+              </w:rPr>
+              <w:t>悲</w:t>
+            </w:r>
+            <w:r>
+              <w:rPr>
+                <w:rFonts w:ascii="宋体" w:hAnsi="宋体" w:eastAsia="宋体"/>
+                <w:b w:val="0"/>
+                <w:i w:val="0"/>
+                <w:color w:val="333333"/>
+                <w:sz w:val="22"/>
+              </w:rPr>
+              <w:t>；你随喜众生的成就，这是</w:t>
+            </w:r>
+            <w:r>
+              <w:rPr>
+                <w:rFonts w:ascii="宋体" w:hAnsi="宋体" w:eastAsia="宋体"/>
+                <w:b/>
+                <w:i w:val="0"/>
+                <w:color w:val="333333"/>
+                <w:sz w:val="22"/>
+              </w:rPr>
+              <w:t>喜</w:t>
+            </w:r>
+            <w:r>
+              <w:rPr>
+                <w:rFonts w:ascii="宋体" w:hAnsi="宋体" w:eastAsia="宋体"/>
+                <w:b w:val="0"/>
+                <w:i w:val="0"/>
+                <w:color w:val="333333"/>
+                <w:sz w:val="22"/>
+              </w:rPr>
+              <w:t>；你以中捨的态度对待所有的众生，这是</w:t>
+            </w:r>
+            <w:r>
+              <w:rPr>
+                <w:rFonts w:ascii="宋体" w:hAnsi="宋体" w:eastAsia="宋体"/>
+                <w:b/>
+                <w:i w:val="0"/>
+                <w:color w:val="333333"/>
+                <w:sz w:val="22"/>
+              </w:rPr>
+              <w:t>捨</w:t>
+            </w:r>
+            <w:r>
+              <w:rPr>
+                <w:rFonts w:ascii="宋体" w:hAnsi="宋体" w:eastAsia="宋体"/>
+                <w:b w:val="0"/>
+                <w:i w:val="0"/>
+                <w:color w:val="333333"/>
+                <w:sz w:val="22"/>
+              </w:rPr>
+              <w:t>，这四种高尚的素质，我们被称为"慈悲喜舍"。</w:t>
+            </w:r>
+          </w:p>
+        </w:tc>
+      </w:tr>
+    </w:tbl>
     <w:p>
       <w:pPr>
-        <w:ind w:left="170"/>
-        <w:pBdr>
-          <w:left w:val="single" w:sz="18" w:space="4" w:color="1E4620"/>
-        </w:pBdr>
-        <w:shd w:val="clear" w:fill="F2F5FA"/>
+        <w:spacing w:after="40"/>
       </w:pPr>
-      <w:r>
-        <w:rPr>
-          <w:b/>
-        </w:rPr>
-        <w:t>慈悲喜舍的定义</w:t>
-      </w:r>
-    </w:p>
-    <w:p>
-      <w:pPr>
-        <w:ind w:left="170"/>
-        <w:pBdr>
-          <w:left w:val="single" w:sz="18" w:space="4" w:color="1E4620"/>
-        </w:pBdr>
-        <w:shd w:val="clear" w:fill="F2F5FA"/>
-      </w:pPr>
-      <w:r>
-        <w:rPr>
-          <w:b w:val="0"/>
-        </w:rPr>
-        <w:t>"慈悲喜舍"其实它是指在我们的心流里面，也就是在我们的心的素质里面，你存有要促进众生的利益的倾向那是</w:t>
-      </w:r>
-      <w:r>
-        <w:rPr>
-          <w:b/>
-        </w:rPr>
-        <w:t>慈</w:t>
-      </w:r>
-      <w:r>
-        <w:rPr>
-          <w:b w:val="0"/>
-        </w:rPr>
-        <w:t>；想拔除众生的痛苦，这是</w:t>
-      </w:r>
-      <w:r>
-        <w:rPr>
-          <w:b/>
-        </w:rPr>
-        <w:t>悲</w:t>
-      </w:r>
-      <w:r>
-        <w:rPr>
-          <w:b w:val="0"/>
-        </w:rPr>
-        <w:t>；你随喜众生的成就，这是</w:t>
-      </w:r>
-      <w:r>
-        <w:rPr>
-          <w:b/>
-        </w:rPr>
-        <w:t>喜</w:t>
-      </w:r>
-      <w:r>
-        <w:rPr>
-          <w:b w:val="0"/>
-        </w:rPr>
-        <w:t>；你以中捨的态度对待所有的众生，这是</w:t>
-      </w:r>
-      <w:r>
-        <w:rPr>
-          <w:b/>
-        </w:rPr>
-        <w:t>捨</w:t>
-      </w:r>
-      <w:r>
-        <w:rPr>
-          <w:b w:val="0"/>
-        </w:rPr>
-        <w:t>，这四种高尚的素质，我们被称为"慈悲喜舍"。</w:t>
-      </w:r>
     </w:p>
     <w:p>
       <w:r>
         <w:rPr>
+          <w:rFonts w:ascii="宋体" w:hAnsi="宋体" w:eastAsia="宋体"/>
           <w:b/>
+          <w:i w:val="0"/>
+          <w:sz w:val="22"/>
         </w:rPr>
         <w:t>★核心段落（必读）</w:t>
       </w:r>
       <w:r>
         <w:rPr>
+          <w:rFonts w:ascii="宋体" w:hAnsi="宋体" w:eastAsia="宋体"/>
           <w:b w:val="0"/>
+          <w:i w:val="0"/>
+          <w:sz w:val="22"/>
         </w:rPr>
         <w:t>【本周朗读段】</w:t>
       </w:r>
     </w:p>
+    <w:tbl>
+      <w:tblPr>
+        <w:tblW w:type="auto" w:w="0"/>
+        <w:jc w:val="center"/>
+        <w:tblLook w:firstColumn="1" w:firstRow="1" w:lastColumn="0" w:lastRow="0" w:noHBand="0" w:noVBand="1" w:val="04A0"/>
+      </w:tblPr>
+      <w:tblGrid>
+        <w:gridCol w:w="9638"/>
+      </w:tblGrid>
+      <w:tr>
+        <w:tc>
+          <w:tcPr>
+            <w:tcW w:type="dxa" w:w="9638"/>
+            <w:shd w:val="clear" w:color="auto" w:fill="F2F8F4"/>
+            <w:tcBorders>
+              <w:start w:val="single" w:sz="24" w:color="2E7D4F"/>
+            </w:tcBorders>
+            <w:tcMar>
+              <w:top w:w="40" w:type="dxa"/>
+              <w:bottom w:w="40" w:type="dxa"/>
+              <w:start w:w="120" w:type="dxa"/>
+              <w:end w:w="120" w:type="dxa"/>
+            </w:tcMar>
+          </w:tcPr>
+          <w:p>
+            <w:pPr>
+              <w:spacing w:line="324" w:lineRule="auto" w:after="60"/>
+            </w:pPr>
+            <w:r/>
+            <w:r>
+              <w:rPr>
+                <w:rFonts w:ascii="宋体" w:hAnsi="宋体" w:eastAsia="宋体"/>
+                <w:b/>
+                <w:i w:val="0"/>
+                <w:color w:val="333333"/>
+                <w:sz w:val="22"/>
+              </w:rPr>
+              <w:t>两种层次</w:t>
+            </w:r>
+          </w:p>
+          <w:p>
+            <w:pPr>
+              <w:spacing w:line="324" w:lineRule="auto" w:after="60"/>
+            </w:pPr>
+          </w:p>
+          <w:p>
+            <w:pPr>
+              <w:spacing w:line="324" w:lineRule="auto" w:after="60"/>
+            </w:pPr>
+            <w:r>
+              <w:rPr>
+                <w:rFonts w:ascii="宋体" w:hAnsi="宋体" w:eastAsia="宋体"/>
+                <w:b w:val="0"/>
+                <w:i w:val="0"/>
+                <w:color w:val="333333"/>
+                <w:sz w:val="22"/>
+              </w:rPr>
+              <w:t>这些心理素质就大的范围、种类来分可以分为两种层次，一种称为初级的心理素质，这个叫 pubbabhāga，有人把它翻译成叫"初级"，有人把它翻译成叫"前分"，是指"慈悲喜舍"四梵住，在欲界生起来的心，就是我们日常生活中生起来的慈悲喜舍，那是属于欲界心。然后如果我们去练习慈悲喜舍的禅那，而证得禅那，那是色界的心。从色界、欲界两个界的角度上来分有两种。</w:t>
+            </w:r>
+          </w:p>
+          <w:p>
+            <w:pPr>
+              <w:spacing w:line="324" w:lineRule="auto" w:after="60"/>
+            </w:pPr>
+          </w:p>
+          <w:p>
+            <w:pPr>
+              <w:spacing w:line="324" w:lineRule="auto" w:after="60"/>
+            </w:pPr>
+            <w:r>
+              <w:rPr>
+                <w:rFonts w:ascii="宋体" w:hAnsi="宋体" w:eastAsia="宋体"/>
+                <w:b w:val="0"/>
+                <w:i w:val="0"/>
+                <w:color w:val="333333"/>
+                <w:sz w:val="22"/>
+              </w:rPr>
+              <w:t>"慈悲喜"梵住可以证得初禅、二禅、三禅；而舍呢，只有第四禅。</w:t>
+            </w:r>
+          </w:p>
+        </w:tc>
+      </w:tr>
+    </w:tbl>
     <w:p>
       <w:pPr>
-        <w:ind w:left="170"/>
-        <w:pBdr>
-          <w:left w:val="single" w:sz="18" w:space="4" w:color="1E4620"/>
-        </w:pBdr>
-        <w:shd w:val="clear" w:fill="F2F5FA"/>
+        <w:spacing w:after="40"/>
       </w:pPr>
-      <w:r>
-        <w:rPr>
-          <w:b/>
-        </w:rPr>
-        <w:t>两种层次</w:t>
-      </w:r>
-    </w:p>
-    <w:p>
-      <w:pPr>
-        <w:ind w:left="170"/>
-        <w:pBdr>
-          <w:left w:val="single" w:sz="18" w:space="4" w:color="1E4620"/>
-        </w:pBdr>
-        <w:shd w:val="clear" w:fill="F2F5FA"/>
-      </w:pPr>
-      <w:r>
-        <w:rPr>
-          <w:b w:val="0"/>
-        </w:rPr>
-        <w:t>这些心理素质就大的范围、种类来分可以分为两种层次，一种称为初级的心理素质，这个叫 pubbabhāga，有人把它翻译成叫"初级"，有人把它翻译成叫"前分"，是指"慈悲喜舍"四梵住，在欲界生起来的心，就是我们日常生活中生起来的慈悲喜舍，那是属于欲界心。然后如果我们去练习慈悲喜舍的禅那，而证得禅那，那是色界的心。从色界、欲界两个界的角度上来分有两种。</w:t>
-      </w:r>
-    </w:p>
-    <w:p>
-      <w:pPr>
-        <w:ind w:left="170"/>
-        <w:pBdr>
-          <w:left w:val="single" w:sz="18" w:space="4" w:color="1E4620"/>
-        </w:pBdr>
-        <w:shd w:val="clear" w:fill="F2F5FA"/>
-      </w:pPr>
-      <w:r>
-        <w:rPr>
-          <w:b w:val="0"/>
-        </w:rPr>
-        <w:t>"慈悲喜"梵住可以证得初禅、二禅、三禅；而舍呢，只有第四禅。</w:t>
-      </w:r>
     </w:p>
     <w:p>
       <w:r>
         <w:rPr>
+          <w:rFonts w:ascii="宋体" w:hAnsi="宋体" w:eastAsia="宋体"/>
           <w:b/>
+          <w:i w:val="0"/>
+          <w:sz w:val="22"/>
         </w:rPr>
         <w:t>◈扩展段落（可选）</w:t>
       </w:r>
       <w:r>
         <w:rPr>
+          <w:rFonts w:ascii="宋体" w:hAnsi="宋体" w:eastAsia="宋体"/>
           <w:b w:val="0"/>
+          <w:i w:val="0"/>
+          <w:sz w:val="22"/>
         </w:rPr>
         <w:t>【默读／选读／延伸】</w:t>
       </w:r>
     </w:p>
+    <w:tbl>
+      <w:tblPr>
+        <w:tblW w:type="auto" w:w="0"/>
+        <w:jc w:val="center"/>
+        <w:tblLook w:firstColumn="1" w:firstRow="1" w:lastColumn="0" w:lastRow="0" w:noHBand="0" w:noVBand="1" w:val="04A0"/>
+      </w:tblPr>
+      <w:tblGrid>
+        <w:gridCol w:w="9638"/>
+      </w:tblGrid>
+      <w:tr>
+        <w:tc>
+          <w:tcPr>
+            <w:tcW w:type="dxa" w:w="9638"/>
+            <w:shd w:val="clear" w:color="auto" w:fill="F2F8F4"/>
+            <w:tcBorders>
+              <w:start w:val="single" w:sz="24" w:color="2E7D4F"/>
+            </w:tcBorders>
+            <w:tcMar>
+              <w:top w:w="40" w:type="dxa"/>
+              <w:bottom w:w="40" w:type="dxa"/>
+              <w:start w:w="120" w:type="dxa"/>
+              <w:end w:w="120" w:type="dxa"/>
+            </w:tcMar>
+          </w:tcPr>
+          <w:p>
+            <w:pPr>
+              <w:spacing w:line="324" w:lineRule="auto" w:after="60"/>
+            </w:pPr>
+            <w:r/>
+            <w:r>
+              <w:rPr>
+                <w:rFonts w:ascii="宋体" w:hAnsi="宋体" w:eastAsia="宋体"/>
+                <w:b/>
+                <w:i w:val="0"/>
+                <w:color w:val="333333"/>
+                <w:sz w:val="22"/>
+              </w:rPr>
+              <w:t>什么是梵住</w:t>
+            </w:r>
+          </w:p>
+          <w:p>
+            <w:pPr>
+              <w:spacing w:line="324" w:lineRule="auto" w:after="60"/>
+            </w:pPr>
+          </w:p>
+          <w:p>
+            <w:pPr>
+              <w:spacing w:line="324" w:lineRule="auto" w:after="60"/>
+            </w:pPr>
+            <w:r>
+              <w:rPr>
+                <w:rFonts w:ascii="宋体" w:hAnsi="宋体" w:eastAsia="宋体"/>
+                <w:b w:val="0"/>
+                <w:i w:val="0"/>
+                <w:color w:val="333333"/>
+                <w:sz w:val="22"/>
+              </w:rPr>
+              <w:t>佛陀教导这四种崇高的心理素质或者心灵的境界。Mettā，karunā，muditā，upekkhā，慈、悲、喜、舍。在巴利经典里面，这四者被称为叫梵住，brahmavihāra。你的心超越了一般人的这种状态，它是一种崇高的、卓越的心理状态。那这种状态呢，就像这个梵一样，就像梵天一样，你的心像梵天一样。那么你的心住在跟梵天一样这种心的状态呢，称为梵住，你的心跟梵天一样的安住。</w:t>
+            </w:r>
+          </w:p>
+        </w:tc>
+      </w:tr>
+    </w:tbl>
     <w:p>
       <w:pPr>
-        <w:ind w:left="170"/>
-        <w:pBdr>
-          <w:left w:val="single" w:sz="18" w:space="4" w:color="1E4620"/>
-        </w:pBdr>
-        <w:shd w:val="clear" w:fill="F2F5FA"/>
+        <w:spacing w:after="40"/>
       </w:pPr>
-      <w:r>
-        <w:rPr>
-          <w:b/>
-        </w:rPr>
-        <w:t>什么是梵住</w:t>
-      </w:r>
-    </w:p>
-    <w:p>
-      <w:pPr>
-        <w:ind w:left="170"/>
-        <w:pBdr>
-          <w:left w:val="single" w:sz="18" w:space="4" w:color="1E4620"/>
-        </w:pBdr>
-        <w:shd w:val="clear" w:fill="F2F5FA"/>
-      </w:pPr>
-      <w:r>
-        <w:rPr>
-          <w:b w:val="0"/>
-        </w:rPr>
-        <w:t>佛陀教导这四种崇高的心理素质或者心灵的境界。Mettā，karunā，muditā，upekkhā，慈、悲、喜、舍。在巴利经典里面，这四者被称为叫梵住，brahmavihāra。你的心超越了一般人的这种状态，它是一种崇高的、卓越的心理状态。那这种状态呢，就像这个梵一样，就像梵天一样，你的心像梵天一样。那么你的心住在跟梵天一样这种心的状态呢，称为梵住，你的心跟梵天一样的安住。</w:t>
-      </w:r>
     </w:p>
     <w:p>
       <w:r>
         <w:rPr>
+          <w:rFonts w:ascii="宋体" w:hAnsi="宋体" w:eastAsia="宋体"/>
           <w:b/>
+          <w:i w:val="0"/>
+          <w:sz w:val="22"/>
         </w:rPr>
         <w:t>★核心段落（必读）</w:t>
       </w:r>
       <w:r>
         <w:rPr>
+          <w:rFonts w:ascii="宋体" w:hAnsi="宋体" w:eastAsia="宋体"/>
           <w:b w:val="0"/>
+          <w:i w:val="0"/>
+          <w:sz w:val="22"/>
         </w:rPr>
         <w:t>【本周朗读段】</w:t>
       </w:r>
     </w:p>
+    <w:tbl>
+      <w:tblPr>
+        <w:tblW w:type="auto" w:w="0"/>
+        <w:jc w:val="center"/>
+        <w:tblLook w:firstColumn="1" w:firstRow="1" w:lastColumn="0" w:lastRow="0" w:noHBand="0" w:noVBand="1" w:val="04A0"/>
+      </w:tblPr>
+      <w:tblGrid>
+        <w:gridCol w:w="9638"/>
+      </w:tblGrid>
+      <w:tr>
+        <w:tc>
+          <w:tcPr>
+            <w:tcW w:type="dxa" w:w="9638"/>
+            <w:shd w:val="clear" w:color="auto" w:fill="F2F8F4"/>
+            <w:tcBorders>
+              <w:start w:val="single" w:sz="24" w:color="2E7D4F"/>
+            </w:tcBorders>
+            <w:tcMar>
+              <w:top w:w="40" w:type="dxa"/>
+              <w:bottom w:w="40" w:type="dxa"/>
+              <w:start w:w="120" w:type="dxa"/>
+              <w:end w:w="120" w:type="dxa"/>
+            </w:tcMar>
+          </w:tcPr>
+          <w:p>
+            <w:pPr>
+              <w:spacing w:line="324" w:lineRule="auto" w:after="60"/>
+            </w:pPr>
+            <w:r/>
+            <w:r>
+              <w:rPr>
+                <w:rFonts w:ascii="宋体" w:hAnsi="宋体" w:eastAsia="宋体"/>
+                <w:b/>
+                <w:i w:val="0"/>
+                <w:color w:val="333333"/>
+                <w:sz w:val="22"/>
+              </w:rPr>
+              <w:t>四梵住的价值</w:t>
+            </w:r>
+          </w:p>
+          <w:p>
+            <w:pPr>
+              <w:spacing w:line="324" w:lineRule="auto" w:after="60"/>
+            </w:pPr>
+          </w:p>
+          <w:p>
+            <w:pPr>
+              <w:spacing w:line="324" w:lineRule="auto" w:after="60"/>
+            </w:pPr>
+            <w:r>
+              <w:rPr>
+                <w:rFonts w:ascii="宋体" w:hAnsi="宋体" w:eastAsia="宋体"/>
+                <w:b w:val="0"/>
+                <w:i w:val="0"/>
+                <w:color w:val="333333"/>
+                <w:sz w:val="22"/>
+              </w:rPr>
+              <w:t>四梵住，之所以我们称为叫超越或者崇高，是因为他们以最正确，最理想的行为方式来对待有情。请大家记住，对待有情最正确、最理想的方式就是慈悲喜舍。那么事实上呢，我们如果有去运用的时候，你会发现，"慈悲喜舍"为人与人之间的互动，提供了最佳的方式。慈悲喜舍是压力的疏解剂，是社会和平的缔造者，是解决社会冲突的根本药方，也是我们在生存奋斗中创伤的疗愈者。</w:t>
+            </w:r>
+          </w:p>
+        </w:tc>
+      </w:tr>
+    </w:tbl>
     <w:p>
       <w:pPr>
-        <w:ind w:left="170"/>
-        <w:pBdr>
-          <w:left w:val="single" w:sz="18" w:space="4" w:color="1E4620"/>
-        </w:pBdr>
-        <w:shd w:val="clear" w:fill="F2F5FA"/>
+        <w:spacing w:after="40"/>
       </w:pPr>
-      <w:r>
-        <w:rPr>
-          <w:b/>
-        </w:rPr>
-        <w:t>四梵住的价值</w:t>
-      </w:r>
-    </w:p>
-    <w:p>
-      <w:pPr>
-        <w:ind w:left="170"/>
-        <w:pBdr>
-          <w:left w:val="single" w:sz="18" w:space="4" w:color="1E4620"/>
-        </w:pBdr>
-        <w:shd w:val="clear" w:fill="F2F5FA"/>
-      </w:pPr>
-      <w:r>
-        <w:rPr>
-          <w:b w:val="0"/>
-        </w:rPr>
-        <w:t>四梵住，之所以我们称为叫超越或者崇高，是因为他们以最正确，最理想的行为方式来对待有情。请大家记住，对待有情最正确、最理想的方式就是慈悲喜舍。那么事实上呢，我们如果有去运用的时候，你会发现，"慈悲喜舍"为人与人之间的互动，提供了最佳的方式。慈悲喜舍是压力的疏解剂，是社会和平的缔造者，是解决社会冲突的根本药方，也是我们在生存奋斗中创伤的疗愈者。</w:t>
-      </w:r>
     </w:p>
     <w:p>
       <w:r>
         <w:rPr>
+          <w:rFonts w:ascii="宋体" w:hAnsi="宋体" w:eastAsia="宋体"/>
           <w:b/>
+          <w:i w:val="0"/>
+          <w:sz w:val="22"/>
         </w:rPr>
         <w:t>◈扩展段落（可选）</w:t>
       </w:r>
       <w:r>
         <w:rPr>
+          <w:rFonts w:ascii="宋体" w:hAnsi="宋体" w:eastAsia="宋体"/>
           <w:b w:val="0"/>
+          <w:i w:val="0"/>
+          <w:sz w:val="22"/>
         </w:rPr>
         <w:t>【默读／选读／延伸】</w:t>
       </w:r>
     </w:p>
+    <w:tbl>
+      <w:tblPr>
+        <w:tblW w:type="auto" w:w="0"/>
+        <w:jc w:val="center"/>
+        <w:tblLook w:firstColumn="1" w:firstRow="1" w:lastColumn="0" w:lastRow="0" w:noHBand="0" w:noVBand="1" w:val="04A0"/>
+      </w:tblPr>
+      <w:tblGrid>
+        <w:gridCol w:w="9638"/>
+      </w:tblGrid>
+      <w:tr>
+        <w:tc>
+          <w:tcPr>
+            <w:tcW w:type="dxa" w:w="9638"/>
+            <w:shd w:val="clear" w:color="auto" w:fill="F2F8F4"/>
+            <w:tcBorders>
+              <w:start w:val="single" w:sz="24" w:color="2E7D4F"/>
+            </w:tcBorders>
+            <w:tcMar>
+              <w:top w:w="40" w:type="dxa"/>
+              <w:bottom w:w="40" w:type="dxa"/>
+              <w:start w:w="120" w:type="dxa"/>
+              <w:end w:w="120" w:type="dxa"/>
+            </w:tcMar>
+          </w:tcPr>
+          <w:p>
+            <w:pPr>
+              <w:spacing w:line="324" w:lineRule="auto" w:after="60"/>
+            </w:pPr>
+            <w:r/>
+            <w:r>
+              <w:rPr>
+                <w:rFonts w:ascii="宋体" w:hAnsi="宋体" w:eastAsia="宋体"/>
+                <w:b/>
+                <w:i w:val="0"/>
+                <w:color w:val="333333"/>
+                <w:sz w:val="22"/>
+              </w:rPr>
+              <w:t>梵住是"住"——让慈悲喜舍成为心的家</w:t>
+            </w:r>
+          </w:p>
+          <w:p>
+            <w:pPr>
+              <w:spacing w:line="324" w:lineRule="auto" w:after="60"/>
+            </w:pPr>
+          </w:p>
+          <w:p>
+            <w:pPr>
+              <w:spacing w:line="324" w:lineRule="auto" w:after="60"/>
+            </w:pPr>
+            <w:r>
+              <w:rPr>
+                <w:rFonts w:ascii="宋体" w:hAnsi="宋体" w:eastAsia="宋体"/>
+                <w:b w:val="0"/>
+                <w:i w:val="0"/>
+                <w:color w:val="333333"/>
+                <w:sz w:val="22"/>
+              </w:rPr>
+              <w:t>梵住这个"住"，就是应该成为我们的内心时常停留的状态，把这种慈悲喜舍当做我们心的家，而不是偶尔短暂拜访一下，然后就忘记掉了。说修一下慈心啊，OK、OK，修一下，然后就忘了，那就不叫梵住，那就是拜访。换句话说就是要让四梵住完全充盈于我们的内心，成为我们心流里不会断流的素质，在一切日常生活中都能够体现出来。</w:t>
+            </w:r>
+          </w:p>
+          <w:p>
+            <w:pPr>
+              <w:spacing w:line="324" w:lineRule="auto" w:after="60"/>
+            </w:pPr>
+          </w:p>
+          <w:p>
+            <w:pPr>
+              <w:spacing w:line="324" w:lineRule="auto" w:after="60"/>
+            </w:pPr>
+            <w:r>
+              <w:rPr>
+                <w:rFonts w:ascii="宋体" w:hAnsi="宋体" w:eastAsia="宋体"/>
+                <w:b w:val="0"/>
+                <w:i w:val="0"/>
+                <w:color w:val="333333"/>
+                <w:sz w:val="22"/>
+              </w:rPr>
+              <w:t>修习四梵住要破除尊敬的、亲爱的、一般的、怨敌界限，对各种族群，各种生类，十方的世界要破除界限平等梵住。这样修下来，才能真正彻底地改善心得素质，慈悲喜舍梵住的特质，才会深深地烙印在心流里，成为不可动摇的、自发的素质。</w:t>
+            </w:r>
+          </w:p>
+        </w:tc>
+      </w:tr>
+    </w:tbl>
     <w:p>
       <w:pPr>
-        <w:ind w:left="170"/>
-        <w:pBdr>
-          <w:left w:val="single" w:sz="18" w:space="4" w:color="1E4620"/>
-        </w:pBdr>
-        <w:shd w:val="clear" w:fill="F2F5FA"/>
+        <w:spacing w:after="40"/>
+      </w:pPr>
+    </w:p>
+    <w:p>
+      <w:pPr>
+        <w:spacing w:before="120"/>
       </w:pPr>
       <w:r>
         <w:rPr>
-          <w:b/>
-        </w:rPr>
-        <w:t>梵住是"住"——让慈悲喜舍成为心的家</w:t>
-      </w:r>
-    </w:p>
-    <w:p>
-      <w:pPr>
-        <w:ind w:left="170"/>
-        <w:pBdr>
-          <w:left w:val="single" w:sz="18" w:space="4" w:color="1E4620"/>
-        </w:pBdr>
-        <w:shd w:val="clear" w:fill="F2F5FA"/>
-      </w:pPr>
-      <w:r>
-        <w:rPr>
+          <w:rFonts w:ascii="微软雅黑" w:hAnsi="微软雅黑" w:eastAsia="微软雅黑"/>
           <w:b w:val="0"/>
-        </w:rPr>
-        <w:t>梵住这个"住"，就是应该成为我们的内心时常停留的状态，把这种慈悲喜舍当做我们心的家，而不是偶尔短暂拜访一下，然后就忘记掉了。说修一下慈心啊，OK、OK，修一下，然后就忘了，那就不叫梵住，那就是拜访。换句话说就是要让四梵住完全充盈于我们的内心，成为我们心流里不会断流的素质，在一切日常生活中都能够体现出来。</w:t>
-      </w:r>
-    </w:p>
-    <w:p>
-      <w:pPr>
-        <w:ind w:left="170"/>
-        <w:pBdr>
-          <w:left w:val="single" w:sz="18" w:space="4" w:color="1E4620"/>
-        </w:pBdr>
-        <w:shd w:val="clear" w:fill="F2F5FA"/>
-      </w:pPr>
-      <w:r>
-        <w:rPr>
-          <w:b w:val="0"/>
-        </w:rPr>
-        <w:t>修习四梵住要破除尊敬的、亲爱的、一般的、怨敌界限，对各种族群，各种生类，十方的世界要破除界限平等梵住。这样修下来，才能真正彻底地改善心得素质，慈悲喜舍梵住的特质，才会深深地烙印在心流里，成为不可动摇的、自发的素质。</w:t>
-      </w:r>
-    </w:p>
-    <w:p>
-      <w:r>
-        <w:rPr>
-          <w:b/>
-          <w:color w:val="1E4620"/>
-          <w:sz w:val="23"/>
+          <w:i w:val="0"/>
+          <w:color w:val="1E5631"/>
+          <w:sz w:val="24"/>
         </w:rPr>
         <w:t>原文材料②：悲（karunā）——拔除众生苦</w:t>
       </w:r>
@@ -2389,13 +3635,19 @@
     <w:p>
       <w:r>
         <w:rPr>
+          <w:rFonts w:ascii="宋体" w:hAnsi="宋体" w:eastAsia="宋体"/>
           <w:b/>
+          <w:i w:val="0"/>
+          <w:sz w:val="22"/>
         </w:rPr>
         <w:t>★核心段落（必读）</w:t>
       </w:r>
       <w:r>
         <w:rPr>
+          <w:rFonts w:ascii="宋体" w:hAnsi="宋体" w:eastAsia="宋体"/>
           <w:b w:val="0"/>
+          <w:i w:val="0"/>
+          <w:sz w:val="22"/>
         </w:rPr>
         <w:t>【本周朗读段】</w:t>
       </w:r>
@@ -2403,7 +3655,10 @@
     <w:p>
       <w:r>
         <w:rPr>
+          <w:rFonts w:ascii="宋体" w:hAnsi="宋体" w:eastAsia="宋体"/>
           <w:b/>
+          <w:i w:val="0"/>
+          <w:sz w:val="22"/>
         </w:rPr>
         <w:t>悲心所的特相、作用、现起</w:t>
       </w:r>
@@ -2414,13 +3669,19 @@
       </w:pPr>
       <w:r>
         <w:rPr>
+          <w:rFonts w:ascii="宋体" w:hAnsi="宋体" w:eastAsia="宋体"/>
           <w:b/>
+          <w:i w:val="0"/>
+          <w:sz w:val="22"/>
         </w:rPr>
         <w:t>特相</w:t>
       </w:r>
       <w:r>
         <w:rPr>
+          <w:rFonts w:ascii="宋体" w:hAnsi="宋体" w:eastAsia="宋体"/>
           <w:b w:val="0"/>
+          <w:i w:val="0"/>
+          <w:sz w:val="22"/>
         </w:rPr>
         <w:t>：要拔除众生的苦。</w:t>
       </w:r>
@@ -2431,13 +3692,19 @@
       </w:pPr>
       <w:r>
         <w:rPr>
+          <w:rFonts w:ascii="宋体" w:hAnsi="宋体" w:eastAsia="宋体"/>
           <w:b/>
+          <w:i w:val="0"/>
+          <w:sz w:val="22"/>
         </w:rPr>
         <w:t>作用</w:t>
       </w:r>
       <w:r>
         <w:rPr>
+          <w:rFonts w:ascii="宋体" w:hAnsi="宋体" w:eastAsia="宋体"/>
           <w:b w:val="0"/>
+          <w:i w:val="0"/>
+          <w:sz w:val="22"/>
         </w:rPr>
         <w:t>：它不能够忍受众生受苦，看到或听到受苦众生的现状不能够忍受；镇伏想要加害众生的心。因为有悲的这种缘故，就不会起想加害众生的这种心，这种伤害众生、虐待众生的心，就被这个悲镇伏了。悲心的成就是对瞋的镇伏断。</w:t>
       </w:r>
@@ -2448,13 +3715,19 @@
       </w:pPr>
       <w:r>
         <w:rPr>
+          <w:rFonts w:ascii="宋体" w:hAnsi="宋体" w:eastAsia="宋体"/>
           <w:b/>
+          <w:i w:val="0"/>
+          <w:sz w:val="22"/>
         </w:rPr>
         <w:t>现起</w:t>
       </w:r>
       <w:r>
         <w:rPr>
+          <w:rFonts w:ascii="宋体" w:hAnsi="宋体" w:eastAsia="宋体"/>
           <w:b w:val="0"/>
+          <w:i w:val="0"/>
+          <w:sz w:val="22"/>
         </w:rPr>
         <w:t>：没有害——心理没有害、没有害人或害的心。能够降伏、镇伏想要去加害或者生起害寻、瞋寻的心理素质。不想用身语意去伤害其他人，或者让对方受苦。像《慈经》讲的一样，"不以瞋怒相而希望对方受苦"。</w:t>
       </w:r>
@@ -2462,13 +3735,19 @@
     <w:p>
       <w:r>
         <w:rPr>
+          <w:rFonts w:ascii="宋体" w:hAnsi="宋体" w:eastAsia="宋体"/>
           <w:b/>
+          <w:i w:val="0"/>
+          <w:sz w:val="22"/>
         </w:rPr>
         <w:t>◈扩展段落</w:t>
       </w:r>
       <w:r>
         <w:rPr>
+          <w:rFonts w:ascii="宋体" w:hAnsi="宋体" w:eastAsia="宋体"/>
           <w:b w:val="0"/>
+          <w:i w:val="0"/>
+          <w:sz w:val="22"/>
         </w:rPr>
         <w:t>（可选）【默读／选读／延伸】</w:t>
       </w:r>
@@ -2476,7 +3755,10 @@
     <w:p>
       <w:r>
         <w:rPr>
+          <w:rFonts w:ascii="宋体" w:hAnsi="宋体" w:eastAsia="宋体"/>
           <w:b/>
+          <w:i w:val="0"/>
+          <w:sz w:val="22"/>
         </w:rPr>
         <w:t>两种悲心的状态</w:t>
       </w:r>
@@ -2484,7 +3766,10 @@
     <w:p>
       <w:r>
         <w:rPr>
+          <w:rFonts w:ascii="宋体" w:hAnsi="宋体" w:eastAsia="宋体"/>
           <w:b w:val="0"/>
+          <w:i w:val="0"/>
+          <w:sz w:val="22"/>
         </w:rPr>
         <w:t>第一种，你看到"啊！这个人很有苦啊，有难啊"，内心起念头"希望他没有苦，希望他没有难"，这个就是悲心了。但是如果你进一步说"我想帮他去除，我怎么去帮他解决？"这是更积极的一种悲心了。另外，就是悲心展开，就是我们说同理心、感同身受，以同理心去体会这个受苦人的苦难，然后生起"我要帮助他去除这个苦"，然后展开我们的心胸，去感受这个众生的苦，从而引发更多的对苦的看待，以及对受苦众生的理解，那这是一个更大的悲心的角度了。</w:t>
       </w:r>
@@ -2492,13 +3777,19 @@
     <w:p>
       <w:r>
         <w:rPr>
+          <w:rFonts w:ascii="宋体" w:hAnsi="宋体" w:eastAsia="宋体"/>
           <w:b/>
+          <w:i w:val="0"/>
+          <w:sz w:val="22"/>
         </w:rPr>
         <w:t>◈扩展段落</w:t>
       </w:r>
       <w:r>
         <w:rPr>
+          <w:rFonts w:ascii="宋体" w:hAnsi="宋体" w:eastAsia="宋体"/>
           <w:b w:val="0"/>
+          <w:i w:val="0"/>
+          <w:sz w:val="22"/>
         </w:rPr>
         <w:t>（可选）【默读／选读／延伸】</w:t>
       </w:r>
@@ -2506,7 +3797,10 @@
     <w:p>
       <w:r>
         <w:rPr>
+          <w:rFonts w:ascii="宋体" w:hAnsi="宋体" w:eastAsia="宋体"/>
           <w:b/>
+          <w:i w:val="0"/>
+          <w:sz w:val="22"/>
         </w:rPr>
         <w:t>悲心的失坏——不要误把忧愁当悲心</w:t>
       </w:r>
@@ -2514,7 +3808,10 @@
     <w:p>
       <w:r>
         <w:rPr>
+          <w:rFonts w:ascii="宋体" w:hAnsi="宋体" w:eastAsia="宋体"/>
           <w:b w:val="0"/>
+          <w:i w:val="0"/>
+          <w:sz w:val="22"/>
         </w:rPr>
         <w:t>如果看到痛苦的众生想要拔除他的痛苦，同时生起了悲伤、悲痛、忧愁的心，这是悲心的失坏。忧愁是烦恼，是不善心。如果一个人看到其他的生命痛苦，内心充满着悲伤、忧泣"啊，我很悲痛，我也很痛苦！"那这个是错误地把忧悲苦恼当成悲悯，以为忧悲苦恼就是悲心，这是错误的。这个是把自己骗了，也把别人骗了，把不善心当作善心。这是要注意的一个点。</w:t>
       </w:r>
@@ -2522,13 +3819,19 @@
     <w:p>
       <w:r>
         <w:rPr>
+          <w:rFonts w:ascii="宋体" w:hAnsi="宋体" w:eastAsia="宋体"/>
           <w:b/>
+          <w:i w:val="0"/>
+          <w:sz w:val="22"/>
         </w:rPr>
         <w:t>◈扩展段落</w:t>
       </w:r>
       <w:r>
         <w:rPr>
+          <w:rFonts w:ascii="宋体" w:hAnsi="宋体" w:eastAsia="宋体"/>
           <w:b w:val="0"/>
+          <w:i w:val="0"/>
+          <w:sz w:val="22"/>
         </w:rPr>
         <w:t>（可选）【默读／选读／延伸】</w:t>
       </w:r>
@@ -2536,7 +3839,10 @@
     <w:p>
       <w:r>
         <w:rPr>
+          <w:rFonts w:ascii="宋体" w:hAnsi="宋体" w:eastAsia="宋体"/>
           <w:b/>
+          <w:i w:val="0"/>
+          <w:sz w:val="22"/>
         </w:rPr>
         <w:t>佛陀的大悲心——我们学习的榜样</w:t>
       </w:r>
@@ -2544,7 +3850,10 @@
     <w:p>
       <w:r>
         <w:rPr>
+          <w:rFonts w:ascii="宋体" w:hAnsi="宋体" w:eastAsia="宋体"/>
           <w:b w:val="0"/>
+          <w:i w:val="0"/>
+          <w:sz w:val="22"/>
         </w:rPr>
         <w:t>佛陀具有大悲心。佛陀大悲心可以用大悲定来表现的。大悲定是佛陀独有的一种智慧。佛陀每天只睡两个小时，每天凌晨一起来，他就入大悲定。入大悲定干嘛呢？以他的大悲定的智慧，以佛眼观察整个三十一界或其他轮围界的众生，看哪一个众生具有"得度"的机会。自然而然地，能够被度的这个众生的影像和状态就会呈现在他的大悲定的心里面。佛陀以这种完全大悲的心，去面对一切受苦的众生。</w:t>
       </w:r>
@@ -2552,17 +3861,25 @@
     <w:p>
       <w:r>
         <w:rPr>
+          <w:rFonts w:ascii="宋体" w:hAnsi="宋体" w:eastAsia="宋体"/>
           <w:b w:val="0"/>
+          <w:i w:val="0"/>
+          <w:sz w:val="22"/>
         </w:rPr>
         <w:t>如果我们想成为佛陀，就要学习怎样以大悲的这种展开的心胸去感受众生的痛苦，而不是看到痛苦的时候心紧缩起来了。我们至少可以效仿佛陀，每天早上一醒过来，试着展开心胸，给四周的众生散播一下悲心——愿大家都没有苦。起床的时候，在家里也看看四周有什么人有痛苦，身体的痛苦和内心的痛苦，能不能帮他的忙，能不能给予他方便，这是练习悲的一个很好的方式，向佛陀学习。</w:t>
       </w:r>
     </w:p>
     <w:p>
+      <w:pPr>
+        <w:spacing w:before="120"/>
+      </w:pPr>
       <w:r>
         <w:rPr>
-          <w:b/>
-          <w:color w:val="1E4620"/>
-          <w:sz w:val="23"/>
+          <w:rFonts w:ascii="微软雅黑" w:hAnsi="微软雅黑" w:eastAsia="微软雅黑"/>
+          <w:b w:val="0"/>
+          <w:i w:val="0"/>
+          <w:color w:val="1E5631"/>
+          <w:sz w:val="24"/>
         </w:rPr>
         <w:t>原文材料③：喜（随喜，muditā）——嫉妒的解药</w:t>
       </w:r>
@@ -2570,13 +3887,19 @@
     <w:p>
       <w:r>
         <w:rPr>
+          <w:rFonts w:ascii="宋体" w:hAnsi="宋体" w:eastAsia="宋体"/>
           <w:b/>
+          <w:i w:val="0"/>
+          <w:sz w:val="22"/>
         </w:rPr>
         <w:t>★核心段落（必读）</w:t>
       </w:r>
       <w:r>
         <w:rPr>
+          <w:rFonts w:ascii="宋体" w:hAnsi="宋体" w:eastAsia="宋体"/>
           <w:b w:val="0"/>
+          <w:i w:val="0"/>
+          <w:sz w:val="22"/>
         </w:rPr>
         <w:t>【本周朗读段】</w:t>
       </w:r>
@@ -2584,7 +3907,10 @@
     <w:p>
       <w:r>
         <w:rPr>
+          <w:rFonts w:ascii="宋体" w:hAnsi="宋体" w:eastAsia="宋体"/>
           <w:b/>
+          <w:i w:val="0"/>
+          <w:sz w:val="22"/>
         </w:rPr>
         <w:t>嫉妒（issā）与随喜（muditā）——一对相反的素质</w:t>
       </w:r>
@@ -2592,7 +3918,10 @@
     <w:p>
       <w:r>
         <w:rPr>
+          <w:rFonts w:ascii="宋体" w:hAnsi="宋体" w:eastAsia="宋体"/>
           <w:b w:val="0"/>
+          <w:i w:val="0"/>
+          <w:sz w:val="22"/>
         </w:rPr>
         <w:t>嫉妒和随喜（muditā），是一对，这两种心的素质是相反的。四梵住——慈悲喜舍是四种根本美德。如果我们没有这四种根本美德，没有随喜（muditā），与人相处就很难如理作意。当看到或者听到身边这些与自己相关的人有成就时，内心就会生起不满、嫉妒、受不了、很不舒服的感觉，然后在明里暗里去贬低他、诋毁他。</w:t>
       </w:r>
@@ -2600,7 +3929,10 @@
     <w:p>
       <w:r>
         <w:rPr>
+          <w:rFonts w:ascii="宋体" w:hAnsi="宋体" w:eastAsia="宋体"/>
           <w:b w:val="0"/>
+          <w:i w:val="0"/>
+          <w:sz w:val="22"/>
         </w:rPr>
         <w:t>内心有嫉（issā）的人，存心不良，内心会经历羡嫉。但是有随喜（muditā）的人，有四梵住四种根本美德的人、心地高尚的人，他看到别人的成就反而会为这样的人感到高兴，而且他会真诚地赞扬他人的成功。这就跟嫉妒心不一样。嫉妒心是让人感到不高兴，然后诋毁；随喜的人是感到欢喜，然后真诚地赞叹。</w:t>
       </w:r>
@@ -2608,13 +3940,19 @@
     <w:p>
       <w:r>
         <w:rPr>
+          <w:rFonts w:ascii="宋体" w:hAnsi="宋体" w:eastAsia="宋体"/>
           <w:b/>
+          <w:i w:val="0"/>
+          <w:sz w:val="22"/>
         </w:rPr>
         <w:t>◈扩展段落</w:t>
       </w:r>
       <w:r>
         <w:rPr>
+          <w:rFonts w:ascii="宋体" w:hAnsi="宋体" w:eastAsia="宋体"/>
           <w:b w:val="0"/>
+          <w:i w:val="0"/>
+          <w:sz w:val="22"/>
         </w:rPr>
         <w:t>（可选）【默读／选读／延伸】</w:t>
       </w:r>
@@ -2622,7 +3960,10 @@
     <w:p>
       <w:r>
         <w:rPr>
+          <w:rFonts w:ascii="宋体" w:hAnsi="宋体" w:eastAsia="宋体"/>
           <w:b/>
+          <w:i w:val="0"/>
+          <w:sz w:val="22"/>
         </w:rPr>
         <w:t>随喜的特相、作用、现起</w:t>
       </w:r>
@@ -2633,7 +3974,10 @@
       </w:pPr>
       <w:r>
         <w:rPr>
+          <w:rFonts w:ascii="宋体" w:hAnsi="宋体" w:eastAsia="宋体"/>
           <w:b w:val="0"/>
+          <w:i w:val="0"/>
+          <w:sz w:val="22"/>
         </w:rPr>
         <w:t>随喜的特相，是对他人的成就随喜，对有成就的快乐有情觉得欢喜，包括快乐有情的地位、财富、容貌，你都会感到开心，感到随喜。</w:t>
       </w:r>
@@ -2644,7 +3988,10 @@
       </w:pPr>
       <w:r>
         <w:rPr>
+          <w:rFonts w:ascii="宋体" w:hAnsi="宋体" w:eastAsia="宋体"/>
           <w:b w:val="0"/>
+          <w:i w:val="0"/>
+          <w:sz w:val="22"/>
         </w:rPr>
         <w:t>随喜的作用，就是不会嫉妒他人的成就。它跟嫉妒是相反的，它能够去除嫉妒这种心理素质。所以正如掉举和一境性是完全相反的，随喜和嫉妒也是完全相反的。随喜（muditā）这个心生起来，就能够把嫉（issā）这种心铲除掉。</w:t>
       </w:r>
@@ -2655,7 +4002,10 @@
       </w:pPr>
       <w:r>
         <w:rPr>
+          <w:rFonts w:ascii="宋体" w:hAnsi="宋体" w:eastAsia="宋体"/>
           <w:b w:val="0"/>
+          <w:i w:val="0"/>
+          <w:sz w:val="22"/>
         </w:rPr>
         <w:t>随喜的现起，就是对于他人的成就，你内心里面没有厌恶感。当你的随喜心起来的时候，你内心会呈现出那种厌恶感被去掉了、被铲除的感觉；厌恶感被驱除之后，随喜的感觉生起来。如果有厌恶感，我们的随喜就不会起来。</w:t>
       </w:r>
@@ -2663,13 +4013,19 @@
     <w:p>
       <w:r>
         <w:rPr>
+          <w:rFonts w:ascii="宋体" w:hAnsi="宋体" w:eastAsia="宋体"/>
           <w:b/>
+          <w:i w:val="0"/>
+          <w:sz w:val="22"/>
         </w:rPr>
         <w:t>◈扩展段落</w:t>
       </w:r>
       <w:r>
         <w:rPr>
+          <w:rFonts w:ascii="宋体" w:hAnsi="宋体" w:eastAsia="宋体"/>
           <w:b w:val="0"/>
+          <w:i w:val="0"/>
+          <w:sz w:val="22"/>
         </w:rPr>
         <w:t>（可选）【默读／选读／延伸】</w:t>
       </w:r>
@@ -2677,7 +4033,10 @@
     <w:p>
       <w:r>
         <w:rPr>
+          <w:rFonts w:ascii="宋体" w:hAnsi="宋体" w:eastAsia="宋体"/>
           <w:b/>
+          <w:i w:val="0"/>
+          <w:sz w:val="22"/>
         </w:rPr>
         <w:t>随喜的近因——如理作意</w:t>
       </w:r>
@@ -2685,7 +4044,10 @@
     <w:p>
       <w:r>
         <w:rPr>
+          <w:rFonts w:ascii="宋体" w:hAnsi="宋体" w:eastAsia="宋体"/>
           <w:b w:val="0"/>
+          <w:i w:val="0"/>
+          <w:sz w:val="22"/>
         </w:rPr>
         <w:t>当你去如理作意，思惟别人获得的成就、利益、地位、财貌，都是由于他们过去生造下的善业，有良好、高尚行为的种子，现在这个种子成熟了；这个种子在他努力、精进的汗水浇灌下，在智慧的滋养下，这个种子终于发芽了、成长了，因果不虚啊，真的很棒！会生起这样的心，就是随喜。</w:t>
       </w:r>
@@ -2693,23 +4055,34 @@
     <w:p>
       <w:r>
         <w:rPr>
+          <w:rFonts w:ascii="宋体" w:hAnsi="宋体" w:eastAsia="宋体"/>
           <w:b/>
+          <w:i w:val="0"/>
+          <w:sz w:val="22"/>
         </w:rPr>
         <w:t>⚠️ 注意（随喜的失败）</w:t>
       </w:r>
       <w:r>
         <w:rPr>
+          <w:rFonts w:ascii="宋体" w:hAnsi="宋体" w:eastAsia="宋体"/>
           <w:b w:val="0"/>
+          <w:i w:val="0"/>
+          <w:sz w:val="22"/>
         </w:rPr>
         <w:t>：当看到人们的成就时，如果他的兴奋快乐感是基于身体的乐受，本质是贪根的生起，以贪为基础的悦俱贪相应心生起，这种欢笑的喜悦生起了，那么随喜的心就消失了。这样的喜笑就是随喜的失败。</w:t>
       </w:r>
     </w:p>
     <w:p>
+      <w:pPr>
+        <w:spacing w:before="120"/>
+      </w:pPr>
       <w:r>
         <w:rPr>
-          <w:b/>
-          <w:color w:val="1E4620"/>
-          <w:sz w:val="23"/>
+          <w:rFonts w:ascii="微软雅黑" w:hAnsi="微软雅黑" w:eastAsia="微软雅黑"/>
+          <w:b w:val="0"/>
+          <w:i w:val="0"/>
+          <w:color w:val="1E5631"/>
+          <w:sz w:val="24"/>
         </w:rPr>
         <w:t>原文材料④：舍（梵住舍/中舍性）——平等看待一切有情</w:t>
       </w:r>
@@ -2717,13 +4090,19 @@
     <w:p>
       <w:r>
         <w:rPr>
+          <w:rFonts w:ascii="宋体" w:hAnsi="宋体" w:eastAsia="宋体"/>
           <w:b/>
+          <w:i w:val="0"/>
+          <w:sz w:val="22"/>
         </w:rPr>
         <w:t>★核心段落（必读）</w:t>
       </w:r>
       <w:r>
         <w:rPr>
+          <w:rFonts w:ascii="宋体" w:hAnsi="宋体" w:eastAsia="宋体"/>
           <w:b w:val="0"/>
+          <w:i w:val="0"/>
+          <w:sz w:val="22"/>
         </w:rPr>
         <w:t>【本周朗读段】</w:t>
       </w:r>
@@ -2731,7 +4110,10 @@
     <w:p>
       <w:r>
         <w:rPr>
+          <w:rFonts w:ascii="宋体" w:hAnsi="宋体" w:eastAsia="宋体"/>
           <w:b/>
+          <w:i w:val="0"/>
+          <w:sz w:val="22"/>
         </w:rPr>
         <w:t>中舍性（tatramajjhattatā）——心所平衡的守护者</w:t>
       </w:r>
@@ -2742,13 +4124,19 @@
       </w:pPr>
       <w:r>
         <w:rPr>
+          <w:rFonts w:ascii="宋体" w:hAnsi="宋体" w:eastAsia="宋体"/>
           <w:b/>
+          <w:i w:val="0"/>
+          <w:sz w:val="22"/>
         </w:rPr>
         <w:t>特相</w:t>
       </w:r>
       <w:r>
         <w:rPr>
+          <w:rFonts w:ascii="宋体" w:hAnsi="宋体" w:eastAsia="宋体"/>
           <w:b w:val="0"/>
+          <w:i w:val="0"/>
+          <w:sz w:val="22"/>
         </w:rPr>
         <w:t>：使相应的心和心所（即相应法）在各自的作用上保持平衡。</w:t>
       </w:r>
@@ -2759,13 +4147,19 @@
       </w:pPr>
       <w:r>
         <w:rPr>
+          <w:rFonts w:ascii="宋体" w:hAnsi="宋体" w:eastAsia="宋体"/>
           <w:b/>
+          <w:i w:val="0"/>
+          <w:sz w:val="22"/>
         </w:rPr>
         <w:t>作用</w:t>
       </w:r>
       <w:r>
         <w:rPr>
+          <w:rFonts w:ascii="宋体" w:hAnsi="宋体" w:eastAsia="宋体"/>
           <w:b w:val="0"/>
+          <w:i w:val="0"/>
+          <w:sz w:val="22"/>
         </w:rPr>
         <w:t>：（1）防止相应法在各自的作用上过多或不足；（2）防止昏沉和睡眠心所过度且主导的懈怠之心，防止慢心所过度且主导的骄慢之心。</w:t>
       </w:r>
@@ -2776,13 +4170,19 @@
       </w:pPr>
       <w:r>
         <w:rPr>
+          <w:rFonts w:ascii="宋体" w:hAnsi="宋体" w:eastAsia="宋体"/>
           <w:b/>
+          <w:i w:val="0"/>
+          <w:sz w:val="22"/>
         </w:rPr>
         <w:t>现起</w:t>
       </w:r>
       <w:r>
         <w:rPr>
+          <w:rFonts w:ascii="宋体" w:hAnsi="宋体" w:eastAsia="宋体"/>
           <w:b w:val="0"/>
+          <w:i w:val="0"/>
+          <w:sz w:val="22"/>
         </w:rPr>
         <w:t>：使人保持中立；自己保持超然、适度、中立。</w:t>
       </w:r>
@@ -2793,13 +4193,19 @@
       </w:pPr>
       <w:r>
         <w:rPr>
+          <w:rFonts w:ascii="宋体" w:hAnsi="宋体" w:eastAsia="宋体"/>
           <w:b/>
+          <w:i w:val="0"/>
+          <w:sz w:val="22"/>
         </w:rPr>
         <w:t>近因</w:t>
       </w:r>
       <w:r>
         <w:rPr>
+          <w:rFonts w:ascii="宋体" w:hAnsi="宋体" w:eastAsia="宋体"/>
           <w:b w:val="0"/>
+          <w:i w:val="0"/>
+          <w:sz w:val="22"/>
         </w:rPr>
         <w:t>：以触为首的相应法。</w:t>
       </w:r>
@@ -2807,13 +4213,19 @@
     <w:p>
       <w:r>
         <w:rPr>
+          <w:rFonts w:ascii="宋体" w:hAnsi="宋体" w:eastAsia="宋体"/>
           <w:b/>
+          <w:i w:val="0"/>
+          <w:sz w:val="22"/>
         </w:rPr>
         <w:t>◈扩展段落</w:t>
       </w:r>
       <w:r>
         <w:rPr>
+          <w:rFonts w:ascii="宋体" w:hAnsi="宋体" w:eastAsia="宋体"/>
           <w:b w:val="0"/>
+          <w:i w:val="0"/>
+          <w:sz w:val="22"/>
         </w:rPr>
         <w:t>（可选）【默读／选读／延伸】</w:t>
       </w:r>
@@ -2821,7 +4233,10 @@
     <w:p>
       <w:r>
         <w:rPr>
+          <w:rFonts w:ascii="宋体" w:hAnsi="宋体" w:eastAsia="宋体"/>
           <w:b/>
+          <w:i w:val="0"/>
+          <w:sz w:val="22"/>
         </w:rPr>
         <w:t>梵住舍（Upekkhā Brahmavihāra）——四无量心中的"舍"</w:t>
       </w:r>
@@ -2832,13 +4247,19 @@
       </w:pPr>
       <w:r>
         <w:rPr>
+          <w:rFonts w:ascii="宋体" w:hAnsi="宋体" w:eastAsia="宋体"/>
           <w:b/>
+          <w:i w:val="0"/>
+          <w:sz w:val="22"/>
         </w:rPr>
         <w:t>特相</w:t>
       </w:r>
       <w:r>
         <w:rPr>
+          <w:rFonts w:ascii="宋体" w:hAnsi="宋体" w:eastAsia="宋体"/>
           <w:b w:val="0"/>
+          <w:i w:val="0"/>
+          <w:sz w:val="22"/>
         </w:rPr>
         <w:t>：对有情中舍。</w:t>
       </w:r>
@@ -2849,13 +4270,19 @@
       </w:pPr>
       <w:r>
         <w:rPr>
+          <w:rFonts w:ascii="宋体" w:hAnsi="宋体" w:eastAsia="宋体"/>
           <w:b/>
+          <w:i w:val="0"/>
+          <w:sz w:val="22"/>
         </w:rPr>
         <w:t>作用</w:t>
       </w:r>
       <w:r>
         <w:rPr>
+          <w:rFonts w:ascii="宋体" w:hAnsi="宋体" w:eastAsia="宋体"/>
           <w:b w:val="0"/>
+          <w:i w:val="0"/>
+          <w:sz w:val="22"/>
         </w:rPr>
         <w:t>：平等地看待有情，无论是对嗔恨者还是爱著者。</w:t>
       </w:r>
@@ -2866,13 +4293,19 @@
       </w:pPr>
       <w:r>
         <w:rPr>
+          <w:rFonts w:ascii="宋体" w:hAnsi="宋体" w:eastAsia="宋体"/>
           <w:b/>
+          <w:i w:val="0"/>
+          <w:sz w:val="22"/>
         </w:rPr>
         <w:t>现起</w:t>
       </w:r>
       <w:r>
         <w:rPr>
+          <w:rFonts w:ascii="宋体" w:hAnsi="宋体" w:eastAsia="宋体"/>
           <w:b w:val="0"/>
+          <w:i w:val="0"/>
+          <w:sz w:val="22"/>
         </w:rPr>
         <w:t>：止息对有情的嗔恚和爱著。</w:t>
       </w:r>
@@ -2883,13 +4316,19 @@
       </w:pPr>
       <w:r>
         <w:rPr>
+          <w:rFonts w:ascii="宋体" w:hAnsi="宋体" w:eastAsia="宋体"/>
           <w:b/>
+          <w:i w:val="0"/>
+          <w:sz w:val="22"/>
         </w:rPr>
         <w:t>近因</w:t>
       </w:r>
       <w:r>
         <w:rPr>
+          <w:rFonts w:ascii="宋体" w:hAnsi="宋体" w:eastAsia="宋体"/>
           <w:b w:val="0"/>
+          <w:i w:val="0"/>
+          <w:sz w:val="22"/>
         </w:rPr>
         <w:t>：一切有情最终拥有的唯一财产就是他们的业。祝愿者以正直之心希望这些有情："愿一切有情是业的所有者，不失去所得的成就。"</w:t>
       </w:r>
@@ -2897,13 +4336,19 @@
     <w:p>
       <w:r>
         <w:rPr>
+          <w:rFonts w:ascii="宋体" w:hAnsi="宋体" w:eastAsia="宋体"/>
           <w:b/>
+          <w:i w:val="0"/>
+          <w:sz w:val="22"/>
         </w:rPr>
         <w:t>◈扩展段落</w:t>
       </w:r>
       <w:r>
         <w:rPr>
+          <w:rFonts w:ascii="宋体" w:hAnsi="宋体" w:eastAsia="宋体"/>
           <w:b w:val="0"/>
+          <w:i w:val="0"/>
+          <w:sz w:val="22"/>
         </w:rPr>
         <w:t>（可选）【默读／选读／延伸】</w:t>
       </w:r>
@@ -2911,7 +4356,10 @@
     <w:p>
       <w:r>
         <w:rPr>
+          <w:rFonts w:ascii="宋体" w:hAnsi="宋体" w:eastAsia="宋体"/>
           <w:b/>
+          <w:i w:val="0"/>
+          <w:sz w:val="22"/>
         </w:rPr>
         <w:t>十种舍（为帮助理解"舍"的多种含义）</w:t>
       </w:r>
@@ -2919,7 +4367,10 @@
     <w:p>
       <w:r>
         <w:rPr>
+          <w:rFonts w:ascii="宋体" w:hAnsi="宋体" w:eastAsia="宋体"/>
           <w:b w:val="0"/>
+          <w:i w:val="0"/>
+          <w:sz w:val="22"/>
         </w:rPr>
         <w:t>一、六支舍；二、梵住舍；三、觉支舍；四、精进舍；五、行舍；六、受舍；七、观舍；八、中舍性舍；九、禅舍；十、遍净舍。</w:t>
       </w:r>
@@ -2927,17 +4378,25 @@
     <w:p>
       <w:r>
         <w:rPr>
+          <w:rFonts w:ascii="宋体" w:hAnsi="宋体" w:eastAsia="宋体"/>
           <w:b w:val="0"/>
+          <w:i w:val="0"/>
+          <w:sz w:val="22"/>
         </w:rPr>
         <w:t>（说明：四无量心中的"舍"即梵住舍——平等看待一切有情的崇高心态；它与"中舍性"心所（保持心所平衡）相关但不同，梵住舍以"愿一切有情是业的所有者"为近因，是最有智慧的舍。）</w:t>
       </w:r>
     </w:p>
     <w:p>
+      <w:pPr>
+        <w:spacing w:before="120"/>
+      </w:pPr>
       <w:r>
         <w:rPr>
-          <w:b/>
-          <w:color w:val="1E4620"/>
-          <w:sz w:val="23"/>
+          <w:rFonts w:ascii="微软雅黑" w:hAnsi="微软雅黑" w:eastAsia="微软雅黑"/>
+          <w:b w:val="0"/>
+          <w:i w:val="0"/>
+          <w:color w:val="1E5631"/>
+          <w:sz w:val="24"/>
         </w:rPr>
         <w:t>原文材料⑤：四无量心与52心所——对治的烦恼总览</w:t>
       </w:r>
@@ -2945,13 +4404,19 @@
     <w:p>
       <w:r>
         <w:rPr>
+          <w:rFonts w:ascii="宋体" w:hAnsi="宋体" w:eastAsia="宋体"/>
           <w:b/>
+          <w:i w:val="0"/>
+          <w:sz w:val="22"/>
         </w:rPr>
         <w:t>★核心段落（必读）</w:t>
       </w:r>
       <w:r>
         <w:rPr>
+          <w:rFonts w:ascii="宋体" w:hAnsi="宋体" w:eastAsia="宋体"/>
           <w:b w:val="0"/>
+          <w:i w:val="0"/>
+          <w:sz w:val="22"/>
         </w:rPr>
         <w:t>【本周朗读段】</w:t>
       </w:r>
@@ -2959,7 +4424,10 @@
     <w:p>
       <w:r>
         <w:rPr>
+          <w:rFonts w:ascii="宋体" w:hAnsi="宋体" w:eastAsia="宋体"/>
           <w:b/>
+          <w:i w:val="0"/>
+          <w:sz w:val="22"/>
         </w:rPr>
         <w:t>四无量心在52心所中的位置——各有所对治的烦恼</w:t>
       </w:r>
@@ -2967,7 +4435,10 @@
     <w:p>
       <w:r>
         <w:rPr>
+          <w:rFonts w:ascii="宋体" w:hAnsi="宋体" w:eastAsia="宋体"/>
           <w:b w:val="0"/>
+          <w:i w:val="0"/>
+          <w:sz w:val="22"/>
         </w:rPr>
         <w:t>52心所中，与"慈悲喜舍"直接相关的美心所有：</w:t>
       </w:r>
@@ -2978,25 +4449,37 @@
       </w:pPr>
       <w:r>
         <w:rPr>
+          <w:rFonts w:ascii="宋体" w:hAnsi="宋体" w:eastAsia="宋体"/>
           <w:b/>
+          <w:i w:val="0"/>
+          <w:sz w:val="22"/>
         </w:rPr>
         <w:t>慈（mettā）</w:t>
       </w:r>
       <w:r>
         <w:rPr>
+          <w:rFonts w:ascii="宋体" w:hAnsi="宋体" w:eastAsia="宋体"/>
           <w:b w:val="0"/>
+          <w:i w:val="0"/>
+          <w:sz w:val="22"/>
         </w:rPr>
         <w:t>——属无瞋心所的特殊状态，对治</w:t>
       </w:r>
       <w:r>
         <w:rPr>
+          <w:rFonts w:ascii="宋体" w:hAnsi="宋体" w:eastAsia="宋体"/>
           <w:b/>
+          <w:i w:val="0"/>
+          <w:sz w:val="22"/>
         </w:rPr>
         <w:t>瞋（怒/反击/拂逆）</w:t>
       </w:r>
       <w:r>
         <w:rPr>
+          <w:rFonts w:ascii="宋体" w:hAnsi="宋体" w:eastAsia="宋体"/>
           <w:b w:val="0"/>
+          <w:i w:val="0"/>
+          <w:sz w:val="22"/>
         </w:rPr>
         <w:t>。慈心一起，愤怒自然消融。</w:t>
       </w:r>
@@ -3007,25 +4490,37 @@
       </w:pPr>
       <w:r>
         <w:rPr>
+          <w:rFonts w:ascii="宋体" w:hAnsi="宋体" w:eastAsia="宋体"/>
           <w:b/>
+          <w:i w:val="0"/>
+          <w:sz w:val="22"/>
         </w:rPr>
         <w:t>悲（karuṇā）</w:t>
       </w:r>
       <w:r>
         <w:rPr>
+          <w:rFonts w:ascii="宋体" w:hAnsi="宋体" w:eastAsia="宋体"/>
           <w:b w:val="0"/>
+          <w:i w:val="0"/>
+          <w:sz w:val="22"/>
         </w:rPr>
         <w:t>——属无量心所，对治</w:t>
       </w:r>
       <w:r>
         <w:rPr>
+          <w:rFonts w:ascii="宋体" w:hAnsi="宋体" w:eastAsia="宋体"/>
           <w:b/>
+          <w:i w:val="0"/>
+          <w:sz w:val="22"/>
         </w:rPr>
         <w:t>恼害</w:t>
       </w:r>
       <w:r>
         <w:rPr>
+          <w:rFonts w:ascii="宋体" w:hAnsi="宋体" w:eastAsia="宋体"/>
           <w:b w:val="0"/>
+          <w:i w:val="0"/>
+          <w:sz w:val="22"/>
         </w:rPr>
         <w:t>（与恼害有情相反），见众生受苦而不忍，愿拔其苦。</w:t>
       </w:r>
@@ -3036,25 +4531,37 @@
       </w:pPr>
       <w:r>
         <w:rPr>
+          <w:rFonts w:ascii="宋体" w:hAnsi="宋体" w:eastAsia="宋体"/>
           <w:b/>
+          <w:i w:val="0"/>
+          <w:sz w:val="22"/>
         </w:rPr>
         <w:t>喜（随喜，muditā）</w:t>
       </w:r>
       <w:r>
         <w:rPr>
+          <w:rFonts w:ascii="宋体" w:hAnsi="宋体" w:eastAsia="宋体"/>
           <w:b w:val="0"/>
+          <w:i w:val="0"/>
+          <w:sz w:val="22"/>
         </w:rPr>
         <w:t>——属无量心所，对治</w:t>
       </w:r>
       <w:r>
         <w:rPr>
+          <w:rFonts w:ascii="宋体" w:hAnsi="宋体" w:eastAsia="宋体"/>
           <w:b/>
+          <w:i w:val="0"/>
+          <w:sz w:val="22"/>
         </w:rPr>
         <w:t>嫉（嫉妒）</w:t>
       </w:r>
       <w:r>
         <w:rPr>
+          <w:rFonts w:ascii="宋体" w:hAnsi="宋体" w:eastAsia="宋体"/>
           <w:b w:val="0"/>
+          <w:i w:val="0"/>
+          <w:sz w:val="22"/>
         </w:rPr>
         <w:t>。随喜是"为别人的成就高兴"，嫉妒是"见不得别人好"，二者此消彼长。</w:t>
       </w:r>
@@ -3065,25 +4572,37 @@
       </w:pPr>
       <w:r>
         <w:rPr>
+          <w:rFonts w:ascii="宋体" w:hAnsi="宋体" w:eastAsia="宋体"/>
           <w:b/>
+          <w:i w:val="0"/>
+          <w:sz w:val="22"/>
         </w:rPr>
         <w:t>舍（中捨性，upekkhā）</w:t>
       </w:r>
       <w:r>
         <w:rPr>
+          <w:rFonts w:ascii="宋体" w:hAnsi="宋体" w:eastAsia="宋体"/>
           <w:b w:val="0"/>
+          <w:i w:val="0"/>
+          <w:sz w:val="22"/>
         </w:rPr>
         <w:t>——属美心所（中立/旁观），对治</w:t>
       </w:r>
       <w:r>
         <w:rPr>
+          <w:rFonts w:ascii="宋体" w:hAnsi="宋体" w:eastAsia="宋体"/>
           <w:b/>
+          <w:i w:val="0"/>
+          <w:sz w:val="22"/>
         </w:rPr>
         <w:t>贪爱执取与嗔恨排斥的两极</w:t>
       </w:r>
       <w:r>
         <w:rPr>
+          <w:rFonts w:ascii="宋体" w:hAnsi="宋体" w:eastAsia="宋体"/>
           <w:b w:val="0"/>
+          <w:i w:val="0"/>
+          <w:sz w:val="22"/>
         </w:rPr>
         <w:t>。不因亲疏、好恶而偏执，平等对待一切。</w:t>
       </w:r>
@@ -3091,7 +4610,10 @@
     <w:p>
       <w:r>
         <w:rPr>
+          <w:rFonts w:ascii="宋体" w:hAnsi="宋体" w:eastAsia="宋体"/>
           <w:b w:val="0"/>
+          <w:i w:val="0"/>
+          <w:sz w:val="22"/>
         </w:rPr>
         <w:t>对照52心所中的不善心所（14种）：贪、瞋、痴、掉举、昏沉、睡眠、无惭、无愧、疑、邪见、我慢、嫉、悭、恶作——四无量心正是这些烦恼的"解药"。</w:t>
       </w:r>
@@ -3099,13 +4621,19 @@
     <w:p>
       <w:r>
         <w:rPr>
+          <w:rFonts w:ascii="宋体" w:hAnsi="宋体" w:eastAsia="宋体"/>
           <w:b/>
+          <w:i w:val="0"/>
+          <w:sz w:val="22"/>
         </w:rPr>
         <w:t>◈扩展段落（可选）</w:t>
       </w:r>
       <w:r>
         <w:rPr>
+          <w:rFonts w:ascii="宋体" w:hAnsi="宋体" w:eastAsia="宋体"/>
           <w:b w:val="0"/>
+          <w:i w:val="0"/>
+          <w:sz w:val="22"/>
         </w:rPr>
         <w:t>【默读／选读／延伸】</w:t>
       </w:r>
@@ -3113,7 +4641,10 @@
     <w:p>
       <w:r>
         <w:rPr>
+          <w:rFonts w:ascii="宋体" w:hAnsi="宋体" w:eastAsia="宋体"/>
           <w:b w:val="0"/>
+          <w:i w:val="0"/>
+          <w:sz w:val="22"/>
         </w:rPr>
         <w:t>（52心所中的"喜"为杂心所，通善通不善；而"随喜"作为美心所/无量心所，特指为他人成就而欢喜。二者名称相近，性质不同。）</w:t>
       </w:r>
@@ -3121,42 +4652,88 @@
     <w:p>
       <w:r>
         <w:rPr>
+          <w:rFonts w:ascii="宋体" w:hAnsi="宋体" w:eastAsia="宋体"/>
           <w:b w:val="0"/>
+          <w:i w:val="0"/>
+          <w:sz w:val="22"/>
         </w:rPr>
         <w:t>（本材料与第2周"慈心所定义"的区别：第2周讲"慈是什么"（特相/作用/现起/近因）；本材料讲"四无量心各自对治什么烦恼"（在52心所中的对治关系），从烦恼对治的角度理解四无量心。）</w:t>
       </w:r>
     </w:p>
     <w:p>
+      <w:pPr>
+        <w:spacing w:before="200"/>
+      </w:pPr>
       <w:r>
         <w:rPr>
-          <w:b/>
-          <w:color w:val="1E4620"/>
-          <w:sz w:val="26"/>
+          <w:rFonts w:ascii="微软雅黑" w:hAnsi="微软雅黑" w:eastAsia="微软雅黑"/>
+          <w:b w:val="0"/>
+          <w:i w:val="0"/>
+          <w:color w:val="1E5631"/>
+          <w:sz w:val="28"/>
         </w:rPr>
         <w:t>💬 第二轮分享（10 min）</w:t>
       </w:r>
     </w:p>
+    <w:tbl>
+      <w:tblPr>
+        <w:tblW w:type="auto" w:w="0"/>
+        <w:jc w:val="center"/>
+        <w:tblLook w:firstColumn="1" w:firstRow="1" w:lastColumn="0" w:lastRow="0" w:noHBand="0" w:noVBand="1" w:val="04A0"/>
+      </w:tblPr>
+      <w:tblGrid>
+        <w:gridCol w:w="9638"/>
+      </w:tblGrid>
+      <w:tr>
+        <w:tc>
+          <w:tcPr>
+            <w:tcW w:type="dxa" w:w="9638"/>
+            <w:shd w:val="clear" w:color="auto" w:fill="F2F8F4"/>
+            <w:tcBorders>
+              <w:start w:val="single" w:sz="24" w:color="2E7D4F"/>
+            </w:tcBorders>
+            <w:tcMar>
+              <w:top w:w="40" w:type="dxa"/>
+              <w:bottom w:w="40" w:type="dxa"/>
+              <w:start w:w="120" w:type="dxa"/>
+              <w:end w:w="120" w:type="dxa"/>
+            </w:tcMar>
+          </w:tcPr>
+          <w:p>
+            <w:pPr>
+              <w:spacing w:line="324" w:lineRule="auto" w:after="60"/>
+            </w:pPr>
+            <w:r/>
+            <w:r>
+              <w:rPr>
+                <w:rFonts w:ascii="宋体" w:hAnsi="宋体" w:eastAsia="宋体"/>
+                <w:b w:val="0"/>
+                <w:i w:val="0"/>
+                <w:color w:val="333333"/>
+                <w:sz w:val="22"/>
+              </w:rPr>
+              <w:t>请大家轮流分享："慈、悲、喜、舍"这四个字里，哪一个你平时体验最多？哪一个最陌生？</w:t>
+            </w:r>
+          </w:p>
+        </w:tc>
+      </w:tr>
+    </w:tbl>
     <w:p>
       <w:pPr>
-        <w:ind w:left="170"/>
-        <w:pBdr>
-          <w:left w:val="single" w:sz="18" w:space="4" w:color="1E4620"/>
-        </w:pBdr>
-        <w:shd w:val="clear" w:fill="F2F5FA"/>
+        <w:spacing w:after="40"/>
+      </w:pPr>
+    </w:p>
+    <w:p>
+      <w:pPr>
+        <w:spacing w:before="200"/>
       </w:pPr>
       <w:r>
         <w:rPr>
+          <w:rFonts w:ascii="微软雅黑" w:hAnsi="微软雅黑" w:eastAsia="微软雅黑"/>
           <w:b w:val="0"/>
-        </w:rPr>
-        <w:t>请大家轮流分享："慈、悲、喜、舍"这四个字里，哪一个你平时体验最多？哪一个最陌生？</w:t>
-      </w:r>
-    </w:p>
-    <w:p>
-      <w:r>
-        <w:rPr>
-          <w:b/>
-          <w:color w:val="1E4620"/>
-          <w:sz w:val="26"/>
+          <w:i w:val="0"/>
+          <w:color w:val="1E5631"/>
+          <w:sz w:val="28"/>
         </w:rPr>
         <w:t>🎯 第二轮主题讨论（10 min）</w:t>
       </w:r>
@@ -3164,13 +4741,19 @@
     <w:p>
       <w:r>
         <w:rPr>
+          <w:rFonts w:ascii="宋体" w:hAnsi="宋体" w:eastAsia="宋体"/>
           <w:b/>
+          <w:i w:val="0"/>
+          <w:sz w:val="22"/>
         </w:rPr>
         <w:t>讨论问题（按优先级）</w:t>
       </w:r>
       <w:r>
         <w:rPr>
+          <w:rFonts w:ascii="宋体" w:hAnsi="宋体" w:eastAsia="宋体"/>
           <w:b w:val="0"/>
+          <w:i w:val="0"/>
+          <w:sz w:val="22"/>
         </w:rPr>
         <w:t>：</w:t>
       </w:r>
@@ -3181,7 +4764,10 @@
       </w:pPr>
       <w:r>
         <w:rPr>
+          <w:rFonts w:ascii="宋体" w:hAnsi="宋体" w:eastAsia="宋体"/>
           <w:b w:val="0"/>
+          <w:i w:val="0"/>
+          <w:sz w:val="22"/>
         </w:rPr>
         <w:t>问题①（★必答，时间不够时只讨论这个）</w:t>
       </w:r>
@@ -3192,7 +4778,10 @@
       </w:pPr>
       <w:r>
         <w:rPr>
+          <w:rFonts w:ascii="宋体" w:hAnsi="宋体" w:eastAsia="宋体"/>
           <w:b w:val="0"/>
+          <w:i w:val="0"/>
+          <w:sz w:val="22"/>
         </w:rPr>
         <w:t>问题②（◈选答）</w:t>
       </w:r>
@@ -3203,7 +4792,10 @@
       </w:pPr>
       <w:r>
         <w:rPr>
+          <w:rFonts w:ascii="宋体" w:hAnsi="宋体" w:eastAsia="宋体"/>
           <w:b w:val="0"/>
+          <w:i w:val="0"/>
+          <w:sz w:val="22"/>
         </w:rPr>
         <w:t>问题③（◈选答，时间富余或大家感兴趣时讨论）</w:t>
       </w:r>
@@ -3214,7 +4806,10 @@
       </w:pPr>
       <w:r>
         <w:rPr>
+          <w:rFonts w:ascii="宋体" w:hAnsi="宋体" w:eastAsia="宋体"/>
           <w:b w:val="0"/>
+          <w:i w:val="0"/>
+          <w:sz w:val="22"/>
         </w:rPr>
         <w:t>【问题①★必答】看看这四个词：愿人快乐（慈）、愿人离苦（悲）、随喜人成就（喜）、平等对待（舍）。你能不能在生活里各举一个例子？比如"随喜"——当别人成功时，你心里是高兴还是酸酸的？</w:t>
       </w:r>
@@ -3225,7 +4820,10 @@
       </w:pPr>
       <w:r>
         <w:rPr>
+          <w:rFonts w:ascii="宋体" w:hAnsi="宋体" w:eastAsia="宋体"/>
           <w:b w:val="0"/>
+          <w:i w:val="0"/>
+          <w:sz w:val="22"/>
         </w:rPr>
         <w:t>【问题②◈选答】原文说四梵住是"冲突的根本药方、创伤的疗愈者"。你同意吗？你身边有没有人（或你自己）因为"慈悲喜舍"而化解过冲突？</w:t>
       </w:r>
@@ -3236,108 +4834,191 @@
       </w:pPr>
       <w:r>
         <w:rPr>
+          <w:rFonts w:ascii="宋体" w:hAnsi="宋体" w:eastAsia="宋体"/>
           <w:b w:val="0"/>
+          <w:i w:val="0"/>
+          <w:sz w:val="22"/>
         </w:rPr>
         <w:t>【问题③◈选答】"舍"是平等心——不因亲疏、好恶而区别对待。这和我们平时说的"冷漠"有什么区别？</w:t>
       </w:r>
     </w:p>
+    <w:tbl>
+      <w:tblPr>
+        <w:tblW w:type="auto" w:w="0"/>
+        <w:jc w:val="center"/>
+        <w:tblLook w:firstColumn="1" w:firstRow="1" w:lastColumn="0" w:lastRow="0" w:noHBand="0" w:noVBand="1" w:val="04A0"/>
+      </w:tblPr>
+      <w:tblGrid>
+        <w:gridCol w:w="9638"/>
+      </w:tblGrid>
+      <w:tr>
+        <w:tc>
+          <w:tcPr>
+            <w:tcW w:type="dxa" w:w="9638"/>
+            <w:shd w:val="clear" w:color="auto" w:fill="F2F8F4"/>
+            <w:tcBorders>
+              <w:start w:val="single" w:sz="24" w:color="2E7D4F"/>
+            </w:tcBorders>
+            <w:tcMar>
+              <w:top w:w="40" w:type="dxa"/>
+              <w:bottom w:w="40" w:type="dxa"/>
+              <w:start w:w="120" w:type="dxa"/>
+              <w:end w:w="120" w:type="dxa"/>
+            </w:tcMar>
+          </w:tcPr>
+          <w:p>
+            <w:pPr>
+              <w:spacing w:line="324" w:lineRule="auto" w:after="60"/>
+            </w:pPr>
+            <w:r/>
+            <w:r>
+              <w:rPr>
+                <w:rFonts w:ascii="宋体" w:hAnsi="宋体" w:eastAsia="宋体"/>
+                <w:b/>
+                <w:i w:val="0"/>
+                <w:color w:val="333333"/>
+                <w:sz w:val="22"/>
+              </w:rPr>
+              <w:t>分层追问</w:t>
+            </w:r>
+            <w:r>
+              <w:rPr>
+                <w:rFonts w:ascii="宋体" w:hAnsi="宋体" w:eastAsia="宋体"/>
+                <w:b w:val="0"/>
+                <w:i w:val="0"/>
+                <w:color w:val="333333"/>
+                <w:sz w:val="22"/>
+              </w:rPr>
+              <w:t>（可视时间取用，由浅入深）：</w:t>
+            </w:r>
+          </w:p>
+          <w:p>
+            <w:pPr>
+              <w:spacing w:line="324" w:lineRule="auto" w:after="60"/>
+            </w:pPr>
+            <w:r>
+              <w:rPr>
+                <w:rFonts w:ascii="宋体" w:hAnsi="宋体" w:eastAsia="宋体"/>
+                <w:b w:val="0"/>
+                <w:i w:val="0"/>
+                <w:color w:val="333333"/>
+                <w:sz w:val="22"/>
+              </w:rPr>
+              <w:t>- 【现象】慈悲喜舍四样里，哪一样你天生就比较少？</w:t>
+            </w:r>
+          </w:p>
+          <w:p>
+            <w:pPr>
+              <w:spacing w:line="324" w:lineRule="auto" w:after="60"/>
+            </w:pPr>
+            <w:r>
+              <w:rPr>
+                <w:rFonts w:ascii="宋体" w:hAnsi="宋体" w:eastAsia="宋体"/>
+                <w:b w:val="0"/>
+                <w:i w:val="0"/>
+                <w:color w:val="333333"/>
+                <w:sz w:val="22"/>
+              </w:rPr>
+              <w:t>- 【影响】缺了这一样，会在你和谁的相处里带来摩擦？</w:t>
+            </w:r>
+          </w:p>
+          <w:p>
+            <w:pPr>
+              <w:spacing w:line="324" w:lineRule="auto" w:after="60"/>
+            </w:pPr>
+            <w:r>
+              <w:rPr>
+                <w:rFonts w:ascii="宋体" w:hAnsi="宋体" w:eastAsia="宋体"/>
+                <w:b w:val="0"/>
+                <w:i w:val="0"/>
+                <w:color w:val="333333"/>
+                <w:sz w:val="22"/>
+              </w:rPr>
+              <w:t>- 【应对】这周你想先练哪一样？从哪一个具体的人开始？</w:t>
+            </w:r>
+          </w:p>
+        </w:tc>
+      </w:tr>
+    </w:tbl>
     <w:p>
       <w:pPr>
-        <w:ind w:left="170"/>
-        <w:pBdr>
-          <w:left w:val="single" w:sz="18" w:space="4" w:color="1E4620"/>
-        </w:pBdr>
-        <w:shd w:val="clear" w:fill="F2F5FA"/>
+        <w:spacing w:after="40"/>
+      </w:pPr>
+    </w:p>
+    <w:p>
+      <w:pPr>
+        <w:spacing w:before="200"/>
       </w:pPr>
       <w:r>
         <w:rPr>
-          <w:b/>
-        </w:rPr>
-        <w:t>分层追问</w:t>
-      </w:r>
-      <w:r>
-        <w:rPr>
+          <w:rFonts w:ascii="微软雅黑" w:hAnsi="微软雅黑" w:eastAsia="微软雅黑"/>
           <w:b w:val="0"/>
-        </w:rPr>
-        <w:t>（可视时间取用，由浅入深）：</w:t>
-      </w:r>
-    </w:p>
-    <w:p>
-      <w:pPr>
-        <w:ind w:left="170"/>
-        <w:pBdr>
-          <w:left w:val="single" w:sz="18" w:space="4" w:color="1E4620"/>
-        </w:pBdr>
-        <w:shd w:val="clear" w:fill="F2F5FA"/>
-      </w:pPr>
-      <w:r>
-        <w:rPr>
-          <w:b w:val="0"/>
-        </w:rPr>
-        <w:t>- 【现象】慈悲喜舍四样里，哪一样你天生就比较少？</w:t>
-      </w:r>
-    </w:p>
-    <w:p>
-      <w:pPr>
-        <w:ind w:left="170"/>
-        <w:pBdr>
-          <w:left w:val="single" w:sz="18" w:space="4" w:color="1E4620"/>
-        </w:pBdr>
-        <w:shd w:val="clear" w:fill="F2F5FA"/>
-      </w:pPr>
-      <w:r>
-        <w:rPr>
-          <w:b w:val="0"/>
-        </w:rPr>
-        <w:t>- 【影响】缺了这一样，会在你和谁的相处里带来摩擦？</w:t>
-      </w:r>
-    </w:p>
-    <w:p>
-      <w:pPr>
-        <w:ind w:left="170"/>
-        <w:pBdr>
-          <w:left w:val="single" w:sz="18" w:space="4" w:color="1E4620"/>
-        </w:pBdr>
-        <w:shd w:val="clear" w:fill="F2F5FA"/>
-      </w:pPr>
-      <w:r>
-        <w:rPr>
-          <w:b w:val="0"/>
-        </w:rPr>
-        <w:t>- 【应对】这周你想先练哪一样？从哪一个具体的人开始？</w:t>
-      </w:r>
-    </w:p>
-    <w:p>
-      <w:r>
-        <w:rPr>
-          <w:b/>
-          <w:color w:val="1E4620"/>
-          <w:sz w:val="26"/>
+          <w:i w:val="0"/>
+          <w:color w:val="1E5631"/>
+          <w:sz w:val="28"/>
         </w:rPr>
         <w:t>📚 扩展内容包（时间富余时使用）</w:t>
       </w:r>
     </w:p>
+    <w:tbl>
+      <w:tblPr>
+        <w:tblW w:type="auto" w:w="0"/>
+        <w:jc w:val="center"/>
+        <w:tblLook w:firstColumn="1" w:firstRow="1" w:lastColumn="0" w:lastRow="0" w:noHBand="0" w:noVBand="1" w:val="04A0"/>
+      </w:tblPr>
+      <w:tblGrid>
+        <w:gridCol w:w="9638"/>
+      </w:tblGrid>
+      <w:tr>
+        <w:tc>
+          <w:tcPr>
+            <w:tcW w:type="dxa" w:w="9638"/>
+            <w:shd w:val="clear" w:color="auto" w:fill="F2F8F4"/>
+            <w:tcBorders>
+              <w:start w:val="single" w:sz="24" w:color="2E7D4F"/>
+            </w:tcBorders>
+            <w:tcMar>
+              <w:top w:w="40" w:type="dxa"/>
+              <w:bottom w:w="40" w:type="dxa"/>
+              <w:start w:w="120" w:type="dxa"/>
+              <w:end w:w="120" w:type="dxa"/>
+            </w:tcMar>
+          </w:tcPr>
+          <w:p>
+            <w:pPr>
+              <w:spacing w:line="324" w:lineRule="auto" w:after="60"/>
+            </w:pPr>
+            <w:r/>
+            <w:r>
+              <w:rPr>
+                <w:rFonts w:ascii="宋体" w:hAnsi="宋体" w:eastAsia="宋体"/>
+                <w:b w:val="0"/>
+                <w:i w:val="0"/>
+                <w:color w:val="333333"/>
+                <w:sz w:val="22"/>
+              </w:rPr>
+              <w:t>以下内容用于共读提前结束或讨论意犹未尽时，按需选用，不必全部完成。</w:t>
+            </w:r>
+          </w:p>
+        </w:tc>
+      </w:tr>
+    </w:tbl>
     <w:p>
       <w:pPr>
-        <w:ind w:left="170"/>
-        <w:pBdr>
-          <w:left w:val="single" w:sz="18" w:space="4" w:color="1E4620"/>
-        </w:pBdr>
-        <w:shd w:val="clear" w:fill="F2F5FA"/>
+        <w:spacing w:after="40"/>
+      </w:pPr>
+    </w:p>
+    <w:p>
+      <w:pPr>
+        <w:spacing w:before="120"/>
       </w:pPr>
       <w:r>
         <w:rPr>
+          <w:rFonts w:ascii="微软雅黑" w:hAnsi="微软雅黑" w:eastAsia="微软雅黑"/>
           <w:b w:val="0"/>
-        </w:rPr>
-        <w:t>以下内容用于共读提前结束或讨论意犹未尽时，按需选用，不必全部完成。</w:t>
-      </w:r>
-    </w:p>
-    <w:p>
-      <w:r>
-        <w:rPr>
-          <w:b/>
-          <w:color w:val="1E4620"/>
-          <w:sz w:val="23"/>
+          <w:i w:val="0"/>
+          <w:color w:val="1E5631"/>
+          <w:sz w:val="24"/>
         </w:rPr>
         <w:t>扩展一：补充原文段落</w:t>
       </w:r>
@@ -3345,7 +5026,10 @@
     <w:p>
       <w:r>
         <w:rPr>
+          <w:rFonts w:ascii="宋体" w:hAnsi="宋体" w:eastAsia="宋体"/>
           <w:b/>
+          <w:i w:val="0"/>
+          <w:sz w:val="22"/>
         </w:rPr>
         <w:t>段落1：进修遍满慈——从四十八种到五百二十八种</w:t>
       </w:r>
@@ -3356,66 +5040,118 @@
       </w:pPr>
       <w:r>
         <w:rPr>
+          <w:rFonts w:ascii="宋体" w:hAnsi="宋体" w:eastAsia="宋体"/>
           <w:b/>
+          <w:i w:val="0"/>
+          <w:sz w:val="22"/>
         </w:rPr>
         <w:t>出处</w:t>
       </w:r>
       <w:r>
         <w:rPr>
+          <w:rFonts w:ascii="宋体" w:hAnsi="宋体" w:eastAsia="宋体"/>
           <w:b w:val="0"/>
+          <w:i w:val="0"/>
+          <w:sz w:val="22"/>
         </w:rPr>
         <w:t>：《原文全集》第一部分（第188讲 法念处·五盖（二））·四、进修遍满慈</w:t>
       </w:r>
     </w:p>
+    <w:tbl>
+      <w:tblPr>
+        <w:tblW w:type="auto" w:w="0"/>
+        <w:jc w:val="center"/>
+        <w:tblLook w:firstColumn="1" w:firstRow="1" w:lastColumn="0" w:lastRow="0" w:noHBand="0" w:noVBand="1" w:val="04A0"/>
+      </w:tblPr>
+      <w:tblGrid>
+        <w:gridCol w:w="9638"/>
+      </w:tblGrid>
+      <w:tr>
+        <w:tc>
+          <w:tcPr>
+            <w:tcW w:type="dxa" w:w="9638"/>
+            <w:shd w:val="clear" w:color="auto" w:fill="F2F8F4"/>
+            <w:tcBorders>
+              <w:start w:val="single" w:sz="24" w:color="2E7D4F"/>
+            </w:tcBorders>
+            <w:tcMar>
+              <w:top w:w="40" w:type="dxa"/>
+              <w:bottom w:w="40" w:type="dxa"/>
+              <w:start w:w="120" w:type="dxa"/>
+              <w:end w:w="120" w:type="dxa"/>
+            </w:tcMar>
+          </w:tcPr>
+          <w:p>
+            <w:pPr>
+              <w:spacing w:line="324" w:lineRule="auto" w:after="60"/>
+            </w:pPr>
+            <w:r/>
+            <w:r>
+              <w:rPr>
+                <w:rFonts w:ascii="宋体" w:hAnsi="宋体" w:eastAsia="宋体"/>
+                <w:b w:val="0"/>
+                <w:i w:val="0"/>
+                <w:color w:val="333333"/>
+                <w:sz w:val="22"/>
+              </w:rPr>
+              <w:t>破除了人际之间界限之后，进修慈心遍满。慈心遍满分两种：一种是不限定对像的慈心遍满，一种是有限定对像的慈心遍满。不限定对像的慈心遍满可以分为五种或二十种，而有限定对像的慈心遍满可以分为七种或二十八种。</w:t>
+            </w:r>
+          </w:p>
+          <w:p>
+            <w:pPr>
+              <w:spacing w:line="324" w:lineRule="auto" w:after="60"/>
+            </w:pPr>
+          </w:p>
+          <w:p>
+            <w:pPr>
+              <w:spacing w:line="324" w:lineRule="auto" w:after="60"/>
+            </w:pPr>
+            <w:r>
+              <w:rPr>
+                <w:rFonts w:ascii="宋体" w:hAnsi="宋体" w:eastAsia="宋体"/>
+                <w:b w:val="0"/>
+                <w:i w:val="0"/>
+                <w:color w:val="333333"/>
+                <w:sz w:val="22"/>
+              </w:rPr>
+              <w:t>开始修行不限定对像的慈心遍满时，应该先选定一个范围，比如一个寺院的范围，或者在家人选家的那栋楼附近范围，以慈心禅的光明照见该范围内的各种众生。然后以四种方式向他们散播慈爱："愿一切有情没有仇敌，没有内心的痛苦，没有身体的痛苦，拥有自己的快乐。"修到以每种方式都能够证得初、二、三禅……总共有二十种方式。</w:t>
+            </w:r>
+          </w:p>
+          <w:p>
+            <w:pPr>
+              <w:spacing w:line="324" w:lineRule="auto" w:after="60"/>
+            </w:pPr>
+          </w:p>
+          <w:p>
+            <w:pPr>
+              <w:spacing w:line="324" w:lineRule="auto" w:after="60"/>
+            </w:pPr>
+            <w:r>
+              <w:rPr>
+                <w:rFonts w:ascii="宋体" w:hAnsi="宋体" w:eastAsia="宋体"/>
+                <w:b w:val="0"/>
+                <w:i w:val="0"/>
+                <w:color w:val="333333"/>
+                <w:sz w:val="22"/>
+              </w:rPr>
+              <w:t>成功之后，可以将范围扩大到小区，或者寺院外边，再以四十八种方式来散播慈爱。成功后，再渐次地扩大范围到一个村庄、两个村庄、一个城镇、一个省市、一个国家、几个国家、东半球、西半球、整个太阳系、整个银河系、三十一界的生命类。……能够将慈爱扩散到无边世界以后，应该将慈爱扩散到十方，即依方向的遍满慈，这是指逐一地对十方无边世界的众生散播慈爱。……如此总共有四百八十个依方向的遍满慈，再加上前面提到的四十八个不依方向散播慈爱到无边世界的遍满慈，所以一共有五百二十八个散播遍满慈的方法。对于能重复地修习这五百二十八种遍满慈的禅修者，就能够很有效地镇伏瞋恚，而且能够获得慈心禅那的十一种利益。</w:t>
+            </w:r>
+          </w:p>
+        </w:tc>
+      </w:tr>
+    </w:tbl>
     <w:p>
       <w:pPr>
-        <w:ind w:left="170"/>
-        <w:pBdr>
-          <w:left w:val="single" w:sz="18" w:space="4" w:color="1E4620"/>
-        </w:pBdr>
-        <w:shd w:val="clear" w:fill="F2F5FA"/>
+        <w:spacing w:after="40"/>
       </w:pPr>
-      <w:r>
-        <w:rPr>
-          <w:b w:val="0"/>
-        </w:rPr>
-        <w:t>破除了人际之间界限之后，进修慈心遍满。慈心遍满分两种：一种是不限定对像的慈心遍满，一种是有限定对像的慈心遍满。不限定对像的慈心遍满可以分为五种或二十种，而有限定对像的慈心遍满可以分为七种或二十八种。</w:t>
-      </w:r>
-    </w:p>
-    <w:p>
-      <w:pPr>
-        <w:ind w:left="170"/>
-        <w:pBdr>
-          <w:left w:val="single" w:sz="18" w:space="4" w:color="1E4620"/>
-        </w:pBdr>
-        <w:shd w:val="clear" w:fill="F2F5FA"/>
-      </w:pPr>
-      <w:r>
-        <w:rPr>
-          <w:b w:val="0"/>
-        </w:rPr>
-        <w:t>开始修行不限定对像的慈心遍满时，应该先选定一个范围，比如一个寺院的范围，或者在家人选家的那栋楼附近范围，以慈心禅的光明照见该范围内的各种众生。然后以四种方式向他们散播慈爱："愿一切有情没有仇敌，没有内心的痛苦，没有身体的痛苦，拥有自己的快乐。"修到以每种方式都能够证得初、二、三禅……总共有二十种方式。</w:t>
-      </w:r>
-    </w:p>
-    <w:p>
-      <w:pPr>
-        <w:ind w:left="170"/>
-        <w:pBdr>
-          <w:left w:val="single" w:sz="18" w:space="4" w:color="1E4620"/>
-        </w:pBdr>
-        <w:shd w:val="clear" w:fill="F2F5FA"/>
-      </w:pPr>
-      <w:r>
-        <w:rPr>
-          <w:b w:val="0"/>
-        </w:rPr>
-        <w:t>成功之后，可以将范围扩大到小区，或者寺院外边，再以四十八种方式来散播慈爱。成功后，再渐次地扩大范围到一个村庄、两个村庄、一个城镇、一个省市、一个国家、几个国家、东半球、西半球、整个太阳系、整个银河系、三十一界的生命类。……能够将慈爱扩散到无边世界以后，应该将慈爱扩散到十方，即依方向的遍满慈，这是指逐一地对十方无边世界的众生散播慈爱。……如此总共有四百八十个依方向的遍满慈，再加上前面提到的四十八个不依方向散播慈爱到无边世界的遍满慈，所以一共有五百二十八个散播遍满慈的方法。对于能重复地修习这五百二十八种遍满慈的禅修者，就能够很有效地镇伏瞋恚，而且能够获得慈心禅那的十一种利益。</w:t>
-      </w:r>
     </w:p>
     <w:p>
       <w:r>
         <w:rPr>
+          <w:rFonts w:ascii="宋体" w:hAnsi="宋体" w:eastAsia="宋体"/>
           <w:b/>
+          <w:i w:val="0"/>
+          <w:sz w:val="22"/>
         </w:rPr>
         <w:t>段落2：推己及人——自己希望快乐，众生同样希望快乐</w:t>
       </w:r>
@@ -3426,38 +5162,82 @@
       </w:pPr>
       <w:r>
         <w:rPr>
+          <w:rFonts w:ascii="宋体" w:hAnsi="宋体" w:eastAsia="宋体"/>
           <w:b/>
+          <w:i w:val="0"/>
+          <w:sz w:val="22"/>
         </w:rPr>
         <w:t>出处</w:t>
       </w:r>
       <w:r>
         <w:rPr>
+          <w:rFonts w:ascii="宋体" w:hAnsi="宋体" w:eastAsia="宋体"/>
           <w:b w:val="0"/>
+          <w:i w:val="0"/>
+          <w:sz w:val="22"/>
         </w:rPr>
         <w:t>：《原文全集》第一部分（第188讲）·（四）如何修习慈心</w:t>
       </w:r>
     </w:p>
+    <w:tbl>
+      <w:tblPr>
+        <w:tblW w:type="auto" w:w="0"/>
+        <w:jc w:val="center"/>
+        <w:tblLook w:firstColumn="1" w:firstRow="1" w:lastColumn="0" w:lastRow="0" w:noHBand="0" w:noVBand="1" w:val="04A0"/>
+      </w:tblPr>
+      <w:tblGrid>
+        <w:gridCol w:w="9638"/>
+      </w:tblGrid>
+      <w:tr>
+        <w:tc>
+          <w:tcPr>
+            <w:tcW w:type="dxa" w:w="9638"/>
+            <w:shd w:val="clear" w:color="auto" w:fill="F2F8F4"/>
+            <w:tcBorders>
+              <w:start w:val="single" w:sz="24" w:color="2E7D4F"/>
+            </w:tcBorders>
+            <w:tcMar>
+              <w:top w:w="40" w:type="dxa"/>
+              <w:bottom w:w="40" w:type="dxa"/>
+              <w:start w:w="120" w:type="dxa"/>
+              <w:end w:w="120" w:type="dxa"/>
+            </w:tcMar>
+          </w:tcPr>
+          <w:p>
+            <w:pPr>
+              <w:spacing w:line="324" w:lineRule="auto" w:after="60"/>
+            </w:pPr>
+            <w:r/>
+            <w:r>
+              <w:rPr>
+                <w:rFonts w:ascii="宋体" w:hAnsi="宋体" w:eastAsia="宋体"/>
+                <w:b w:val="0"/>
+                <w:i w:val="0"/>
+                <w:color w:val="333333"/>
+                <w:sz w:val="22"/>
+              </w:rPr>
+              <w:t>对自己散播慈爱不能证得禅那，但是可以感受到对自己散播慈爱带来的愉悦。这样做，是为了能推己及人。愿自己没有怨敌，没有内心的痛苦，没有身体的痛苦，拥有自己的快乐，自己如此希望，并能感受到，就要推己及人。我们希望自己快乐，别人同样希望他们自己快乐。</w:t>
+            </w:r>
+          </w:p>
+        </w:tc>
+      </w:tr>
+    </w:tbl>
     <w:p>
       <w:pPr>
-        <w:ind w:left="170"/>
-        <w:pBdr>
-          <w:left w:val="single" w:sz="18" w:space="4" w:color="1E4620"/>
-        </w:pBdr>
-        <w:shd w:val="clear" w:fill="F2F5FA"/>
+        <w:spacing w:after="40"/>
+      </w:pPr>
+    </w:p>
+    <w:p>
+      <w:pPr>
+        <w:spacing w:before="120"/>
       </w:pPr>
       <w:r>
         <w:rPr>
+          <w:rFonts w:ascii="微软雅黑" w:hAnsi="微软雅黑" w:eastAsia="微软雅黑"/>
           <w:b w:val="0"/>
-        </w:rPr>
-        <w:t>对自己散播慈爱不能证得禅那，但是可以感受到对自己散播慈爱带来的愉悦。这样做，是为了能推己及人。愿自己没有怨敌，没有内心的痛苦，没有身体的痛苦，拥有自己的快乐，自己如此希望，并能感受到，就要推己及人。我们希望自己快乐，别人同样希望他们自己快乐。</w:t>
-      </w:r>
-    </w:p>
-    <w:p>
-      <w:r>
-        <w:rPr>
-          <w:b/>
-          <w:color w:val="1E4620"/>
-          <w:sz w:val="23"/>
+          <w:i w:val="0"/>
+          <w:color w:val="1E5631"/>
+          <w:sz w:val="24"/>
         </w:rPr>
         <w:t>扩展二：深入讨论问题</w:t>
       </w:r>
@@ -3468,7 +5248,10 @@
       </w:pPr>
       <w:r>
         <w:rPr>
+          <w:rFonts w:ascii="宋体" w:hAnsi="宋体" w:eastAsia="宋体"/>
           <w:b w:val="0"/>
+          <w:i w:val="0"/>
+          <w:sz w:val="22"/>
         </w:rPr>
         <w:t>从"对自己修慈心"到"对十方众生修慈心"，中间最难跨越的是哪一步？为什么？（可以让大家指一指自己在哪一步"卡住"了）</w:t>
       </w:r>
@@ -3479,17 +5262,25 @@
       </w:pPr>
       <w:r>
         <w:rPr>
+          <w:rFonts w:ascii="宋体" w:hAnsi="宋体" w:eastAsia="宋体"/>
           <w:b w:val="0"/>
+          <w:i w:val="0"/>
+          <w:sz w:val="22"/>
         </w:rPr>
         <w:t>原文举了"动物保护者心疼老虎、却没想到被老虎吃掉的动物"的例子——你生活中有没有类似的"选择性慈悲"？比如只对可爱的人慈悲、只对自己人慈悲？</w:t>
       </w:r>
     </w:p>
     <w:p>
+      <w:pPr>
+        <w:spacing w:before="120"/>
+      </w:pPr>
       <w:r>
         <w:rPr>
-          <w:b/>
-          <w:color w:val="1E4620"/>
-          <w:sz w:val="23"/>
+          <w:rFonts w:ascii="微软雅黑" w:hAnsi="微软雅黑" w:eastAsia="微软雅黑"/>
+          <w:b w:val="0"/>
+          <w:i w:val="0"/>
+          <w:color w:val="1E5631"/>
+          <w:sz w:val="24"/>
         </w:rPr>
         <w:t>扩展三：延伸小练习</w:t>
       </w:r>
@@ -3500,23 +5291,34 @@
       </w:pPr>
       <w:r>
         <w:rPr>
+          <w:rFonts w:ascii="宋体" w:hAnsi="宋体" w:eastAsia="宋体"/>
           <w:b/>
+          <w:i w:val="0"/>
+          <w:sz w:val="22"/>
         </w:rPr>
         <w:t>"经过即祝福"练习（约5分钟）</w:t>
       </w:r>
       <w:r>
         <w:rPr>
+          <w:rFonts w:ascii="宋体" w:hAnsi="宋体" w:eastAsia="宋体"/>
           <w:b w:val="0"/>
+          <w:i w:val="0"/>
+          <w:sz w:val="22"/>
         </w:rPr>
         <w:t>：请大家想一个自己每天都会经过的地方（地铁站、菜市场、公司门口），在心里默默祝福那里出现的每一个人："愿你远离危难，愿你内心愉悦，愿你身体健康，愿你保有快乐。"——这是本周作业的现场版，可以让大家当场试一遍。</w:t>
       </w:r>
     </w:p>
     <w:p>
+      <w:pPr>
+        <w:spacing w:before="120"/>
+      </w:pPr>
       <w:r>
         <w:rPr>
-          <w:b/>
-          <w:color w:val="1E4620"/>
-          <w:sz w:val="23"/>
+          <w:rFonts w:ascii="微软雅黑" w:hAnsi="微软雅黑" w:eastAsia="微软雅黑"/>
+          <w:b w:val="0"/>
+          <w:i w:val="0"/>
+          <w:color w:val="1E5631"/>
+          <w:sz w:val="24"/>
         </w:rPr>
         <w:t>扩展四：补充原文段落</w:t>
       </w:r>
@@ -3524,7 +5326,10 @@
     <w:p>
       <w:r>
         <w:rPr>
+          <w:rFonts w:ascii="宋体" w:hAnsi="宋体" w:eastAsia="宋体"/>
           <w:b/>
+          <w:i w:val="0"/>
+          <w:sz w:val="22"/>
         </w:rPr>
         <w:t>段落1：什么是慈心——离贪、离瞋、离痴</w:t>
       </w:r>
@@ -3535,36 +5340,78 @@
       </w:pPr>
       <w:r>
         <w:rPr>
+          <w:rFonts w:ascii="宋体" w:hAnsi="宋体" w:eastAsia="宋体"/>
           <w:b/>
+          <w:i w:val="0"/>
+          <w:sz w:val="22"/>
         </w:rPr>
         <w:t>出处</w:t>
       </w:r>
       <w:r>
         <w:rPr>
+          <w:rFonts w:ascii="宋体" w:hAnsi="宋体" w:eastAsia="宋体"/>
           <w:b w:val="0"/>
+          <w:i w:val="0"/>
+          <w:sz w:val="22"/>
         </w:rPr>
         <w:t>：《原文全集》第一部分（第188讲 法念处·五盖（二））·三、慈心禅那的修习·（一）什么是慈心</w:t>
       </w:r>
     </w:p>
+    <w:tbl>
+      <w:tblPr>
+        <w:tblW w:type="auto" w:w="0"/>
+        <w:jc w:val="center"/>
+        <w:tblLook w:firstColumn="1" w:firstRow="1" w:lastColumn="0" w:lastRow="0" w:noHBand="0" w:noVBand="1" w:val="04A0"/>
+      </w:tblPr>
+      <w:tblGrid>
+        <w:gridCol w:w="9638"/>
+      </w:tblGrid>
+      <w:tr>
+        <w:tc>
+          <w:tcPr>
+            <w:tcW w:type="dxa" w:w="9638"/>
+            <w:shd w:val="clear" w:color="auto" w:fill="F2F8F4"/>
+            <w:tcBorders>
+              <w:start w:val="single" w:sz="24" w:color="2E7D4F"/>
+            </w:tcBorders>
+            <w:tcMar>
+              <w:top w:w="40" w:type="dxa"/>
+              <w:bottom w:w="40" w:type="dxa"/>
+              <w:start w:w="120" w:type="dxa"/>
+              <w:end w:w="120" w:type="dxa"/>
+            </w:tcMar>
+          </w:tcPr>
+          <w:p>
+            <w:pPr>
+              <w:spacing w:line="324" w:lineRule="auto" w:after="60"/>
+            </w:pPr>
+            <w:r/>
+            <w:r>
+              <w:rPr>
+                <w:rFonts w:ascii="宋体" w:hAnsi="宋体" w:eastAsia="宋体"/>
+                <w:b w:val="0"/>
+                <w:i w:val="0"/>
+                <w:color w:val="333333"/>
+                <w:sz w:val="22"/>
+              </w:rPr>
+              <w:t>慈心是一种梵住，四梵住（慈、悲、喜、捨），排第一位的是慈梵住（Brahmavihāra）。修习慈心是为了去除瞋恚盖。贪的特点是黏著、执取。黏著、执取给你带来什么感觉呢？感觉被绑住了，对吧？……只要有任何贪爱就不自由。所以，离贪可以获得自由。瞋恚是粗野、残暴，经常生起害人的心，或者害人害己的心。离瞋带来慈悲，心会很柔软。瞋心重的人身体都很僵硬，浑身都是疙瘩，各种包，硬邦邦的，按哪都痛。而有慈心的人，浑身都很柔软。什么叫痴呢？就是盲目，愚痴的人像瞆的人，该做正确的事情他不会做。所以，离痴获得光明，让内心透亮，看问题不被堵住，一点就看到根源上，这是智慧。</w:t>
+            </w:r>
+          </w:p>
+        </w:tc>
+      </w:tr>
+    </w:tbl>
     <w:p>
       <w:pPr>
-        <w:ind w:left="170"/>
-        <w:pBdr>
-          <w:left w:val="single" w:sz="18" w:space="4" w:color="1E4620"/>
-        </w:pBdr>
-        <w:shd w:val="clear" w:fill="F2F5FA"/>
+        <w:spacing w:after="40"/>
       </w:pPr>
-      <w:r>
-        <w:rPr>
-          <w:b w:val="0"/>
-        </w:rPr>
-        <w:t>慈心是一种梵住，四梵住（慈、悲、喜、捨），排第一位的是慈梵住（Brahmavihāra）。修习慈心是为了去除瞋恚盖。贪的特点是黏著、执取。黏著、执取给你带来什么感觉呢？感觉被绑住了，对吧？……只要有任何贪爱就不自由。所以，离贪可以获得自由。瞋恚是粗野、残暴，经常生起害人的心，或者害人害己的心。离瞋带来慈悲，心会很柔软。瞋心重的人身体都很僵硬，浑身都是疙瘩，各种包，硬邦邦的，按哪都痛。而有慈心的人，浑身都很柔软。什么叫痴呢？就是盲目，愚痴的人像瞆的人，该做正确的事情他不会做。所以，离痴获得光明，让内心透亮，看问题不被堵住，一点就看到根源上，这是智慧。</w:t>
-      </w:r>
     </w:p>
     <w:p>
       <w:r>
         <w:rPr>
+          <w:rFonts w:ascii="宋体" w:hAnsi="宋体" w:eastAsia="宋体"/>
           <w:b/>
+          <w:i w:val="0"/>
+          <w:sz w:val="22"/>
         </w:rPr>
         <w:t>段落2：五十二心所中的"慈、悲、随喜"——美心所与不善心所对照</w:t>
       </w:r>
@@ -3575,68 +5422,122 @@
       </w:pPr>
       <w:r>
         <w:rPr>
+          <w:rFonts w:ascii="宋体" w:hAnsi="宋体" w:eastAsia="宋体"/>
           <w:b/>
+          <w:i w:val="0"/>
+          <w:sz w:val="22"/>
         </w:rPr>
         <w:t>出处</w:t>
       </w:r>
       <w:r>
         <w:rPr>
+          <w:rFonts w:ascii="宋体" w:hAnsi="宋体" w:eastAsia="宋体"/>
           <w:b w:val="0"/>
+          <w:i w:val="0"/>
+          <w:sz w:val="22"/>
         </w:rPr>
         <w:t>：《原文全集》第五部分（如来禅修学体系81）·四、五十二（52）心所总表（图中文字整理）</w:t>
       </w:r>
     </w:p>
+    <w:tbl>
+      <w:tblPr>
+        <w:tblW w:type="auto" w:w="0"/>
+        <w:jc w:val="center"/>
+        <w:tblLook w:firstColumn="1" w:firstRow="1" w:lastColumn="0" w:lastRow="0" w:noHBand="0" w:noVBand="1" w:val="04A0"/>
+      </w:tblPr>
+      <w:tblGrid>
+        <w:gridCol w:w="9638"/>
+      </w:tblGrid>
+      <w:tr>
+        <w:tc>
+          <w:tcPr>
+            <w:tcW w:type="dxa" w:w="9638"/>
+            <w:shd w:val="clear" w:color="auto" w:fill="F2F8F4"/>
+            <w:tcBorders>
+              <w:start w:val="single" w:sz="24" w:color="2E7D4F"/>
+            </w:tcBorders>
+            <w:tcMar>
+              <w:top w:w="40" w:type="dxa"/>
+              <w:bottom w:w="40" w:type="dxa"/>
+              <w:start w:w="120" w:type="dxa"/>
+              <w:end w:w="120" w:type="dxa"/>
+            </w:tcMar>
+          </w:tcPr>
+          <w:p>
+            <w:pPr>
+              <w:spacing w:line="324" w:lineRule="auto" w:after="60"/>
+            </w:pPr>
+            <w:r/>
+            <w:r>
+              <w:rPr>
+                <w:rFonts w:ascii="宋体" w:hAnsi="宋体" w:eastAsia="宋体"/>
+                <w:b w:val="0"/>
+                <w:i w:val="0"/>
+                <w:color w:val="333333"/>
+                <w:sz w:val="22"/>
+              </w:rPr>
+              <w:t>不善心所（14）：贪（爱/染）、瞋（怒/反击/拂逆）、痴（没智慧语）、掉举（忐忑）、昏沉（心的沉重）、睡眠（心的呆滞）、无惭（不耻作恶）、无愧（不怕作恶）、疑（不信因果/三宝）、邪见（错误的见解）、我慢（傲）、嫉（嫉妒）、悭（吝啬）、恶作（懊悔）</w:t>
+            </w:r>
+          </w:p>
+          <w:p>
+            <w:pPr>
+              <w:spacing w:line="324" w:lineRule="auto" w:after="60"/>
+            </w:pPr>
+          </w:p>
+          <w:p>
+            <w:pPr>
+              <w:spacing w:line="324" w:lineRule="auto" w:after="60"/>
+            </w:pPr>
+            <w:r>
+              <w:rPr>
+                <w:rFonts w:ascii="宋体" w:hAnsi="宋体" w:eastAsia="宋体"/>
+                <w:b w:val="0"/>
+                <w:i w:val="0"/>
+                <w:color w:val="333333"/>
+                <w:sz w:val="22"/>
+              </w:rPr>
+              <w:t>美心所（25）：信、念、惭（耻作诸恶）、愧（怖畏诸恶）、无贪、无瞋、无痴（特慧根）、中捨性（作中立/旁观）、心所轻安、心轻安、心所轻快性、心轻快性、心所柔软性、心柔软性、心所练达性（适应性）、心练达性、心所正直性、心正直性、正语（离邪语）、正业（离杀盗淫）、正命（离邪命）、悲（悲悯）、随喜、慈（无量心所）</w:t>
+            </w:r>
+          </w:p>
+          <w:p>
+            <w:pPr>
+              <w:spacing w:line="324" w:lineRule="auto" w:after="60"/>
+            </w:pPr>
+          </w:p>
+          <w:p>
+            <w:pPr>
+              <w:spacing w:line="324" w:lineRule="auto" w:after="60"/>
+            </w:pPr>
+            <w:r>
+              <w:rPr>
+                <w:rFonts w:ascii="宋体" w:hAnsi="宋体" w:eastAsia="宋体"/>
+                <w:b w:val="0"/>
+                <w:i w:val="0"/>
+                <w:color w:val="333333"/>
+                <w:sz w:val="22"/>
+              </w:rPr>
+              <w:t>（图中另标注：无量心所之"因组/果组"，慈、悲俱属无量心所；悲——以如理作意见有情无所归依，为众苦所迫；慈——以如理作意见有情的优点。）</w:t>
+            </w:r>
+          </w:p>
+        </w:tc>
+      </w:tr>
+    </w:tbl>
     <w:p>
       <w:pPr>
-        <w:ind w:left="170"/>
-        <w:pBdr>
-          <w:left w:val="single" w:sz="18" w:space="4" w:color="1E4620"/>
-        </w:pBdr>
-        <w:shd w:val="clear" w:fill="F2F5FA"/>
+        <w:spacing w:after="40"/>
+      </w:pPr>
+    </w:p>
+    <w:p>
+      <w:pPr>
+        <w:spacing w:before="120"/>
       </w:pPr>
       <w:r>
         <w:rPr>
+          <w:rFonts w:ascii="微软雅黑" w:hAnsi="微软雅黑" w:eastAsia="微软雅黑"/>
           <w:b w:val="0"/>
-        </w:rPr>
-        <w:t>不善心所（14）：贪（爱/染）、瞋（怒/反击/拂逆）、痴（没智慧语）、掉举（忐忑）、昏沉（心的沉重）、睡眠（心的呆滞）、无惭（不耻作恶）、无愧（不怕作恶）、疑（不信因果/三宝）、邪见（错误的见解）、我慢（傲）、嫉（嫉妒）、悭（吝啬）、恶作（懊悔）</w:t>
-      </w:r>
-    </w:p>
-    <w:p>
-      <w:pPr>
-        <w:ind w:left="170"/>
-        <w:pBdr>
-          <w:left w:val="single" w:sz="18" w:space="4" w:color="1E4620"/>
-        </w:pBdr>
-        <w:shd w:val="clear" w:fill="F2F5FA"/>
-      </w:pPr>
-      <w:r>
-        <w:rPr>
-          <w:b w:val="0"/>
-        </w:rPr>
-        <w:t>美心所（25）：信、念、惭（耻作诸恶）、愧（怖畏诸恶）、无贪、无瞋、无痴（特慧根）、中捨性（作中立/旁观）、心所轻安、心轻安、心所轻快性、心轻快性、心所柔软性、心柔软性、心所练达性（适应性）、心练达性、心所正直性、心正直性、正语（离邪语）、正业（离杀盗淫）、正命（离邪命）、悲（悲悯）、随喜、慈（无量心所）</w:t>
-      </w:r>
-    </w:p>
-    <w:p>
-      <w:pPr>
-        <w:ind w:left="170"/>
-        <w:pBdr>
-          <w:left w:val="single" w:sz="18" w:space="4" w:color="1E4620"/>
-        </w:pBdr>
-        <w:shd w:val="clear" w:fill="F2F5FA"/>
-      </w:pPr>
-      <w:r>
-        <w:rPr>
-          <w:b w:val="0"/>
-        </w:rPr>
-        <w:t>（图中另标注：无量心所之"因组/果组"，慈、悲俱属无量心所；悲——以如理作意见有情无所归依，为众苦所迫；慈——以如理作意见有情的优点。）</w:t>
-      </w:r>
-    </w:p>
-    <w:p>
-      <w:r>
-        <w:rPr>
-          <w:b/>
-          <w:color w:val="1E4620"/>
-          <w:sz w:val="23"/>
+          <w:i w:val="0"/>
+          <w:color w:val="1E5631"/>
+          <w:sz w:val="24"/>
         </w:rPr>
         <w:t>扩展五：深入讨论问题</w:t>
       </w:r>
@@ -3647,7 +5548,10 @@
       </w:pPr>
       <w:r>
         <w:rPr>
+          <w:rFonts w:ascii="宋体" w:hAnsi="宋体" w:eastAsia="宋体"/>
           <w:b w:val="0"/>
+          <w:i w:val="0"/>
+          <w:sz w:val="22"/>
         </w:rPr>
         <w:t>原文说"慈悲喜舍是压力的疏解剂、社会和平的缔造者、解决社会冲突的根本药方"——你同意吗？能举一个自己身边的例子吗？</w:t>
       </w:r>
@@ -3658,17 +5562,25 @@
       </w:pPr>
       <w:r>
         <w:rPr>
+          <w:rFonts w:ascii="宋体" w:hAnsi="宋体" w:eastAsia="宋体"/>
           <w:b w:val="0"/>
+          <w:i w:val="0"/>
+          <w:sz w:val="22"/>
         </w:rPr>
         <w:t>在五十二心所表里，"随喜"属于美心所，"嫉（嫉妒）""悭（吝啬）"属于不善心所——观察一下：当别人成功时，你的第一反应更接近哪一个？为什么"随喜"这么难？</w:t>
       </w:r>
     </w:p>
     <w:p>
+      <w:pPr>
+        <w:spacing w:before="120"/>
+      </w:pPr>
       <w:r>
         <w:rPr>
-          <w:b/>
-          <w:color w:val="1E4620"/>
-          <w:sz w:val="23"/>
+          <w:rFonts w:ascii="微软雅黑" w:hAnsi="微软雅黑" w:eastAsia="微软雅黑"/>
+          <w:b w:val="0"/>
+          <w:i w:val="0"/>
+          <w:color w:val="1E5631"/>
+          <w:sz w:val="24"/>
         </w:rPr>
         <w:t>扩展六：延伸小练习</w:t>
       </w:r>
@@ -3679,23 +5591,34 @@
       </w:pPr>
       <w:r>
         <w:rPr>
+          <w:rFonts w:ascii="宋体" w:hAnsi="宋体" w:eastAsia="宋体"/>
           <w:b/>
+          <w:i w:val="0"/>
+          <w:sz w:val="22"/>
         </w:rPr>
         <w:t>"随喜"练习（约5分钟）</w:t>
       </w:r>
       <w:r>
         <w:rPr>
+          <w:rFonts w:ascii="宋体" w:hAnsi="宋体" w:eastAsia="宋体"/>
           <w:b w:val="0"/>
+          <w:i w:val="0"/>
+          <w:sz w:val="22"/>
         </w:rPr>
         <w:t>：请大家回想今天（或本周）身边某个人"过得好"的事——升职、被表扬、家庭和睦、身体健康——在心里真心地说一句："真好，随喜他/她。"然后分享：说这句话时，心里是轻松的，还是有一点点酸？本周末前，每次看到别人"好"，都在心里默默随喜一次。</w:t>
       </w:r>
     </w:p>
     <w:p>
+      <w:pPr>
+        <w:spacing w:before="200"/>
+      </w:pPr>
       <w:r>
         <w:rPr>
-          <w:b/>
-          <w:color w:val="1E4620"/>
-          <w:sz w:val="26"/>
+          <w:rFonts w:ascii="微软雅黑" w:hAnsi="微软雅黑" w:eastAsia="微软雅黑"/>
+          <w:b w:val="0"/>
+          <w:i w:val="0"/>
+          <w:color w:val="1E5631"/>
+          <w:sz w:val="28"/>
         </w:rPr>
         <w:t>🔚 收尾与回向（15 min）</w:t>
       </w:r>
@@ -3706,13 +5629,19 @@
       </w:pPr>
       <w:r>
         <w:rPr>
+          <w:rFonts w:ascii="宋体" w:hAnsi="宋体" w:eastAsia="宋体"/>
           <w:b/>
+          <w:i w:val="0"/>
+          <w:sz w:val="22"/>
         </w:rPr>
         <w:t>每人一句话</w:t>
       </w:r>
       <w:r>
         <w:rPr>
+          <w:rFonts w:ascii="宋体" w:hAnsi="宋体" w:eastAsia="宋体"/>
           <w:b w:val="0"/>
+          <w:i w:val="0"/>
+          <w:sz w:val="22"/>
         </w:rPr>
         <w:t>：向"十方众生"散播慈爱时，你心里是什么感觉？有没有觉得心变大了？</w:t>
       </w:r>
@@ -3723,13 +5652,19 @@
       </w:pPr>
       <w:r>
         <w:rPr>
+          <w:rFonts w:ascii="宋体" w:hAnsi="宋体" w:eastAsia="宋体"/>
           <w:b/>
+          <w:i w:val="0"/>
+          <w:sz w:val="22"/>
         </w:rPr>
         <w:t>下周预告</w:t>
       </w:r>
       <w:r>
         <w:rPr>
+          <w:rFonts w:ascii="宋体" w:hAnsi="宋体" w:eastAsia="宋体"/>
           <w:b w:val="0"/>
+          <w:i w:val="0"/>
+          <w:sz w:val="22"/>
         </w:rPr>
         <w:t>：下周我们学习四无量心——慈、悲、喜、舍。</w:t>
       </w:r>
@@ -3740,13 +5675,19 @@
       </w:pPr>
       <w:r>
         <w:rPr>
+          <w:rFonts w:ascii="宋体" w:hAnsi="宋体" w:eastAsia="宋体"/>
           <w:b/>
+          <w:i w:val="0"/>
+          <w:sz w:val="22"/>
         </w:rPr>
         <w:t>本周作业</w:t>
       </w:r>
       <w:r>
         <w:rPr>
+          <w:rFonts w:ascii="宋体" w:hAnsi="宋体" w:eastAsia="宋体"/>
           <w:b w:val="0"/>
+          <w:i w:val="0"/>
+          <w:sz w:val="22"/>
         </w:rPr>
         <w:t>：选一个你每天经过的地方（如每天坐的地铁站、常去的菜市场），每次经过时在心里祝福那里的人。</w:t>
       </w:r>
@@ -3757,13 +5698,19 @@
       </w:pPr>
       <w:r>
         <w:rPr>
+          <w:rFonts w:ascii="宋体" w:hAnsi="宋体" w:eastAsia="宋体"/>
           <w:b/>
+          <w:i w:val="0"/>
+          <w:sz w:val="22"/>
         </w:rPr>
         <w:t>回向</w:t>
       </w:r>
       <w:r>
         <w:rPr>
+          <w:rFonts w:ascii="宋体" w:hAnsi="宋体" w:eastAsia="宋体"/>
           <w:b w:val="0"/>
+          <w:i w:val="0"/>
+          <w:sz w:val="22"/>
         </w:rPr>
         <w:t>（一起念）：</w:t>
       </w:r>
@@ -3774,13 +5721,19 @@
       </w:pPr>
       <w:r>
         <w:rPr>
+          <w:rFonts w:ascii="宋体" w:hAnsi="宋体" w:eastAsia="宋体"/>
           <w:b/>
+          <w:i w:val="0"/>
+          <w:sz w:val="22"/>
         </w:rPr>
         <w:t>每人一句话</w:t>
       </w:r>
       <w:r>
         <w:rPr>
+          <w:rFonts w:ascii="宋体" w:hAnsi="宋体" w:eastAsia="宋体"/>
           <w:b w:val="0"/>
+          <w:i w:val="0"/>
+          <w:sz w:val="22"/>
         </w:rPr>
         <w:t>：四种心态里，哪一种让你最有感觉？</w:t>
       </w:r>
@@ -3791,13 +5744,19 @@
       </w:pPr>
       <w:r>
         <w:rPr>
+          <w:rFonts w:ascii="宋体" w:hAnsi="宋体" w:eastAsia="宋体"/>
           <w:b/>
+          <w:i w:val="0"/>
+          <w:sz w:val="22"/>
         </w:rPr>
         <w:t>下周预告</w:t>
       </w:r>
       <w:r>
         <w:rPr>
+          <w:rFonts w:ascii="宋体" w:hAnsi="宋体" w:eastAsia="宋体"/>
           <w:b w:val="0"/>
+          <w:i w:val="0"/>
+          <w:sz w:val="22"/>
         </w:rPr>
         <w:t>：下周是实践课——把慈心融入日常生活（睡觉前、人际冲突时、禅修前）。</w:t>
       </w:r>
@@ -3808,13 +5767,19 @@
       </w:pPr>
       <w:r>
         <w:rPr>
+          <w:rFonts w:ascii="宋体" w:hAnsi="宋体" w:eastAsia="宋体"/>
           <w:b/>
+          <w:i w:val="0"/>
+          <w:sz w:val="22"/>
         </w:rPr>
         <w:t>本周作业</w:t>
       </w:r>
       <w:r>
         <w:rPr>
+          <w:rFonts w:ascii="宋体" w:hAnsi="宋体" w:eastAsia="宋体"/>
           <w:b w:val="0"/>
+          <w:i w:val="0"/>
+          <w:sz w:val="22"/>
         </w:rPr>
         <w:t>：本周特别注意"随喜"——当别人被表扬、成功时，观察自己的第一反应。</w:t>
       </w:r>
@@ -3825,13 +5790,19 @@
       </w:pPr>
       <w:r>
         <w:rPr>
+          <w:rFonts w:ascii="宋体" w:hAnsi="宋体" w:eastAsia="宋体"/>
           <w:b/>
+          <w:i w:val="0"/>
+          <w:sz w:val="22"/>
         </w:rPr>
         <w:t>回向</w:t>
       </w:r>
       <w:r>
         <w:rPr>
+          <w:rFonts w:ascii="宋体" w:hAnsi="宋体" w:eastAsia="宋体"/>
           <w:b w:val="0"/>
+          <w:i w:val="0"/>
+          <w:sz w:val="22"/>
         </w:rPr>
         <w:t>（一起念）：</w:t>
       </w:r>
@@ -3839,83 +5810,127 @@
     <w:p>
       <w:r>
         <w:rPr>
+          <w:rFonts w:ascii="宋体" w:hAnsi="宋体" w:eastAsia="宋体"/>
           <w:b/>
+          <w:i w:val="0"/>
+          <w:sz w:val="22"/>
         </w:rPr>
         <w:t>回向（一起念）</w:t>
       </w:r>
       <w:r>
         <w:rPr>
+          <w:rFonts w:ascii="宋体" w:hAnsi="宋体" w:eastAsia="宋体"/>
           <w:b w:val="0"/>
+          <w:i w:val="0"/>
+          <w:sz w:val="22"/>
         </w:rPr>
         <w:t>：</w:t>
       </w:r>
     </w:p>
+    <w:tbl>
+      <w:tblPr>
+        <w:tblW w:type="auto" w:w="0"/>
+        <w:jc w:val="center"/>
+        <w:tblLook w:firstColumn="1" w:firstRow="1" w:lastColumn="0" w:lastRow="0" w:noHBand="0" w:noVBand="1" w:val="04A0"/>
+      </w:tblPr>
+      <w:tblGrid>
+        <w:gridCol w:w="9638"/>
+      </w:tblGrid>
+      <w:tr>
+        <w:tc>
+          <w:tcPr>
+            <w:tcW w:type="dxa" w:w="9638"/>
+            <w:shd w:val="clear" w:color="auto" w:fill="F2F8F4"/>
+            <w:tcBorders>
+              <w:start w:val="single" w:sz="24" w:color="2E7D4F"/>
+            </w:tcBorders>
+            <w:tcMar>
+              <w:top w:w="40" w:type="dxa"/>
+              <w:bottom w:w="40" w:type="dxa"/>
+              <w:start w:w="120" w:type="dxa"/>
+              <w:end w:w="120" w:type="dxa"/>
+            </w:tcMar>
+          </w:tcPr>
+          <w:p>
+            <w:pPr>
+              <w:spacing w:line="324" w:lineRule="auto" w:after="60"/>
+            </w:pPr>
+            <w:r/>
+            <w:r>
+              <w:rPr>
+                <w:rFonts w:ascii="宋体" w:hAnsi="宋体" w:eastAsia="宋体"/>
+                <w:b/>
+                <w:i w:val="0"/>
+                <w:color w:val="333333"/>
+                <w:sz w:val="22"/>
+              </w:rPr>
+              <w:t>愿我此功德，导向诸漏尽！</w:t>
+            </w:r>
+          </w:p>
+          <w:p>
+            <w:pPr>
+              <w:spacing w:line="324" w:lineRule="auto" w:after="60"/>
+            </w:pPr>
+            <w:r>
+              <w:rPr>
+                <w:rFonts w:ascii="宋体" w:hAnsi="宋体" w:eastAsia="宋体"/>
+                <w:b/>
+                <w:i w:val="0"/>
+                <w:color w:val="333333"/>
+                <w:sz w:val="22"/>
+              </w:rPr>
+              <w:t>愿我此功德，为证涅槃缘！</w:t>
+            </w:r>
+          </w:p>
+          <w:p>
+            <w:pPr>
+              <w:spacing w:line="324" w:lineRule="auto" w:after="60"/>
+            </w:pPr>
+            <w:r>
+              <w:rPr>
+                <w:rFonts w:ascii="宋体" w:hAnsi="宋体" w:eastAsia="宋体"/>
+                <w:b/>
+                <w:i w:val="0"/>
+                <w:color w:val="333333"/>
+                <w:sz w:val="22"/>
+              </w:rPr>
+              <w:t>我此功德分，回向诸有情！</w:t>
+            </w:r>
+          </w:p>
+          <w:p>
+            <w:pPr>
+              <w:spacing w:line="324" w:lineRule="auto" w:after="60"/>
+            </w:pPr>
+            <w:r>
+              <w:rPr>
+                <w:rFonts w:ascii="宋体" w:hAnsi="宋体" w:eastAsia="宋体"/>
+                <w:b/>
+                <w:i w:val="0"/>
+                <w:color w:val="333333"/>
+                <w:sz w:val="22"/>
+              </w:rPr>
+              <w:t>愿彼等一切，同得功德分！</w:t>
+            </w:r>
+          </w:p>
+        </w:tc>
+      </w:tr>
+    </w:tbl>
     <w:p>
       <w:pPr>
-        <w:ind w:left="170"/>
-        <w:pBdr>
-          <w:left w:val="single" w:sz="18" w:space="4" w:color="1E4620"/>
-        </w:pBdr>
-        <w:shd w:val="clear" w:fill="F2F5FA"/>
+        <w:spacing w:after="40"/>
+      </w:pPr>
+    </w:p>
+    <w:p>
+      <w:pPr>
+        <w:spacing w:before="200"/>
       </w:pPr>
       <w:r>
         <w:rPr>
-          <w:b/>
-        </w:rPr>
-        <w:t>愿我此功德，导向诸漏尽！</w:t>
-      </w:r>
-    </w:p>
-    <w:p>
-      <w:pPr>
-        <w:ind w:left="170"/>
-        <w:pBdr>
-          <w:left w:val="single" w:sz="18" w:space="4" w:color="1E4620"/>
-        </w:pBdr>
-        <w:shd w:val="clear" w:fill="F2F5FA"/>
-      </w:pPr>
-      <w:r>
-        <w:rPr>
-          <w:b/>
-        </w:rPr>
-        <w:t>愿我此功德，为证涅槃缘！</w:t>
-      </w:r>
-    </w:p>
-    <w:p>
-      <w:pPr>
-        <w:ind w:left="170"/>
-        <w:pBdr>
-          <w:left w:val="single" w:sz="18" w:space="4" w:color="1E4620"/>
-        </w:pBdr>
-        <w:shd w:val="clear" w:fill="F2F5FA"/>
-      </w:pPr>
-      <w:r>
-        <w:rPr>
-          <w:b/>
-        </w:rPr>
-        <w:t>我此功德分，回向诸有情！</w:t>
-      </w:r>
-    </w:p>
-    <w:p>
-      <w:pPr>
-        <w:ind w:left="170"/>
-        <w:pBdr>
-          <w:left w:val="single" w:sz="18" w:space="4" w:color="1E4620"/>
-        </w:pBdr>
-        <w:shd w:val="clear" w:fill="F2F5FA"/>
-      </w:pPr>
-      <w:r>
-        <w:rPr>
-          <w:b/>
-        </w:rPr>
-        <w:t>愿彼等一切，同得功德分！</w:t>
-      </w:r>
-    </w:p>
-    <w:p>
-      <w:r>
-        <w:rPr>
-          <w:b/>
-          <w:color w:val="1E4620"/>
-          <w:sz w:val="26"/>
+          <w:rFonts w:ascii="微软雅黑" w:hAnsi="微软雅黑" w:eastAsia="微软雅黑"/>
+          <w:b w:val="0"/>
+          <w:i w:val="0"/>
+          <w:color w:val="1E5631"/>
+          <w:sz w:val="28"/>
         </w:rPr>
         <w:t>📚 延伸阅读（课后自由选读，均为文字版）</w:t>
       </w:r>
@@ -3924,6 +5939,7 @@
       <w:tblPr>
         <w:tblStyle w:val="TableGrid"/>
         <w:tblW w:type="auto" w:w="0"/>
+        <w:jc w:val="center"/>
         <w:tblLook w:firstColumn="1" w:firstRow="1" w:lastColumn="0" w:lastRow="0" w:noHBand="0" w:noVBand="1" w:val="04A0"/>
       </w:tblPr>
       <w:tblGrid>
@@ -3935,19 +5951,17 @@
         <w:tc>
           <w:tcPr>
             <w:tcW w:type="dxa" w:w="3213"/>
-            <w:shd w:val="clear" w:fill="1E4620"/>
+            <w:shd w:val="clear" w:color="auto" w:fill="1E5631"/>
           </w:tcPr>
           <w:p>
+            <w:r/>
             <w:r>
               <w:rPr>
-                <w:sz w:val="18"/>
-              </w:rPr>
-            </w:r>
-            <w:r>
-              <w:rPr>
+                <w:rFonts w:ascii="微软雅黑" w:hAnsi="微软雅黑" w:eastAsia="微软雅黑"/>
                 <w:b w:val="0"/>
+                <w:i w:val="0"/>
                 <w:color w:val="FFFFFF"/>
-                <w:sz w:val="18"/>
+                <w:sz w:val="20"/>
               </w:rPr>
               <w:t>标题</w:t>
             </w:r>
@@ -3956,19 +5970,17 @@
         <w:tc>
           <w:tcPr>
             <w:tcW w:type="dxa" w:w="3213"/>
-            <w:shd w:val="clear" w:fill="1E4620"/>
+            <w:shd w:val="clear" w:color="auto" w:fill="1E5631"/>
           </w:tcPr>
           <w:p>
+            <w:r/>
             <w:r>
               <w:rPr>
-                <w:sz w:val="18"/>
-              </w:rPr>
-            </w:r>
-            <w:r>
-              <w:rPr>
+                <w:rFonts w:ascii="微软雅黑" w:hAnsi="微软雅黑" w:eastAsia="微软雅黑"/>
                 <w:b w:val="0"/>
+                <w:i w:val="0"/>
                 <w:color w:val="FFFFFF"/>
-                <w:sz w:val="18"/>
+                <w:sz w:val="20"/>
               </w:rPr>
               <w:t>media_id</w:t>
             </w:r>
@@ -3977,19 +5989,17 @@
         <w:tc>
           <w:tcPr>
             <w:tcW w:type="dxa" w:w="3213"/>
-            <w:shd w:val="clear" w:fill="1E4620"/>
+            <w:shd w:val="clear" w:color="auto" w:fill="1E5631"/>
           </w:tcPr>
           <w:p>
+            <w:r/>
             <w:r>
               <w:rPr>
-                <w:sz w:val="18"/>
-              </w:rPr>
-            </w:r>
-            <w:r>
-              <w:rPr>
+                <w:rFonts w:ascii="微软雅黑" w:hAnsi="微软雅黑" w:eastAsia="微软雅黑"/>
                 <w:b w:val="0"/>
+                <w:i w:val="0"/>
                 <w:color w:val="FFFFFF"/>
-                <w:sz w:val="18"/>
+                <w:sz w:val="20"/>
               </w:rPr>
               <w:t>打开方式</w:t>
             </w:r>
@@ -4002,15 +6012,13 @@
             <w:tcW w:type="dxa" w:w="3213"/>
           </w:tcPr>
           <w:p>
+            <w:r/>
             <w:r>
               <w:rPr>
-                <w:sz w:val="18"/>
-              </w:rPr>
-            </w:r>
-            <w:r>
-              <w:rPr>
+                <w:rFonts w:ascii="宋体" w:hAnsi="宋体" w:eastAsia="宋体"/>
                 <w:b w:val="0"/>
-                <w:sz w:val="18"/>
+                <w:i w:val="0"/>
+                <w:sz w:val="20"/>
               </w:rPr>
               <w:t>第189讲 五盖3（docx文字版）</w:t>
             </w:r>
@@ -4021,17 +6029,15 @@
             <w:tcW w:type="dxa" w:w="3213"/>
           </w:tcPr>
           <w:p>
+            <w:r/>
             <w:r>
               <w:rPr>
-                <w:sz w:val="18"/>
+                <w:rFonts w:ascii="宋体" w:hAnsi="宋体" w:eastAsia="宋体"/>
+                <w:b w:val="0"/>
+                <w:i w:val="0"/>
+                <w:sz w:val="20"/>
               </w:rPr>
-            </w:r>
-            <w:r>
-              <w:rPr>
-                <w:b w:val="0"/>
-                <w:sz w:val="18"/>
-              </w:rPr>
-              <w:t>word_d0dd1c0cd17209afe241ece24bf6b7b4_d03b0c87881adbd141fd68f2dc9947ca7439961422831605</w:t>
+              <w:t>`word_d0dd1c0cd17209afe241ece24bf6b7b4_d03b0c87881adbd141fd68f2dc9947ca7439961422831605`</w:t>
             </w:r>
           </w:p>
         </w:tc>
@@ -4040,15 +6046,13 @@
             <w:tcW w:type="dxa" w:w="3213"/>
           </w:tcPr>
           <w:p>
+            <w:r/>
             <w:r>
               <w:rPr>
-                <w:sz w:val="18"/>
-              </w:rPr>
-            </w:r>
-            <w:r>
-              <w:rPr>
+                <w:rFonts w:ascii="宋体" w:hAnsi="宋体" w:eastAsia="宋体"/>
                 <w:b w:val="0"/>
-                <w:sz w:val="18"/>
+                <w:i w:val="0"/>
+                <w:sz w:val="20"/>
               </w:rPr>
               <w:t>ima知识库搜索「189讲 五盖3」</w:t>
             </w:r>
@@ -4059,18 +6063,16 @@
         <w:tc>
           <w:tcPr>
             <w:tcW w:type="dxa" w:w="3213"/>
-            <w:shd w:val="clear" w:fill="F2F5FA"/>
+            <w:shd w:val="clear" w:color="auto" w:fill="F8FAFC"/>
           </w:tcPr>
           <w:p>
+            <w:r/>
             <w:r>
               <w:rPr>
-                <w:sz w:val="18"/>
-              </w:rPr>
-            </w:r>
-            <w:r>
-              <w:rPr>
+                <w:rFonts w:ascii="宋体" w:hAnsi="宋体" w:eastAsia="宋体"/>
                 <w:b w:val="0"/>
-                <w:sz w:val="18"/>
+                <w:i w:val="0"/>
+                <w:sz w:val="20"/>
               </w:rPr>
               <w:t>天湖寺早晚课诵本（PDF，含慈爱散播念诵）</w:t>
             </w:r>
@@ -4079,38 +6081,34 @@
         <w:tc>
           <w:tcPr>
             <w:tcW w:type="dxa" w:w="3213"/>
-            <w:shd w:val="clear" w:fill="F2F5FA"/>
+            <w:shd w:val="clear" w:color="auto" w:fill="F8FAFC"/>
           </w:tcPr>
           <w:p>
+            <w:r/>
             <w:r>
               <w:rPr>
-                <w:sz w:val="18"/>
+                <w:rFonts w:ascii="宋体" w:hAnsi="宋体" w:eastAsia="宋体"/>
+                <w:b w:val="0"/>
+                <w:i w:val="0"/>
+                <w:sz w:val="20"/>
               </w:rPr>
-            </w:r>
-            <w:r>
-              <w:rPr>
-                <w:b w:val="0"/>
-                <w:sz w:val="18"/>
-              </w:rPr>
-              <w:t>pdf_d0dd1c0cd17209afe241ece24bf6b7b4_6f25861a789aee54d314c7169431cab57439961422831605</w:t>
+              <w:t>`pdf_d0dd1c0cd17209afe241ece24bf6b7b4_6f25861a789aee54d314c7169431cab57439961422831605`</w:t>
             </w:r>
           </w:p>
         </w:tc>
         <w:tc>
           <w:tcPr>
             <w:tcW w:type="dxa" w:w="3213"/>
-            <w:shd w:val="clear" w:fill="F2F5FA"/>
+            <w:shd w:val="clear" w:color="auto" w:fill="F8FAFC"/>
           </w:tcPr>
           <w:p>
+            <w:r/>
             <w:r>
               <w:rPr>
-                <w:sz w:val="18"/>
-              </w:rPr>
-            </w:r>
-            <w:r>
-              <w:rPr>
+                <w:rFonts w:ascii="宋体" w:hAnsi="宋体" w:eastAsia="宋体"/>
                 <w:b w:val="0"/>
-                <w:sz w:val="18"/>
+                <w:i w:val="0"/>
+                <w:sz w:val="20"/>
               </w:rPr>
               <w:t>ima知识库搜索「天湖寺早晚课诵本」</w:t>
             </w:r>
@@ -4123,15 +6121,13 @@
             <w:tcW w:type="dxa" w:w="3213"/>
           </w:tcPr>
           <w:p>
+            <w:r/>
             <w:r>
               <w:rPr>
-                <w:sz w:val="18"/>
-              </w:rPr>
-            </w:r>
-            <w:r>
-              <w:rPr>
+                <w:rFonts w:ascii="宋体" w:hAnsi="宋体" w:eastAsia="宋体"/>
                 <w:b w:val="0"/>
-                <w:sz w:val="18"/>
+                <w:i w:val="0"/>
+                <w:sz w:val="20"/>
               </w:rPr>
               <w:t>第90讲 命根2-慈1（PDF课件完整版）</w:t>
             </w:r>
@@ -4142,17 +6138,15 @@
             <w:tcW w:type="dxa" w:w="3213"/>
           </w:tcPr>
           <w:p>
+            <w:r/>
             <w:r>
               <w:rPr>
-                <w:sz w:val="18"/>
+                <w:rFonts w:ascii="宋体" w:hAnsi="宋体" w:eastAsia="宋体"/>
+                <w:b w:val="0"/>
+                <w:i w:val="0"/>
+                <w:sz w:val="20"/>
               </w:rPr>
-            </w:r>
-            <w:r>
-              <w:rPr>
-                <w:b w:val="0"/>
-                <w:sz w:val="18"/>
-              </w:rPr>
-              <w:t>pdf_d0dd1c0cd17209afe241ece24bf6b7b4_cb3f88559d5185b079e299b66a22b05c7439961422831605</w:t>
+              <w:t>`pdf_d0dd1c0cd17209afe241ece24bf6b7b4_cb3f88559d5185b079e299b66a22b05c7439961422831605`</w:t>
             </w:r>
           </w:p>
         </w:tc>
@@ -4161,15 +6155,13 @@
             <w:tcW w:type="dxa" w:w="3213"/>
           </w:tcPr>
           <w:p>
+            <w:r/>
             <w:r>
               <w:rPr>
-                <w:sz w:val="18"/>
-              </w:rPr>
-            </w:r>
-            <w:r>
-              <w:rPr>
+                <w:rFonts w:ascii="宋体" w:hAnsi="宋体" w:eastAsia="宋体"/>
                 <w:b w:val="0"/>
-                <w:sz w:val="18"/>
+                <w:i w:val="0"/>
+                <w:sz w:val="20"/>
               </w:rPr>
               <w:t>ima知识库搜索「第90讲 命根2」</w:t>
             </w:r>
@@ -4180,18 +6172,16 @@
         <w:tc>
           <w:tcPr>
             <w:tcW w:type="dxa" w:w="3213"/>
-            <w:shd w:val="clear" w:fill="F2F5FA"/>
+            <w:shd w:val="clear" w:color="auto" w:fill="F8FAFC"/>
           </w:tcPr>
           <w:p>
+            <w:r/>
             <w:r>
               <w:rPr>
-                <w:sz w:val="18"/>
-              </w:rPr>
-            </w:r>
-            <w:r>
-              <w:rPr>
+                <w:rFonts w:ascii="宋体" w:hAnsi="宋体" w:eastAsia="宋体"/>
                 <w:b w:val="0"/>
-                <w:sz w:val="18"/>
+                <w:i w:val="0"/>
+                <w:sz w:val="20"/>
               </w:rPr>
               <w:t>十一集·增支部（PDF，慈心经十一种果报）</w:t>
             </w:r>
@@ -4200,38 +6190,34 @@
         <w:tc>
           <w:tcPr>
             <w:tcW w:type="dxa" w:w="3213"/>
-            <w:shd w:val="clear" w:fill="F2F5FA"/>
+            <w:shd w:val="clear" w:color="auto" w:fill="F8FAFC"/>
           </w:tcPr>
           <w:p>
+            <w:r/>
             <w:r>
               <w:rPr>
-                <w:sz w:val="18"/>
+                <w:rFonts w:ascii="宋体" w:hAnsi="宋体" w:eastAsia="宋体"/>
+                <w:b w:val="0"/>
+                <w:i w:val="0"/>
+                <w:sz w:val="20"/>
               </w:rPr>
-            </w:r>
-            <w:r>
-              <w:rPr>
-                <w:b w:val="0"/>
-                <w:sz w:val="18"/>
-              </w:rPr>
-              <w:t>pdf_d0dd1c0cd17209afe241ece24bf6b7b4_7dd7f986d02cb8adec0fdb7615321f9d7439961422831605</w:t>
+              <w:t>`pdf_d0dd1c0cd17209afe241ece24bf6b7b4_7dd7f986d02cb8adec0fdb7615321f9d7439961422831605`</w:t>
             </w:r>
           </w:p>
         </w:tc>
         <w:tc>
           <w:tcPr>
             <w:tcW w:type="dxa" w:w="3213"/>
-            <w:shd w:val="clear" w:fill="F2F5FA"/>
+            <w:shd w:val="clear" w:color="auto" w:fill="F8FAFC"/>
           </w:tcPr>
           <w:p>
+            <w:r/>
             <w:r>
               <w:rPr>
-                <w:sz w:val="18"/>
-              </w:rPr>
-            </w:r>
-            <w:r>
-              <w:rPr>
+                <w:rFonts w:ascii="宋体" w:hAnsi="宋体" w:eastAsia="宋体"/>
                 <w:b w:val="0"/>
-                <w:sz w:val="18"/>
+                <w:i w:val="0"/>
+                <w:sz w:val="20"/>
               </w:rPr>
               <w:t>ima知识库搜索「十一集」</w:t>
             </w:r>
@@ -4241,114 +6227,308 @@
     </w:tbl>
     <w:p>
       <w:pPr>
-        <w:ind w:left="170"/>
-        <w:pBdr>
-          <w:left w:val="single" w:sz="18" w:space="4" w:color="1E4620"/>
-        </w:pBdr>
-        <w:shd w:val="clear" w:fill="F2F5FA"/>
+        <w:spacing w:after="40"/>
       </w:pPr>
-      <w:r>
-        <w:rPr>
-          <w:b w:val="0"/>
-        </w:rPr>
-        <w:t>📌 以上均为文字版资料 media_id（与《原文全集》附录资料清单一致）；完整原文文字已全部嵌入本文档上文「共读原文」部分，无需再去知识库查阅。</w:t>
-      </w:r>
     </w:p>
+    <w:tbl>
+      <w:tblPr>
+        <w:tblW w:type="auto" w:w="0"/>
+        <w:jc w:val="center"/>
+        <w:tblLook w:firstColumn="1" w:firstRow="1" w:lastColumn="0" w:lastRow="0" w:noHBand="0" w:noVBand="1" w:val="04A0"/>
+      </w:tblPr>
+      <w:tblGrid>
+        <w:gridCol w:w="9638"/>
+      </w:tblGrid>
+      <w:tr>
+        <w:tc>
+          <w:tcPr>
+            <w:tcW w:type="dxa" w:w="9638"/>
+            <w:shd w:val="clear" w:color="auto" w:fill="F2F8F4"/>
+            <w:tcBorders>
+              <w:start w:val="single" w:sz="24" w:color="2E7D4F"/>
+            </w:tcBorders>
+            <w:tcMar>
+              <w:top w:w="40" w:type="dxa"/>
+              <w:bottom w:w="40" w:type="dxa"/>
+              <w:start w:w="120" w:type="dxa"/>
+              <w:end w:w="120" w:type="dxa"/>
+            </w:tcMar>
+          </w:tcPr>
+          <w:p>
+            <w:pPr>
+              <w:spacing w:line="324" w:lineRule="auto" w:after="60"/>
+            </w:pPr>
+            <w:r/>
+            <w:r>
+              <w:rPr>
+                <w:rFonts w:ascii="宋体" w:hAnsi="宋体" w:eastAsia="宋体"/>
+                <w:b w:val="0"/>
+                <w:i w:val="0"/>
+                <w:color w:val="333333"/>
+                <w:sz w:val="22"/>
+              </w:rPr>
+              <w:t>📌 以上均为文字版资料 media_id（与《原文全集》附录资料清单一致）；完整原文文字已全部嵌入本文档上文「共读原文」部分，无需再去知识库查阅。</w:t>
+            </w:r>
+          </w:p>
+        </w:tc>
+      </w:tr>
+    </w:tbl>
     <w:p>
       <w:pPr>
-        <w:ind w:left="170"/>
-        <w:pBdr>
-          <w:left w:val="single" w:sz="18" w:space="4" w:color="1E4620"/>
-        </w:pBdr>
-        <w:shd w:val="clear" w:fill="F2F5FA"/>
+        <w:spacing w:after="40"/>
       </w:pPr>
-      <w:r>
-        <w:rPr>
-          <w:b w:val="0"/>
-        </w:rPr>
-        <w:t xml:space="preserve">📚 </w:t>
-      </w:r>
-      <w:r>
-        <w:rPr>
-          <w:b/>
-        </w:rPr>
-        <w:t>下一份文档</w:t>
-      </w:r>
-      <w:r>
-        <w:rPr>
-          <w:b w:val="0"/>
-        </w:rPr>
-        <w:t>：第6周_四无量心-慈悲喜舍_学员版.md</w:t>
-      </w:r>
     </w:p>
+    <w:tbl>
+      <w:tblPr>
+        <w:tblW w:type="auto" w:w="0"/>
+        <w:jc w:val="center"/>
+        <w:tblLook w:firstColumn="1" w:firstRow="1" w:lastColumn="0" w:lastRow="0" w:noHBand="0" w:noVBand="1" w:val="04A0"/>
+      </w:tblPr>
+      <w:tblGrid>
+        <w:gridCol w:w="9638"/>
+      </w:tblGrid>
+      <w:tr>
+        <w:tc>
+          <w:tcPr>
+            <w:tcW w:type="dxa" w:w="9638"/>
+            <w:shd w:val="clear" w:color="auto" w:fill="F2F8F4"/>
+            <w:tcBorders>
+              <w:start w:val="single" w:sz="24" w:color="2E7D4F"/>
+            </w:tcBorders>
+            <w:tcMar>
+              <w:top w:w="40" w:type="dxa"/>
+              <w:bottom w:w="40" w:type="dxa"/>
+              <w:start w:w="120" w:type="dxa"/>
+              <w:end w:w="120" w:type="dxa"/>
+            </w:tcMar>
+          </w:tcPr>
+          <w:p>
+            <w:pPr>
+              <w:spacing w:line="324" w:lineRule="auto" w:after="60"/>
+            </w:pPr>
+            <w:r/>
+            <w:r>
+              <w:rPr>
+                <w:rFonts w:ascii="宋体" w:hAnsi="宋体" w:eastAsia="宋体"/>
+                <w:b w:val="0"/>
+                <w:i w:val="0"/>
+                <w:color w:val="333333"/>
+                <w:sz w:val="22"/>
+              </w:rPr>
+              <w:t xml:space="preserve">📚 </w:t>
+            </w:r>
+            <w:r>
+              <w:rPr>
+                <w:rFonts w:ascii="宋体" w:hAnsi="宋体" w:eastAsia="宋体"/>
+                <w:b/>
+                <w:i w:val="0"/>
+                <w:color w:val="333333"/>
+                <w:sz w:val="22"/>
+              </w:rPr>
+              <w:t>下一份文档</w:t>
+            </w:r>
+            <w:r>
+              <w:rPr>
+                <w:rFonts w:ascii="宋体" w:hAnsi="宋体" w:eastAsia="宋体"/>
+                <w:b w:val="0"/>
+                <w:i w:val="0"/>
+                <w:color w:val="333333"/>
+                <w:sz w:val="22"/>
+              </w:rPr>
+              <w:t>：`第6周_四无量心-慈悲喜舍_学员版.md`</w:t>
+            </w:r>
+          </w:p>
+        </w:tc>
+      </w:tr>
+    </w:tbl>
     <w:p>
       <w:pPr>
-        <w:ind w:left="170"/>
-        <w:pBdr>
-          <w:left w:val="single" w:sz="18" w:space="4" w:color="1E4620"/>
-        </w:pBdr>
-        <w:shd w:val="clear" w:fill="F2F5FA"/>
+        <w:spacing w:after="40"/>
       </w:pPr>
-      <w:r>
-        <w:rPr>
-          <w:b w:val="0"/>
-        </w:rPr>
-        <w:t>📌 以上均为文字版资料 media_id（与《原文全集》附录资料清单一致）；完整原文文字已全部嵌入本文文档上文「共读原文」部分，无需再去知识库查阅。</w:t>
-      </w:r>
     </w:p>
+    <w:tbl>
+      <w:tblPr>
+        <w:tblW w:type="auto" w:w="0"/>
+        <w:jc w:val="center"/>
+        <w:tblLook w:firstColumn="1" w:firstRow="1" w:lastColumn="0" w:lastRow="0" w:noHBand="0" w:noVBand="1" w:val="04A0"/>
+      </w:tblPr>
+      <w:tblGrid>
+        <w:gridCol w:w="9638"/>
+      </w:tblGrid>
+      <w:tr>
+        <w:tc>
+          <w:tcPr>
+            <w:tcW w:type="dxa" w:w="9638"/>
+            <w:shd w:val="clear" w:color="auto" w:fill="F2F8F4"/>
+            <w:tcBorders>
+              <w:start w:val="single" w:sz="24" w:color="2E7D4F"/>
+            </w:tcBorders>
+            <w:tcMar>
+              <w:top w:w="40" w:type="dxa"/>
+              <w:bottom w:w="40" w:type="dxa"/>
+              <w:start w:w="120" w:type="dxa"/>
+              <w:end w:w="120" w:type="dxa"/>
+            </w:tcMar>
+          </w:tcPr>
+          <w:p>
+            <w:pPr>
+              <w:spacing w:line="324" w:lineRule="auto" w:after="60"/>
+            </w:pPr>
+            <w:r/>
+            <w:r>
+              <w:rPr>
+                <w:rFonts w:ascii="宋体" w:hAnsi="宋体" w:eastAsia="宋体"/>
+                <w:b w:val="0"/>
+                <w:i w:val="0"/>
+                <w:color w:val="333333"/>
+                <w:sz w:val="22"/>
+              </w:rPr>
+              <w:t>📌 以上均为文字版资料 media_id（与《原文全集》附录资料清单一致）；完整原文文字已全部嵌入本文文档上文「共读原文」部分，无需再去知识库查阅。</w:t>
+            </w:r>
+          </w:p>
+        </w:tc>
+      </w:tr>
+    </w:tbl>
     <w:p>
       <w:pPr>
-        <w:ind w:left="170"/>
-        <w:pBdr>
-          <w:left w:val="single" w:sz="18" w:space="4" w:color="1E4620"/>
-        </w:pBdr>
-        <w:shd w:val="clear" w:fill="F2F5FA"/>
+        <w:spacing w:after="40"/>
       </w:pPr>
-      <w:r>
-        <w:rPr>
-          <w:b w:val="0"/>
-        </w:rPr>
-        <w:t xml:space="preserve">📚 </w:t>
-      </w:r>
-      <w:r>
-        <w:rPr>
-          <w:b/>
-        </w:rPr>
-        <w:t>下一份文档</w:t>
-      </w:r>
-      <w:r>
-        <w:rPr>
-          <w:b w:val="0"/>
-        </w:rPr>
-        <w:t>：第7周_慈心禅的实修深化与入出息念配合_学员版.md</w:t>
-      </w:r>
     </w:p>
+    <w:tbl>
+      <w:tblPr>
+        <w:tblW w:type="auto" w:w="0"/>
+        <w:jc w:val="center"/>
+        <w:tblLook w:firstColumn="1" w:firstRow="1" w:lastColumn="0" w:lastRow="0" w:noHBand="0" w:noVBand="1" w:val="04A0"/>
+      </w:tblPr>
+      <w:tblGrid>
+        <w:gridCol w:w="9638"/>
+      </w:tblGrid>
+      <w:tr>
+        <w:tc>
+          <w:tcPr>
+            <w:tcW w:type="dxa" w:w="9638"/>
+            <w:shd w:val="clear" w:color="auto" w:fill="F2F8F4"/>
+            <w:tcBorders>
+              <w:start w:val="single" w:sz="24" w:color="2E7D4F"/>
+            </w:tcBorders>
+            <w:tcMar>
+              <w:top w:w="40" w:type="dxa"/>
+              <w:bottom w:w="40" w:type="dxa"/>
+              <w:start w:w="120" w:type="dxa"/>
+              <w:end w:w="120" w:type="dxa"/>
+            </w:tcMar>
+          </w:tcPr>
+          <w:p>
+            <w:pPr>
+              <w:spacing w:line="324" w:lineRule="auto" w:after="60"/>
+            </w:pPr>
+            <w:r/>
+            <w:r>
+              <w:rPr>
+                <w:rFonts w:ascii="宋体" w:hAnsi="宋体" w:eastAsia="宋体"/>
+                <w:b w:val="0"/>
+                <w:i w:val="0"/>
+                <w:color w:val="333333"/>
+                <w:sz w:val="22"/>
+              </w:rPr>
+              <w:t xml:space="preserve">📚 </w:t>
+            </w:r>
+            <w:r>
+              <w:rPr>
+                <w:rFonts w:ascii="宋体" w:hAnsi="宋体" w:eastAsia="宋体"/>
+                <w:b/>
+                <w:i w:val="0"/>
+                <w:color w:val="333333"/>
+                <w:sz w:val="22"/>
+              </w:rPr>
+              <w:t>下一份文档</w:t>
+            </w:r>
+            <w:r>
+              <w:rPr>
+                <w:rFonts w:ascii="宋体" w:hAnsi="宋体" w:eastAsia="宋体"/>
+                <w:b w:val="0"/>
+                <w:i w:val="0"/>
+                <w:color w:val="333333"/>
+                <w:sz w:val="22"/>
+              </w:rPr>
+              <w:t>：`第7周_慈心禅的实修深化与入出息念配合_学员版.md`</w:t>
+            </w:r>
+          </w:p>
+        </w:tc>
+      </w:tr>
+    </w:tbl>
     <w:p>
       <w:pPr>
-        <w:ind w:left="170"/>
-        <w:pBdr>
-          <w:left w:val="single" w:sz="18" w:space="4" w:color="1E4620"/>
-        </w:pBdr>
-        <w:shd w:val="clear" w:fill="F2F5FA"/>
+        <w:spacing w:after="40"/>
       </w:pPr>
-      <w:r>
-        <w:rPr>
-          <w:b w:val="0"/>
-        </w:rPr>
-        <w:t xml:space="preserve">📚 </w:t>
-      </w:r>
-      <w:r>
-        <w:rPr>
-          <w:b/>
-        </w:rPr>
-        <w:t>下一份文档</w:t>
-      </w:r>
-      <w:r>
-        <w:rPr>
-          <w:b w:val="0"/>
-        </w:rPr>
-        <w:t>：第4周_慈心的扩展与四无量心_学员版.md</w:t>
-      </w:r>
+    </w:p>
+    <w:tbl>
+      <w:tblPr>
+        <w:tblW w:type="auto" w:w="0"/>
+        <w:jc w:val="center"/>
+        <w:tblLook w:firstColumn="1" w:firstRow="1" w:lastColumn="0" w:lastRow="0" w:noHBand="0" w:noVBand="1" w:val="04A0"/>
+      </w:tblPr>
+      <w:tblGrid>
+        <w:gridCol w:w="9638"/>
+      </w:tblGrid>
+      <w:tr>
+        <w:tc>
+          <w:tcPr>
+            <w:tcW w:type="dxa" w:w="9638"/>
+            <w:shd w:val="clear" w:color="auto" w:fill="F2F8F4"/>
+            <w:tcBorders>
+              <w:start w:val="single" w:sz="24" w:color="2E7D4F"/>
+            </w:tcBorders>
+            <w:tcMar>
+              <w:top w:w="40" w:type="dxa"/>
+              <w:bottom w:w="40" w:type="dxa"/>
+              <w:start w:w="120" w:type="dxa"/>
+              <w:end w:w="120" w:type="dxa"/>
+            </w:tcMar>
+          </w:tcPr>
+          <w:p>
+            <w:pPr>
+              <w:spacing w:line="324" w:lineRule="auto" w:after="60"/>
+            </w:pPr>
+            <w:r/>
+            <w:r>
+              <w:rPr>
+                <w:rFonts w:ascii="宋体" w:hAnsi="宋体" w:eastAsia="宋体"/>
+                <w:b w:val="0"/>
+                <w:i w:val="0"/>
+                <w:color w:val="333333"/>
+                <w:sz w:val="22"/>
+              </w:rPr>
+              <w:t xml:space="preserve">📚 </w:t>
+            </w:r>
+            <w:r>
+              <w:rPr>
+                <w:rFonts w:ascii="宋体" w:hAnsi="宋体" w:eastAsia="宋体"/>
+                <w:b/>
+                <w:i w:val="0"/>
+                <w:color w:val="333333"/>
+                <w:sz w:val="22"/>
+              </w:rPr>
+              <w:t>下一份文档</w:t>
+            </w:r>
+            <w:r>
+              <w:rPr>
+                <w:rFonts w:ascii="宋体" w:hAnsi="宋体" w:eastAsia="宋体"/>
+                <w:b w:val="0"/>
+                <w:i w:val="0"/>
+                <w:color w:val="333333"/>
+                <w:sz w:val="22"/>
+              </w:rPr>
+              <w:t>：`第4周_慈心的扩展与四无量心_学员版.md`</w:t>
+            </w:r>
+          </w:p>
+        </w:tc>
+      </w:tr>
+    </w:tbl>
+    <w:p>
+      <w:pPr>
+        <w:spacing w:after="40"/>
+      </w:pPr>
     </w:p>
     <w:sectPr>
       <w:headerReference w:type="default" r:id="rId9"/>
@@ -4370,10 +6550,35 @@
       <w:jc w:val="center"/>
     </w:pPr>
     <w:r>
-      <w:fldChar w:fldCharType="begin"/>
-      <w:instrText xml:space="preserve">PAGE</w:instrText>
-      <w:fldChar w:fldCharType="end"/>
+      <w:rPr>
+        <w:rFonts w:ascii="宋体" w:hAnsi="宋体" w:eastAsia="宋体"/>
+        <w:b w:val="0"/>
+        <w:i w:val="0"/>
+        <w:color w:val="808080"/>
+        <w:sz w:val="18"/>
+      </w:rPr>
     </w:r>
+    <w:fldSimple w:instr="PAGE"/>
+    <w:r>
+      <w:rPr>
+        <w:rFonts w:ascii="宋体" w:hAnsi="宋体" w:eastAsia="宋体"/>
+        <w:b w:val="0"/>
+        <w:i w:val="0"/>
+        <w:color w:val="808080"/>
+        <w:sz w:val="18"/>
+      </w:rPr>
+      <w:t xml:space="preserve">  / </w:t>
+    </w:r>
+    <w:r>
+      <w:rPr>
+        <w:rFonts w:ascii="宋体" w:hAnsi="宋体" w:eastAsia="宋体"/>
+        <w:b w:val="0"/>
+        <w:i w:val="0"/>
+        <w:color w:val="808080"/>
+        <w:sz w:val="18"/>
+      </w:rPr>
+    </w:r>
+    <w:fldSimple w:instr="NUMPAGES"/>
   </w:p>
 </w:ftr>
 </file>
@@ -4385,12 +6590,16 @@
       <w:pStyle w:val="Header"/>
       <w:jc w:val="center"/>
     </w:pPr>
+    <w:r/>
     <w:r>
       <w:rPr>
-        <w:color w:val="1E4620"/>
-        <w:sz w:val="16"/>
-      </w:rPr>
-      <w:t>读书会02 · 第3周 · 第三版修订（4周版） · 学员版</w:t>
+        <w:rFonts w:ascii="微软雅黑" w:hAnsi="微软雅黑" w:eastAsia="微软雅黑"/>
+        <w:b w:val="0"/>
+        <w:i w:val="0"/>
+        <w:color w:val="808080"/>
+        <w:sz w:val="18"/>
+      </w:rPr>
+      <w:t>第3周：慈心的扩展与四无量心　|　学员版</w:t>
     </w:r>
   </w:p>
 </w:hdr>
@@ -4759,9 +6968,12 @@
     <w:name w:val="Normal"/>
     <w:qFormat/>
     <w:rsid w:val="00FC693F"/>
+    <w:pPr>
+      <w:spacing w:line="348" w:lineRule="auto" w:after="100"/>
+    </w:pPr>
     <w:rPr>
-      <w:rFonts w:ascii="等线" w:hAnsi="等线" w:eastAsia="宋体"/>
-      <w:sz w:val="21"/>
+      <w:rFonts w:ascii="宋体" w:hAnsi="宋体" w:eastAsia="宋体"/>
+      <w:sz w:val="22"/>
     </w:rPr>
   </w:style>
   <w:style w:type="paragraph" w:styleId="Header">
